--- a/manual/downloads/docx-customization.docx
+++ b/manual/downloads/docx-customization.docx
@@ -12,7 +12,7 @@
       </w:r>
     </w:p>
     <w:bookmarkEnd w:id="20"/>
-    <w:bookmarkStart w:id="21" w:name="introduction"/>
+    <w:bookmarkStart w:id="21" w:name="SPEC-2-sec1"/>
     <w:p>
       <w:pPr>
         <w:pStyle w:val="Heading1"/>
@@ -215,7 +215,7 @@
       </w:r>
     </w:p>
     <w:bookmarkEnd w:id="21"/>
-    <w:bookmarkStart w:id="22" w:name="how-pandoc-referencedocx-works"/>
+    <w:bookmarkStart w:id="22" w:name="SPEC-2-sec2"/>
     <w:p>
       <w:pPr>
         <w:pStyle w:val="Heading1"/>
@@ -359,7 +359,7 @@
       </w:r>
     </w:p>
     <w:bookmarkEnd w:id="22"/>
-    <w:bookmarkStart w:id="30" w:name="style-presets"/>
+    <w:bookmarkStart w:id="30" w:name="SPEC-2-sec3"/>
     <w:p>
       <w:pPr>
         <w:pStyle w:val="Heading1"/>
@@ -391,7 +391,7 @@
         <w:t xml:space="preserve">models/{template}/styles/{preset}/preset.lua</w:t>
       </w:r>
     </w:p>
-    <w:bookmarkStart w:id="23" w:name="preset-table-structure"/>
+    <w:bookmarkStart w:id="23" w:name="SPEC-2-sec3.1"/>
     <w:p>
       <w:pPr>
         <w:pStyle w:val="Heading2"/>
@@ -414,12 +414,12 @@
     </w:p>
     <w:p>
       <w:pPr>
-        <w:spacing w:line="20" w:after="0" w:lineRule="exact" w:before="0"/>
+        <w:spacing w:after="0" w:lineRule="exact" w:line="20" w:before="0"/>
         <w:rPr>
           <w:sz w:val="2"/>
         </w:rPr>
       </w:pPr>
-      <w:bookmarkStart w:name="listing-src-docx-preset-structure" w:id="39329"/>
+      <w:bookmarkStart w:id="39329" w:name="listing-src-docx-preset-structure"/>
       <w:bookmarkEnd w:id="39329"/>
     </w:p>
     <w:p>
@@ -1595,7 +1595,7 @@
       </w:r>
     </w:p>
     <w:bookmarkEnd w:id="23"/>
-    <w:bookmarkStart w:id="24" w:name="paragraph-style-fields"/>
+    <w:bookmarkStart w:id="24" w:name="SPEC-2-sec3.2"/>
     <w:p>
       <w:pPr>
         <w:pStyle w:val="Heading2"/>
@@ -1610,12 +1610,12 @@
     </w:p>
     <w:p>
       <w:pPr>
-        <w:spacing w:line="20" w:after="0" w:lineRule="exact" w:before="0"/>
+        <w:spacing w:after="0" w:lineRule="exact" w:line="20" w:before="0"/>
         <w:rPr>
           <w:sz w:val="2"/>
         </w:rPr>
       </w:pPr>
-      <w:bookmarkStart w:name="csv-tbl-docx-paragraph-style" w:id="94716"/>
+      <w:bookmarkStart w:id="94716" w:name="csv-tbl-docx-paragraph-style"/>
       <w:bookmarkEnd w:id="94716"/>
     </w:p>
     <w:p>
@@ -1652,12 +1652,12 @@
         <w:tblLook w:firstRow="1" w:lastRow="0" w:firstColumn="0" w:lastColumn="0" w:noHBand="0" w:noVBand="0" w:val="0020"/>
         <w:jc w:val="start"/>
         <w:tblBorders>
-          <w:top w:val="single" w:sz="6" w:color="000000" w:space="0"/>
-          <w:left w:val="single" w:sz="6" w:color="000000" w:space="0"/>
-          <w:bottom w:val="single" w:sz="6" w:color="000000" w:space="0"/>
-          <w:right w:val="single" w:sz="6" w:color="000000" w:space="0"/>
-          <w:insideH w:val="single" w:sz="6" w:color="000000" w:space="0"/>
-          <w:insideV w:val="single" w:sz="6" w:color="000000" w:space="0"/>
+          <w:top w:color="000000" w:val="single" w:sz="6" w:space="0"/>
+          <w:left w:color="000000" w:val="single" w:sz="6" w:space="0"/>
+          <w:bottom w:color="000000" w:val="single" w:sz="6" w:space="0"/>
+          <w:right w:color="000000" w:val="single" w:sz="6" w:space="0"/>
+          <w:insideH w:color="000000" w:val="single" w:sz="6" w:space="0"/>
+          <w:insideV w:color="000000" w:val="single" w:sz="6" w:space="0"/>
         </w:tblBorders>
         <w:tblCellMar>
           <w:top w:type="dxa" w:w="57"/>
@@ -1684,8 +1684,8 @@
             <w:pPr>
               <w:pStyle w:val="Compact"/>
               <w:jc w:val="left"/>
-              <w:ind w:left="0" w:right="0" w:firstLine="0"/>
-              <w:spacing w:lineRule="auto" w:before="40" w:line="240" w:after="40"/>
+              <w:ind w:firstLine="0" w:right="0" w:left="0"/>
+              <w:spacing w:lineRule="auto" w:line="240" w:before="40" w:after="40"/>
             </w:pPr>
             <w:r>
               <w:rPr>
@@ -1703,8 +1703,8 @@
             <w:pPr>
               <w:pStyle w:val="Compact"/>
               <w:jc w:val="left"/>
-              <w:ind w:left="0" w:right="0" w:firstLine="0"/>
-              <w:spacing w:lineRule="auto" w:before="40" w:line="240" w:after="40"/>
+              <w:ind w:firstLine="0" w:right="0" w:left="0"/>
+              <w:spacing w:lineRule="auto" w:line="240" w:before="40" w:after="40"/>
             </w:pPr>
             <w:r>
               <w:rPr>
@@ -1722,8 +1722,8 @@
             <w:pPr>
               <w:pStyle w:val="Compact"/>
               <w:jc w:val="left"/>
-              <w:ind w:left="0" w:right="0" w:firstLine="0"/>
-              <w:spacing w:lineRule="auto" w:before="40" w:line="240" w:after="40"/>
+              <w:ind w:firstLine="0" w:right="0" w:left="0"/>
+              <w:spacing w:lineRule="auto" w:line="240" w:before="40" w:after="40"/>
             </w:pPr>
             <w:r>
               <w:rPr>
@@ -1741,8 +1741,8 @@
             <w:pPr>
               <w:pStyle w:val="Compact"/>
               <w:jc w:val="left"/>
-              <w:ind w:left="0" w:right="0" w:firstLine="0"/>
-              <w:spacing w:lineRule="auto" w:before="40" w:line="240" w:after="40"/>
+              <w:ind w:firstLine="0" w:right="0" w:left="0"/>
+              <w:spacing w:lineRule="auto" w:line="240" w:before="40" w:after="40"/>
             </w:pPr>
             <w:r>
               <w:rPr>
@@ -1760,8 +1760,8 @@
             <w:pPr>
               <w:pStyle w:val="Compact"/>
               <w:jc w:val="left"/>
-              <w:ind w:left="0" w:right="0" w:firstLine="0"/>
-              <w:spacing w:lineRule="auto" w:before="40" w:line="240" w:after="40"/>
+              <w:ind w:firstLine="0" w:right="0" w:left="0"/>
+              <w:spacing w:lineRule="auto" w:line="240" w:before="40" w:after="40"/>
             </w:pPr>
             <w:r>
               <w:rPr>
@@ -1777,8 +1777,8 @@
             <w:pPr>
               <w:pStyle w:val="Compact"/>
               <w:jc w:val="left"/>
-              <w:ind w:left="0" w:right="0" w:firstLine="0"/>
-              <w:spacing w:lineRule="auto" w:before="40" w:line="240" w:after="40"/>
+              <w:ind w:firstLine="0" w:right="0" w:left="0"/>
+              <w:spacing w:lineRule="auto" w:line="240" w:before="40" w:after="40"/>
             </w:pPr>
             <w:r>
               <w:t xml:space="preserve">string</w:t>
@@ -1791,8 +1791,8 @@
             <w:pPr>
               <w:pStyle w:val="Compact"/>
               <w:jc w:val="left"/>
-              <w:ind w:left="0" w:right="0" w:firstLine="0"/>
-              <w:spacing w:lineRule="auto" w:before="40" w:line="240" w:after="40"/>
+              <w:ind w:firstLine="0" w:right="0" w:left="0"/>
+              <w:spacing w:lineRule="auto" w:line="240" w:before="40" w:after="40"/>
             </w:pPr>
             <w:r>
               <w:t xml:space="preserve">required</w:t>
@@ -1805,8 +1805,8 @@
             <w:pPr>
               <w:pStyle w:val="Compact"/>
               <w:jc w:val="left"/>
-              <w:ind w:left="0" w:right="0" w:firstLine="0"/>
-              <w:spacing w:lineRule="auto" w:before="40" w:line="240" w:after="40"/>
+              <w:ind w:firstLine="0" w:right="0" w:left="0"/>
+              <w:spacing w:lineRule="auto" w:line="240" w:before="40" w:after="40"/>
             </w:pPr>
             <w:r>
               <w:t xml:space="preserve">Internal style ID (e.g.,</w:t>
@@ -1836,8 +1836,8 @@
             <w:pPr>
               <w:pStyle w:val="Compact"/>
               <w:jc w:val="left"/>
-              <w:ind w:left="0" w:right="0" w:firstLine="0"/>
-              <w:spacing w:lineRule="auto" w:before="40" w:line="240" w:after="40"/>
+              <w:ind w:firstLine="0" w:right="0" w:left="0"/>
+              <w:spacing w:lineRule="auto" w:line="240" w:before="40" w:after="40"/>
             </w:pPr>
             <w:r>
               <w:rPr>
@@ -1853,8 +1853,8 @@
             <w:pPr>
               <w:pStyle w:val="Compact"/>
               <w:jc w:val="left"/>
-              <w:ind w:left="0" w:right="0" w:firstLine="0"/>
-              <w:spacing w:lineRule="auto" w:before="40" w:line="240" w:after="40"/>
+              <w:ind w:firstLine="0" w:right="0" w:left="0"/>
+              <w:spacing w:lineRule="auto" w:line="240" w:before="40" w:after="40"/>
             </w:pPr>
             <w:r>
               <w:t xml:space="preserve">string</w:t>
@@ -1867,8 +1867,8 @@
             <w:pPr>
               <w:pStyle w:val="Compact"/>
               <w:jc w:val="left"/>
-              <w:ind w:left="0" w:right="0" w:firstLine="0"/>
-              <w:spacing w:lineRule="auto" w:before="40" w:line="240" w:after="40"/>
+              <w:ind w:firstLine="0" w:right="0" w:left="0"/>
+              <w:spacing w:lineRule="auto" w:line="240" w:before="40" w:after="40"/>
             </w:pPr>
             <w:r>
               <w:t xml:space="preserve">required</w:t>
@@ -1881,8 +1881,8 @@
             <w:pPr>
               <w:pStyle w:val="Compact"/>
               <w:jc w:val="left"/>
-              <w:ind w:left="0" w:right="0" w:firstLine="0"/>
-              <w:spacing w:lineRule="auto" w:before="40" w:line="240" w:after="40"/>
+              <w:ind w:firstLine="0" w:right="0" w:left="0"/>
+              <w:spacing w:lineRule="auto" w:line="240" w:before="40" w:after="40"/>
             </w:pPr>
             <w:r>
               <w:t xml:space="preserve">Display name in Word (e.g.,</w:t>
@@ -1912,8 +1912,8 @@
             <w:pPr>
               <w:pStyle w:val="Compact"/>
               <w:jc w:val="left"/>
-              <w:ind w:left="0" w:right="0" w:firstLine="0"/>
-              <w:spacing w:lineRule="auto" w:before="40" w:line="240" w:after="40"/>
+              <w:ind w:firstLine="0" w:right="0" w:left="0"/>
+              <w:spacing w:lineRule="auto" w:line="240" w:before="40" w:after="40"/>
             </w:pPr>
             <w:r>
               <w:rPr>
@@ -1929,8 +1929,8 @@
             <w:pPr>
               <w:pStyle w:val="Compact"/>
               <w:jc w:val="left"/>
-              <w:ind w:left="0" w:right="0" w:firstLine="0"/>
-              <w:spacing w:lineRule="auto" w:before="40" w:line="240" w:after="40"/>
+              <w:ind w:firstLine="0" w:right="0" w:left="0"/>
+              <w:spacing w:lineRule="auto" w:line="240" w:before="40" w:after="40"/>
             </w:pPr>
             <w:r>
               <w:t xml:space="preserve">string</w:t>
@@ -1943,8 +1943,8 @@
             <w:pPr>
               <w:pStyle w:val="Compact"/>
               <w:jc w:val="left"/>
-              <w:ind w:left="0" w:right="0" w:firstLine="0"/>
-              <w:spacing w:lineRule="auto" w:before="40" w:line="240" w:after="40"/>
+              <w:ind w:firstLine="0" w:right="0" w:left="0"/>
+              <w:spacing w:lineRule="auto" w:line="240" w:before="40" w:after="40"/>
             </w:pPr>
             <w:r>
               <w:t xml:space="preserve">nil</w:t>
@@ -1957,8 +1957,8 @@
             <w:pPr>
               <w:pStyle w:val="Compact"/>
               <w:jc w:val="left"/>
-              <w:ind w:left="0" w:right="0" w:firstLine="0"/>
-              <w:spacing w:lineRule="auto" w:before="40" w:line="240" w:after="40"/>
+              <w:ind w:firstLine="0" w:right="0" w:left="0"/>
+              <w:spacing w:lineRule="auto" w:line="240" w:before="40" w:after="40"/>
             </w:pPr>
             <w:r>
               <w:t xml:space="preserve">Parent style ID for inheritance</w:t>
@@ -1973,8 +1973,8 @@
             <w:pPr>
               <w:pStyle w:val="Compact"/>
               <w:jc w:val="left"/>
-              <w:ind w:left="0" w:right="0" w:firstLine="0"/>
-              <w:spacing w:lineRule="auto" w:before="40" w:line="240" w:after="40"/>
+              <w:ind w:firstLine="0" w:right="0" w:left="0"/>
+              <w:spacing w:lineRule="auto" w:line="240" w:before="40" w:after="40"/>
             </w:pPr>
             <w:r>
               <w:rPr>
@@ -1990,8 +1990,8 @@
             <w:pPr>
               <w:pStyle w:val="Compact"/>
               <w:jc w:val="left"/>
-              <w:ind w:left="0" w:right="0" w:firstLine="0"/>
-              <w:spacing w:lineRule="auto" w:before="40" w:line="240" w:after="40"/>
+              <w:ind w:firstLine="0" w:right="0" w:left="0"/>
+              <w:spacing w:lineRule="auto" w:line="240" w:before="40" w:after="40"/>
             </w:pPr>
             <w:r>
               <w:t xml:space="preserve">string</w:t>
@@ -2004,8 +2004,8 @@
             <w:pPr>
               <w:pStyle w:val="Compact"/>
               <w:jc w:val="left"/>
-              <w:ind w:left="0" w:right="0" w:firstLine="0"/>
-              <w:spacing w:lineRule="auto" w:before="40" w:line="240" w:after="40"/>
+              <w:ind w:firstLine="0" w:right="0" w:left="0"/>
+              <w:spacing w:lineRule="auto" w:line="240" w:before="40" w:after="40"/>
             </w:pPr>
             <w:r>
               <w:t xml:space="preserve">nil</w:t>
@@ -2018,8 +2018,8 @@
             <w:pPr>
               <w:pStyle w:val="Compact"/>
               <w:jc w:val="left"/>
-              <w:ind w:left="0" w:right="0" w:firstLine="0"/>
-              <w:spacing w:lineRule="auto" w:before="40" w:line="240" w:after="40"/>
+              <w:ind w:firstLine="0" w:right="0" w:left="0"/>
+              <w:spacing w:lineRule="auto" w:line="240" w:before="40" w:after="40"/>
             </w:pPr>
             <w:r>
               <w:t xml:space="preserve">Style to apply to the next paragraph</w:t>
@@ -2034,8 +2034,8 @@
             <w:pPr>
               <w:pStyle w:val="Compact"/>
               <w:jc w:val="left"/>
-              <w:ind w:left="0" w:right="0" w:firstLine="0"/>
-              <w:spacing w:lineRule="auto" w:before="40" w:line="240" w:after="40"/>
+              <w:ind w:firstLine="0" w:right="0" w:left="0"/>
+              <w:spacing w:lineRule="auto" w:line="240" w:before="40" w:after="40"/>
             </w:pPr>
             <w:r>
               <w:rPr>
@@ -2051,8 +2051,8 @@
             <w:pPr>
               <w:pStyle w:val="Compact"/>
               <w:jc w:val="left"/>
-              <w:ind w:left="0" w:right="0" w:firstLine="0"/>
-              <w:spacing w:lineRule="auto" w:before="40" w:line="240" w:after="40"/>
+              <w:ind w:firstLine="0" w:right="0" w:left="0"/>
+              <w:spacing w:lineRule="auto" w:line="240" w:before="40" w:after="40"/>
             </w:pPr>
             <w:r>
               <w:t xml:space="preserve">string</w:t>
@@ -2065,8 +2065,8 @@
             <w:pPr>
               <w:pStyle w:val="Compact"/>
               <w:jc w:val="left"/>
-              <w:ind w:left="0" w:right="0" w:firstLine="0"/>
-              <w:spacing w:lineRule="auto" w:before="40" w:line="240" w:after="40"/>
+              <w:ind w:firstLine="0" w:right="0" w:left="0"/>
+              <w:spacing w:lineRule="auto" w:line="240" w:before="40" w:after="40"/>
             </w:pPr>
             <w:r>
               <w:t xml:space="preserve">nil</w:t>
@@ -2079,8 +2079,8 @@
             <w:pPr>
               <w:pStyle w:val="Compact"/>
               <w:jc w:val="left"/>
-              <w:ind w:left="0" w:right="0" w:firstLine="0"/>
-              <w:spacing w:lineRule="auto" w:before="40" w:line="240" w:after="40"/>
+              <w:ind w:firstLine="0" w:right="0" w:left="0"/>
+              <w:spacing w:lineRule="auto" w:line="240" w:before="40" w:after="40"/>
             </w:pPr>
             <w:r>
               <w:t xml:space="preserve">Font family name</w:t>
@@ -2095,8 +2095,8 @@
             <w:pPr>
               <w:pStyle w:val="Compact"/>
               <w:jc w:val="left"/>
-              <w:ind w:left="0" w:right="0" w:firstLine="0"/>
-              <w:spacing w:lineRule="auto" w:before="40" w:line="240" w:after="40"/>
+              <w:ind w:firstLine="0" w:right="0" w:left="0"/>
+              <w:spacing w:lineRule="auto" w:line="240" w:before="40" w:after="40"/>
             </w:pPr>
             <w:r>
               <w:rPr>
@@ -2112,8 +2112,8 @@
             <w:pPr>
               <w:pStyle w:val="Compact"/>
               <w:jc w:val="left"/>
-              <w:ind w:left="0" w:right="0" w:firstLine="0"/>
-              <w:spacing w:lineRule="auto" w:before="40" w:line="240" w:after="40"/>
+              <w:ind w:firstLine="0" w:right="0" w:left="0"/>
+              <w:spacing w:lineRule="auto" w:line="240" w:before="40" w:after="40"/>
             </w:pPr>
             <w:r>
               <w:t xml:space="preserve">number</w:t>
@@ -2126,8 +2126,8 @@
             <w:pPr>
               <w:pStyle w:val="Compact"/>
               <w:jc w:val="left"/>
-              <w:ind w:left="0" w:right="0" w:firstLine="0"/>
-              <w:spacing w:lineRule="auto" w:before="40" w:line="240" w:after="40"/>
+              <w:ind w:firstLine="0" w:right="0" w:left="0"/>
+              <w:spacing w:lineRule="auto" w:line="240" w:before="40" w:after="40"/>
             </w:pPr>
             <w:r>
               <w:t xml:space="preserve">nil</w:t>
@@ -2140,8 +2140,8 @@
             <w:pPr>
               <w:pStyle w:val="Compact"/>
               <w:jc w:val="left"/>
-              <w:ind w:left="0" w:right="0" w:firstLine="0"/>
-              <w:spacing w:lineRule="auto" w:before="40" w:line="240" w:after="40"/>
+              <w:ind w:firstLine="0" w:right="0" w:left="0"/>
+              <w:spacing w:lineRule="auto" w:line="240" w:before="40" w:after="40"/>
             </w:pPr>
             <w:r>
               <w:t xml:space="preserve">Font size in points</w:t>
@@ -2156,8 +2156,8 @@
             <w:pPr>
               <w:pStyle w:val="Compact"/>
               <w:jc w:val="left"/>
-              <w:ind w:left="0" w:right="0" w:firstLine="0"/>
-              <w:spacing w:lineRule="auto" w:before="40" w:line="240" w:after="40"/>
+              <w:ind w:firstLine="0" w:right="0" w:left="0"/>
+              <w:spacing w:lineRule="auto" w:line="240" w:before="40" w:after="40"/>
             </w:pPr>
             <w:r>
               <w:rPr>
@@ -2173,8 +2173,8 @@
             <w:pPr>
               <w:pStyle w:val="Compact"/>
               <w:jc w:val="left"/>
-              <w:ind w:left="0" w:right="0" w:firstLine="0"/>
-              <w:spacing w:lineRule="auto" w:before="40" w:line="240" w:after="40"/>
+              <w:ind w:firstLine="0" w:right="0" w:left="0"/>
+              <w:spacing w:lineRule="auto" w:line="240" w:before="40" w:after="40"/>
             </w:pPr>
             <w:r>
               <w:t xml:space="preserve">string</w:t>
@@ -2187,8 +2187,8 @@
             <w:pPr>
               <w:pStyle w:val="Compact"/>
               <w:jc w:val="left"/>
-              <w:ind w:left="0" w:right="0" w:firstLine="0"/>
-              <w:spacing w:lineRule="auto" w:before="40" w:line="240" w:after="40"/>
+              <w:ind w:firstLine="0" w:right="0" w:left="0"/>
+              <w:spacing w:lineRule="auto" w:line="240" w:before="40" w:after="40"/>
             </w:pPr>
             <w:r>
               <w:t xml:space="preserve">nil</w:t>
@@ -2201,8 +2201,8 @@
             <w:pPr>
               <w:pStyle w:val="Compact"/>
               <w:jc w:val="left"/>
-              <w:ind w:left="0" w:right="0" w:firstLine="0"/>
-              <w:spacing w:lineRule="auto" w:before="40" w:line="240" w:after="40"/>
+              <w:ind w:firstLine="0" w:right="0" w:left="0"/>
+              <w:spacing w:lineRule="auto" w:line="240" w:before="40" w:after="40"/>
             </w:pPr>
             <w:r>
               <w:t xml:space="preserve">Hex color without</w:t>
@@ -2247,8 +2247,8 @@
             <w:pPr>
               <w:pStyle w:val="Compact"/>
               <w:jc w:val="left"/>
-              <w:ind w:left="0" w:right="0" w:firstLine="0"/>
-              <w:spacing w:lineRule="auto" w:before="40" w:line="240" w:after="40"/>
+              <w:ind w:firstLine="0" w:right="0" w:left="0"/>
+              <w:spacing w:lineRule="auto" w:line="240" w:before="40" w:after="40"/>
             </w:pPr>
             <w:r>
               <w:rPr>
@@ -2264,8 +2264,8 @@
             <w:pPr>
               <w:pStyle w:val="Compact"/>
               <w:jc w:val="left"/>
-              <w:ind w:left="0" w:right="0" w:firstLine="0"/>
-              <w:spacing w:lineRule="auto" w:before="40" w:line="240" w:after="40"/>
+              <w:ind w:firstLine="0" w:right="0" w:left="0"/>
+              <w:spacing w:lineRule="auto" w:line="240" w:before="40" w:after="40"/>
             </w:pPr>
             <w:r>
               <w:t xml:space="preserve">boolean</w:t>
@@ -2278,8 +2278,8 @@
             <w:pPr>
               <w:pStyle w:val="Compact"/>
               <w:jc w:val="left"/>
-              <w:ind w:left="0" w:right="0" w:firstLine="0"/>
-              <w:spacing w:lineRule="auto" w:before="40" w:line="240" w:after="40"/>
+              <w:ind w:firstLine="0" w:right="0" w:left="0"/>
+              <w:spacing w:lineRule="auto" w:line="240" w:before="40" w:after="40"/>
             </w:pPr>
             <w:r>
               <w:t xml:space="preserve">nil</w:t>
@@ -2292,8 +2292,8 @@
             <w:pPr>
               <w:pStyle w:val="Compact"/>
               <w:jc w:val="left"/>
-              <w:ind w:left="0" w:right="0" w:firstLine="0"/>
-              <w:spacing w:lineRule="auto" w:before="40" w:line="240" w:after="40"/>
+              <w:ind w:firstLine="0" w:right="0" w:left="0"/>
+              <w:spacing w:lineRule="auto" w:line="240" w:before="40" w:after="40"/>
             </w:pPr>
             <w:r>
               <w:t xml:space="preserve">Bold text</w:t>
@@ -2308,8 +2308,8 @@
             <w:pPr>
               <w:pStyle w:val="Compact"/>
               <w:jc w:val="left"/>
-              <w:ind w:left="0" w:right="0" w:firstLine="0"/>
-              <w:spacing w:lineRule="auto" w:before="40" w:line="240" w:after="40"/>
+              <w:ind w:firstLine="0" w:right="0" w:left="0"/>
+              <w:spacing w:lineRule="auto" w:line="240" w:before="40" w:after="40"/>
             </w:pPr>
             <w:r>
               <w:rPr>
@@ -2325,8 +2325,8 @@
             <w:pPr>
               <w:pStyle w:val="Compact"/>
               <w:jc w:val="left"/>
-              <w:ind w:left="0" w:right="0" w:firstLine="0"/>
-              <w:spacing w:lineRule="auto" w:before="40" w:line="240" w:after="40"/>
+              <w:ind w:firstLine="0" w:right="0" w:left="0"/>
+              <w:spacing w:lineRule="auto" w:line="240" w:before="40" w:after="40"/>
             </w:pPr>
             <w:r>
               <w:t xml:space="preserve">boolean</w:t>
@@ -2339,8 +2339,8 @@
             <w:pPr>
               <w:pStyle w:val="Compact"/>
               <w:jc w:val="left"/>
-              <w:ind w:left="0" w:right="0" w:firstLine="0"/>
-              <w:spacing w:lineRule="auto" w:before="40" w:line="240" w:after="40"/>
+              <w:ind w:firstLine="0" w:right="0" w:left="0"/>
+              <w:spacing w:lineRule="auto" w:line="240" w:before="40" w:after="40"/>
             </w:pPr>
             <w:r>
               <w:t xml:space="preserve">nil</w:t>
@@ -2353,8 +2353,8 @@
             <w:pPr>
               <w:pStyle w:val="Compact"/>
               <w:jc w:val="left"/>
-              <w:ind w:left="0" w:right="0" w:firstLine="0"/>
-              <w:spacing w:lineRule="auto" w:before="40" w:line="240" w:after="40"/>
+              <w:ind w:firstLine="0" w:right="0" w:left="0"/>
+              <w:spacing w:lineRule="auto" w:line="240" w:before="40" w:after="40"/>
             </w:pPr>
             <w:r>
               <w:t xml:space="preserve">Italic text</w:t>
@@ -2369,8 +2369,8 @@
             <w:pPr>
               <w:pStyle w:val="Compact"/>
               <w:jc w:val="left"/>
-              <w:ind w:left="0" w:right="0" w:firstLine="0"/>
-              <w:spacing w:lineRule="auto" w:before="40" w:line="240" w:after="40"/>
+              <w:ind w:firstLine="0" w:right="0" w:left="0"/>
+              <w:spacing w:lineRule="auto" w:line="240" w:before="40" w:after="40"/>
             </w:pPr>
             <w:r>
               <w:rPr>
@@ -2386,8 +2386,8 @@
             <w:pPr>
               <w:pStyle w:val="Compact"/>
               <w:jc w:val="left"/>
-              <w:ind w:left="0" w:right="0" w:firstLine="0"/>
-              <w:spacing w:lineRule="auto" w:before="40" w:line="240" w:after="40"/>
+              <w:ind w:firstLine="0" w:right="0" w:left="0"/>
+              <w:spacing w:lineRule="auto" w:line="240" w:before="40" w:after="40"/>
             </w:pPr>
             <w:r>
               <w:t xml:space="preserve">number</w:t>
@@ -2400,8 +2400,8 @@
             <w:pPr>
               <w:pStyle w:val="Compact"/>
               <w:jc w:val="left"/>
-              <w:ind w:left="0" w:right="0" w:firstLine="0"/>
-              <w:spacing w:lineRule="auto" w:before="40" w:line="240" w:after="40"/>
+              <w:ind w:firstLine="0" w:right="0" w:left="0"/>
+              <w:spacing w:lineRule="auto" w:line="240" w:before="40" w:after="40"/>
             </w:pPr>
             <w:r>
               <w:t xml:space="preserve">nil</w:t>
@@ -2414,8 +2414,8 @@
             <w:pPr>
               <w:pStyle w:val="Compact"/>
               <w:jc w:val="left"/>
-              <w:ind w:left="0" w:right="0" w:firstLine="0"/>
-              <w:spacing w:lineRule="auto" w:before="40" w:line="240" w:after="40"/>
+              <w:ind w:firstLine="0" w:right="0" w:left="0"/>
+              <w:spacing w:lineRule="auto" w:line="240" w:before="40" w:after="40"/>
             </w:pPr>
             <w:r>
               <w:t xml:space="preserve">Line spacing multiplier (1.0 = single, 1.15, 2.0, etc.)</w:t>
@@ -2430,8 +2430,8 @@
             <w:pPr>
               <w:pStyle w:val="Compact"/>
               <w:jc w:val="left"/>
-              <w:ind w:left="0" w:right="0" w:firstLine="0"/>
-              <w:spacing w:lineRule="auto" w:before="40" w:line="240" w:after="40"/>
+              <w:ind w:firstLine="0" w:right="0" w:left="0"/>
+              <w:spacing w:lineRule="auto" w:line="240" w:before="40" w:after="40"/>
             </w:pPr>
             <w:r>
               <w:rPr>
@@ -2447,8 +2447,8 @@
             <w:pPr>
               <w:pStyle w:val="Compact"/>
               <w:jc w:val="left"/>
-              <w:ind w:left="0" w:right="0" w:firstLine="0"/>
-              <w:spacing w:lineRule="auto" w:before="40" w:line="240" w:after="40"/>
+              <w:ind w:firstLine="0" w:right="0" w:left="0"/>
+              <w:spacing w:lineRule="auto" w:line="240" w:before="40" w:after="40"/>
             </w:pPr>
             <w:r>
               <w:t xml:space="preserve">number</w:t>
@@ -2461,8 +2461,8 @@
             <w:pPr>
               <w:pStyle w:val="Compact"/>
               <w:jc w:val="left"/>
-              <w:ind w:left="0" w:right="0" w:firstLine="0"/>
-              <w:spacing w:lineRule="auto" w:before="40" w:line="240" w:after="40"/>
+              <w:ind w:firstLine="0" w:right="0" w:left="0"/>
+              <w:spacing w:lineRule="auto" w:line="240" w:before="40" w:after="40"/>
             </w:pPr>
             <w:r>
               <w:t xml:space="preserve">nil</w:t>
@@ -2475,8 +2475,8 @@
             <w:pPr>
               <w:pStyle w:val="Compact"/>
               <w:jc w:val="left"/>
-              <w:ind w:left="0" w:right="0" w:firstLine="0"/>
-              <w:spacing w:lineRule="auto" w:before="40" w:line="240" w:after="40"/>
+              <w:ind w:firstLine="0" w:right="0" w:left="0"/>
+              <w:spacing w:lineRule="auto" w:line="240" w:before="40" w:after="40"/>
             </w:pPr>
             <w:r>
               <w:t xml:space="preserve">Space before paragraph in points</w:t>
@@ -2491,8 +2491,8 @@
             <w:pPr>
               <w:pStyle w:val="Compact"/>
               <w:jc w:val="left"/>
-              <w:ind w:left="0" w:right="0" w:firstLine="0"/>
-              <w:spacing w:lineRule="auto" w:before="40" w:line="240" w:after="40"/>
+              <w:ind w:firstLine="0" w:right="0" w:left="0"/>
+              <w:spacing w:lineRule="auto" w:line="240" w:before="40" w:after="40"/>
             </w:pPr>
             <w:r>
               <w:rPr>
@@ -2508,8 +2508,8 @@
             <w:pPr>
               <w:pStyle w:val="Compact"/>
               <w:jc w:val="left"/>
-              <w:ind w:left="0" w:right="0" w:firstLine="0"/>
-              <w:spacing w:lineRule="auto" w:before="40" w:line="240" w:after="40"/>
+              <w:ind w:firstLine="0" w:right="0" w:left="0"/>
+              <w:spacing w:lineRule="auto" w:line="240" w:before="40" w:after="40"/>
             </w:pPr>
             <w:r>
               <w:t xml:space="preserve">number</w:t>
@@ -2522,8 +2522,8 @@
             <w:pPr>
               <w:pStyle w:val="Compact"/>
               <w:jc w:val="left"/>
-              <w:ind w:left="0" w:right="0" w:firstLine="0"/>
-              <w:spacing w:lineRule="auto" w:before="40" w:line="240" w:after="40"/>
+              <w:ind w:firstLine="0" w:right="0" w:left="0"/>
+              <w:spacing w:lineRule="auto" w:line="240" w:before="40" w:after="40"/>
             </w:pPr>
             <w:r>
               <w:t xml:space="preserve">nil</w:t>
@@ -2536,8 +2536,8 @@
             <w:pPr>
               <w:pStyle w:val="Compact"/>
               <w:jc w:val="left"/>
-              <w:ind w:left="0" w:right="0" w:firstLine="0"/>
-              <w:spacing w:lineRule="auto" w:before="40" w:line="240" w:after="40"/>
+              <w:ind w:firstLine="0" w:right="0" w:left="0"/>
+              <w:spacing w:lineRule="auto" w:line="240" w:before="40" w:after="40"/>
             </w:pPr>
             <w:r>
               <w:t xml:space="preserve">Space after paragraph in points</w:t>
@@ -2552,8 +2552,8 @@
             <w:pPr>
               <w:pStyle w:val="Compact"/>
               <w:jc w:val="left"/>
-              <w:ind w:left="0" w:right="0" w:firstLine="0"/>
-              <w:spacing w:lineRule="auto" w:before="40" w:line="240" w:after="40"/>
+              <w:ind w:firstLine="0" w:right="0" w:left="0"/>
+              <w:spacing w:lineRule="auto" w:line="240" w:before="40" w:after="40"/>
             </w:pPr>
             <w:r>
               <w:rPr>
@@ -2569,8 +2569,8 @@
             <w:pPr>
               <w:pStyle w:val="Compact"/>
               <w:jc w:val="left"/>
-              <w:ind w:left="0" w:right="0" w:firstLine="0"/>
-              <w:spacing w:lineRule="auto" w:before="40" w:line="240" w:after="40"/>
+              <w:ind w:firstLine="0" w:right="0" w:left="0"/>
+              <w:spacing w:lineRule="auto" w:line="240" w:before="40" w:after="40"/>
             </w:pPr>
             <w:r>
               <w:t xml:space="preserve">string</w:t>
@@ -2583,8 +2583,8 @@
             <w:pPr>
               <w:pStyle w:val="Compact"/>
               <w:jc w:val="left"/>
-              <w:ind w:left="0" w:right="0" w:firstLine="0"/>
-              <w:spacing w:lineRule="auto" w:before="40" w:line="240" w:after="40"/>
+              <w:ind w:firstLine="0" w:right="0" w:left="0"/>
+              <w:spacing w:lineRule="auto" w:line="240" w:before="40" w:after="40"/>
             </w:pPr>
             <w:r>
               <w:t xml:space="preserve">nil</w:t>
@@ -2597,8 +2597,8 @@
             <w:pPr>
               <w:pStyle w:val="Compact"/>
               <w:jc w:val="left"/>
-              <w:ind w:left="0" w:right="0" w:firstLine="0"/>
-              <w:spacing w:lineRule="auto" w:before="40" w:line="240" w:after="40"/>
+              <w:ind w:firstLine="0" w:right="0" w:left="0"/>
+              <w:spacing w:lineRule="auto" w:line="240" w:before="40" w:after="40"/>
             </w:pPr>
             <w:r>
               <w:t xml:space="preserve">Text alignment:</w:t>
@@ -2676,8 +2676,8 @@
             <w:pPr>
               <w:pStyle w:val="Compact"/>
               <w:jc w:val="left"/>
-              <w:ind w:left="0" w:right="0" w:firstLine="0"/>
-              <w:spacing w:lineRule="auto" w:before="40" w:line="240" w:after="40"/>
+              <w:ind w:firstLine="0" w:right="0" w:left="0"/>
+              <w:spacing w:lineRule="auto" w:line="240" w:before="40" w:after="40"/>
             </w:pPr>
             <w:r>
               <w:rPr>
@@ -2693,8 +2693,8 @@
             <w:pPr>
               <w:pStyle w:val="Compact"/>
               <w:jc w:val="left"/>
-              <w:ind w:left="0" w:right="0" w:firstLine="0"/>
-              <w:spacing w:lineRule="auto" w:before="40" w:line="240" w:after="40"/>
+              <w:ind w:firstLine="0" w:right="0" w:left="0"/>
+              <w:spacing w:lineRule="auto" w:line="240" w:before="40" w:after="40"/>
             </w:pPr>
             <w:r>
               <w:t xml:space="preserve">string</w:t>
@@ -2707,8 +2707,8 @@
             <w:pPr>
               <w:pStyle w:val="Compact"/>
               <w:jc w:val="left"/>
-              <w:ind w:left="0" w:right="0" w:firstLine="0"/>
-              <w:spacing w:lineRule="auto" w:before="40" w:line="240" w:after="40"/>
+              <w:ind w:firstLine="0" w:right="0" w:left="0"/>
+              <w:spacing w:lineRule="auto" w:line="240" w:before="40" w:after="40"/>
             </w:pPr>
             <w:r>
               <w:t xml:space="preserve">nil</w:t>
@@ -2721,8 +2721,8 @@
             <w:pPr>
               <w:pStyle w:val="Compact"/>
               <w:jc w:val="left"/>
-              <w:ind w:left="0" w:right="0" w:firstLine="0"/>
-              <w:spacing w:lineRule="auto" w:before="40" w:line="240" w:after="40"/>
+              <w:ind w:firstLine="0" w:right="0" w:left="0"/>
+              <w:spacing w:lineRule="auto" w:line="240" w:before="40" w:after="40"/>
             </w:pPr>
             <w:r>
               <w:t xml:space="preserve">Left indent (e.g.,</w:t>
@@ -2767,8 +2767,8 @@
             <w:pPr>
               <w:pStyle w:val="Compact"/>
               <w:jc w:val="left"/>
-              <w:ind w:left="0" w:right="0" w:firstLine="0"/>
-              <w:spacing w:lineRule="auto" w:before="40" w:line="240" w:after="40"/>
+              <w:ind w:firstLine="0" w:right="0" w:left="0"/>
+              <w:spacing w:lineRule="auto" w:line="240" w:before="40" w:after="40"/>
             </w:pPr>
             <w:r>
               <w:rPr>
@@ -2784,8 +2784,8 @@
             <w:pPr>
               <w:pStyle w:val="Compact"/>
               <w:jc w:val="left"/>
-              <w:ind w:left="0" w:right="0" w:firstLine="0"/>
-              <w:spacing w:lineRule="auto" w:before="40" w:line="240" w:after="40"/>
+              <w:ind w:firstLine="0" w:right="0" w:left="0"/>
+              <w:spacing w:lineRule="auto" w:line="240" w:before="40" w:after="40"/>
             </w:pPr>
             <w:r>
               <w:t xml:space="preserve">string</w:t>
@@ -2798,8 +2798,8 @@
             <w:pPr>
               <w:pStyle w:val="Compact"/>
               <w:jc w:val="left"/>
-              <w:ind w:left="0" w:right="0" w:firstLine="0"/>
-              <w:spacing w:lineRule="auto" w:before="40" w:line="240" w:after="40"/>
+              <w:ind w:firstLine="0" w:right="0" w:left="0"/>
+              <w:spacing w:lineRule="auto" w:line="240" w:before="40" w:after="40"/>
             </w:pPr>
             <w:r>
               <w:t xml:space="preserve">nil</w:t>
@@ -2812,8 +2812,8 @@
             <w:pPr>
               <w:pStyle w:val="Compact"/>
               <w:jc w:val="left"/>
-              <w:ind w:left="0" w:right="0" w:firstLine="0"/>
-              <w:spacing w:lineRule="auto" w:before="40" w:line="240" w:after="40"/>
+              <w:ind w:firstLine="0" w:right="0" w:left="0"/>
+              <w:spacing w:lineRule="auto" w:line="240" w:before="40" w:after="40"/>
             </w:pPr>
             <w:r>
               <w:t xml:space="preserve">Right indent</w:t>
@@ -2828,8 +2828,8 @@
             <w:pPr>
               <w:pStyle w:val="Compact"/>
               <w:jc w:val="left"/>
-              <w:ind w:left="0" w:right="0" w:firstLine="0"/>
-              <w:spacing w:lineRule="auto" w:before="40" w:line="240" w:after="40"/>
+              <w:ind w:firstLine="0" w:right="0" w:left="0"/>
+              <w:spacing w:lineRule="auto" w:line="240" w:before="40" w:after="40"/>
             </w:pPr>
             <w:r>
               <w:rPr>
@@ -2845,8 +2845,8 @@
             <w:pPr>
               <w:pStyle w:val="Compact"/>
               <w:jc w:val="left"/>
-              <w:ind w:left="0" w:right="0" w:firstLine="0"/>
-              <w:spacing w:lineRule="auto" w:before="40" w:line="240" w:after="40"/>
+              <w:ind w:firstLine="0" w:right="0" w:left="0"/>
+              <w:spacing w:lineRule="auto" w:line="240" w:before="40" w:after="40"/>
             </w:pPr>
             <w:r>
               <w:t xml:space="preserve">boolean</w:t>
@@ -2859,8 +2859,8 @@
             <w:pPr>
               <w:pStyle w:val="Compact"/>
               <w:jc w:val="left"/>
-              <w:ind w:left="0" w:right="0" w:firstLine="0"/>
-              <w:spacing w:lineRule="auto" w:before="40" w:line="240" w:after="40"/>
+              <w:ind w:firstLine="0" w:right="0" w:left="0"/>
+              <w:spacing w:lineRule="auto" w:line="240" w:before="40" w:after="40"/>
             </w:pPr>
             <w:r>
               <w:t xml:space="preserve">nil</w:t>
@@ -2873,8 +2873,8 @@
             <w:pPr>
               <w:pStyle w:val="Compact"/>
               <w:jc w:val="left"/>
-              <w:ind w:left="0" w:right="0" w:firstLine="0"/>
-              <w:spacing w:lineRule="auto" w:before="40" w:line="240" w:after="40"/>
+              <w:ind w:firstLine="0" w:right="0" w:left="0"/>
+              <w:spacing w:lineRule="auto" w:line="240" w:before="40" w:after="40"/>
             </w:pPr>
             <w:r>
               <w:t xml:space="preserve">Keep with next paragraph (prevent orphaning)</w:t>
@@ -2889,8 +2889,8 @@
             <w:pPr>
               <w:pStyle w:val="Compact"/>
               <w:jc w:val="left"/>
-              <w:ind w:left="0" w:right="0" w:firstLine="0"/>
-              <w:spacing w:lineRule="auto" w:before="40" w:line="240" w:after="40"/>
+              <w:ind w:firstLine="0" w:right="0" w:left="0"/>
+              <w:spacing w:lineRule="auto" w:line="240" w:before="40" w:after="40"/>
             </w:pPr>
             <w:r>
               <w:rPr>
@@ -2906,8 +2906,8 @@
             <w:pPr>
               <w:pStyle w:val="Compact"/>
               <w:jc w:val="left"/>
-              <w:ind w:left="0" w:right="0" w:firstLine="0"/>
-              <w:spacing w:lineRule="auto" w:before="40" w:line="240" w:after="40"/>
+              <w:ind w:firstLine="0" w:right="0" w:left="0"/>
+              <w:spacing w:lineRule="auto" w:line="240" w:before="40" w:after="40"/>
             </w:pPr>
             <w:r>
               <w:t xml:space="preserve">integer</w:t>
@@ -2920,8 +2920,8 @@
             <w:pPr>
               <w:pStyle w:val="Compact"/>
               <w:jc w:val="left"/>
-              <w:ind w:left="0" w:right="0" w:firstLine="0"/>
-              <w:spacing w:lineRule="auto" w:before="40" w:line="240" w:after="40"/>
+              <w:ind w:firstLine="0" w:right="0" w:left="0"/>
+              <w:spacing w:lineRule="auto" w:line="240" w:before="40" w:after="40"/>
             </w:pPr>
             <w:r>
               <w:t xml:space="preserve">nil</w:t>
@@ -2934,8 +2934,8 @@
             <w:pPr>
               <w:pStyle w:val="Compact"/>
               <w:jc w:val="left"/>
-              <w:ind w:left="0" w:right="0" w:firstLine="0"/>
-              <w:spacing w:lineRule="auto" w:before="40" w:line="240" w:after="40"/>
+              <w:ind w:firstLine="0" w:right="0" w:left="0"/>
+              <w:spacing w:lineRule="auto" w:line="240" w:before="40" w:after="40"/>
             </w:pPr>
             <w:r>
               <w:t xml:space="preserve">Outline level for TOC (0 = Heading 1, 1 = Heading 2, etc.)</w:t>
@@ -2945,7 +2945,7 @@
       </w:tr>
     </w:tbl>
     <w:bookmarkEnd w:id="24"/>
-    <w:bookmarkStart w:id="25" w:name="paragraph-style-example"/>
+    <w:bookmarkStart w:id="25" w:name="SPEC-2-sec3.3"/>
     <w:p>
       <w:pPr>
         <w:pStyle w:val="Heading2"/>
@@ -2960,12 +2960,12 @@
     </w:p>
     <w:p>
       <w:pPr>
-        <w:spacing w:line="20" w:after="0" w:lineRule="exact" w:before="0"/>
+        <w:spacing w:after="0" w:lineRule="exact" w:line="20" w:before="0"/>
         <w:rPr>
           <w:sz w:val="2"/>
         </w:rPr>
       </w:pPr>
-      <w:bookmarkStart w:name="listing-src-docx-paragraph-styles" w:id="637"/>
+      <w:bookmarkStart w:id="637" w:name="listing-src-docx-paragraph-styles"/>
       <w:bookmarkEnd w:id="637"/>
     </w:p>
     <w:p>
@@ -4612,7 +4612,7 @@
       </w:r>
     </w:p>
     <w:bookmarkEnd w:id="25"/>
-    <w:bookmarkStart w:id="26" w:name="table-styles"/>
+    <w:bookmarkStart w:id="26" w:name="SPEC-2-sec3.4"/>
     <w:p>
       <w:pPr>
         <w:pStyle w:val="Heading2"/>
@@ -4627,12 +4627,12 @@
     </w:p>
     <w:p>
       <w:pPr>
-        <w:spacing w:line="20" w:after="0" w:lineRule="exact" w:before="0"/>
+        <w:spacing w:after="0" w:lineRule="exact" w:line="20" w:before="0"/>
         <w:rPr>
           <w:sz w:val="2"/>
         </w:rPr>
       </w:pPr>
-      <w:bookmarkStart w:name="listing-src-docx-table-styles" w:id="14557"/>
+      <w:bookmarkStart w:id="14557" w:name="listing-src-docx-table-styles"/>
       <w:bookmarkEnd w:id="14557"/>
     </w:p>
     <w:p>
@@ -6186,7 +6186,7 @@
       </w:r>
     </w:p>
     <w:bookmarkEnd w:id="26"/>
-    <w:bookmarkStart w:id="27" w:name="caption-configuration"/>
+    <w:bookmarkStart w:id="27" w:name="SPEC-2-sec3.5"/>
     <w:p>
       <w:pPr>
         <w:pStyle w:val="Heading2"/>
@@ -6201,12 +6201,12 @@
     </w:p>
     <w:p>
       <w:pPr>
-        <w:spacing w:line="20" w:after="0" w:lineRule="exact" w:before="0"/>
+        <w:spacing w:after="0" w:lineRule="exact" w:line="20" w:before="0"/>
         <w:rPr>
           <w:sz w:val="2"/>
         </w:rPr>
       </w:pPr>
-      <w:bookmarkStart w:name="listing-src-docx-captions" w:id="13321"/>
+      <w:bookmarkStart w:id="13321" w:name="listing-src-docx-captions"/>
       <w:bookmarkEnd w:id="13321"/>
     </w:p>
     <w:p>
@@ -6983,7 +6983,7 @@
       </w:r>
     </w:p>
     <w:bookmarkEnd w:id="27"/>
-    <w:bookmarkStart w:id="28" w:name="preset-inheritance"/>
+    <w:bookmarkStart w:id="28" w:name="SPEC-2-sec3.6"/>
     <w:p>
       <w:pPr>
         <w:pStyle w:val="Heading2"/>
@@ -7021,12 +7021,12 @@
     </w:p>
     <w:p>
       <w:pPr>
-        <w:spacing w:line="20" w:after="0" w:lineRule="exact" w:before="0"/>
+        <w:spacing w:after="0" w:lineRule="exact" w:line="20" w:before="0"/>
         <w:rPr>
           <w:sz w:val="2"/>
         </w:rPr>
       </w:pPr>
-      <w:bookmarkStart w:name="listing-src-docx-preset-extends" w:id="16743"/>
+      <w:bookmarkStart w:id="16743" w:name="listing-src-docx-preset-extends"/>
       <w:bookmarkEnd w:id="16743"/>
     </w:p>
     <w:p>
@@ -8189,7 +8189,7 @@
       </w:r>
     </w:p>
     <w:bookmarkEnd w:id="28"/>
-    <w:bookmarkStart w:id="29" w:name="format-specific-style-overrides"/>
+    <w:bookmarkStart w:id="29" w:name="SPEC-2-sec3.7"/>
     <w:p>
       <w:pPr>
         <w:pStyle w:val="Heading2"/>
@@ -8304,7 +8304,7 @@
     </w:p>
     <w:bookmarkEnd w:id="29"/>
     <w:bookmarkEnd w:id="30"/>
-    <w:bookmarkStart w:id="35" w:name="postprocessors"/>
+    <w:bookmarkStart w:id="35" w:name="SPEC-2-sec4"/>
     <w:p>
       <w:pPr>
         <w:pStyle w:val="Heading1"/>
@@ -8325,7 +8325,7 @@
         <w:t xml:space="preserve">Postprocessors manipulate the generated DOCX file after Pandoc produces it. They operate on raw OOXML inside the ZIP archive.</w:t>
       </w:r>
     </w:p>
-    <w:bookmarkStart w:id="31" w:name="loading"/>
+    <w:bookmarkStart w:id="31" w:name="SPEC-2-sec4.1"/>
     <w:p>
       <w:pPr>
         <w:pStyle w:val="Heading2"/>
@@ -8435,7 +8435,7 @@
       </w:r>
     </w:p>
     <w:bookmarkEnd w:id="31"/>
-    <w:bookmarkStart w:id="32" w:name="hook-interface"/>
+    <w:bookmarkStart w:id="32" w:name="SPEC-2-sec4.2"/>
     <w:p>
       <w:pPr>
         <w:pStyle w:val="Heading2"/>
@@ -8458,12 +8458,12 @@
     </w:p>
     <w:p>
       <w:pPr>
-        <w:spacing w:line="20" w:after="0" w:lineRule="exact" w:before="0"/>
+        <w:spacing w:after="0" w:lineRule="exact" w:line="20" w:before="0"/>
         <w:rPr>
           <w:sz w:val="2"/>
         </w:rPr>
       </w:pPr>
-      <w:bookmarkStart w:name="csv-tbl-docx-postprocessor-hooks" w:id="25759"/>
+      <w:bookmarkStart w:id="25759" w:name="csv-tbl-docx-postprocessor-hooks"/>
       <w:bookmarkEnd w:id="25759"/>
     </w:p>
     <w:p>
@@ -8500,12 +8500,12 @@
         <w:tblLook w:firstRow="1" w:lastRow="0" w:firstColumn="0" w:lastColumn="0" w:noHBand="0" w:noVBand="0" w:val="0020"/>
         <w:jc w:val="start"/>
         <w:tblBorders>
-          <w:top w:val="single" w:sz="6" w:color="000000" w:space="0"/>
-          <w:left w:val="single" w:sz="6" w:color="000000" w:space="0"/>
-          <w:bottom w:val="single" w:sz="6" w:color="000000" w:space="0"/>
-          <w:right w:val="single" w:sz="6" w:color="000000" w:space="0"/>
-          <w:insideH w:val="single" w:sz="6" w:color="000000" w:space="0"/>
-          <w:insideV w:val="single" w:sz="6" w:color="000000" w:space="0"/>
+          <w:top w:color="000000" w:val="single" w:sz="6" w:space="0"/>
+          <w:left w:color="000000" w:val="single" w:sz="6" w:space="0"/>
+          <w:bottom w:color="000000" w:val="single" w:sz="6" w:space="0"/>
+          <w:right w:color="000000" w:val="single" w:sz="6" w:space="0"/>
+          <w:insideH w:color="000000" w:val="single" w:sz="6" w:space="0"/>
+          <w:insideV w:color="000000" w:val="single" w:sz="6" w:space="0"/>
         </w:tblBorders>
         <w:tblCellMar>
           <w:top w:type="dxa" w:w="57"/>
@@ -8531,8 +8531,8 @@
             <w:pPr>
               <w:pStyle w:val="Compact"/>
               <w:jc w:val="left"/>
-              <w:ind w:left="0" w:right="0" w:firstLine="0"/>
-              <w:spacing w:lineRule="auto" w:before="40" w:line="240" w:after="40"/>
+              <w:ind w:firstLine="0" w:right="0" w:left="0"/>
+              <w:spacing w:lineRule="auto" w:line="240" w:before="40" w:after="40"/>
             </w:pPr>
             <w:r>
               <w:rPr>
@@ -8550,8 +8550,8 @@
             <w:pPr>
               <w:pStyle w:val="Compact"/>
               <w:jc w:val="left"/>
-              <w:ind w:left="0" w:right="0" w:firstLine="0"/>
-              <w:spacing w:lineRule="auto" w:before="40" w:line="240" w:after="40"/>
+              <w:ind w:firstLine="0" w:right="0" w:left="0"/>
+              <w:spacing w:lineRule="auto" w:line="240" w:before="40" w:after="40"/>
             </w:pPr>
             <w:r>
               <w:rPr>
@@ -8569,8 +8569,8 @@
             <w:pPr>
               <w:pStyle w:val="Compact"/>
               <w:jc w:val="left"/>
-              <w:ind w:left="0" w:right="0" w:firstLine="0"/>
-              <w:spacing w:lineRule="auto" w:before="40" w:line="240" w:after="40"/>
+              <w:ind w:firstLine="0" w:right="0" w:left="0"/>
+              <w:spacing w:lineRule="auto" w:line="240" w:before="40" w:after="40"/>
             </w:pPr>
             <w:r>
               <w:rPr>
@@ -8588,8 +8588,8 @@
             <w:pPr>
               <w:pStyle w:val="Compact"/>
               <w:jc w:val="left"/>
-              <w:ind w:left="0" w:right="0" w:firstLine="0"/>
-              <w:spacing w:lineRule="auto" w:before="40" w:line="240" w:after="40"/>
+              <w:ind w:firstLine="0" w:right="0" w:left="0"/>
+              <w:spacing w:lineRule="auto" w:line="240" w:before="40" w:after="40"/>
             </w:pPr>
             <w:r>
               <w:rPr>
@@ -8605,8 +8605,8 @@
             <w:pPr>
               <w:pStyle w:val="Compact"/>
               <w:jc w:val="left"/>
-              <w:ind w:left="0" w:right="0" w:firstLine="0"/>
-              <w:spacing w:lineRule="auto" w:before="40" w:line="240" w:after="40"/>
+              <w:ind w:firstLine="0" w:right="0" w:left="0"/>
+              <w:spacing w:lineRule="auto" w:line="240" w:before="40" w:after="40"/>
             </w:pPr>
             <w:r>
               <w:rPr>
@@ -8628,8 +8628,8 @@
             <w:pPr>
               <w:pStyle w:val="Compact"/>
               <w:jc w:val="left"/>
-              <w:ind w:left="0" w:right="0" w:firstLine="0"/>
-              <w:spacing w:lineRule="auto" w:before="40" w:line="240" w:after="40"/>
+              <w:ind w:firstLine="0" w:right="0" w:left="0"/>
+              <w:spacing w:lineRule="auto" w:line="240" w:before="40" w:after="40"/>
             </w:pPr>
             <w:r>
               <w:t xml:space="preserve">Modify main document body</w:t>
@@ -8644,8 +8644,8 @@
             <w:pPr>
               <w:pStyle w:val="Compact"/>
               <w:jc w:val="left"/>
-              <w:ind w:left="0" w:right="0" w:firstLine="0"/>
-              <w:spacing w:lineRule="auto" w:before="40" w:line="240" w:after="40"/>
+              <w:ind w:firstLine="0" w:right="0" w:left="0"/>
+              <w:spacing w:lineRule="auto" w:line="240" w:before="40" w:after="40"/>
             </w:pPr>
             <w:r>
               <w:rPr>
@@ -8661,8 +8661,8 @@
             <w:pPr>
               <w:pStyle w:val="Compact"/>
               <w:jc w:val="left"/>
-              <w:ind w:left="0" w:right="0" w:firstLine="0"/>
-              <w:spacing w:lineRule="auto" w:before="40" w:line="240" w:after="40"/>
+              <w:ind w:firstLine="0" w:right="0" w:left="0"/>
+              <w:spacing w:lineRule="auto" w:line="240" w:before="40" w:after="40"/>
             </w:pPr>
             <w:r>
               <w:rPr>
@@ -8684,8 +8684,8 @@
             <w:pPr>
               <w:pStyle w:val="Compact"/>
               <w:jc w:val="left"/>
-              <w:ind w:left="0" w:right="0" w:firstLine="0"/>
-              <w:spacing w:lineRule="auto" w:before="40" w:line="240" w:after="40"/>
+              <w:ind w:firstLine="0" w:right="0" w:left="0"/>
+              <w:spacing w:lineRule="auto" w:line="240" w:before="40" w:after="40"/>
             </w:pPr>
             <w:r>
               <w:t xml:space="preserve">Modify or inject style definitions</w:t>
@@ -8700,8 +8700,8 @@
             <w:pPr>
               <w:pStyle w:val="Compact"/>
               <w:jc w:val="left"/>
-              <w:ind w:left="0" w:right="0" w:firstLine="0"/>
-              <w:spacing w:lineRule="auto" w:before="40" w:line="240" w:after="40"/>
+              <w:ind w:firstLine="0" w:right="0" w:left="0"/>
+              <w:spacing w:lineRule="auto" w:line="240" w:before="40" w:after="40"/>
             </w:pPr>
             <w:r>
               <w:rPr>
@@ -8717,8 +8717,8 @@
             <w:pPr>
               <w:pStyle w:val="Compact"/>
               <w:jc w:val="left"/>
-              <w:ind w:left="0" w:right="0" w:firstLine="0"/>
-              <w:spacing w:lineRule="auto" w:before="40" w:line="240" w:after="40"/>
+              <w:ind w:firstLine="0" w:right="0" w:left="0"/>
+              <w:spacing w:lineRule="auto" w:line="240" w:before="40" w:after="40"/>
             </w:pPr>
             <w:r>
               <w:rPr>
@@ -8740,8 +8740,8 @@
             <w:pPr>
               <w:pStyle w:val="Compact"/>
               <w:jc w:val="left"/>
-              <w:ind w:left="0" w:right="0" w:firstLine="0"/>
-              <w:spacing w:lineRule="auto" w:before="40" w:line="240" w:after="40"/>
+              <w:ind w:firstLine="0" w:right="0" w:left="0"/>
+              <w:spacing w:lineRule="auto" w:line="240" w:before="40" w:after="40"/>
             </w:pPr>
             <w:r>
               <w:t xml:space="preserve">Modify list numbering definitions</w:t>
@@ -8756,8 +8756,8 @@
             <w:pPr>
               <w:pStyle w:val="Compact"/>
               <w:jc w:val="left"/>
-              <w:ind w:left="0" w:right="0" w:firstLine="0"/>
-              <w:spacing w:lineRule="auto" w:before="40" w:line="240" w:after="40"/>
+              <w:ind w:firstLine="0" w:right="0" w:left="0"/>
+              <w:spacing w:lineRule="auto" w:line="240" w:before="40" w:after="40"/>
             </w:pPr>
             <w:r>
               <w:rPr>
@@ -8773,8 +8773,8 @@
             <w:pPr>
               <w:pStyle w:val="Compact"/>
               <w:jc w:val="left"/>
-              <w:ind w:left="0" w:right="0" w:firstLine="0"/>
-              <w:spacing w:lineRule="auto" w:before="40" w:line="240" w:after="40"/>
+              <w:ind w:firstLine="0" w:right="0" w:left="0"/>
+              <w:spacing w:lineRule="auto" w:line="240" w:before="40" w:after="40"/>
             </w:pPr>
             <w:r>
               <w:rPr>
@@ -8796,8 +8796,8 @@
             <w:pPr>
               <w:pStyle w:val="Compact"/>
               <w:jc w:val="left"/>
-              <w:ind w:left="0" w:right="0" w:firstLine="0"/>
-              <w:spacing w:lineRule="auto" w:before="40" w:line="240" w:after="40"/>
+              <w:ind w:firstLine="0" w:right="0" w:left="0"/>
+              <w:spacing w:lineRule="auto" w:line="240" w:before="40" w:after="40"/>
             </w:pPr>
             <w:r>
               <w:t xml:space="preserve">Add content type declarations</w:t>
@@ -8812,8 +8812,8 @@
             <w:pPr>
               <w:pStyle w:val="Compact"/>
               <w:jc w:val="left"/>
-              <w:ind w:left="0" w:right="0" w:firstLine="0"/>
-              <w:spacing w:lineRule="auto" w:before="40" w:line="240" w:after="40"/>
+              <w:ind w:firstLine="0" w:right="0" w:left="0"/>
+              <w:spacing w:lineRule="auto" w:line="240" w:before="40" w:after="40"/>
             </w:pPr>
             <w:r>
               <w:rPr>
@@ -8829,8 +8829,8 @@
             <w:pPr>
               <w:pStyle w:val="Compact"/>
               <w:jc w:val="left"/>
-              <w:ind w:left="0" w:right="0" w:firstLine="0"/>
-              <w:spacing w:lineRule="auto" w:before="40" w:line="240" w:after="40"/>
+              <w:ind w:firstLine="0" w:right="0" w:left="0"/>
+              <w:spacing w:lineRule="auto" w:line="240" w:before="40" w:after="40"/>
             </w:pPr>
             <w:r>
               <w:rPr>
@@ -8852,8 +8852,8 @@
             <w:pPr>
               <w:pStyle w:val="Compact"/>
               <w:jc w:val="left"/>
-              <w:ind w:left="0" w:right="0" w:firstLine="0"/>
-              <w:spacing w:lineRule="auto" w:before="40" w:line="240" w:after="40"/>
+              <w:ind w:firstLine="0" w:right="0" w:left="0"/>
+              <w:spacing w:lineRule="auto" w:line="240" w:before="40" w:after="40"/>
             </w:pPr>
             <w:r>
               <w:t xml:space="preserve">Modify document settings</w:t>
@@ -8868,8 +8868,8 @@
             <w:pPr>
               <w:pStyle w:val="Compact"/>
               <w:jc w:val="left"/>
-              <w:ind w:left="0" w:right="0" w:firstLine="0"/>
-              <w:spacing w:lineRule="auto" w:before="40" w:line="240" w:after="40"/>
+              <w:ind w:firstLine="0" w:right="0" w:left="0"/>
+              <w:spacing w:lineRule="auto" w:line="240" w:before="40" w:after="40"/>
             </w:pPr>
             <w:r>
               <w:rPr>
@@ -8885,8 +8885,8 @@
             <w:pPr>
               <w:pStyle w:val="Compact"/>
               <w:jc w:val="left"/>
-              <w:ind w:left="0" w:right="0" w:firstLine="0"/>
-              <w:spacing w:lineRule="auto" w:before="40" w:line="240" w:after="40"/>
+              <w:ind w:firstLine="0" w:right="0" w:left="0"/>
+              <w:spacing w:lineRule="auto" w:line="240" w:before="40" w:after="40"/>
             </w:pPr>
             <w:r>
               <w:rPr>
@@ -8908,8 +8908,8 @@
             <w:pPr>
               <w:pStyle w:val="Compact"/>
               <w:jc w:val="left"/>
-              <w:ind w:left="0" w:right="0" w:firstLine="0"/>
-              <w:spacing w:lineRule="auto" w:before="40" w:line="240" w:after="40"/>
+              <w:ind w:firstLine="0" w:right="0" w:left="0"/>
+              <w:spacing w:lineRule="auto" w:line="240" w:before="40" w:after="40"/>
             </w:pPr>
             <w:r>
               <w:t xml:space="preserve">Add/modify relationship entries</w:t>
@@ -8924,8 +8924,8 @@
             <w:pPr>
               <w:pStyle w:val="Compact"/>
               <w:jc w:val="left"/>
-              <w:ind w:left="0" w:right="0" w:firstLine="0"/>
-              <w:spacing w:lineRule="auto" w:before="40" w:line="240" w:after="40"/>
+              <w:ind w:firstLine="0" w:right="0" w:left="0"/>
+              <w:spacing w:lineRule="auto" w:line="240" w:before="40" w:after="40"/>
             </w:pPr>
             <w:r>
               <w:rPr>
@@ -8941,8 +8941,8 @@
             <w:pPr>
               <w:pStyle w:val="Compact"/>
               <w:jc w:val="left"/>
-              <w:ind w:left="0" w:right="0" w:firstLine="0"/>
-              <w:spacing w:lineRule="auto" w:before="40" w:line="240" w:after="40"/>
+              <w:ind w:firstLine="0" w:right="0" w:left="0"/>
+              <w:spacing w:lineRule="auto" w:line="240" w:before="40" w:after="40"/>
             </w:pPr>
             <w:r>
               <w:t xml:space="preserve">Temp directory path</w:t>
@@ -8955,8 +8955,8 @@
             <w:pPr>
               <w:pStyle w:val="Compact"/>
               <w:jc w:val="left"/>
-              <w:ind w:left="0" w:right="0" w:firstLine="0"/>
-              <w:spacing w:lineRule="auto" w:before="40" w:line="240" w:after="40"/>
+              <w:ind w:firstLine="0" w:right="0" w:left="0"/>
+              <w:spacing w:lineRule="auto" w:line="240" w:before="40" w:after="40"/>
             </w:pPr>
             <w:r>
               <w:t xml:space="preserve">Create new parts (headers, footers)</w:t>
@@ -8974,7 +8974,7 @@
       </w:r>
     </w:p>
     <w:bookmarkEnd w:id="32"/>
-    <w:bookmarkStart w:id="33" w:name="writing-a-custom-postprocessor"/>
+    <w:bookmarkStart w:id="33" w:name="SPEC-2-sec4.3"/>
     <w:p>
       <w:pPr>
         <w:pStyle w:val="Heading2"/>
@@ -9009,12 +9009,12 @@
     </w:p>
     <w:p>
       <w:pPr>
-        <w:spacing w:line="20" w:after="0" w:lineRule="exact" w:before="0"/>
+        <w:spacing w:after="0" w:lineRule="exact" w:line="20" w:before="0"/>
         <w:rPr>
           <w:sz w:val="2"/>
         </w:rPr>
       </w:pPr>
-      <w:bookmarkStart w:name="listing-src-docx-custom-postprocessor" w:id="69874"/>
+      <w:bookmarkStart w:id="69874" w:name="listing-src-docx-custom-postprocessor"/>
       <w:bookmarkEnd w:id="69874"/>
     </w:p>
     <w:p>
@@ -9614,7 +9614,7 @@
       </w:r>
     </w:p>
     <w:bookmarkEnd w:id="33"/>
-    <w:bookmarkStart w:id="34" w:name="the-config-parameter"/>
+    <w:bookmarkStart w:id="34" w:name="SPEC-2-sec4.4"/>
     <w:p>
       <w:pPr>
         <w:pStyle w:val="Heading2"/>
@@ -9751,7 +9751,7 @@
     </w:p>
     <w:bookmarkEnd w:id="34"/>
     <w:bookmarkEnd w:id="35"/>
-    <w:bookmarkStart w:id="37" w:name="filters"/>
+    <w:bookmarkStart w:id="37" w:name="SPEC-2-sec5"/>
     <w:p>
       <w:pPr>
         <w:pStyle w:val="Heading1"/>
@@ -9783,12 +9783,12 @@
     </w:p>
     <w:p>
       <w:pPr>
-        <w:spacing w:line="20" w:after="0" w:lineRule="exact" w:before="0"/>
+        <w:spacing w:after="0" w:lineRule="exact" w:line="20" w:before="0"/>
         <w:rPr>
           <w:sz w:val="2"/>
         </w:rPr>
       </w:pPr>
-      <w:bookmarkStart w:name="csv-tbl-docx-filter-features" w:id="27004"/>
+      <w:bookmarkStart w:id="27004" w:name="csv-tbl-docx-filter-features"/>
       <w:bookmarkEnd w:id="27004"/>
     </w:p>
     <w:p>
@@ -9825,12 +9825,12 @@
         <w:tblLook w:firstRow="1" w:lastRow="0" w:firstColumn="0" w:lastColumn="0" w:noHBand="0" w:noVBand="0" w:val="0020"/>
         <w:jc w:val="start"/>
         <w:tblBorders>
-          <w:top w:val="single" w:sz="6" w:color="000000" w:space="0"/>
-          <w:left w:val="single" w:sz="6" w:color="000000" w:space="0"/>
-          <w:bottom w:val="single" w:sz="6" w:color="000000" w:space="0"/>
-          <w:right w:val="single" w:sz="6" w:color="000000" w:space="0"/>
-          <w:insideH w:val="single" w:sz="6" w:color="000000" w:space="0"/>
-          <w:insideV w:val="single" w:sz="6" w:color="000000" w:space="0"/>
+          <w:top w:color="000000" w:val="single" w:sz="6" w:space="0"/>
+          <w:left w:color="000000" w:val="single" w:sz="6" w:space="0"/>
+          <w:bottom w:color="000000" w:val="single" w:sz="6" w:space="0"/>
+          <w:right w:color="000000" w:val="single" w:sz="6" w:space="0"/>
+          <w:insideH w:color="000000" w:val="single" w:sz="6" w:space="0"/>
+          <w:insideV w:color="000000" w:val="single" w:sz="6" w:space="0"/>
         </w:tblBorders>
         <w:tblCellMar>
           <w:top w:type="dxa" w:w="57"/>
@@ -9855,8 +9855,8 @@
             <w:pPr>
               <w:pStyle w:val="Compact"/>
               <w:jc w:val="left"/>
-              <w:ind w:left="0" w:right="0" w:firstLine="0"/>
-              <w:spacing w:lineRule="auto" w:before="40" w:line="240" w:after="40"/>
+              <w:ind w:firstLine="0" w:right="0" w:left="0"/>
+              <w:spacing w:lineRule="auto" w:line="240" w:before="40" w:after="40"/>
             </w:pPr>
             <w:r>
               <w:rPr>
@@ -9874,8 +9874,8 @@
             <w:pPr>
               <w:pStyle w:val="Compact"/>
               <w:jc w:val="left"/>
-              <w:ind w:left="0" w:right="0" w:firstLine="0"/>
-              <w:spacing w:lineRule="auto" w:before="40" w:line="240" w:after="40"/>
+              <w:ind w:firstLine="0" w:right="0" w:left="0"/>
+              <w:spacing w:lineRule="auto" w:line="240" w:before="40" w:after="40"/>
             </w:pPr>
             <w:r>
               <w:rPr>
@@ -9893,8 +9893,8 @@
             <w:pPr>
               <w:pStyle w:val="Compact"/>
               <w:jc w:val="left"/>
-              <w:ind w:left="0" w:right="0" w:firstLine="0"/>
-              <w:spacing w:lineRule="auto" w:before="40" w:line="240" w:after="40"/>
+              <w:ind w:firstLine="0" w:right="0" w:left="0"/>
+              <w:spacing w:lineRule="auto" w:line="240" w:before="40" w:after="40"/>
             </w:pPr>
             <w:r>
               <w:rPr>
@@ -9910,8 +9910,8 @@
             <w:pPr>
               <w:pStyle w:val="Compact"/>
               <w:jc w:val="left"/>
-              <w:ind w:left="0" w:right="0" w:firstLine="0"/>
-              <w:spacing w:lineRule="auto" w:before="40" w:line="240" w:after="40"/>
+              <w:ind w:firstLine="0" w:right="0" w:left="0"/>
+              <w:spacing w:lineRule="auto" w:line="240" w:before="40" w:after="40"/>
             </w:pPr>
             <w:r>
               <w:t xml:space="preserve">OOXML page break</w:t>
@@ -9926,8 +9926,8 @@
             <w:pPr>
               <w:pStyle w:val="Compact"/>
               <w:jc w:val="left"/>
-              <w:ind w:left="0" w:right="0" w:firstLine="0"/>
-              <w:spacing w:lineRule="auto" w:before="40" w:line="240" w:after="40"/>
+              <w:ind w:firstLine="0" w:right="0" w:left="0"/>
+              <w:spacing w:lineRule="auto" w:line="240" w:before="40" w:after="40"/>
             </w:pPr>
             <w:r>
               <w:rPr>
@@ -9943,8 +9943,8 @@
             <w:pPr>
               <w:pStyle w:val="Compact"/>
               <w:jc w:val="left"/>
-              <w:ind w:left="0" w:right="0" w:firstLine="0"/>
-              <w:spacing w:lineRule="auto" w:before="40" w:line="240" w:after="40"/>
+              <w:ind w:firstLine="0" w:right="0" w:left="0"/>
+              <w:spacing w:lineRule="auto" w:line="240" w:before="40" w:after="40"/>
             </w:pPr>
             <w:r>
               <w:t xml:space="preserve">OOXML spacing (in twips)</w:t>
@@ -9959,8 +9959,8 @@
             <w:pPr>
               <w:pStyle w:val="Compact"/>
               <w:jc w:val="left"/>
-              <w:ind w:left="0" w:right="0" w:firstLine="0"/>
-              <w:spacing w:lineRule="auto" w:before="40" w:line="240" w:after="40"/>
+              <w:ind w:firstLine="0" w:right="0" w:left="0"/>
+              <w:spacing w:lineRule="auto" w:line="240" w:before="40" w:after="40"/>
             </w:pPr>
             <w:r>
               <w:rPr>
@@ -9976,8 +9976,8 @@
             <w:pPr>
               <w:pStyle w:val="Compact"/>
               <w:jc w:val="left"/>
-              <w:ind w:left="0" w:right="0" w:firstLine="0"/>
-              <w:spacing w:lineRule="auto" w:before="40" w:line="240" w:after="40"/>
+              <w:ind w:firstLine="0" w:right="0" w:left="0"/>
+              <w:spacing w:lineRule="auto" w:line="240" w:before="40" w:after="40"/>
             </w:pPr>
             <w:r>
               <w:t xml:space="preserve">OOXML bookmark start</w:t>
@@ -9992,8 +9992,8 @@
             <w:pPr>
               <w:pStyle w:val="Compact"/>
               <w:jc w:val="left"/>
-              <w:ind w:left="0" w:right="0" w:firstLine="0"/>
-              <w:spacing w:lineRule="auto" w:before="40" w:line="240" w:after="40"/>
+              <w:ind w:firstLine="0" w:right="0" w:left="0"/>
+              <w:spacing w:lineRule="auto" w:line="240" w:before="40" w:after="40"/>
             </w:pPr>
             <w:r>
               <w:rPr>
@@ -10015,8 +10015,8 @@
             <w:pPr>
               <w:pStyle w:val="Compact"/>
               <w:jc w:val="left"/>
-              <w:ind w:left="0" w:right="0" w:firstLine="0"/>
-              <w:spacing w:lineRule="auto" w:before="40" w:line="240" w:after="40"/>
+              <w:ind w:firstLine="0" w:right="0" w:left="0"/>
+              <w:spacing w:lineRule="auto" w:line="240" w:before="40" w:after="40"/>
             </w:pPr>
             <w:r>
               <w:t xml:space="preserve">OOXML math element (native</w:t>
@@ -10046,8 +10046,8 @@
             <w:pPr>
               <w:pStyle w:val="Compact"/>
               <w:jc w:val="left"/>
-              <w:ind w:left="0" w:right="0" w:firstLine="0"/>
-              <w:spacing w:lineRule="auto" w:before="40" w:line="240" w:after="40"/>
+              <w:ind w:firstLine="0" w:right="0" w:left="0"/>
+              <w:spacing w:lineRule="auto" w:line="240" w:before="40" w:after="40"/>
             </w:pPr>
             <w:r>
               <w:rPr>
@@ -10063,8 +10063,8 @@
             <w:pPr>
               <w:pStyle w:val="Compact"/>
               <w:jc w:val="left"/>
-              <w:ind w:left="0" w:right="0" w:firstLine="0"/>
-              <w:spacing w:lineRule="auto" w:before="40" w:line="240" w:after="40"/>
+              <w:ind w:firstLine="0" w:right="0" w:left="0"/>
+              <w:spacing w:lineRule="auto" w:line="240" w:before="40" w:after="40"/>
             </w:pPr>
             <w:r>
               <w:t xml:space="preserve">OOXML caption with SEQ field</w:t>
@@ -10079,8 +10079,8 @@
             <w:pPr>
               <w:pStyle w:val="Compact"/>
               <w:jc w:val="left"/>
-              <w:ind w:left="0" w:right="0" w:firstLine="0"/>
-              <w:spacing w:lineRule="auto" w:before="40" w:line="240" w:after="40"/>
+              <w:ind w:firstLine="0" w:right="0" w:left="0"/>
+              <w:spacing w:lineRule="auto" w:line="240" w:before="40" w:after="40"/>
             </w:pPr>
             <w:r>
               <w:rPr>
@@ -10096,8 +10096,8 @@
             <w:pPr>
               <w:pStyle w:val="Compact"/>
               <w:jc w:val="left"/>
-              <w:ind w:left="0" w:right="0" w:firstLine="0"/>
-              <w:spacing w:lineRule="auto" w:before="40" w:line="240" w:after="40"/>
+              <w:ind w:firstLine="0" w:right="0" w:left="0"/>
+              <w:spacing w:lineRule="auto" w:line="240" w:before="40" w:after="40"/>
             </w:pPr>
             <w:r>
               <w:t xml:space="preserve">OOXML numbered equation with tab layout</w:t>
@@ -10112,8 +10112,8 @@
             <w:pPr>
               <w:pStyle w:val="Compact"/>
               <w:jc w:val="left"/>
-              <w:ind w:left="0" w:right="0" w:firstLine="0"/>
-              <w:spacing w:lineRule="auto" w:before="40" w:line="240" w:after="40"/>
+              <w:ind w:firstLine="0" w:right="0" w:left="0"/>
+              <w:spacing w:lineRule="auto" w:line="240" w:before="40" w:after="40"/>
             </w:pPr>
             <w:r>
               <w:rPr>
@@ -10129,8 +10129,8 @@
             <w:pPr>
               <w:pStyle w:val="Compact"/>
               <w:jc w:val="left"/>
-              <w:ind w:left="0" w:right="0" w:firstLine="0"/>
-              <w:spacing w:lineRule="auto" w:before="40" w:line="240" w:after="40"/>
+              <w:ind w:firstLine="0" w:right="0" w:left="0"/>
+              <w:spacing w:lineRule="auto" w:line="240" w:before="40" w:after="40"/>
             </w:pPr>
             <w:r>
               <w:t xml:space="preserve">Position markers for postprocessor</w:t>
@@ -10145,8 +10145,8 @@
             <w:pPr>
               <w:pStyle w:val="Compact"/>
               <w:jc w:val="left"/>
-              <w:ind w:left="0" w:right="0" w:firstLine="0"/>
-              <w:spacing w:lineRule="auto" w:before="40" w:line="240" w:after="40"/>
+              <w:ind w:firstLine="0" w:right="0" w:left="0"/>
+              <w:spacing w:lineRule="auto" w:line="240" w:before="40" w:after="40"/>
             </w:pPr>
             <w:r>
               <w:rPr>
@@ -10183,8 +10183,8 @@
             <w:pPr>
               <w:pStyle w:val="Compact"/>
               <w:jc w:val="left"/>
-              <w:ind w:left="0" w:right="0" w:firstLine="0"/>
-              <w:spacing w:lineRule="auto" w:before="40" w:line="240" w:after="40"/>
+              <w:ind w:firstLine="0" w:right="0" w:left="0"/>
+              <w:spacing w:lineRule="auto" w:line="240" w:before="40" w:after="40"/>
             </w:pPr>
             <w:r>
               <w:t xml:space="preserve">Rewritten to</w:t>
@@ -10208,7 +10208,7 @@
         </w:tc>
       </w:tr>
     </w:tbl>
-    <w:bookmarkStart w:id="36" w:name="when-to-use-filters-vs-postprocessors"/>
+    <w:bookmarkStart w:id="36" w:name="SPEC-2-sec5.1"/>
     <w:p>
       <w:pPr>
         <w:pStyle w:val="Heading2"/>
@@ -10267,7 +10267,7 @@
     </w:p>
     <w:bookmarkEnd w:id="36"/>
     <w:bookmarkEnd w:id="37"/>
-    <w:bookmarkStart w:id="40" w:name="projectyaml-configuration"/>
+    <w:bookmarkStart w:id="40" w:name="SPEC-2-sec6"/>
     <w:p>
       <w:pPr>
         <w:pStyle w:val="Heading1"/>
@@ -10280,7 +10280,7 @@
         <w:t xml:space="preserve">project.yaml Configuration</w:t>
       </w:r>
     </w:p>
-    <w:bookmarkStart w:id="38" w:name="docx-specific-settings"/>
+    <w:bookmarkStart w:id="38" w:name="SPEC-2-sec6.1"/>
     <w:p>
       <w:pPr>
         <w:pStyle w:val="Heading2"/>
@@ -10295,12 +10295,12 @@
     </w:p>
     <w:p>
       <w:pPr>
-        <w:spacing w:line="20" w:after="0" w:lineRule="exact" w:before="0"/>
+        <w:spacing w:after="0" w:lineRule="exact" w:line="20" w:before="0"/>
         <w:rPr>
           <w:sz w:val="2"/>
         </w:rPr>
       </w:pPr>
-      <w:bookmarkStart w:name="listing-src-docx-project-config" w:id="27890"/>
+      <w:bookmarkStart w:id="27890" w:name="listing-src-docx-project-config"/>
       <w:bookmarkEnd w:id="27890"/>
     </w:p>
     <w:p>
@@ -10492,7 +10492,7 @@
       </w:r>
     </w:p>
     <w:bookmarkEnd w:id="38"/>
-    <w:bookmarkStart w:id="39" w:name="configuration-precedence"/>
+    <w:bookmarkStart w:id="39" w:name="SPEC-2-sec6.2"/>
     <w:p>
       <w:pPr>
         <w:pStyle w:val="Heading2"/>
@@ -10588,7 +10588,7 @@
     </w:p>
     <w:bookmarkEnd w:id="39"/>
     <w:bookmarkEnd w:id="40"/>
-    <w:bookmarkStart w:id="41" w:name="reference-document-cache"/>
+    <w:bookmarkStart w:id="41" w:name="SPEC-2-sec7"/>
     <w:p>
       <w:pPr>
         <w:pStyle w:val="Heading1"/>
@@ -10747,12 +10747,12 @@
     </w:p>
     <w:p>
       <w:pPr>
-        <w:spacing w:line="20" w:after="0" w:lineRule="exact" w:before="0"/>
+        <w:spacing w:after="0" w:lineRule="exact" w:line="20" w:before="0"/>
         <w:rPr>
           <w:sz w:val="2"/>
         </w:rPr>
       </w:pPr>
-      <w:bookmarkStart w:name="listing-src-docx-force-reference" w:id="76751"/>
+      <w:bookmarkStart w:id="76751" w:name="listing-src-docx-force-reference"/>
       <w:bookmarkEnd w:id="76751"/>
     </w:p>
     <w:p>
@@ -10822,9 +10822,9 @@
     </w:p>
     <w:bookmarkEnd w:id="41"/>
     <w:sectPr>
-      <w:footerReference r:id="rId9200" w:type="default"/>
-      <w:headerReference r:id="rId9101" w:type="default"/>
-      <w:headerReference r:id="rId9100" w:type="first"/>
+      <w:footerReference w:type="default" r:id="rId9200"/>
+      <w:headerReference w:type="default" r:id="rId9101"/>
+      <w:headerReference w:type="first" r:id="rId9100"/>
       <w:titlePg/>
     </w:sectPr>
   </w:body>
@@ -10836,17 +10836,17 @@
 </file>
 
 <file path=word/footer1.xml><?xml version="1.0" encoding="utf-8"?>
-<w:ftr xmlns:r="http://schemas.openxmlformats.org/officeDocument/2006/relationships" xmlns:w="http://schemas.openxmlformats.org/wordprocessingml/2006/main">
+<w:ftr xmlns:w="http://schemas.openxmlformats.org/wordprocessingml/2006/main" xmlns:r="http://schemas.openxmlformats.org/officeDocument/2006/relationships">
   <w:tbl>
     <w:tblPr>
       <w:tblW w:type="pct" w:w="5000"/>
       <w:tblBorders>
-        <w:top w:val="single" w:sz="4" w:color="CCCCCC" w:space="1"/>
-        <w:bottom w:val="none" w:sz="0" w:color="auto" w:space="0"/>
-        <w:left w:val="none" w:sz="0" w:color="auto" w:space="0"/>
-        <w:right w:val="none" w:sz="0" w:color="auto" w:space="0"/>
-        <w:insideH w:val="none" w:sz="0" w:color="auto" w:space="0"/>
-        <w:insideV w:val="none" w:sz="0" w:color="auto" w:space="0"/>
+        <w:top w:color="CCCCCC" w:val="single" w:sz="4" w:space="1"/>
+        <w:bottom w:color="auto" w:val="none" w:sz="0" w:space="0"/>
+        <w:left w:color="auto" w:val="none" w:sz="0" w:space="0"/>
+        <w:right w:color="auto" w:val="none" w:sz="0" w:space="0"/>
+        <w:insideH w:color="auto" w:val="none" w:sz="0" w:space="0"/>
+        <w:insideV w:color="auto" w:val="none" w:sz="0" w:space="0"/>
       </w:tblBorders>
       <w:tblLayout w:type="fixed"/>
     </w:tblPr>
@@ -10962,7 +10962,7 @@
 </file>
 
 <file path=word/header1.xml><?xml version="1.0" encoding="utf-8"?>
-<w:hdr xmlns:r="http://schemas.openxmlformats.org/officeDocument/2006/relationships" xmlns:w="http://schemas.openxmlformats.org/wordprocessingml/2006/main">
+<w:hdr xmlns:w="http://schemas.openxmlformats.org/wordprocessingml/2006/main" xmlns:r="http://schemas.openxmlformats.org/officeDocument/2006/relationships">
   <w:p>
     <w:pPr>
       <w:pStyle w:val="Header"/>
@@ -10972,7 +10972,7 @@
 </file>
 
 <file path=word/header2.xml><?xml version="1.0" encoding="utf-8"?>
-<w:hdr xmlns:r="http://schemas.openxmlformats.org/officeDocument/2006/relationships" xmlns:w="http://schemas.openxmlformats.org/wordprocessingml/2006/main">
+<w:hdr xmlns:w="http://schemas.openxmlformats.org/wordprocessingml/2006/main" xmlns:r="http://schemas.openxmlformats.org/officeDocument/2006/relationships">
   <w:p>
     <w:pPr>
       <w:pStyle w:val="Header"/>
@@ -12166,14 +12166,14 @@
     <w:basedOn w:val="VerbatimChar"/>
     <w:rPr/>
   </w:style>
-  <w:style w:styleId="SpecObjectHeader" w:type="paragraph" w:customStyle="1">
+  <w:style w:type="paragraph" w:styleId="SpecObjectHeader" w:customStyle="1">
     <w:name w:val="Spec Object Header"/>
     <w:basedOn w:val="Normal"/>
     <w:next w:val="FirstParagraph"/>
     <w:qFormat/>
     <w:pPr>
       <w:keepNext/>
-      <w:spacing w:lineRule="auto" w:before="280" w:line="276" w:after="120"/>
+      <w:spacing w:lineRule="auto" w:line="276" w:before="280" w:after="120"/>
       <w:outlineLvl w:val="0"/>
     </w:pPr>
     <w:rPr>

--- a/manual/downloads/docx-customization.docx
+++ b/manual/downloads/docx-customization.docx
@@ -414,7 +414,7 @@
     </w:p>
     <w:p>
       <w:pPr>
-        <w:spacing w:after="0" w:lineRule="exact" w:line="20" w:before="0"/>
+        <w:spacing w:after="0" w:before="0" w:lineRule="exact" w:line="20"/>
         <w:rPr>
           <w:sz w:val="2"/>
         </w:rPr>
@@ -1610,7 +1610,7 @@
     </w:p>
     <w:p>
       <w:pPr>
-        <w:spacing w:after="0" w:lineRule="exact" w:line="20" w:before="0"/>
+        <w:spacing w:after="0" w:before="0" w:lineRule="exact" w:line="20"/>
         <w:rPr>
           <w:sz w:val="2"/>
         </w:rPr>
@@ -1652,18 +1652,18 @@
         <w:tblLook w:firstRow="1" w:lastRow="0" w:firstColumn="0" w:lastColumn="0" w:noHBand="0" w:noVBand="0" w:val="0020"/>
         <w:jc w:val="start"/>
         <w:tblBorders>
-          <w:top w:color="000000" w:val="single" w:sz="6" w:space="0"/>
-          <w:left w:color="000000" w:val="single" w:sz="6" w:space="0"/>
-          <w:bottom w:color="000000" w:val="single" w:sz="6" w:space="0"/>
-          <w:right w:color="000000" w:val="single" w:sz="6" w:space="0"/>
-          <w:insideH w:color="000000" w:val="single" w:sz="6" w:space="0"/>
-          <w:insideV w:color="000000" w:val="single" w:sz="6" w:space="0"/>
+          <w:top w:color="000000" w:sz="6" w:val="single" w:space="0"/>
+          <w:left w:color="000000" w:sz="6" w:val="single" w:space="0"/>
+          <w:bottom w:color="000000" w:sz="6" w:val="single" w:space="0"/>
+          <w:right w:color="000000" w:sz="6" w:val="single" w:space="0"/>
+          <w:insideH w:color="000000" w:sz="6" w:val="single" w:space="0"/>
+          <w:insideV w:color="000000" w:sz="6" w:val="single" w:space="0"/>
         </w:tblBorders>
         <w:tblCellMar>
-          <w:top w:type="dxa" w:w="57"/>
-          <w:left w:type="dxa" w:w="108"/>
-          <w:bottom w:type="dxa" w:w="57"/>
-          <w:right w:type="dxa" w:w="108"/>
+          <w:top w:w="57" w:type="dxa"/>
+          <w:left w:w="108" w:type="dxa"/>
+          <w:bottom w:w="57" w:type="dxa"/>
+          <w:right w:w="108" w:type="dxa"/>
         </w:tblCellMar>
       </w:tblPr>
       <w:tblGrid>
@@ -1678,14 +1678,14 @@
         </w:trPr>
         <w:tc>
           <w:tcPr>
-            <w:shd w:val="clear" w:color="auto" w:fill="E8E8E8"/>
+            <w:shd w:fill="E8E8E8" w:val="clear" w:color="auto"/>
           </w:tcPr>
           <w:p>
             <w:pPr>
               <w:pStyle w:val="Compact"/>
               <w:jc w:val="left"/>
-              <w:ind w:firstLine="0" w:right="0" w:left="0"/>
-              <w:spacing w:lineRule="auto" w:line="240" w:before="40" w:after="40"/>
+              <w:ind w:left="0" w:right="0" w:firstLine="0"/>
+              <w:spacing w:before="40" w:lineRule="auto" w:line="240" w:after="40"/>
             </w:pPr>
             <w:r>
               <w:rPr>
@@ -1697,14 +1697,14 @@
         </w:tc>
         <w:tc>
           <w:tcPr>
-            <w:shd w:val="clear" w:color="auto" w:fill="E8E8E8"/>
+            <w:shd w:fill="E8E8E8" w:val="clear" w:color="auto"/>
           </w:tcPr>
           <w:p>
             <w:pPr>
               <w:pStyle w:val="Compact"/>
               <w:jc w:val="left"/>
-              <w:ind w:firstLine="0" w:right="0" w:left="0"/>
-              <w:spacing w:lineRule="auto" w:line="240" w:before="40" w:after="40"/>
+              <w:ind w:left="0" w:right="0" w:firstLine="0"/>
+              <w:spacing w:before="40" w:lineRule="auto" w:line="240" w:after="40"/>
             </w:pPr>
             <w:r>
               <w:rPr>
@@ -1716,14 +1716,14 @@
         </w:tc>
         <w:tc>
           <w:tcPr>
-            <w:shd w:val="clear" w:color="auto" w:fill="E8E8E8"/>
+            <w:shd w:fill="E8E8E8" w:val="clear" w:color="auto"/>
           </w:tcPr>
           <w:p>
             <w:pPr>
               <w:pStyle w:val="Compact"/>
               <w:jc w:val="left"/>
-              <w:ind w:firstLine="0" w:right="0" w:left="0"/>
-              <w:spacing w:lineRule="auto" w:line="240" w:before="40" w:after="40"/>
+              <w:ind w:left="0" w:right="0" w:firstLine="0"/>
+              <w:spacing w:before="40" w:lineRule="auto" w:line="240" w:after="40"/>
             </w:pPr>
             <w:r>
               <w:rPr>
@@ -1735,14 +1735,14 @@
         </w:tc>
         <w:tc>
           <w:tcPr>
-            <w:shd w:val="clear" w:color="auto" w:fill="E8E8E8"/>
+            <w:shd w:fill="E8E8E8" w:val="clear" w:color="auto"/>
           </w:tcPr>
           <w:p>
             <w:pPr>
               <w:pStyle w:val="Compact"/>
               <w:jc w:val="left"/>
-              <w:ind w:firstLine="0" w:right="0" w:left="0"/>
-              <w:spacing w:lineRule="auto" w:line="240" w:before="40" w:after="40"/>
+              <w:ind w:left="0" w:right="0" w:firstLine="0"/>
+              <w:spacing w:before="40" w:lineRule="auto" w:line="240" w:after="40"/>
             </w:pPr>
             <w:r>
               <w:rPr>
@@ -1760,8 +1760,8 @@
             <w:pPr>
               <w:pStyle w:val="Compact"/>
               <w:jc w:val="left"/>
-              <w:ind w:firstLine="0" w:right="0" w:left="0"/>
-              <w:spacing w:lineRule="auto" w:line="240" w:before="40" w:after="40"/>
+              <w:ind w:left="0" w:right="0" w:firstLine="0"/>
+              <w:spacing w:before="40" w:lineRule="auto" w:line="240" w:after="40"/>
             </w:pPr>
             <w:r>
               <w:rPr>
@@ -1777,8 +1777,8 @@
             <w:pPr>
               <w:pStyle w:val="Compact"/>
               <w:jc w:val="left"/>
-              <w:ind w:firstLine="0" w:right="0" w:left="0"/>
-              <w:spacing w:lineRule="auto" w:line="240" w:before="40" w:after="40"/>
+              <w:ind w:left="0" w:right="0" w:firstLine="0"/>
+              <w:spacing w:before="40" w:lineRule="auto" w:line="240" w:after="40"/>
             </w:pPr>
             <w:r>
               <w:t xml:space="preserve">string</w:t>
@@ -1791,8 +1791,8 @@
             <w:pPr>
               <w:pStyle w:val="Compact"/>
               <w:jc w:val="left"/>
-              <w:ind w:firstLine="0" w:right="0" w:left="0"/>
-              <w:spacing w:lineRule="auto" w:line="240" w:before="40" w:after="40"/>
+              <w:ind w:left="0" w:right="0" w:firstLine="0"/>
+              <w:spacing w:before="40" w:lineRule="auto" w:line="240" w:after="40"/>
             </w:pPr>
             <w:r>
               <w:t xml:space="preserve">required</w:t>
@@ -1805,8 +1805,8 @@
             <w:pPr>
               <w:pStyle w:val="Compact"/>
               <w:jc w:val="left"/>
-              <w:ind w:firstLine="0" w:right="0" w:left="0"/>
-              <w:spacing w:lineRule="auto" w:line="240" w:before="40" w:after="40"/>
+              <w:ind w:left="0" w:right="0" w:firstLine="0"/>
+              <w:spacing w:before="40" w:lineRule="auto" w:line="240" w:after="40"/>
             </w:pPr>
             <w:r>
               <w:t xml:space="preserve">Internal style ID (e.g.,</w:t>
@@ -1836,8 +1836,8 @@
             <w:pPr>
               <w:pStyle w:val="Compact"/>
               <w:jc w:val="left"/>
-              <w:ind w:firstLine="0" w:right="0" w:left="0"/>
-              <w:spacing w:lineRule="auto" w:line="240" w:before="40" w:after="40"/>
+              <w:ind w:left="0" w:right="0" w:firstLine="0"/>
+              <w:spacing w:before="40" w:lineRule="auto" w:line="240" w:after="40"/>
             </w:pPr>
             <w:r>
               <w:rPr>
@@ -1853,8 +1853,8 @@
             <w:pPr>
               <w:pStyle w:val="Compact"/>
               <w:jc w:val="left"/>
-              <w:ind w:firstLine="0" w:right="0" w:left="0"/>
-              <w:spacing w:lineRule="auto" w:line="240" w:before="40" w:after="40"/>
+              <w:ind w:left="0" w:right="0" w:firstLine="0"/>
+              <w:spacing w:before="40" w:lineRule="auto" w:line="240" w:after="40"/>
             </w:pPr>
             <w:r>
               <w:t xml:space="preserve">string</w:t>
@@ -1867,8 +1867,8 @@
             <w:pPr>
               <w:pStyle w:val="Compact"/>
               <w:jc w:val="left"/>
-              <w:ind w:firstLine="0" w:right="0" w:left="0"/>
-              <w:spacing w:lineRule="auto" w:line="240" w:before="40" w:after="40"/>
+              <w:ind w:left="0" w:right="0" w:firstLine="0"/>
+              <w:spacing w:before="40" w:lineRule="auto" w:line="240" w:after="40"/>
             </w:pPr>
             <w:r>
               <w:t xml:space="preserve">required</w:t>
@@ -1881,8 +1881,8 @@
             <w:pPr>
               <w:pStyle w:val="Compact"/>
               <w:jc w:val="left"/>
-              <w:ind w:firstLine="0" w:right="0" w:left="0"/>
-              <w:spacing w:lineRule="auto" w:line="240" w:before="40" w:after="40"/>
+              <w:ind w:left="0" w:right="0" w:firstLine="0"/>
+              <w:spacing w:before="40" w:lineRule="auto" w:line="240" w:after="40"/>
             </w:pPr>
             <w:r>
               <w:t xml:space="preserve">Display name in Word (e.g.,</w:t>
@@ -1912,8 +1912,8 @@
             <w:pPr>
               <w:pStyle w:val="Compact"/>
               <w:jc w:val="left"/>
-              <w:ind w:firstLine="0" w:right="0" w:left="0"/>
-              <w:spacing w:lineRule="auto" w:line="240" w:before="40" w:after="40"/>
+              <w:ind w:left="0" w:right="0" w:firstLine="0"/>
+              <w:spacing w:before="40" w:lineRule="auto" w:line="240" w:after="40"/>
             </w:pPr>
             <w:r>
               <w:rPr>
@@ -1929,8 +1929,8 @@
             <w:pPr>
               <w:pStyle w:val="Compact"/>
               <w:jc w:val="left"/>
-              <w:ind w:firstLine="0" w:right="0" w:left="0"/>
-              <w:spacing w:lineRule="auto" w:line="240" w:before="40" w:after="40"/>
+              <w:ind w:left="0" w:right="0" w:firstLine="0"/>
+              <w:spacing w:before="40" w:lineRule="auto" w:line="240" w:after="40"/>
             </w:pPr>
             <w:r>
               <w:t xml:space="preserve">string</w:t>
@@ -1943,8 +1943,8 @@
             <w:pPr>
               <w:pStyle w:val="Compact"/>
               <w:jc w:val="left"/>
-              <w:ind w:firstLine="0" w:right="0" w:left="0"/>
-              <w:spacing w:lineRule="auto" w:line="240" w:before="40" w:after="40"/>
+              <w:ind w:left="0" w:right="0" w:firstLine="0"/>
+              <w:spacing w:before="40" w:lineRule="auto" w:line="240" w:after="40"/>
             </w:pPr>
             <w:r>
               <w:t xml:space="preserve">nil</w:t>
@@ -1957,8 +1957,8 @@
             <w:pPr>
               <w:pStyle w:val="Compact"/>
               <w:jc w:val="left"/>
-              <w:ind w:firstLine="0" w:right="0" w:left="0"/>
-              <w:spacing w:lineRule="auto" w:line="240" w:before="40" w:after="40"/>
+              <w:ind w:left="0" w:right="0" w:firstLine="0"/>
+              <w:spacing w:before="40" w:lineRule="auto" w:line="240" w:after="40"/>
             </w:pPr>
             <w:r>
               <w:t xml:space="preserve">Parent style ID for inheritance</w:t>
@@ -1973,8 +1973,8 @@
             <w:pPr>
               <w:pStyle w:val="Compact"/>
               <w:jc w:val="left"/>
-              <w:ind w:firstLine="0" w:right="0" w:left="0"/>
-              <w:spacing w:lineRule="auto" w:line="240" w:before="40" w:after="40"/>
+              <w:ind w:left="0" w:right="0" w:firstLine="0"/>
+              <w:spacing w:before="40" w:lineRule="auto" w:line="240" w:after="40"/>
             </w:pPr>
             <w:r>
               <w:rPr>
@@ -1990,8 +1990,8 @@
             <w:pPr>
               <w:pStyle w:val="Compact"/>
               <w:jc w:val="left"/>
-              <w:ind w:firstLine="0" w:right="0" w:left="0"/>
-              <w:spacing w:lineRule="auto" w:line="240" w:before="40" w:after="40"/>
+              <w:ind w:left="0" w:right="0" w:firstLine="0"/>
+              <w:spacing w:before="40" w:lineRule="auto" w:line="240" w:after="40"/>
             </w:pPr>
             <w:r>
               <w:t xml:space="preserve">string</w:t>
@@ -2004,8 +2004,8 @@
             <w:pPr>
               <w:pStyle w:val="Compact"/>
               <w:jc w:val="left"/>
-              <w:ind w:firstLine="0" w:right="0" w:left="0"/>
-              <w:spacing w:lineRule="auto" w:line="240" w:before="40" w:after="40"/>
+              <w:ind w:left="0" w:right="0" w:firstLine="0"/>
+              <w:spacing w:before="40" w:lineRule="auto" w:line="240" w:after="40"/>
             </w:pPr>
             <w:r>
               <w:t xml:space="preserve">nil</w:t>
@@ -2018,8 +2018,8 @@
             <w:pPr>
               <w:pStyle w:val="Compact"/>
               <w:jc w:val="left"/>
-              <w:ind w:firstLine="0" w:right="0" w:left="0"/>
-              <w:spacing w:lineRule="auto" w:line="240" w:before="40" w:after="40"/>
+              <w:ind w:left="0" w:right="0" w:firstLine="0"/>
+              <w:spacing w:before="40" w:lineRule="auto" w:line="240" w:after="40"/>
             </w:pPr>
             <w:r>
               <w:t xml:space="preserve">Style to apply to the next paragraph</w:t>
@@ -2034,8 +2034,8 @@
             <w:pPr>
               <w:pStyle w:val="Compact"/>
               <w:jc w:val="left"/>
-              <w:ind w:firstLine="0" w:right="0" w:left="0"/>
-              <w:spacing w:lineRule="auto" w:line="240" w:before="40" w:after="40"/>
+              <w:ind w:left="0" w:right="0" w:firstLine="0"/>
+              <w:spacing w:before="40" w:lineRule="auto" w:line="240" w:after="40"/>
             </w:pPr>
             <w:r>
               <w:rPr>
@@ -2051,8 +2051,8 @@
             <w:pPr>
               <w:pStyle w:val="Compact"/>
               <w:jc w:val="left"/>
-              <w:ind w:firstLine="0" w:right="0" w:left="0"/>
-              <w:spacing w:lineRule="auto" w:line="240" w:before="40" w:after="40"/>
+              <w:ind w:left="0" w:right="0" w:firstLine="0"/>
+              <w:spacing w:before="40" w:lineRule="auto" w:line="240" w:after="40"/>
             </w:pPr>
             <w:r>
               <w:t xml:space="preserve">string</w:t>
@@ -2065,8 +2065,8 @@
             <w:pPr>
               <w:pStyle w:val="Compact"/>
               <w:jc w:val="left"/>
-              <w:ind w:firstLine="0" w:right="0" w:left="0"/>
-              <w:spacing w:lineRule="auto" w:line="240" w:before="40" w:after="40"/>
+              <w:ind w:left="0" w:right="0" w:firstLine="0"/>
+              <w:spacing w:before="40" w:lineRule="auto" w:line="240" w:after="40"/>
             </w:pPr>
             <w:r>
               <w:t xml:space="preserve">nil</w:t>
@@ -2079,8 +2079,8 @@
             <w:pPr>
               <w:pStyle w:val="Compact"/>
               <w:jc w:val="left"/>
-              <w:ind w:firstLine="0" w:right="0" w:left="0"/>
-              <w:spacing w:lineRule="auto" w:line="240" w:before="40" w:after="40"/>
+              <w:ind w:left="0" w:right="0" w:firstLine="0"/>
+              <w:spacing w:before="40" w:lineRule="auto" w:line="240" w:after="40"/>
             </w:pPr>
             <w:r>
               <w:t xml:space="preserve">Font family name</w:t>
@@ -2095,8 +2095,8 @@
             <w:pPr>
               <w:pStyle w:val="Compact"/>
               <w:jc w:val="left"/>
-              <w:ind w:firstLine="0" w:right="0" w:left="0"/>
-              <w:spacing w:lineRule="auto" w:line="240" w:before="40" w:after="40"/>
+              <w:ind w:left="0" w:right="0" w:firstLine="0"/>
+              <w:spacing w:before="40" w:lineRule="auto" w:line="240" w:after="40"/>
             </w:pPr>
             <w:r>
               <w:rPr>
@@ -2112,8 +2112,8 @@
             <w:pPr>
               <w:pStyle w:val="Compact"/>
               <w:jc w:val="left"/>
-              <w:ind w:firstLine="0" w:right="0" w:left="0"/>
-              <w:spacing w:lineRule="auto" w:line="240" w:before="40" w:after="40"/>
+              <w:ind w:left="0" w:right="0" w:firstLine="0"/>
+              <w:spacing w:before="40" w:lineRule="auto" w:line="240" w:after="40"/>
             </w:pPr>
             <w:r>
               <w:t xml:space="preserve">number</w:t>
@@ -2126,8 +2126,8 @@
             <w:pPr>
               <w:pStyle w:val="Compact"/>
               <w:jc w:val="left"/>
-              <w:ind w:firstLine="0" w:right="0" w:left="0"/>
-              <w:spacing w:lineRule="auto" w:line="240" w:before="40" w:after="40"/>
+              <w:ind w:left="0" w:right="0" w:firstLine="0"/>
+              <w:spacing w:before="40" w:lineRule="auto" w:line="240" w:after="40"/>
             </w:pPr>
             <w:r>
               <w:t xml:space="preserve">nil</w:t>
@@ -2140,8 +2140,8 @@
             <w:pPr>
               <w:pStyle w:val="Compact"/>
               <w:jc w:val="left"/>
-              <w:ind w:firstLine="0" w:right="0" w:left="0"/>
-              <w:spacing w:lineRule="auto" w:line="240" w:before="40" w:after="40"/>
+              <w:ind w:left="0" w:right="0" w:firstLine="0"/>
+              <w:spacing w:before="40" w:lineRule="auto" w:line="240" w:after="40"/>
             </w:pPr>
             <w:r>
               <w:t xml:space="preserve">Font size in points</w:t>
@@ -2156,8 +2156,8 @@
             <w:pPr>
               <w:pStyle w:val="Compact"/>
               <w:jc w:val="left"/>
-              <w:ind w:firstLine="0" w:right="0" w:left="0"/>
-              <w:spacing w:lineRule="auto" w:line="240" w:before="40" w:after="40"/>
+              <w:ind w:left="0" w:right="0" w:firstLine="0"/>
+              <w:spacing w:before="40" w:lineRule="auto" w:line="240" w:after="40"/>
             </w:pPr>
             <w:r>
               <w:rPr>
@@ -2173,8 +2173,8 @@
             <w:pPr>
               <w:pStyle w:val="Compact"/>
               <w:jc w:val="left"/>
-              <w:ind w:firstLine="0" w:right="0" w:left="0"/>
-              <w:spacing w:lineRule="auto" w:line="240" w:before="40" w:after="40"/>
+              <w:ind w:left="0" w:right="0" w:firstLine="0"/>
+              <w:spacing w:before="40" w:lineRule="auto" w:line="240" w:after="40"/>
             </w:pPr>
             <w:r>
               <w:t xml:space="preserve">string</w:t>
@@ -2187,8 +2187,8 @@
             <w:pPr>
               <w:pStyle w:val="Compact"/>
               <w:jc w:val="left"/>
-              <w:ind w:firstLine="0" w:right="0" w:left="0"/>
-              <w:spacing w:lineRule="auto" w:line="240" w:before="40" w:after="40"/>
+              <w:ind w:left="0" w:right="0" w:firstLine="0"/>
+              <w:spacing w:before="40" w:lineRule="auto" w:line="240" w:after="40"/>
             </w:pPr>
             <w:r>
               <w:t xml:space="preserve">nil</w:t>
@@ -2201,8 +2201,8 @@
             <w:pPr>
               <w:pStyle w:val="Compact"/>
               <w:jc w:val="left"/>
-              <w:ind w:firstLine="0" w:right="0" w:left="0"/>
-              <w:spacing w:lineRule="auto" w:line="240" w:before="40" w:after="40"/>
+              <w:ind w:left="0" w:right="0" w:firstLine="0"/>
+              <w:spacing w:before="40" w:lineRule="auto" w:line="240" w:after="40"/>
             </w:pPr>
             <w:r>
               <w:t xml:space="preserve">Hex color without</w:t>
@@ -2247,8 +2247,8 @@
             <w:pPr>
               <w:pStyle w:val="Compact"/>
               <w:jc w:val="left"/>
-              <w:ind w:firstLine="0" w:right="0" w:left="0"/>
-              <w:spacing w:lineRule="auto" w:line="240" w:before="40" w:after="40"/>
+              <w:ind w:left="0" w:right="0" w:firstLine="0"/>
+              <w:spacing w:before="40" w:lineRule="auto" w:line="240" w:after="40"/>
             </w:pPr>
             <w:r>
               <w:rPr>
@@ -2264,8 +2264,8 @@
             <w:pPr>
               <w:pStyle w:val="Compact"/>
               <w:jc w:val="left"/>
-              <w:ind w:firstLine="0" w:right="0" w:left="0"/>
-              <w:spacing w:lineRule="auto" w:line="240" w:before="40" w:after="40"/>
+              <w:ind w:left="0" w:right="0" w:firstLine="0"/>
+              <w:spacing w:before="40" w:lineRule="auto" w:line="240" w:after="40"/>
             </w:pPr>
             <w:r>
               <w:t xml:space="preserve">boolean</w:t>
@@ -2278,8 +2278,8 @@
             <w:pPr>
               <w:pStyle w:val="Compact"/>
               <w:jc w:val="left"/>
-              <w:ind w:firstLine="0" w:right="0" w:left="0"/>
-              <w:spacing w:lineRule="auto" w:line="240" w:before="40" w:after="40"/>
+              <w:ind w:left="0" w:right="0" w:firstLine="0"/>
+              <w:spacing w:before="40" w:lineRule="auto" w:line="240" w:after="40"/>
             </w:pPr>
             <w:r>
               <w:t xml:space="preserve">nil</w:t>
@@ -2292,8 +2292,8 @@
             <w:pPr>
               <w:pStyle w:val="Compact"/>
               <w:jc w:val="left"/>
-              <w:ind w:firstLine="0" w:right="0" w:left="0"/>
-              <w:spacing w:lineRule="auto" w:line="240" w:before="40" w:after="40"/>
+              <w:ind w:left="0" w:right="0" w:firstLine="0"/>
+              <w:spacing w:before="40" w:lineRule="auto" w:line="240" w:after="40"/>
             </w:pPr>
             <w:r>
               <w:t xml:space="preserve">Bold text</w:t>
@@ -2308,8 +2308,8 @@
             <w:pPr>
               <w:pStyle w:val="Compact"/>
               <w:jc w:val="left"/>
-              <w:ind w:firstLine="0" w:right="0" w:left="0"/>
-              <w:spacing w:lineRule="auto" w:line="240" w:before="40" w:after="40"/>
+              <w:ind w:left="0" w:right="0" w:firstLine="0"/>
+              <w:spacing w:before="40" w:lineRule="auto" w:line="240" w:after="40"/>
             </w:pPr>
             <w:r>
               <w:rPr>
@@ -2325,8 +2325,8 @@
             <w:pPr>
               <w:pStyle w:val="Compact"/>
               <w:jc w:val="left"/>
-              <w:ind w:firstLine="0" w:right="0" w:left="0"/>
-              <w:spacing w:lineRule="auto" w:line="240" w:before="40" w:after="40"/>
+              <w:ind w:left="0" w:right="0" w:firstLine="0"/>
+              <w:spacing w:before="40" w:lineRule="auto" w:line="240" w:after="40"/>
             </w:pPr>
             <w:r>
               <w:t xml:space="preserve">boolean</w:t>
@@ -2339,8 +2339,8 @@
             <w:pPr>
               <w:pStyle w:val="Compact"/>
               <w:jc w:val="left"/>
-              <w:ind w:firstLine="0" w:right="0" w:left="0"/>
-              <w:spacing w:lineRule="auto" w:line="240" w:before="40" w:after="40"/>
+              <w:ind w:left="0" w:right="0" w:firstLine="0"/>
+              <w:spacing w:before="40" w:lineRule="auto" w:line="240" w:after="40"/>
             </w:pPr>
             <w:r>
               <w:t xml:space="preserve">nil</w:t>
@@ -2353,8 +2353,8 @@
             <w:pPr>
               <w:pStyle w:val="Compact"/>
               <w:jc w:val="left"/>
-              <w:ind w:firstLine="0" w:right="0" w:left="0"/>
-              <w:spacing w:lineRule="auto" w:line="240" w:before="40" w:after="40"/>
+              <w:ind w:left="0" w:right="0" w:firstLine="0"/>
+              <w:spacing w:before="40" w:lineRule="auto" w:line="240" w:after="40"/>
             </w:pPr>
             <w:r>
               <w:t xml:space="preserve">Italic text</w:t>
@@ -2369,8 +2369,8 @@
             <w:pPr>
               <w:pStyle w:val="Compact"/>
               <w:jc w:val="left"/>
-              <w:ind w:firstLine="0" w:right="0" w:left="0"/>
-              <w:spacing w:lineRule="auto" w:line="240" w:before="40" w:after="40"/>
+              <w:ind w:left="0" w:right="0" w:firstLine="0"/>
+              <w:spacing w:before="40" w:lineRule="auto" w:line="240" w:after="40"/>
             </w:pPr>
             <w:r>
               <w:rPr>
@@ -2386,8 +2386,8 @@
             <w:pPr>
               <w:pStyle w:val="Compact"/>
               <w:jc w:val="left"/>
-              <w:ind w:firstLine="0" w:right="0" w:left="0"/>
-              <w:spacing w:lineRule="auto" w:line="240" w:before="40" w:after="40"/>
+              <w:ind w:left="0" w:right="0" w:firstLine="0"/>
+              <w:spacing w:before="40" w:lineRule="auto" w:line="240" w:after="40"/>
             </w:pPr>
             <w:r>
               <w:t xml:space="preserve">number</w:t>
@@ -2400,8 +2400,8 @@
             <w:pPr>
               <w:pStyle w:val="Compact"/>
               <w:jc w:val="left"/>
-              <w:ind w:firstLine="0" w:right="0" w:left="0"/>
-              <w:spacing w:lineRule="auto" w:line="240" w:before="40" w:after="40"/>
+              <w:ind w:left="0" w:right="0" w:firstLine="0"/>
+              <w:spacing w:before="40" w:lineRule="auto" w:line="240" w:after="40"/>
             </w:pPr>
             <w:r>
               <w:t xml:space="preserve">nil</w:t>
@@ -2414,8 +2414,8 @@
             <w:pPr>
               <w:pStyle w:val="Compact"/>
               <w:jc w:val="left"/>
-              <w:ind w:firstLine="0" w:right="0" w:left="0"/>
-              <w:spacing w:lineRule="auto" w:line="240" w:before="40" w:after="40"/>
+              <w:ind w:left="0" w:right="0" w:firstLine="0"/>
+              <w:spacing w:before="40" w:lineRule="auto" w:line="240" w:after="40"/>
             </w:pPr>
             <w:r>
               <w:t xml:space="preserve">Line spacing multiplier (1.0 = single, 1.15, 2.0, etc.)</w:t>
@@ -2430,8 +2430,8 @@
             <w:pPr>
               <w:pStyle w:val="Compact"/>
               <w:jc w:val="left"/>
-              <w:ind w:firstLine="0" w:right="0" w:left="0"/>
-              <w:spacing w:lineRule="auto" w:line="240" w:before="40" w:after="40"/>
+              <w:ind w:left="0" w:right="0" w:firstLine="0"/>
+              <w:spacing w:before="40" w:lineRule="auto" w:line="240" w:after="40"/>
             </w:pPr>
             <w:r>
               <w:rPr>
@@ -2447,8 +2447,8 @@
             <w:pPr>
               <w:pStyle w:val="Compact"/>
               <w:jc w:val="left"/>
-              <w:ind w:firstLine="0" w:right="0" w:left="0"/>
-              <w:spacing w:lineRule="auto" w:line="240" w:before="40" w:after="40"/>
+              <w:ind w:left="0" w:right="0" w:firstLine="0"/>
+              <w:spacing w:before="40" w:lineRule="auto" w:line="240" w:after="40"/>
             </w:pPr>
             <w:r>
               <w:t xml:space="preserve">number</w:t>
@@ -2461,8 +2461,8 @@
             <w:pPr>
               <w:pStyle w:val="Compact"/>
               <w:jc w:val="left"/>
-              <w:ind w:firstLine="0" w:right="0" w:left="0"/>
-              <w:spacing w:lineRule="auto" w:line="240" w:before="40" w:after="40"/>
+              <w:ind w:left="0" w:right="0" w:firstLine="0"/>
+              <w:spacing w:before="40" w:lineRule="auto" w:line="240" w:after="40"/>
             </w:pPr>
             <w:r>
               <w:t xml:space="preserve">nil</w:t>
@@ -2475,8 +2475,8 @@
             <w:pPr>
               <w:pStyle w:val="Compact"/>
               <w:jc w:val="left"/>
-              <w:ind w:firstLine="0" w:right="0" w:left="0"/>
-              <w:spacing w:lineRule="auto" w:line="240" w:before="40" w:after="40"/>
+              <w:ind w:left="0" w:right="0" w:firstLine="0"/>
+              <w:spacing w:before="40" w:lineRule="auto" w:line="240" w:after="40"/>
             </w:pPr>
             <w:r>
               <w:t xml:space="preserve">Space before paragraph in points</w:t>
@@ -2491,8 +2491,8 @@
             <w:pPr>
               <w:pStyle w:val="Compact"/>
               <w:jc w:val="left"/>
-              <w:ind w:firstLine="0" w:right="0" w:left="0"/>
-              <w:spacing w:lineRule="auto" w:line="240" w:before="40" w:after="40"/>
+              <w:ind w:left="0" w:right="0" w:firstLine="0"/>
+              <w:spacing w:before="40" w:lineRule="auto" w:line="240" w:after="40"/>
             </w:pPr>
             <w:r>
               <w:rPr>
@@ -2508,8 +2508,8 @@
             <w:pPr>
               <w:pStyle w:val="Compact"/>
               <w:jc w:val="left"/>
-              <w:ind w:firstLine="0" w:right="0" w:left="0"/>
-              <w:spacing w:lineRule="auto" w:line="240" w:before="40" w:after="40"/>
+              <w:ind w:left="0" w:right="0" w:firstLine="0"/>
+              <w:spacing w:before="40" w:lineRule="auto" w:line="240" w:after="40"/>
             </w:pPr>
             <w:r>
               <w:t xml:space="preserve">number</w:t>
@@ -2522,8 +2522,8 @@
             <w:pPr>
               <w:pStyle w:val="Compact"/>
               <w:jc w:val="left"/>
-              <w:ind w:firstLine="0" w:right="0" w:left="0"/>
-              <w:spacing w:lineRule="auto" w:line="240" w:before="40" w:after="40"/>
+              <w:ind w:left="0" w:right="0" w:firstLine="0"/>
+              <w:spacing w:before="40" w:lineRule="auto" w:line="240" w:after="40"/>
             </w:pPr>
             <w:r>
               <w:t xml:space="preserve">nil</w:t>
@@ -2536,8 +2536,8 @@
             <w:pPr>
               <w:pStyle w:val="Compact"/>
               <w:jc w:val="left"/>
-              <w:ind w:firstLine="0" w:right="0" w:left="0"/>
-              <w:spacing w:lineRule="auto" w:line="240" w:before="40" w:after="40"/>
+              <w:ind w:left="0" w:right="0" w:firstLine="0"/>
+              <w:spacing w:before="40" w:lineRule="auto" w:line="240" w:after="40"/>
             </w:pPr>
             <w:r>
               <w:t xml:space="preserve">Space after paragraph in points</w:t>
@@ -2552,8 +2552,8 @@
             <w:pPr>
               <w:pStyle w:val="Compact"/>
               <w:jc w:val="left"/>
-              <w:ind w:firstLine="0" w:right="0" w:left="0"/>
-              <w:spacing w:lineRule="auto" w:line="240" w:before="40" w:after="40"/>
+              <w:ind w:left="0" w:right="0" w:firstLine="0"/>
+              <w:spacing w:before="40" w:lineRule="auto" w:line="240" w:after="40"/>
             </w:pPr>
             <w:r>
               <w:rPr>
@@ -2569,8 +2569,8 @@
             <w:pPr>
               <w:pStyle w:val="Compact"/>
               <w:jc w:val="left"/>
-              <w:ind w:firstLine="0" w:right="0" w:left="0"/>
-              <w:spacing w:lineRule="auto" w:line="240" w:before="40" w:after="40"/>
+              <w:ind w:left="0" w:right="0" w:firstLine="0"/>
+              <w:spacing w:before="40" w:lineRule="auto" w:line="240" w:after="40"/>
             </w:pPr>
             <w:r>
               <w:t xml:space="preserve">string</w:t>
@@ -2583,8 +2583,8 @@
             <w:pPr>
               <w:pStyle w:val="Compact"/>
               <w:jc w:val="left"/>
-              <w:ind w:firstLine="0" w:right="0" w:left="0"/>
-              <w:spacing w:lineRule="auto" w:line="240" w:before="40" w:after="40"/>
+              <w:ind w:left="0" w:right="0" w:firstLine="0"/>
+              <w:spacing w:before="40" w:lineRule="auto" w:line="240" w:after="40"/>
             </w:pPr>
             <w:r>
               <w:t xml:space="preserve">nil</w:t>
@@ -2597,8 +2597,8 @@
             <w:pPr>
               <w:pStyle w:val="Compact"/>
               <w:jc w:val="left"/>
-              <w:ind w:firstLine="0" w:right="0" w:left="0"/>
-              <w:spacing w:lineRule="auto" w:line="240" w:before="40" w:after="40"/>
+              <w:ind w:left="0" w:right="0" w:firstLine="0"/>
+              <w:spacing w:before="40" w:lineRule="auto" w:line="240" w:after="40"/>
             </w:pPr>
             <w:r>
               <w:t xml:space="preserve">Text alignment:</w:t>
@@ -2676,8 +2676,8 @@
             <w:pPr>
               <w:pStyle w:val="Compact"/>
               <w:jc w:val="left"/>
-              <w:ind w:firstLine="0" w:right="0" w:left="0"/>
-              <w:spacing w:lineRule="auto" w:line="240" w:before="40" w:after="40"/>
+              <w:ind w:left="0" w:right="0" w:firstLine="0"/>
+              <w:spacing w:before="40" w:lineRule="auto" w:line="240" w:after="40"/>
             </w:pPr>
             <w:r>
               <w:rPr>
@@ -2693,8 +2693,8 @@
             <w:pPr>
               <w:pStyle w:val="Compact"/>
               <w:jc w:val="left"/>
-              <w:ind w:firstLine="0" w:right="0" w:left="0"/>
-              <w:spacing w:lineRule="auto" w:line="240" w:before="40" w:after="40"/>
+              <w:ind w:left="0" w:right="0" w:firstLine="0"/>
+              <w:spacing w:before="40" w:lineRule="auto" w:line="240" w:after="40"/>
             </w:pPr>
             <w:r>
               <w:t xml:space="preserve">string</w:t>
@@ -2707,8 +2707,8 @@
             <w:pPr>
               <w:pStyle w:val="Compact"/>
               <w:jc w:val="left"/>
-              <w:ind w:firstLine="0" w:right="0" w:left="0"/>
-              <w:spacing w:lineRule="auto" w:line="240" w:before="40" w:after="40"/>
+              <w:ind w:left="0" w:right="0" w:firstLine="0"/>
+              <w:spacing w:before="40" w:lineRule="auto" w:line="240" w:after="40"/>
             </w:pPr>
             <w:r>
               <w:t xml:space="preserve">nil</w:t>
@@ -2721,8 +2721,8 @@
             <w:pPr>
               <w:pStyle w:val="Compact"/>
               <w:jc w:val="left"/>
-              <w:ind w:firstLine="0" w:right="0" w:left="0"/>
-              <w:spacing w:lineRule="auto" w:line="240" w:before="40" w:after="40"/>
+              <w:ind w:left="0" w:right="0" w:firstLine="0"/>
+              <w:spacing w:before="40" w:lineRule="auto" w:line="240" w:after="40"/>
             </w:pPr>
             <w:r>
               <w:t xml:space="preserve">Left indent (e.g.,</w:t>
@@ -2767,8 +2767,8 @@
             <w:pPr>
               <w:pStyle w:val="Compact"/>
               <w:jc w:val="left"/>
-              <w:ind w:firstLine="0" w:right="0" w:left="0"/>
-              <w:spacing w:lineRule="auto" w:line="240" w:before="40" w:after="40"/>
+              <w:ind w:left="0" w:right="0" w:firstLine="0"/>
+              <w:spacing w:before="40" w:lineRule="auto" w:line="240" w:after="40"/>
             </w:pPr>
             <w:r>
               <w:rPr>
@@ -2784,8 +2784,8 @@
             <w:pPr>
               <w:pStyle w:val="Compact"/>
               <w:jc w:val="left"/>
-              <w:ind w:firstLine="0" w:right="0" w:left="0"/>
-              <w:spacing w:lineRule="auto" w:line="240" w:before="40" w:after="40"/>
+              <w:ind w:left="0" w:right="0" w:firstLine="0"/>
+              <w:spacing w:before="40" w:lineRule="auto" w:line="240" w:after="40"/>
             </w:pPr>
             <w:r>
               <w:t xml:space="preserve">string</w:t>
@@ -2798,8 +2798,8 @@
             <w:pPr>
               <w:pStyle w:val="Compact"/>
               <w:jc w:val="left"/>
-              <w:ind w:firstLine="0" w:right="0" w:left="0"/>
-              <w:spacing w:lineRule="auto" w:line="240" w:before="40" w:after="40"/>
+              <w:ind w:left="0" w:right="0" w:firstLine="0"/>
+              <w:spacing w:before="40" w:lineRule="auto" w:line="240" w:after="40"/>
             </w:pPr>
             <w:r>
               <w:t xml:space="preserve">nil</w:t>
@@ -2812,8 +2812,8 @@
             <w:pPr>
               <w:pStyle w:val="Compact"/>
               <w:jc w:val="left"/>
-              <w:ind w:firstLine="0" w:right="0" w:left="0"/>
-              <w:spacing w:lineRule="auto" w:line="240" w:before="40" w:after="40"/>
+              <w:ind w:left="0" w:right="0" w:firstLine="0"/>
+              <w:spacing w:before="40" w:lineRule="auto" w:line="240" w:after="40"/>
             </w:pPr>
             <w:r>
               <w:t xml:space="preserve">Right indent</w:t>
@@ -2828,8 +2828,8 @@
             <w:pPr>
               <w:pStyle w:val="Compact"/>
               <w:jc w:val="left"/>
-              <w:ind w:firstLine="0" w:right="0" w:left="0"/>
-              <w:spacing w:lineRule="auto" w:line="240" w:before="40" w:after="40"/>
+              <w:ind w:left="0" w:right="0" w:firstLine="0"/>
+              <w:spacing w:before="40" w:lineRule="auto" w:line="240" w:after="40"/>
             </w:pPr>
             <w:r>
               <w:rPr>
@@ -2845,8 +2845,8 @@
             <w:pPr>
               <w:pStyle w:val="Compact"/>
               <w:jc w:val="left"/>
-              <w:ind w:firstLine="0" w:right="0" w:left="0"/>
-              <w:spacing w:lineRule="auto" w:line="240" w:before="40" w:after="40"/>
+              <w:ind w:left="0" w:right="0" w:firstLine="0"/>
+              <w:spacing w:before="40" w:lineRule="auto" w:line="240" w:after="40"/>
             </w:pPr>
             <w:r>
               <w:t xml:space="preserve">boolean</w:t>
@@ -2859,8 +2859,8 @@
             <w:pPr>
               <w:pStyle w:val="Compact"/>
               <w:jc w:val="left"/>
-              <w:ind w:firstLine="0" w:right="0" w:left="0"/>
-              <w:spacing w:lineRule="auto" w:line="240" w:before="40" w:after="40"/>
+              <w:ind w:left="0" w:right="0" w:firstLine="0"/>
+              <w:spacing w:before="40" w:lineRule="auto" w:line="240" w:after="40"/>
             </w:pPr>
             <w:r>
               <w:t xml:space="preserve">nil</w:t>
@@ -2873,8 +2873,8 @@
             <w:pPr>
               <w:pStyle w:val="Compact"/>
               <w:jc w:val="left"/>
-              <w:ind w:firstLine="0" w:right="0" w:left="0"/>
-              <w:spacing w:lineRule="auto" w:line="240" w:before="40" w:after="40"/>
+              <w:ind w:left="0" w:right="0" w:firstLine="0"/>
+              <w:spacing w:before="40" w:lineRule="auto" w:line="240" w:after="40"/>
             </w:pPr>
             <w:r>
               <w:t xml:space="preserve">Keep with next paragraph (prevent orphaning)</w:t>
@@ -2889,8 +2889,8 @@
             <w:pPr>
               <w:pStyle w:val="Compact"/>
               <w:jc w:val="left"/>
-              <w:ind w:firstLine="0" w:right="0" w:left="0"/>
-              <w:spacing w:lineRule="auto" w:line="240" w:before="40" w:after="40"/>
+              <w:ind w:left="0" w:right="0" w:firstLine="0"/>
+              <w:spacing w:before="40" w:lineRule="auto" w:line="240" w:after="40"/>
             </w:pPr>
             <w:r>
               <w:rPr>
@@ -2906,8 +2906,8 @@
             <w:pPr>
               <w:pStyle w:val="Compact"/>
               <w:jc w:val="left"/>
-              <w:ind w:firstLine="0" w:right="0" w:left="0"/>
-              <w:spacing w:lineRule="auto" w:line="240" w:before="40" w:after="40"/>
+              <w:ind w:left="0" w:right="0" w:firstLine="0"/>
+              <w:spacing w:before="40" w:lineRule="auto" w:line="240" w:after="40"/>
             </w:pPr>
             <w:r>
               <w:t xml:space="preserve">integer</w:t>
@@ -2920,8 +2920,8 @@
             <w:pPr>
               <w:pStyle w:val="Compact"/>
               <w:jc w:val="left"/>
-              <w:ind w:firstLine="0" w:right="0" w:left="0"/>
-              <w:spacing w:lineRule="auto" w:line="240" w:before="40" w:after="40"/>
+              <w:ind w:left="0" w:right="0" w:firstLine="0"/>
+              <w:spacing w:before="40" w:lineRule="auto" w:line="240" w:after="40"/>
             </w:pPr>
             <w:r>
               <w:t xml:space="preserve">nil</w:t>
@@ -2934,8 +2934,8 @@
             <w:pPr>
               <w:pStyle w:val="Compact"/>
               <w:jc w:val="left"/>
-              <w:ind w:firstLine="0" w:right="0" w:left="0"/>
-              <w:spacing w:lineRule="auto" w:line="240" w:before="40" w:after="40"/>
+              <w:ind w:left="0" w:right="0" w:firstLine="0"/>
+              <w:spacing w:before="40" w:lineRule="auto" w:line="240" w:after="40"/>
             </w:pPr>
             <w:r>
               <w:t xml:space="preserve">Outline level for TOC (0 = Heading 1, 1 = Heading 2, etc.)</w:t>
@@ -2960,7 +2960,7 @@
     </w:p>
     <w:p>
       <w:pPr>
-        <w:spacing w:after="0" w:lineRule="exact" w:line="20" w:before="0"/>
+        <w:spacing w:after="0" w:before="0" w:lineRule="exact" w:line="20"/>
         <w:rPr>
           <w:sz w:val="2"/>
         </w:rPr>
@@ -4627,7 +4627,7 @@
     </w:p>
     <w:p>
       <w:pPr>
-        <w:spacing w:after="0" w:lineRule="exact" w:line="20" w:before="0"/>
+        <w:spacing w:after="0" w:before="0" w:lineRule="exact" w:line="20"/>
         <w:rPr>
           <w:sz w:val="2"/>
         </w:rPr>
@@ -6201,7 +6201,7 @@
     </w:p>
     <w:p>
       <w:pPr>
-        <w:spacing w:after="0" w:lineRule="exact" w:line="20" w:before="0"/>
+        <w:spacing w:after="0" w:before="0" w:lineRule="exact" w:line="20"/>
         <w:rPr>
           <w:sz w:val="2"/>
         </w:rPr>
@@ -7021,7 +7021,7 @@
     </w:p>
     <w:p>
       <w:pPr>
-        <w:spacing w:after="0" w:lineRule="exact" w:line="20" w:before="0"/>
+        <w:spacing w:after="0" w:before="0" w:lineRule="exact" w:line="20"/>
         <w:rPr>
           <w:sz w:val="2"/>
         </w:rPr>
@@ -8458,7 +8458,7 @@
     </w:p>
     <w:p>
       <w:pPr>
-        <w:spacing w:after="0" w:lineRule="exact" w:line="20" w:before="0"/>
+        <w:spacing w:after="0" w:before="0" w:lineRule="exact" w:line="20"/>
         <w:rPr>
           <w:sz w:val="2"/>
         </w:rPr>
@@ -8500,18 +8500,18 @@
         <w:tblLook w:firstRow="1" w:lastRow="0" w:firstColumn="0" w:lastColumn="0" w:noHBand="0" w:noVBand="0" w:val="0020"/>
         <w:jc w:val="start"/>
         <w:tblBorders>
-          <w:top w:color="000000" w:val="single" w:sz="6" w:space="0"/>
-          <w:left w:color="000000" w:val="single" w:sz="6" w:space="0"/>
-          <w:bottom w:color="000000" w:val="single" w:sz="6" w:space="0"/>
-          <w:right w:color="000000" w:val="single" w:sz="6" w:space="0"/>
-          <w:insideH w:color="000000" w:val="single" w:sz="6" w:space="0"/>
-          <w:insideV w:color="000000" w:val="single" w:sz="6" w:space="0"/>
+          <w:top w:color="000000" w:sz="6" w:val="single" w:space="0"/>
+          <w:left w:color="000000" w:sz="6" w:val="single" w:space="0"/>
+          <w:bottom w:color="000000" w:sz="6" w:val="single" w:space="0"/>
+          <w:right w:color="000000" w:sz="6" w:val="single" w:space="0"/>
+          <w:insideH w:color="000000" w:sz="6" w:val="single" w:space="0"/>
+          <w:insideV w:color="000000" w:sz="6" w:val="single" w:space="0"/>
         </w:tblBorders>
         <w:tblCellMar>
-          <w:top w:type="dxa" w:w="57"/>
-          <w:left w:type="dxa" w:w="108"/>
-          <w:bottom w:type="dxa" w:w="57"/>
-          <w:right w:type="dxa" w:w="108"/>
+          <w:top w:w="57" w:type="dxa"/>
+          <w:left w:w="108" w:type="dxa"/>
+          <w:bottom w:w="57" w:type="dxa"/>
+          <w:right w:w="108" w:type="dxa"/>
         </w:tblCellMar>
       </w:tblPr>
       <w:tblGrid>
@@ -8525,14 +8525,14 @@
         </w:trPr>
         <w:tc>
           <w:tcPr>
-            <w:shd w:val="clear" w:color="auto" w:fill="E8E8E8"/>
+            <w:shd w:fill="E8E8E8" w:val="clear" w:color="auto"/>
           </w:tcPr>
           <w:p>
             <w:pPr>
               <w:pStyle w:val="Compact"/>
               <w:jc w:val="left"/>
-              <w:ind w:firstLine="0" w:right="0" w:left="0"/>
-              <w:spacing w:lineRule="auto" w:line="240" w:before="40" w:after="40"/>
+              <w:ind w:left="0" w:right="0" w:firstLine="0"/>
+              <w:spacing w:before="40" w:lineRule="auto" w:line="240" w:after="40"/>
             </w:pPr>
             <w:r>
               <w:rPr>
@@ -8544,14 +8544,14 @@
         </w:tc>
         <w:tc>
           <w:tcPr>
-            <w:shd w:val="clear" w:color="auto" w:fill="E8E8E8"/>
+            <w:shd w:fill="E8E8E8" w:val="clear" w:color="auto"/>
           </w:tcPr>
           <w:p>
             <w:pPr>
               <w:pStyle w:val="Compact"/>
               <w:jc w:val="left"/>
-              <w:ind w:firstLine="0" w:right="0" w:left="0"/>
-              <w:spacing w:lineRule="auto" w:line="240" w:before="40" w:after="40"/>
+              <w:ind w:left="0" w:right="0" w:firstLine="0"/>
+              <w:spacing w:before="40" w:lineRule="auto" w:line="240" w:after="40"/>
             </w:pPr>
             <w:r>
               <w:rPr>
@@ -8563,14 +8563,14 @@
         </w:tc>
         <w:tc>
           <w:tcPr>
-            <w:shd w:val="clear" w:color="auto" w:fill="E8E8E8"/>
+            <w:shd w:fill="E8E8E8" w:val="clear" w:color="auto"/>
           </w:tcPr>
           <w:p>
             <w:pPr>
               <w:pStyle w:val="Compact"/>
               <w:jc w:val="left"/>
-              <w:ind w:firstLine="0" w:right="0" w:left="0"/>
-              <w:spacing w:lineRule="auto" w:line="240" w:before="40" w:after="40"/>
+              <w:ind w:left="0" w:right="0" w:firstLine="0"/>
+              <w:spacing w:before="40" w:lineRule="auto" w:line="240" w:after="40"/>
             </w:pPr>
             <w:r>
               <w:rPr>
@@ -8588,8 +8588,8 @@
             <w:pPr>
               <w:pStyle w:val="Compact"/>
               <w:jc w:val="left"/>
-              <w:ind w:firstLine="0" w:right="0" w:left="0"/>
-              <w:spacing w:lineRule="auto" w:line="240" w:before="40" w:after="40"/>
+              <w:ind w:left="0" w:right="0" w:firstLine="0"/>
+              <w:spacing w:before="40" w:lineRule="auto" w:line="240" w:after="40"/>
             </w:pPr>
             <w:r>
               <w:rPr>
@@ -8605,8 +8605,8 @@
             <w:pPr>
               <w:pStyle w:val="Compact"/>
               <w:jc w:val="left"/>
-              <w:ind w:firstLine="0" w:right="0" w:left="0"/>
-              <w:spacing w:lineRule="auto" w:line="240" w:before="40" w:after="40"/>
+              <w:ind w:left="0" w:right="0" w:firstLine="0"/>
+              <w:spacing w:before="40" w:lineRule="auto" w:line="240" w:after="40"/>
             </w:pPr>
             <w:r>
               <w:rPr>
@@ -8628,8 +8628,8 @@
             <w:pPr>
               <w:pStyle w:val="Compact"/>
               <w:jc w:val="left"/>
-              <w:ind w:firstLine="0" w:right="0" w:left="0"/>
-              <w:spacing w:lineRule="auto" w:line="240" w:before="40" w:after="40"/>
+              <w:ind w:left="0" w:right="0" w:firstLine="0"/>
+              <w:spacing w:before="40" w:lineRule="auto" w:line="240" w:after="40"/>
             </w:pPr>
             <w:r>
               <w:t xml:space="preserve">Modify main document body</w:t>
@@ -8644,8 +8644,8 @@
             <w:pPr>
               <w:pStyle w:val="Compact"/>
               <w:jc w:val="left"/>
-              <w:ind w:firstLine="0" w:right="0" w:left="0"/>
-              <w:spacing w:lineRule="auto" w:line="240" w:before="40" w:after="40"/>
+              <w:ind w:left="0" w:right="0" w:firstLine="0"/>
+              <w:spacing w:before="40" w:lineRule="auto" w:line="240" w:after="40"/>
             </w:pPr>
             <w:r>
               <w:rPr>
@@ -8661,8 +8661,8 @@
             <w:pPr>
               <w:pStyle w:val="Compact"/>
               <w:jc w:val="left"/>
-              <w:ind w:firstLine="0" w:right="0" w:left="0"/>
-              <w:spacing w:lineRule="auto" w:line="240" w:before="40" w:after="40"/>
+              <w:ind w:left="0" w:right="0" w:firstLine="0"/>
+              <w:spacing w:before="40" w:lineRule="auto" w:line="240" w:after="40"/>
             </w:pPr>
             <w:r>
               <w:rPr>
@@ -8684,8 +8684,8 @@
             <w:pPr>
               <w:pStyle w:val="Compact"/>
               <w:jc w:val="left"/>
-              <w:ind w:firstLine="0" w:right="0" w:left="0"/>
-              <w:spacing w:lineRule="auto" w:line="240" w:before="40" w:after="40"/>
+              <w:ind w:left="0" w:right="0" w:firstLine="0"/>
+              <w:spacing w:before="40" w:lineRule="auto" w:line="240" w:after="40"/>
             </w:pPr>
             <w:r>
               <w:t xml:space="preserve">Modify or inject style definitions</w:t>
@@ -8700,8 +8700,8 @@
             <w:pPr>
               <w:pStyle w:val="Compact"/>
               <w:jc w:val="left"/>
-              <w:ind w:firstLine="0" w:right="0" w:left="0"/>
-              <w:spacing w:lineRule="auto" w:line="240" w:before="40" w:after="40"/>
+              <w:ind w:left="0" w:right="0" w:firstLine="0"/>
+              <w:spacing w:before="40" w:lineRule="auto" w:line="240" w:after="40"/>
             </w:pPr>
             <w:r>
               <w:rPr>
@@ -8717,8 +8717,8 @@
             <w:pPr>
               <w:pStyle w:val="Compact"/>
               <w:jc w:val="left"/>
-              <w:ind w:firstLine="0" w:right="0" w:left="0"/>
-              <w:spacing w:lineRule="auto" w:line="240" w:before="40" w:after="40"/>
+              <w:ind w:left="0" w:right="0" w:firstLine="0"/>
+              <w:spacing w:before="40" w:lineRule="auto" w:line="240" w:after="40"/>
             </w:pPr>
             <w:r>
               <w:rPr>
@@ -8740,8 +8740,8 @@
             <w:pPr>
               <w:pStyle w:val="Compact"/>
               <w:jc w:val="left"/>
-              <w:ind w:firstLine="0" w:right="0" w:left="0"/>
-              <w:spacing w:lineRule="auto" w:line="240" w:before="40" w:after="40"/>
+              <w:ind w:left="0" w:right="0" w:firstLine="0"/>
+              <w:spacing w:before="40" w:lineRule="auto" w:line="240" w:after="40"/>
             </w:pPr>
             <w:r>
               <w:t xml:space="preserve">Modify list numbering definitions</w:t>
@@ -8756,8 +8756,8 @@
             <w:pPr>
               <w:pStyle w:val="Compact"/>
               <w:jc w:val="left"/>
-              <w:ind w:firstLine="0" w:right="0" w:left="0"/>
-              <w:spacing w:lineRule="auto" w:line="240" w:before="40" w:after="40"/>
+              <w:ind w:left="0" w:right="0" w:firstLine="0"/>
+              <w:spacing w:before="40" w:lineRule="auto" w:line="240" w:after="40"/>
             </w:pPr>
             <w:r>
               <w:rPr>
@@ -8773,8 +8773,8 @@
             <w:pPr>
               <w:pStyle w:val="Compact"/>
               <w:jc w:val="left"/>
-              <w:ind w:firstLine="0" w:right="0" w:left="0"/>
-              <w:spacing w:lineRule="auto" w:line="240" w:before="40" w:after="40"/>
+              <w:ind w:left="0" w:right="0" w:firstLine="0"/>
+              <w:spacing w:before="40" w:lineRule="auto" w:line="240" w:after="40"/>
             </w:pPr>
             <w:r>
               <w:rPr>
@@ -8796,8 +8796,8 @@
             <w:pPr>
               <w:pStyle w:val="Compact"/>
               <w:jc w:val="left"/>
-              <w:ind w:firstLine="0" w:right="0" w:left="0"/>
-              <w:spacing w:lineRule="auto" w:line="240" w:before="40" w:after="40"/>
+              <w:ind w:left="0" w:right="0" w:firstLine="0"/>
+              <w:spacing w:before="40" w:lineRule="auto" w:line="240" w:after="40"/>
             </w:pPr>
             <w:r>
               <w:t xml:space="preserve">Add content type declarations</w:t>
@@ -8812,8 +8812,8 @@
             <w:pPr>
               <w:pStyle w:val="Compact"/>
               <w:jc w:val="left"/>
-              <w:ind w:firstLine="0" w:right="0" w:left="0"/>
-              <w:spacing w:lineRule="auto" w:line="240" w:before="40" w:after="40"/>
+              <w:ind w:left="0" w:right="0" w:firstLine="0"/>
+              <w:spacing w:before="40" w:lineRule="auto" w:line="240" w:after="40"/>
             </w:pPr>
             <w:r>
               <w:rPr>
@@ -8829,8 +8829,8 @@
             <w:pPr>
               <w:pStyle w:val="Compact"/>
               <w:jc w:val="left"/>
-              <w:ind w:firstLine="0" w:right="0" w:left="0"/>
-              <w:spacing w:lineRule="auto" w:line="240" w:before="40" w:after="40"/>
+              <w:ind w:left="0" w:right="0" w:firstLine="0"/>
+              <w:spacing w:before="40" w:lineRule="auto" w:line="240" w:after="40"/>
             </w:pPr>
             <w:r>
               <w:rPr>
@@ -8852,8 +8852,8 @@
             <w:pPr>
               <w:pStyle w:val="Compact"/>
               <w:jc w:val="left"/>
-              <w:ind w:firstLine="0" w:right="0" w:left="0"/>
-              <w:spacing w:lineRule="auto" w:line="240" w:before="40" w:after="40"/>
+              <w:ind w:left="0" w:right="0" w:firstLine="0"/>
+              <w:spacing w:before="40" w:lineRule="auto" w:line="240" w:after="40"/>
             </w:pPr>
             <w:r>
               <w:t xml:space="preserve">Modify document settings</w:t>
@@ -8868,8 +8868,8 @@
             <w:pPr>
               <w:pStyle w:val="Compact"/>
               <w:jc w:val="left"/>
-              <w:ind w:firstLine="0" w:right="0" w:left="0"/>
-              <w:spacing w:lineRule="auto" w:line="240" w:before="40" w:after="40"/>
+              <w:ind w:left="0" w:right="0" w:firstLine="0"/>
+              <w:spacing w:before="40" w:lineRule="auto" w:line="240" w:after="40"/>
             </w:pPr>
             <w:r>
               <w:rPr>
@@ -8885,8 +8885,8 @@
             <w:pPr>
               <w:pStyle w:val="Compact"/>
               <w:jc w:val="left"/>
-              <w:ind w:firstLine="0" w:right="0" w:left="0"/>
-              <w:spacing w:lineRule="auto" w:line="240" w:before="40" w:after="40"/>
+              <w:ind w:left="0" w:right="0" w:firstLine="0"/>
+              <w:spacing w:before="40" w:lineRule="auto" w:line="240" w:after="40"/>
             </w:pPr>
             <w:r>
               <w:rPr>
@@ -8908,8 +8908,8 @@
             <w:pPr>
               <w:pStyle w:val="Compact"/>
               <w:jc w:val="left"/>
-              <w:ind w:firstLine="0" w:right="0" w:left="0"/>
-              <w:spacing w:lineRule="auto" w:line="240" w:before="40" w:after="40"/>
+              <w:ind w:left="0" w:right="0" w:firstLine="0"/>
+              <w:spacing w:before="40" w:lineRule="auto" w:line="240" w:after="40"/>
             </w:pPr>
             <w:r>
               <w:t xml:space="preserve">Add/modify relationship entries</w:t>
@@ -8924,8 +8924,8 @@
             <w:pPr>
               <w:pStyle w:val="Compact"/>
               <w:jc w:val="left"/>
-              <w:ind w:firstLine="0" w:right="0" w:left="0"/>
-              <w:spacing w:lineRule="auto" w:line="240" w:before="40" w:after="40"/>
+              <w:ind w:left="0" w:right="0" w:firstLine="0"/>
+              <w:spacing w:before="40" w:lineRule="auto" w:line="240" w:after="40"/>
             </w:pPr>
             <w:r>
               <w:rPr>
@@ -8941,8 +8941,8 @@
             <w:pPr>
               <w:pStyle w:val="Compact"/>
               <w:jc w:val="left"/>
-              <w:ind w:firstLine="0" w:right="0" w:left="0"/>
-              <w:spacing w:lineRule="auto" w:line="240" w:before="40" w:after="40"/>
+              <w:ind w:left="0" w:right="0" w:firstLine="0"/>
+              <w:spacing w:before="40" w:lineRule="auto" w:line="240" w:after="40"/>
             </w:pPr>
             <w:r>
               <w:t xml:space="preserve">Temp directory path</w:t>
@@ -8955,8 +8955,8 @@
             <w:pPr>
               <w:pStyle w:val="Compact"/>
               <w:jc w:val="left"/>
-              <w:ind w:firstLine="0" w:right="0" w:left="0"/>
-              <w:spacing w:lineRule="auto" w:line="240" w:before="40" w:after="40"/>
+              <w:ind w:left="0" w:right="0" w:firstLine="0"/>
+              <w:spacing w:before="40" w:lineRule="auto" w:line="240" w:after="40"/>
             </w:pPr>
             <w:r>
               <w:t xml:space="preserve">Create new parts (headers, footers)</w:t>
@@ -9009,7 +9009,7 @@
     </w:p>
     <w:p>
       <w:pPr>
-        <w:spacing w:after="0" w:lineRule="exact" w:line="20" w:before="0"/>
+        <w:spacing w:after="0" w:before="0" w:lineRule="exact" w:line="20"/>
         <w:rPr>
           <w:sz w:val="2"/>
         </w:rPr>
@@ -9783,7 +9783,7 @@
     </w:p>
     <w:p>
       <w:pPr>
-        <w:spacing w:after="0" w:lineRule="exact" w:line="20" w:before="0"/>
+        <w:spacing w:after="0" w:before="0" w:lineRule="exact" w:line="20"/>
         <w:rPr>
           <w:sz w:val="2"/>
         </w:rPr>
@@ -9825,18 +9825,18 @@
         <w:tblLook w:firstRow="1" w:lastRow="0" w:firstColumn="0" w:lastColumn="0" w:noHBand="0" w:noVBand="0" w:val="0020"/>
         <w:jc w:val="start"/>
         <w:tblBorders>
-          <w:top w:color="000000" w:val="single" w:sz="6" w:space="0"/>
-          <w:left w:color="000000" w:val="single" w:sz="6" w:space="0"/>
-          <w:bottom w:color="000000" w:val="single" w:sz="6" w:space="0"/>
-          <w:right w:color="000000" w:val="single" w:sz="6" w:space="0"/>
-          <w:insideH w:color="000000" w:val="single" w:sz="6" w:space="0"/>
-          <w:insideV w:color="000000" w:val="single" w:sz="6" w:space="0"/>
+          <w:top w:color="000000" w:sz="6" w:val="single" w:space="0"/>
+          <w:left w:color="000000" w:sz="6" w:val="single" w:space="0"/>
+          <w:bottom w:color="000000" w:sz="6" w:val="single" w:space="0"/>
+          <w:right w:color="000000" w:sz="6" w:val="single" w:space="0"/>
+          <w:insideH w:color="000000" w:sz="6" w:val="single" w:space="0"/>
+          <w:insideV w:color="000000" w:sz="6" w:val="single" w:space="0"/>
         </w:tblBorders>
         <w:tblCellMar>
-          <w:top w:type="dxa" w:w="57"/>
-          <w:left w:type="dxa" w:w="108"/>
-          <w:bottom w:type="dxa" w:w="57"/>
-          <w:right w:type="dxa" w:w="108"/>
+          <w:top w:w="57" w:type="dxa"/>
+          <w:left w:w="108" w:type="dxa"/>
+          <w:bottom w:w="57" w:type="dxa"/>
+          <w:right w:w="108" w:type="dxa"/>
         </w:tblCellMar>
       </w:tblPr>
       <w:tblGrid>
@@ -9849,14 +9849,14 @@
         </w:trPr>
         <w:tc>
           <w:tcPr>
-            <w:shd w:val="clear" w:color="auto" w:fill="E8E8E8"/>
+            <w:shd w:fill="E8E8E8" w:val="clear" w:color="auto"/>
           </w:tcPr>
           <w:p>
             <w:pPr>
               <w:pStyle w:val="Compact"/>
               <w:jc w:val="left"/>
-              <w:ind w:firstLine="0" w:right="0" w:left="0"/>
-              <w:spacing w:lineRule="auto" w:line="240" w:before="40" w:after="40"/>
+              <w:ind w:left="0" w:right="0" w:firstLine="0"/>
+              <w:spacing w:before="40" w:lineRule="auto" w:line="240" w:after="40"/>
             </w:pPr>
             <w:r>
               <w:rPr>
@@ -9868,14 +9868,14 @@
         </w:tc>
         <w:tc>
           <w:tcPr>
-            <w:shd w:val="clear" w:color="auto" w:fill="E8E8E8"/>
+            <w:shd w:fill="E8E8E8" w:val="clear" w:color="auto"/>
           </w:tcPr>
           <w:p>
             <w:pPr>
               <w:pStyle w:val="Compact"/>
               <w:jc w:val="left"/>
-              <w:ind w:firstLine="0" w:right="0" w:left="0"/>
-              <w:spacing w:lineRule="auto" w:line="240" w:before="40" w:after="40"/>
+              <w:ind w:left="0" w:right="0" w:firstLine="0"/>
+              <w:spacing w:before="40" w:lineRule="auto" w:line="240" w:after="40"/>
             </w:pPr>
             <w:r>
               <w:rPr>
@@ -9893,8 +9893,8 @@
             <w:pPr>
               <w:pStyle w:val="Compact"/>
               <w:jc w:val="left"/>
-              <w:ind w:firstLine="0" w:right="0" w:left="0"/>
-              <w:spacing w:lineRule="auto" w:line="240" w:before="40" w:after="40"/>
+              <w:ind w:left="0" w:right="0" w:firstLine="0"/>
+              <w:spacing w:before="40" w:lineRule="auto" w:line="240" w:after="40"/>
             </w:pPr>
             <w:r>
               <w:rPr>
@@ -9910,8 +9910,8 @@
             <w:pPr>
               <w:pStyle w:val="Compact"/>
               <w:jc w:val="left"/>
-              <w:ind w:firstLine="0" w:right="0" w:left="0"/>
-              <w:spacing w:lineRule="auto" w:line="240" w:before="40" w:after="40"/>
+              <w:ind w:left="0" w:right="0" w:firstLine="0"/>
+              <w:spacing w:before="40" w:lineRule="auto" w:line="240" w:after="40"/>
             </w:pPr>
             <w:r>
               <w:t xml:space="preserve">OOXML page break</w:t>
@@ -9926,8 +9926,8 @@
             <w:pPr>
               <w:pStyle w:val="Compact"/>
               <w:jc w:val="left"/>
-              <w:ind w:firstLine="0" w:right="0" w:left="0"/>
-              <w:spacing w:lineRule="auto" w:line="240" w:before="40" w:after="40"/>
+              <w:ind w:left="0" w:right="0" w:firstLine="0"/>
+              <w:spacing w:before="40" w:lineRule="auto" w:line="240" w:after="40"/>
             </w:pPr>
             <w:r>
               <w:rPr>
@@ -9943,8 +9943,8 @@
             <w:pPr>
               <w:pStyle w:val="Compact"/>
               <w:jc w:val="left"/>
-              <w:ind w:firstLine="0" w:right="0" w:left="0"/>
-              <w:spacing w:lineRule="auto" w:line="240" w:before="40" w:after="40"/>
+              <w:ind w:left="0" w:right="0" w:firstLine="0"/>
+              <w:spacing w:before="40" w:lineRule="auto" w:line="240" w:after="40"/>
             </w:pPr>
             <w:r>
               <w:t xml:space="preserve">OOXML spacing (in twips)</w:t>
@@ -9959,8 +9959,8 @@
             <w:pPr>
               <w:pStyle w:val="Compact"/>
               <w:jc w:val="left"/>
-              <w:ind w:firstLine="0" w:right="0" w:left="0"/>
-              <w:spacing w:lineRule="auto" w:line="240" w:before="40" w:after="40"/>
+              <w:ind w:left="0" w:right="0" w:firstLine="0"/>
+              <w:spacing w:before="40" w:lineRule="auto" w:line="240" w:after="40"/>
             </w:pPr>
             <w:r>
               <w:rPr>
@@ -9976,8 +9976,8 @@
             <w:pPr>
               <w:pStyle w:val="Compact"/>
               <w:jc w:val="left"/>
-              <w:ind w:firstLine="0" w:right="0" w:left="0"/>
-              <w:spacing w:lineRule="auto" w:line="240" w:before="40" w:after="40"/>
+              <w:ind w:left="0" w:right="0" w:firstLine="0"/>
+              <w:spacing w:before="40" w:lineRule="auto" w:line="240" w:after="40"/>
             </w:pPr>
             <w:r>
               <w:t xml:space="preserve">OOXML bookmark start</w:t>
@@ -9992,8 +9992,8 @@
             <w:pPr>
               <w:pStyle w:val="Compact"/>
               <w:jc w:val="left"/>
-              <w:ind w:firstLine="0" w:right="0" w:left="0"/>
-              <w:spacing w:lineRule="auto" w:line="240" w:before="40" w:after="40"/>
+              <w:ind w:left="0" w:right="0" w:firstLine="0"/>
+              <w:spacing w:before="40" w:lineRule="auto" w:line="240" w:after="40"/>
             </w:pPr>
             <w:r>
               <w:rPr>
@@ -10015,8 +10015,8 @@
             <w:pPr>
               <w:pStyle w:val="Compact"/>
               <w:jc w:val="left"/>
-              <w:ind w:firstLine="0" w:right="0" w:left="0"/>
-              <w:spacing w:lineRule="auto" w:line="240" w:before="40" w:after="40"/>
+              <w:ind w:left="0" w:right="0" w:firstLine="0"/>
+              <w:spacing w:before="40" w:lineRule="auto" w:line="240" w:after="40"/>
             </w:pPr>
             <w:r>
               <w:t xml:space="preserve">OOXML math element (native</w:t>
@@ -10046,8 +10046,8 @@
             <w:pPr>
               <w:pStyle w:val="Compact"/>
               <w:jc w:val="left"/>
-              <w:ind w:firstLine="0" w:right="0" w:left="0"/>
-              <w:spacing w:lineRule="auto" w:line="240" w:before="40" w:after="40"/>
+              <w:ind w:left="0" w:right="0" w:firstLine="0"/>
+              <w:spacing w:before="40" w:lineRule="auto" w:line="240" w:after="40"/>
             </w:pPr>
             <w:r>
               <w:rPr>
@@ -10063,8 +10063,8 @@
             <w:pPr>
               <w:pStyle w:val="Compact"/>
               <w:jc w:val="left"/>
-              <w:ind w:firstLine="0" w:right="0" w:left="0"/>
-              <w:spacing w:lineRule="auto" w:line="240" w:before="40" w:after="40"/>
+              <w:ind w:left="0" w:right="0" w:firstLine="0"/>
+              <w:spacing w:before="40" w:lineRule="auto" w:line="240" w:after="40"/>
             </w:pPr>
             <w:r>
               <w:t xml:space="preserve">OOXML caption with SEQ field</w:t>
@@ -10079,8 +10079,8 @@
             <w:pPr>
               <w:pStyle w:val="Compact"/>
               <w:jc w:val="left"/>
-              <w:ind w:firstLine="0" w:right="0" w:left="0"/>
-              <w:spacing w:lineRule="auto" w:line="240" w:before="40" w:after="40"/>
+              <w:ind w:left="0" w:right="0" w:firstLine="0"/>
+              <w:spacing w:before="40" w:lineRule="auto" w:line="240" w:after="40"/>
             </w:pPr>
             <w:r>
               <w:rPr>
@@ -10096,8 +10096,8 @@
             <w:pPr>
               <w:pStyle w:val="Compact"/>
               <w:jc w:val="left"/>
-              <w:ind w:firstLine="0" w:right="0" w:left="0"/>
-              <w:spacing w:lineRule="auto" w:line="240" w:before="40" w:after="40"/>
+              <w:ind w:left="0" w:right="0" w:firstLine="0"/>
+              <w:spacing w:before="40" w:lineRule="auto" w:line="240" w:after="40"/>
             </w:pPr>
             <w:r>
               <w:t xml:space="preserve">OOXML numbered equation with tab layout</w:t>
@@ -10112,8 +10112,8 @@
             <w:pPr>
               <w:pStyle w:val="Compact"/>
               <w:jc w:val="left"/>
-              <w:ind w:firstLine="0" w:right="0" w:left="0"/>
-              <w:spacing w:lineRule="auto" w:line="240" w:before="40" w:after="40"/>
+              <w:ind w:left="0" w:right="0" w:firstLine="0"/>
+              <w:spacing w:before="40" w:lineRule="auto" w:line="240" w:after="40"/>
             </w:pPr>
             <w:r>
               <w:rPr>
@@ -10129,8 +10129,8 @@
             <w:pPr>
               <w:pStyle w:val="Compact"/>
               <w:jc w:val="left"/>
-              <w:ind w:firstLine="0" w:right="0" w:left="0"/>
-              <w:spacing w:lineRule="auto" w:line="240" w:before="40" w:after="40"/>
+              <w:ind w:left="0" w:right="0" w:firstLine="0"/>
+              <w:spacing w:before="40" w:lineRule="auto" w:line="240" w:after="40"/>
             </w:pPr>
             <w:r>
               <w:t xml:space="preserve">Position markers for postprocessor</w:t>
@@ -10145,8 +10145,8 @@
             <w:pPr>
               <w:pStyle w:val="Compact"/>
               <w:jc w:val="left"/>
-              <w:ind w:firstLine="0" w:right="0" w:left="0"/>
-              <w:spacing w:lineRule="auto" w:line="240" w:before="40" w:after="40"/>
+              <w:ind w:left="0" w:right="0" w:firstLine="0"/>
+              <w:spacing w:before="40" w:lineRule="auto" w:line="240" w:after="40"/>
             </w:pPr>
             <w:r>
               <w:rPr>
@@ -10183,8 +10183,8 @@
             <w:pPr>
               <w:pStyle w:val="Compact"/>
               <w:jc w:val="left"/>
-              <w:ind w:firstLine="0" w:right="0" w:left="0"/>
-              <w:spacing w:lineRule="auto" w:line="240" w:before="40" w:after="40"/>
+              <w:ind w:left="0" w:right="0" w:firstLine="0"/>
+              <w:spacing w:before="40" w:lineRule="auto" w:line="240" w:after="40"/>
             </w:pPr>
             <w:r>
               <w:t xml:space="preserve">Rewritten to</w:t>
@@ -10295,7 +10295,7 @@
     </w:p>
     <w:p>
       <w:pPr>
-        <w:spacing w:after="0" w:lineRule="exact" w:line="20" w:before="0"/>
+        <w:spacing w:after="0" w:before="0" w:lineRule="exact" w:line="20"/>
         <w:rPr>
           <w:sz w:val="2"/>
         </w:rPr>
@@ -10747,7 +10747,7 @@
     </w:p>
     <w:p>
       <w:pPr>
-        <w:spacing w:after="0" w:lineRule="exact" w:line="20" w:before="0"/>
+        <w:spacing w:after="0" w:before="0" w:lineRule="exact" w:line="20"/>
         <w:rPr>
           <w:sz w:val="2"/>
         </w:rPr>
@@ -10836,17 +10836,17 @@
 </file>
 
 <file path=word/footer1.xml><?xml version="1.0" encoding="utf-8"?>
-<w:ftr xmlns:w="http://schemas.openxmlformats.org/wordprocessingml/2006/main" xmlns:r="http://schemas.openxmlformats.org/officeDocument/2006/relationships">
+<w:ftr xmlns:r="http://schemas.openxmlformats.org/officeDocument/2006/relationships" xmlns:w="http://schemas.openxmlformats.org/wordprocessingml/2006/main">
   <w:tbl>
     <w:tblPr>
-      <w:tblW w:type="pct" w:w="5000"/>
+      <w:tblW w:w="5000" w:type="pct"/>
       <w:tblBorders>
-        <w:top w:color="CCCCCC" w:val="single" w:sz="4" w:space="1"/>
-        <w:bottom w:color="auto" w:val="none" w:sz="0" w:space="0"/>
-        <w:left w:color="auto" w:val="none" w:sz="0" w:space="0"/>
-        <w:right w:color="auto" w:val="none" w:sz="0" w:space="0"/>
-        <w:insideH w:color="auto" w:val="none" w:sz="0" w:space="0"/>
-        <w:insideV w:color="auto" w:val="none" w:sz="0" w:space="0"/>
+        <w:top w:color="CCCCCC" w:sz="4" w:val="single" w:space="1"/>
+        <w:bottom w:color="auto" w:sz="0" w:val="none" w:space="0"/>
+        <w:left w:color="auto" w:sz="0" w:val="none" w:space="0"/>
+        <w:right w:color="auto" w:sz="0" w:val="none" w:space="0"/>
+        <w:insideH w:color="auto" w:sz="0" w:val="none" w:space="0"/>
+        <w:insideV w:color="auto" w:sz="0" w:val="none" w:space="0"/>
       </w:tblBorders>
       <w:tblLayout w:type="fixed"/>
     </w:tblPr>
@@ -10858,7 +10858,7 @@
     <w:tr>
       <w:tc>
         <w:tcPr>
-          <w:tcW w:type="pct" w:w="1667"/>
+          <w:tcW w:w="1667" w:type="pct"/>
         </w:tcPr>
         <w:p>
           <w:pPr>
@@ -10872,7 +10872,7 @@
       </w:tc>
       <w:tc>
         <w:tcPr>
-          <w:tcW w:type="pct" w:w="1667"/>
+          <w:tcW w:w="1667" w:type="pct"/>
         </w:tcPr>
         <w:p>
           <w:pPr>
@@ -10886,7 +10886,7 @@
       </w:tc>
       <w:tc>
         <w:tcPr>
-          <w:tcW w:type="pct" w:w="1667"/>
+          <w:tcW w:w="1667" w:type="pct"/>
         </w:tcPr>
         <w:p>
           <w:pPr>
@@ -10962,7 +10962,7 @@
 </file>
 
 <file path=word/header1.xml><?xml version="1.0" encoding="utf-8"?>
-<w:hdr xmlns:w="http://schemas.openxmlformats.org/wordprocessingml/2006/main" xmlns:r="http://schemas.openxmlformats.org/officeDocument/2006/relationships">
+<w:hdr xmlns:r="http://schemas.openxmlformats.org/officeDocument/2006/relationships" xmlns:w="http://schemas.openxmlformats.org/wordprocessingml/2006/main">
   <w:p>
     <w:pPr>
       <w:pStyle w:val="Header"/>
@@ -10972,7 +10972,7 @@
 </file>
 
 <file path=word/header2.xml><?xml version="1.0" encoding="utf-8"?>
-<w:hdr xmlns:w="http://schemas.openxmlformats.org/wordprocessingml/2006/main" xmlns:r="http://schemas.openxmlformats.org/officeDocument/2006/relationships">
+<w:hdr xmlns:r="http://schemas.openxmlformats.org/officeDocument/2006/relationships" xmlns:w="http://schemas.openxmlformats.org/wordprocessingml/2006/main">
   <w:p>
     <w:pPr>
       <w:pStyle w:val="Header"/>
@@ -11015,7 +11015,7 @@
       <w:lvlText w:val="%1"/>
       <w:lvlJc w:val="left"/>
       <w:pPr>
-        <w:ind w:hanging="0" w:left="0"/>
+        <w:ind w:left="0" w:hanging="0"/>
       </w:pPr>
     </w:lvl>
     <w:lvl w:ilvl="1">
@@ -11027,7 +11027,7 @@
       <w:lvlText w:val="%1.%2"/>
       <w:lvlJc w:val="left"/>
       <w:pPr>
-        <w:ind w:hanging="0" w:left="0"/>
+        <w:ind w:left="0" w:hanging="0"/>
       </w:pPr>
     </w:lvl>
     <w:lvl w:ilvl="2">
@@ -11039,7 +11039,7 @@
       <w:lvlText w:val="%1.%2.%3"/>
       <w:lvlJc w:val="left"/>
       <w:pPr>
-        <w:ind w:hanging="0" w:left="0"/>
+        <w:ind w:left="0" w:hanging="0"/>
       </w:pPr>
     </w:lvl>
     <w:lvl w:ilvl="3">
@@ -11051,7 +11051,7 @@
       <w:lvlText w:val="%1.%2.%3.%4"/>
       <w:lvlJc w:val="left"/>
       <w:pPr>
-        <w:ind w:hanging="0" w:left="0"/>
+        <w:ind w:left="0" w:hanging="0"/>
       </w:pPr>
     </w:lvl>
     <w:lvl w:ilvl="4">
@@ -11063,7 +11063,7 @@
       <w:lvlText w:val="%1.%2.%3.%4.%5"/>
       <w:lvlJc w:val="left"/>
       <w:pPr>
-        <w:ind w:hanging="0" w:left="0"/>
+        <w:ind w:left="0" w:hanging="0"/>
       </w:pPr>
     </w:lvl>
   </w:abstractNum>
@@ -12166,18 +12166,18 @@
     <w:basedOn w:val="VerbatimChar"/>
     <w:rPr/>
   </w:style>
-  <w:style w:type="paragraph" w:styleId="SpecObjectHeader" w:customStyle="1">
+  <w:style w:type="paragraph" w:customStyle="1" w:styleId="SpecObjectHeader">
     <w:name w:val="Spec Object Header"/>
     <w:basedOn w:val="Normal"/>
     <w:next w:val="FirstParagraph"/>
     <w:qFormat/>
     <w:pPr>
       <w:keepNext/>
-      <w:spacing w:lineRule="auto" w:line="276" w:before="280" w:after="120"/>
+      <w:spacing w:before="280" w:lineRule="auto" w:line="276" w:after="120"/>
       <w:outlineLvl w:val="0"/>
     </w:pPr>
     <w:rPr>
-      <w:rFonts w:hAnsi="Calibri Light" w:ascii="Calibri Light" w:cs="Calibri Light"/>
+      <w:rFonts w:cs="Calibri Light" w:ascii="Calibri Light" w:hAnsi="Calibri Light"/>
       <w:b/>
       <w:bCs/>
       <w:color w:val="0F4C64"/>

--- a/manual/downloads/docx-customization.docx
+++ b/manual/downloads/docx-customization.docx
@@ -414,12 +414,12 @@
     </w:p>
     <w:p>
       <w:pPr>
-        <w:spacing w:after="0" w:before="0" w:lineRule="exact" w:line="20"/>
+        <w:spacing w:line="20" w:after="0" w:before="0" w:lineRule="exact"/>
         <w:rPr>
           <w:sz w:val="2"/>
         </w:rPr>
       </w:pPr>
-      <w:bookmarkStart w:id="39329" w:name="listing-src-docx-preset-structure"/>
+      <w:bookmarkStart w:name="listing-src-docx-preset-structure" w:id="39329"/>
       <w:bookmarkEnd w:id="39329"/>
     </w:p>
     <w:p>
@@ -1610,12 +1610,12 @@
     </w:p>
     <w:p>
       <w:pPr>
-        <w:spacing w:after="0" w:before="0" w:lineRule="exact" w:line="20"/>
+        <w:spacing w:line="20" w:after="0" w:before="0" w:lineRule="exact"/>
         <w:rPr>
           <w:sz w:val="2"/>
         </w:rPr>
       </w:pPr>
-      <w:bookmarkStart w:id="94716" w:name="csv-tbl-docx-paragraph-style"/>
+      <w:bookmarkStart w:name="csv-tbl-docx-paragraph-style" w:id="94716"/>
       <w:bookmarkEnd w:id="94716"/>
     </w:p>
     <w:p>
@@ -1652,18 +1652,18 @@
         <w:tblLook w:firstRow="1" w:lastRow="0" w:firstColumn="0" w:lastColumn="0" w:noHBand="0" w:noVBand="0" w:val="0020"/>
         <w:jc w:val="start"/>
         <w:tblBorders>
-          <w:top w:color="000000" w:sz="6" w:val="single" w:space="0"/>
-          <w:left w:color="000000" w:sz="6" w:val="single" w:space="0"/>
-          <w:bottom w:color="000000" w:sz="6" w:val="single" w:space="0"/>
-          <w:right w:color="000000" w:sz="6" w:val="single" w:space="0"/>
-          <w:insideH w:color="000000" w:sz="6" w:val="single" w:space="0"/>
-          <w:insideV w:color="000000" w:sz="6" w:val="single" w:space="0"/>
+          <w:top w:sz="6" w:val="single" w:space="0" w:color="000000"/>
+          <w:left w:sz="6" w:val="single" w:space="0" w:color="000000"/>
+          <w:bottom w:sz="6" w:val="single" w:space="0" w:color="000000"/>
+          <w:right w:sz="6" w:val="single" w:space="0" w:color="000000"/>
+          <w:insideH w:sz="6" w:val="single" w:space="0" w:color="000000"/>
+          <w:insideV w:sz="6" w:val="single" w:space="0" w:color="000000"/>
         </w:tblBorders>
         <w:tblCellMar>
-          <w:top w:w="57" w:type="dxa"/>
-          <w:left w:w="108" w:type="dxa"/>
-          <w:bottom w:w="57" w:type="dxa"/>
-          <w:right w:w="108" w:type="dxa"/>
+          <w:top w:type="dxa" w:w="57"/>
+          <w:left w:type="dxa" w:w="108"/>
+          <w:bottom w:type="dxa" w:w="57"/>
+          <w:right w:type="dxa" w:w="108"/>
         </w:tblCellMar>
       </w:tblPr>
       <w:tblGrid>
@@ -1678,14 +1678,14 @@
         </w:trPr>
         <w:tc>
           <w:tcPr>
-            <w:shd w:fill="E8E8E8" w:val="clear" w:color="auto"/>
+            <w:shd w:val="clear" w:fill="E8E8E8" w:color="auto"/>
           </w:tcPr>
           <w:p>
             <w:pPr>
               <w:pStyle w:val="Compact"/>
               <w:jc w:val="left"/>
-              <w:ind w:left="0" w:right="0" w:firstLine="0"/>
-              <w:spacing w:before="40" w:lineRule="auto" w:line="240" w:after="40"/>
+              <w:ind w:left="0" w:firstLine="0" w:right="0"/>
+              <w:spacing w:line="240" w:lineRule="auto" w:before="40" w:after="40"/>
             </w:pPr>
             <w:r>
               <w:rPr>
@@ -1697,14 +1697,14 @@
         </w:tc>
         <w:tc>
           <w:tcPr>
-            <w:shd w:fill="E8E8E8" w:val="clear" w:color="auto"/>
+            <w:shd w:val="clear" w:fill="E8E8E8" w:color="auto"/>
           </w:tcPr>
           <w:p>
             <w:pPr>
               <w:pStyle w:val="Compact"/>
               <w:jc w:val="left"/>
-              <w:ind w:left="0" w:right="0" w:firstLine="0"/>
-              <w:spacing w:before="40" w:lineRule="auto" w:line="240" w:after="40"/>
+              <w:ind w:left="0" w:firstLine="0" w:right="0"/>
+              <w:spacing w:line="240" w:lineRule="auto" w:before="40" w:after="40"/>
             </w:pPr>
             <w:r>
               <w:rPr>
@@ -1716,14 +1716,14 @@
         </w:tc>
         <w:tc>
           <w:tcPr>
-            <w:shd w:fill="E8E8E8" w:val="clear" w:color="auto"/>
+            <w:shd w:val="clear" w:fill="E8E8E8" w:color="auto"/>
           </w:tcPr>
           <w:p>
             <w:pPr>
               <w:pStyle w:val="Compact"/>
               <w:jc w:val="left"/>
-              <w:ind w:left="0" w:right="0" w:firstLine="0"/>
-              <w:spacing w:before="40" w:lineRule="auto" w:line="240" w:after="40"/>
+              <w:ind w:left="0" w:firstLine="0" w:right="0"/>
+              <w:spacing w:line="240" w:lineRule="auto" w:before="40" w:after="40"/>
             </w:pPr>
             <w:r>
               <w:rPr>
@@ -1735,14 +1735,14 @@
         </w:tc>
         <w:tc>
           <w:tcPr>
-            <w:shd w:fill="E8E8E8" w:val="clear" w:color="auto"/>
+            <w:shd w:val="clear" w:fill="E8E8E8" w:color="auto"/>
           </w:tcPr>
           <w:p>
             <w:pPr>
               <w:pStyle w:val="Compact"/>
               <w:jc w:val="left"/>
-              <w:ind w:left="0" w:right="0" w:firstLine="0"/>
-              <w:spacing w:before="40" w:lineRule="auto" w:line="240" w:after="40"/>
+              <w:ind w:left="0" w:firstLine="0" w:right="0"/>
+              <w:spacing w:line="240" w:lineRule="auto" w:before="40" w:after="40"/>
             </w:pPr>
             <w:r>
               <w:rPr>
@@ -1760,8 +1760,8 @@
             <w:pPr>
               <w:pStyle w:val="Compact"/>
               <w:jc w:val="left"/>
-              <w:ind w:left="0" w:right="0" w:firstLine="0"/>
-              <w:spacing w:before="40" w:lineRule="auto" w:line="240" w:after="40"/>
+              <w:ind w:left="0" w:firstLine="0" w:right="0"/>
+              <w:spacing w:line="240" w:lineRule="auto" w:before="40" w:after="40"/>
             </w:pPr>
             <w:r>
               <w:rPr>
@@ -1777,8 +1777,8 @@
             <w:pPr>
               <w:pStyle w:val="Compact"/>
               <w:jc w:val="left"/>
-              <w:ind w:left="0" w:right="0" w:firstLine="0"/>
-              <w:spacing w:before="40" w:lineRule="auto" w:line="240" w:after="40"/>
+              <w:ind w:left="0" w:firstLine="0" w:right="0"/>
+              <w:spacing w:line="240" w:lineRule="auto" w:before="40" w:after="40"/>
             </w:pPr>
             <w:r>
               <w:t xml:space="preserve">string</w:t>
@@ -1791,8 +1791,8 @@
             <w:pPr>
               <w:pStyle w:val="Compact"/>
               <w:jc w:val="left"/>
-              <w:ind w:left="0" w:right="0" w:firstLine="0"/>
-              <w:spacing w:before="40" w:lineRule="auto" w:line="240" w:after="40"/>
+              <w:ind w:left="0" w:firstLine="0" w:right="0"/>
+              <w:spacing w:line="240" w:lineRule="auto" w:before="40" w:after="40"/>
             </w:pPr>
             <w:r>
               <w:t xml:space="preserve">required</w:t>
@@ -1805,8 +1805,8 @@
             <w:pPr>
               <w:pStyle w:val="Compact"/>
               <w:jc w:val="left"/>
-              <w:ind w:left="0" w:right="0" w:firstLine="0"/>
-              <w:spacing w:before="40" w:lineRule="auto" w:line="240" w:after="40"/>
+              <w:ind w:left="0" w:firstLine="0" w:right="0"/>
+              <w:spacing w:line="240" w:lineRule="auto" w:before="40" w:after="40"/>
             </w:pPr>
             <w:r>
               <w:t xml:space="preserve">Internal style ID (e.g.,</w:t>
@@ -1836,8 +1836,8 @@
             <w:pPr>
               <w:pStyle w:val="Compact"/>
               <w:jc w:val="left"/>
-              <w:ind w:left="0" w:right="0" w:firstLine="0"/>
-              <w:spacing w:before="40" w:lineRule="auto" w:line="240" w:after="40"/>
+              <w:ind w:left="0" w:firstLine="0" w:right="0"/>
+              <w:spacing w:line="240" w:lineRule="auto" w:before="40" w:after="40"/>
             </w:pPr>
             <w:r>
               <w:rPr>
@@ -1853,8 +1853,8 @@
             <w:pPr>
               <w:pStyle w:val="Compact"/>
               <w:jc w:val="left"/>
-              <w:ind w:left="0" w:right="0" w:firstLine="0"/>
-              <w:spacing w:before="40" w:lineRule="auto" w:line="240" w:after="40"/>
+              <w:ind w:left="0" w:firstLine="0" w:right="0"/>
+              <w:spacing w:line="240" w:lineRule="auto" w:before="40" w:after="40"/>
             </w:pPr>
             <w:r>
               <w:t xml:space="preserve">string</w:t>
@@ -1867,8 +1867,8 @@
             <w:pPr>
               <w:pStyle w:val="Compact"/>
               <w:jc w:val="left"/>
-              <w:ind w:left="0" w:right="0" w:firstLine="0"/>
-              <w:spacing w:before="40" w:lineRule="auto" w:line="240" w:after="40"/>
+              <w:ind w:left="0" w:firstLine="0" w:right="0"/>
+              <w:spacing w:line="240" w:lineRule="auto" w:before="40" w:after="40"/>
             </w:pPr>
             <w:r>
               <w:t xml:space="preserve">required</w:t>
@@ -1881,8 +1881,8 @@
             <w:pPr>
               <w:pStyle w:val="Compact"/>
               <w:jc w:val="left"/>
-              <w:ind w:left="0" w:right="0" w:firstLine="0"/>
-              <w:spacing w:before="40" w:lineRule="auto" w:line="240" w:after="40"/>
+              <w:ind w:left="0" w:firstLine="0" w:right="0"/>
+              <w:spacing w:line="240" w:lineRule="auto" w:before="40" w:after="40"/>
             </w:pPr>
             <w:r>
               <w:t xml:space="preserve">Display name in Word (e.g.,</w:t>
@@ -1912,8 +1912,8 @@
             <w:pPr>
               <w:pStyle w:val="Compact"/>
               <w:jc w:val="left"/>
-              <w:ind w:left="0" w:right="0" w:firstLine="0"/>
-              <w:spacing w:before="40" w:lineRule="auto" w:line="240" w:after="40"/>
+              <w:ind w:left="0" w:firstLine="0" w:right="0"/>
+              <w:spacing w:line="240" w:lineRule="auto" w:before="40" w:after="40"/>
             </w:pPr>
             <w:r>
               <w:rPr>
@@ -1929,8 +1929,8 @@
             <w:pPr>
               <w:pStyle w:val="Compact"/>
               <w:jc w:val="left"/>
-              <w:ind w:left="0" w:right="0" w:firstLine="0"/>
-              <w:spacing w:before="40" w:lineRule="auto" w:line="240" w:after="40"/>
+              <w:ind w:left="0" w:firstLine="0" w:right="0"/>
+              <w:spacing w:line="240" w:lineRule="auto" w:before="40" w:after="40"/>
             </w:pPr>
             <w:r>
               <w:t xml:space="preserve">string</w:t>
@@ -1943,8 +1943,8 @@
             <w:pPr>
               <w:pStyle w:val="Compact"/>
               <w:jc w:val="left"/>
-              <w:ind w:left="0" w:right="0" w:firstLine="0"/>
-              <w:spacing w:before="40" w:lineRule="auto" w:line="240" w:after="40"/>
+              <w:ind w:left="0" w:firstLine="0" w:right="0"/>
+              <w:spacing w:line="240" w:lineRule="auto" w:before="40" w:after="40"/>
             </w:pPr>
             <w:r>
               <w:t xml:space="preserve">nil</w:t>
@@ -1957,8 +1957,8 @@
             <w:pPr>
               <w:pStyle w:val="Compact"/>
               <w:jc w:val="left"/>
-              <w:ind w:left="0" w:right="0" w:firstLine="0"/>
-              <w:spacing w:before="40" w:lineRule="auto" w:line="240" w:after="40"/>
+              <w:ind w:left="0" w:firstLine="0" w:right="0"/>
+              <w:spacing w:line="240" w:lineRule="auto" w:before="40" w:after="40"/>
             </w:pPr>
             <w:r>
               <w:t xml:space="preserve">Parent style ID for inheritance</w:t>
@@ -1973,8 +1973,8 @@
             <w:pPr>
               <w:pStyle w:val="Compact"/>
               <w:jc w:val="left"/>
-              <w:ind w:left="0" w:right="0" w:firstLine="0"/>
-              <w:spacing w:before="40" w:lineRule="auto" w:line="240" w:after="40"/>
+              <w:ind w:left="0" w:firstLine="0" w:right="0"/>
+              <w:spacing w:line="240" w:lineRule="auto" w:before="40" w:after="40"/>
             </w:pPr>
             <w:r>
               <w:rPr>
@@ -1990,8 +1990,8 @@
             <w:pPr>
               <w:pStyle w:val="Compact"/>
               <w:jc w:val="left"/>
-              <w:ind w:left="0" w:right="0" w:firstLine="0"/>
-              <w:spacing w:before="40" w:lineRule="auto" w:line="240" w:after="40"/>
+              <w:ind w:left="0" w:firstLine="0" w:right="0"/>
+              <w:spacing w:line="240" w:lineRule="auto" w:before="40" w:after="40"/>
             </w:pPr>
             <w:r>
               <w:t xml:space="preserve">string</w:t>
@@ -2004,8 +2004,8 @@
             <w:pPr>
               <w:pStyle w:val="Compact"/>
               <w:jc w:val="left"/>
-              <w:ind w:left="0" w:right="0" w:firstLine="0"/>
-              <w:spacing w:before="40" w:lineRule="auto" w:line="240" w:after="40"/>
+              <w:ind w:left="0" w:firstLine="0" w:right="0"/>
+              <w:spacing w:line="240" w:lineRule="auto" w:before="40" w:after="40"/>
             </w:pPr>
             <w:r>
               <w:t xml:space="preserve">nil</w:t>
@@ -2018,8 +2018,8 @@
             <w:pPr>
               <w:pStyle w:val="Compact"/>
               <w:jc w:val="left"/>
-              <w:ind w:left="0" w:right="0" w:firstLine="0"/>
-              <w:spacing w:before="40" w:lineRule="auto" w:line="240" w:after="40"/>
+              <w:ind w:left="0" w:firstLine="0" w:right="0"/>
+              <w:spacing w:line="240" w:lineRule="auto" w:before="40" w:after="40"/>
             </w:pPr>
             <w:r>
               <w:t xml:space="preserve">Style to apply to the next paragraph</w:t>
@@ -2034,8 +2034,8 @@
             <w:pPr>
               <w:pStyle w:val="Compact"/>
               <w:jc w:val="left"/>
-              <w:ind w:left="0" w:right="0" w:firstLine="0"/>
-              <w:spacing w:before="40" w:lineRule="auto" w:line="240" w:after="40"/>
+              <w:ind w:left="0" w:firstLine="0" w:right="0"/>
+              <w:spacing w:line="240" w:lineRule="auto" w:before="40" w:after="40"/>
             </w:pPr>
             <w:r>
               <w:rPr>
@@ -2051,8 +2051,8 @@
             <w:pPr>
               <w:pStyle w:val="Compact"/>
               <w:jc w:val="left"/>
-              <w:ind w:left="0" w:right="0" w:firstLine="0"/>
-              <w:spacing w:before="40" w:lineRule="auto" w:line="240" w:after="40"/>
+              <w:ind w:left="0" w:firstLine="0" w:right="0"/>
+              <w:spacing w:line="240" w:lineRule="auto" w:before="40" w:after="40"/>
             </w:pPr>
             <w:r>
               <w:t xml:space="preserve">string</w:t>
@@ -2065,8 +2065,8 @@
             <w:pPr>
               <w:pStyle w:val="Compact"/>
               <w:jc w:val="left"/>
-              <w:ind w:left="0" w:right="0" w:firstLine="0"/>
-              <w:spacing w:before="40" w:lineRule="auto" w:line="240" w:after="40"/>
+              <w:ind w:left="0" w:firstLine="0" w:right="0"/>
+              <w:spacing w:line="240" w:lineRule="auto" w:before="40" w:after="40"/>
             </w:pPr>
             <w:r>
               <w:t xml:space="preserve">nil</w:t>
@@ -2079,8 +2079,8 @@
             <w:pPr>
               <w:pStyle w:val="Compact"/>
               <w:jc w:val="left"/>
-              <w:ind w:left="0" w:right="0" w:firstLine="0"/>
-              <w:spacing w:before="40" w:lineRule="auto" w:line="240" w:after="40"/>
+              <w:ind w:left="0" w:firstLine="0" w:right="0"/>
+              <w:spacing w:line="240" w:lineRule="auto" w:before="40" w:after="40"/>
             </w:pPr>
             <w:r>
               <w:t xml:space="preserve">Font family name</w:t>
@@ -2095,8 +2095,8 @@
             <w:pPr>
               <w:pStyle w:val="Compact"/>
               <w:jc w:val="left"/>
-              <w:ind w:left="0" w:right="0" w:firstLine="0"/>
-              <w:spacing w:before="40" w:lineRule="auto" w:line="240" w:after="40"/>
+              <w:ind w:left="0" w:firstLine="0" w:right="0"/>
+              <w:spacing w:line="240" w:lineRule="auto" w:before="40" w:after="40"/>
             </w:pPr>
             <w:r>
               <w:rPr>
@@ -2112,8 +2112,8 @@
             <w:pPr>
               <w:pStyle w:val="Compact"/>
               <w:jc w:val="left"/>
-              <w:ind w:left="0" w:right="0" w:firstLine="0"/>
-              <w:spacing w:before="40" w:lineRule="auto" w:line="240" w:after="40"/>
+              <w:ind w:left="0" w:firstLine="0" w:right="0"/>
+              <w:spacing w:line="240" w:lineRule="auto" w:before="40" w:after="40"/>
             </w:pPr>
             <w:r>
               <w:t xml:space="preserve">number</w:t>
@@ -2126,8 +2126,8 @@
             <w:pPr>
               <w:pStyle w:val="Compact"/>
               <w:jc w:val="left"/>
-              <w:ind w:left="0" w:right="0" w:firstLine="0"/>
-              <w:spacing w:before="40" w:lineRule="auto" w:line="240" w:after="40"/>
+              <w:ind w:left="0" w:firstLine="0" w:right="0"/>
+              <w:spacing w:line="240" w:lineRule="auto" w:before="40" w:after="40"/>
             </w:pPr>
             <w:r>
               <w:t xml:space="preserve">nil</w:t>
@@ -2140,8 +2140,8 @@
             <w:pPr>
               <w:pStyle w:val="Compact"/>
               <w:jc w:val="left"/>
-              <w:ind w:left="0" w:right="0" w:firstLine="0"/>
-              <w:spacing w:before="40" w:lineRule="auto" w:line="240" w:after="40"/>
+              <w:ind w:left="0" w:firstLine="0" w:right="0"/>
+              <w:spacing w:line="240" w:lineRule="auto" w:before="40" w:after="40"/>
             </w:pPr>
             <w:r>
               <w:t xml:space="preserve">Font size in points</w:t>
@@ -2156,8 +2156,8 @@
             <w:pPr>
               <w:pStyle w:val="Compact"/>
               <w:jc w:val="left"/>
-              <w:ind w:left="0" w:right="0" w:firstLine="0"/>
-              <w:spacing w:before="40" w:lineRule="auto" w:line="240" w:after="40"/>
+              <w:ind w:left="0" w:firstLine="0" w:right="0"/>
+              <w:spacing w:line="240" w:lineRule="auto" w:before="40" w:after="40"/>
             </w:pPr>
             <w:r>
               <w:rPr>
@@ -2173,8 +2173,8 @@
             <w:pPr>
               <w:pStyle w:val="Compact"/>
               <w:jc w:val="left"/>
-              <w:ind w:left="0" w:right="0" w:firstLine="0"/>
-              <w:spacing w:before="40" w:lineRule="auto" w:line="240" w:after="40"/>
+              <w:ind w:left="0" w:firstLine="0" w:right="0"/>
+              <w:spacing w:line="240" w:lineRule="auto" w:before="40" w:after="40"/>
             </w:pPr>
             <w:r>
               <w:t xml:space="preserve">string</w:t>
@@ -2187,8 +2187,8 @@
             <w:pPr>
               <w:pStyle w:val="Compact"/>
               <w:jc w:val="left"/>
-              <w:ind w:left="0" w:right="0" w:firstLine="0"/>
-              <w:spacing w:before="40" w:lineRule="auto" w:line="240" w:after="40"/>
+              <w:ind w:left="0" w:firstLine="0" w:right="0"/>
+              <w:spacing w:line="240" w:lineRule="auto" w:before="40" w:after="40"/>
             </w:pPr>
             <w:r>
               <w:t xml:space="preserve">nil</w:t>
@@ -2201,8 +2201,8 @@
             <w:pPr>
               <w:pStyle w:val="Compact"/>
               <w:jc w:val="left"/>
-              <w:ind w:left="0" w:right="0" w:firstLine="0"/>
-              <w:spacing w:before="40" w:lineRule="auto" w:line="240" w:after="40"/>
+              <w:ind w:left="0" w:firstLine="0" w:right="0"/>
+              <w:spacing w:line="240" w:lineRule="auto" w:before="40" w:after="40"/>
             </w:pPr>
             <w:r>
               <w:t xml:space="preserve">Hex color without</w:t>
@@ -2247,8 +2247,8 @@
             <w:pPr>
               <w:pStyle w:val="Compact"/>
               <w:jc w:val="left"/>
-              <w:ind w:left="0" w:right="0" w:firstLine="0"/>
-              <w:spacing w:before="40" w:lineRule="auto" w:line="240" w:after="40"/>
+              <w:ind w:left="0" w:firstLine="0" w:right="0"/>
+              <w:spacing w:line="240" w:lineRule="auto" w:before="40" w:after="40"/>
             </w:pPr>
             <w:r>
               <w:rPr>
@@ -2264,8 +2264,8 @@
             <w:pPr>
               <w:pStyle w:val="Compact"/>
               <w:jc w:val="left"/>
-              <w:ind w:left="0" w:right="0" w:firstLine="0"/>
-              <w:spacing w:before="40" w:lineRule="auto" w:line="240" w:after="40"/>
+              <w:ind w:left="0" w:firstLine="0" w:right="0"/>
+              <w:spacing w:line="240" w:lineRule="auto" w:before="40" w:after="40"/>
             </w:pPr>
             <w:r>
               <w:t xml:space="preserve">boolean</w:t>
@@ -2278,8 +2278,8 @@
             <w:pPr>
               <w:pStyle w:val="Compact"/>
               <w:jc w:val="left"/>
-              <w:ind w:left="0" w:right="0" w:firstLine="0"/>
-              <w:spacing w:before="40" w:lineRule="auto" w:line="240" w:after="40"/>
+              <w:ind w:left="0" w:firstLine="0" w:right="0"/>
+              <w:spacing w:line="240" w:lineRule="auto" w:before="40" w:after="40"/>
             </w:pPr>
             <w:r>
               <w:t xml:space="preserve">nil</w:t>
@@ -2292,8 +2292,8 @@
             <w:pPr>
               <w:pStyle w:val="Compact"/>
               <w:jc w:val="left"/>
-              <w:ind w:left="0" w:right="0" w:firstLine="0"/>
-              <w:spacing w:before="40" w:lineRule="auto" w:line="240" w:after="40"/>
+              <w:ind w:left="0" w:firstLine="0" w:right="0"/>
+              <w:spacing w:line="240" w:lineRule="auto" w:before="40" w:after="40"/>
             </w:pPr>
             <w:r>
               <w:t xml:space="preserve">Bold text</w:t>
@@ -2308,8 +2308,8 @@
             <w:pPr>
               <w:pStyle w:val="Compact"/>
               <w:jc w:val="left"/>
-              <w:ind w:left="0" w:right="0" w:firstLine="0"/>
-              <w:spacing w:before="40" w:lineRule="auto" w:line="240" w:after="40"/>
+              <w:ind w:left="0" w:firstLine="0" w:right="0"/>
+              <w:spacing w:line="240" w:lineRule="auto" w:before="40" w:after="40"/>
             </w:pPr>
             <w:r>
               <w:rPr>
@@ -2325,8 +2325,8 @@
             <w:pPr>
               <w:pStyle w:val="Compact"/>
               <w:jc w:val="left"/>
-              <w:ind w:left="0" w:right="0" w:firstLine="0"/>
-              <w:spacing w:before="40" w:lineRule="auto" w:line="240" w:after="40"/>
+              <w:ind w:left="0" w:firstLine="0" w:right="0"/>
+              <w:spacing w:line="240" w:lineRule="auto" w:before="40" w:after="40"/>
             </w:pPr>
             <w:r>
               <w:t xml:space="preserve">boolean</w:t>
@@ -2339,8 +2339,8 @@
             <w:pPr>
               <w:pStyle w:val="Compact"/>
               <w:jc w:val="left"/>
-              <w:ind w:left="0" w:right="0" w:firstLine="0"/>
-              <w:spacing w:before="40" w:lineRule="auto" w:line="240" w:after="40"/>
+              <w:ind w:left="0" w:firstLine="0" w:right="0"/>
+              <w:spacing w:line="240" w:lineRule="auto" w:before="40" w:after="40"/>
             </w:pPr>
             <w:r>
               <w:t xml:space="preserve">nil</w:t>
@@ -2353,8 +2353,8 @@
             <w:pPr>
               <w:pStyle w:val="Compact"/>
               <w:jc w:val="left"/>
-              <w:ind w:left="0" w:right="0" w:firstLine="0"/>
-              <w:spacing w:before="40" w:lineRule="auto" w:line="240" w:after="40"/>
+              <w:ind w:left="0" w:firstLine="0" w:right="0"/>
+              <w:spacing w:line="240" w:lineRule="auto" w:before="40" w:after="40"/>
             </w:pPr>
             <w:r>
               <w:t xml:space="preserve">Italic text</w:t>
@@ -2369,8 +2369,8 @@
             <w:pPr>
               <w:pStyle w:val="Compact"/>
               <w:jc w:val="left"/>
-              <w:ind w:left="0" w:right="0" w:firstLine="0"/>
-              <w:spacing w:before="40" w:lineRule="auto" w:line="240" w:after="40"/>
+              <w:ind w:left="0" w:firstLine="0" w:right="0"/>
+              <w:spacing w:line="240" w:lineRule="auto" w:before="40" w:after="40"/>
             </w:pPr>
             <w:r>
               <w:rPr>
@@ -2386,8 +2386,8 @@
             <w:pPr>
               <w:pStyle w:val="Compact"/>
               <w:jc w:val="left"/>
-              <w:ind w:left="0" w:right="0" w:firstLine="0"/>
-              <w:spacing w:before="40" w:lineRule="auto" w:line="240" w:after="40"/>
+              <w:ind w:left="0" w:firstLine="0" w:right="0"/>
+              <w:spacing w:line="240" w:lineRule="auto" w:before="40" w:after="40"/>
             </w:pPr>
             <w:r>
               <w:t xml:space="preserve">number</w:t>
@@ -2400,8 +2400,8 @@
             <w:pPr>
               <w:pStyle w:val="Compact"/>
               <w:jc w:val="left"/>
-              <w:ind w:left="0" w:right="0" w:firstLine="0"/>
-              <w:spacing w:before="40" w:lineRule="auto" w:line="240" w:after="40"/>
+              <w:ind w:left="0" w:firstLine="0" w:right="0"/>
+              <w:spacing w:line="240" w:lineRule="auto" w:before="40" w:after="40"/>
             </w:pPr>
             <w:r>
               <w:t xml:space="preserve">nil</w:t>
@@ -2414,8 +2414,8 @@
             <w:pPr>
               <w:pStyle w:val="Compact"/>
               <w:jc w:val="left"/>
-              <w:ind w:left="0" w:right="0" w:firstLine="0"/>
-              <w:spacing w:before="40" w:lineRule="auto" w:line="240" w:after="40"/>
+              <w:ind w:left="0" w:firstLine="0" w:right="0"/>
+              <w:spacing w:line="240" w:lineRule="auto" w:before="40" w:after="40"/>
             </w:pPr>
             <w:r>
               <w:t xml:space="preserve">Line spacing multiplier (1.0 = single, 1.15, 2.0, etc.)</w:t>
@@ -2430,8 +2430,8 @@
             <w:pPr>
               <w:pStyle w:val="Compact"/>
               <w:jc w:val="left"/>
-              <w:ind w:left="0" w:right="0" w:firstLine="0"/>
-              <w:spacing w:before="40" w:lineRule="auto" w:line="240" w:after="40"/>
+              <w:ind w:left="0" w:firstLine="0" w:right="0"/>
+              <w:spacing w:line="240" w:lineRule="auto" w:before="40" w:after="40"/>
             </w:pPr>
             <w:r>
               <w:rPr>
@@ -2447,8 +2447,8 @@
             <w:pPr>
               <w:pStyle w:val="Compact"/>
               <w:jc w:val="left"/>
-              <w:ind w:left="0" w:right="0" w:firstLine="0"/>
-              <w:spacing w:before="40" w:lineRule="auto" w:line="240" w:after="40"/>
+              <w:ind w:left="0" w:firstLine="0" w:right="0"/>
+              <w:spacing w:line="240" w:lineRule="auto" w:before="40" w:after="40"/>
             </w:pPr>
             <w:r>
               <w:t xml:space="preserve">number</w:t>
@@ -2461,8 +2461,8 @@
             <w:pPr>
               <w:pStyle w:val="Compact"/>
               <w:jc w:val="left"/>
-              <w:ind w:left="0" w:right="0" w:firstLine="0"/>
-              <w:spacing w:before="40" w:lineRule="auto" w:line="240" w:after="40"/>
+              <w:ind w:left="0" w:firstLine="0" w:right="0"/>
+              <w:spacing w:line="240" w:lineRule="auto" w:before="40" w:after="40"/>
             </w:pPr>
             <w:r>
               <w:t xml:space="preserve">nil</w:t>
@@ -2475,8 +2475,8 @@
             <w:pPr>
               <w:pStyle w:val="Compact"/>
               <w:jc w:val="left"/>
-              <w:ind w:left="0" w:right="0" w:firstLine="0"/>
-              <w:spacing w:before="40" w:lineRule="auto" w:line="240" w:after="40"/>
+              <w:ind w:left="0" w:firstLine="0" w:right="0"/>
+              <w:spacing w:line="240" w:lineRule="auto" w:before="40" w:after="40"/>
             </w:pPr>
             <w:r>
               <w:t xml:space="preserve">Space before paragraph in points</w:t>
@@ -2491,8 +2491,8 @@
             <w:pPr>
               <w:pStyle w:val="Compact"/>
               <w:jc w:val="left"/>
-              <w:ind w:left="0" w:right="0" w:firstLine="0"/>
-              <w:spacing w:before="40" w:lineRule="auto" w:line="240" w:after="40"/>
+              <w:ind w:left="0" w:firstLine="0" w:right="0"/>
+              <w:spacing w:line="240" w:lineRule="auto" w:before="40" w:after="40"/>
             </w:pPr>
             <w:r>
               <w:rPr>
@@ -2508,8 +2508,8 @@
             <w:pPr>
               <w:pStyle w:val="Compact"/>
               <w:jc w:val="left"/>
-              <w:ind w:left="0" w:right="0" w:firstLine="0"/>
-              <w:spacing w:before="40" w:lineRule="auto" w:line="240" w:after="40"/>
+              <w:ind w:left="0" w:firstLine="0" w:right="0"/>
+              <w:spacing w:line="240" w:lineRule="auto" w:before="40" w:after="40"/>
             </w:pPr>
             <w:r>
               <w:t xml:space="preserve">number</w:t>
@@ -2522,8 +2522,8 @@
             <w:pPr>
               <w:pStyle w:val="Compact"/>
               <w:jc w:val="left"/>
-              <w:ind w:left="0" w:right="0" w:firstLine="0"/>
-              <w:spacing w:before="40" w:lineRule="auto" w:line="240" w:after="40"/>
+              <w:ind w:left="0" w:firstLine="0" w:right="0"/>
+              <w:spacing w:line="240" w:lineRule="auto" w:before="40" w:after="40"/>
             </w:pPr>
             <w:r>
               <w:t xml:space="preserve">nil</w:t>
@@ -2536,8 +2536,8 @@
             <w:pPr>
               <w:pStyle w:val="Compact"/>
               <w:jc w:val="left"/>
-              <w:ind w:left="0" w:right="0" w:firstLine="0"/>
-              <w:spacing w:before="40" w:lineRule="auto" w:line="240" w:after="40"/>
+              <w:ind w:left="0" w:firstLine="0" w:right="0"/>
+              <w:spacing w:line="240" w:lineRule="auto" w:before="40" w:after="40"/>
             </w:pPr>
             <w:r>
               <w:t xml:space="preserve">Space after paragraph in points</w:t>
@@ -2552,8 +2552,8 @@
             <w:pPr>
               <w:pStyle w:val="Compact"/>
               <w:jc w:val="left"/>
-              <w:ind w:left="0" w:right="0" w:firstLine="0"/>
-              <w:spacing w:before="40" w:lineRule="auto" w:line="240" w:after="40"/>
+              <w:ind w:left="0" w:firstLine="0" w:right="0"/>
+              <w:spacing w:line="240" w:lineRule="auto" w:before="40" w:after="40"/>
             </w:pPr>
             <w:r>
               <w:rPr>
@@ -2569,8 +2569,8 @@
             <w:pPr>
               <w:pStyle w:val="Compact"/>
               <w:jc w:val="left"/>
-              <w:ind w:left="0" w:right="0" w:firstLine="0"/>
-              <w:spacing w:before="40" w:lineRule="auto" w:line="240" w:after="40"/>
+              <w:ind w:left="0" w:firstLine="0" w:right="0"/>
+              <w:spacing w:line="240" w:lineRule="auto" w:before="40" w:after="40"/>
             </w:pPr>
             <w:r>
               <w:t xml:space="preserve">string</w:t>
@@ -2583,8 +2583,8 @@
             <w:pPr>
               <w:pStyle w:val="Compact"/>
               <w:jc w:val="left"/>
-              <w:ind w:left="0" w:right="0" w:firstLine="0"/>
-              <w:spacing w:before="40" w:lineRule="auto" w:line="240" w:after="40"/>
+              <w:ind w:left="0" w:firstLine="0" w:right="0"/>
+              <w:spacing w:line="240" w:lineRule="auto" w:before="40" w:after="40"/>
             </w:pPr>
             <w:r>
               <w:t xml:space="preserve">nil</w:t>
@@ -2597,8 +2597,8 @@
             <w:pPr>
               <w:pStyle w:val="Compact"/>
               <w:jc w:val="left"/>
-              <w:ind w:left="0" w:right="0" w:firstLine="0"/>
-              <w:spacing w:before="40" w:lineRule="auto" w:line="240" w:after="40"/>
+              <w:ind w:left="0" w:firstLine="0" w:right="0"/>
+              <w:spacing w:line="240" w:lineRule="auto" w:before="40" w:after="40"/>
             </w:pPr>
             <w:r>
               <w:t xml:space="preserve">Text alignment:</w:t>
@@ -2676,8 +2676,8 @@
             <w:pPr>
               <w:pStyle w:val="Compact"/>
               <w:jc w:val="left"/>
-              <w:ind w:left="0" w:right="0" w:firstLine="0"/>
-              <w:spacing w:before="40" w:lineRule="auto" w:line="240" w:after="40"/>
+              <w:ind w:left="0" w:firstLine="0" w:right="0"/>
+              <w:spacing w:line="240" w:lineRule="auto" w:before="40" w:after="40"/>
             </w:pPr>
             <w:r>
               <w:rPr>
@@ -2693,8 +2693,8 @@
             <w:pPr>
               <w:pStyle w:val="Compact"/>
               <w:jc w:val="left"/>
-              <w:ind w:left="0" w:right="0" w:firstLine="0"/>
-              <w:spacing w:before="40" w:lineRule="auto" w:line="240" w:after="40"/>
+              <w:ind w:left="0" w:firstLine="0" w:right="0"/>
+              <w:spacing w:line="240" w:lineRule="auto" w:before="40" w:after="40"/>
             </w:pPr>
             <w:r>
               <w:t xml:space="preserve">string</w:t>
@@ -2707,8 +2707,8 @@
             <w:pPr>
               <w:pStyle w:val="Compact"/>
               <w:jc w:val="left"/>
-              <w:ind w:left="0" w:right="0" w:firstLine="0"/>
-              <w:spacing w:before="40" w:lineRule="auto" w:line="240" w:after="40"/>
+              <w:ind w:left="0" w:firstLine="0" w:right="0"/>
+              <w:spacing w:line="240" w:lineRule="auto" w:before="40" w:after="40"/>
             </w:pPr>
             <w:r>
               <w:t xml:space="preserve">nil</w:t>
@@ -2721,8 +2721,8 @@
             <w:pPr>
               <w:pStyle w:val="Compact"/>
               <w:jc w:val="left"/>
-              <w:ind w:left="0" w:right="0" w:firstLine="0"/>
-              <w:spacing w:before="40" w:lineRule="auto" w:line="240" w:after="40"/>
+              <w:ind w:left="0" w:firstLine="0" w:right="0"/>
+              <w:spacing w:line="240" w:lineRule="auto" w:before="40" w:after="40"/>
             </w:pPr>
             <w:r>
               <w:t xml:space="preserve">Left indent (e.g.,</w:t>
@@ -2767,8 +2767,8 @@
             <w:pPr>
               <w:pStyle w:val="Compact"/>
               <w:jc w:val="left"/>
-              <w:ind w:left="0" w:right="0" w:firstLine="0"/>
-              <w:spacing w:before="40" w:lineRule="auto" w:line="240" w:after="40"/>
+              <w:ind w:left="0" w:firstLine="0" w:right="0"/>
+              <w:spacing w:line="240" w:lineRule="auto" w:before="40" w:after="40"/>
             </w:pPr>
             <w:r>
               <w:rPr>
@@ -2784,8 +2784,8 @@
             <w:pPr>
               <w:pStyle w:val="Compact"/>
               <w:jc w:val="left"/>
-              <w:ind w:left="0" w:right="0" w:firstLine="0"/>
-              <w:spacing w:before="40" w:lineRule="auto" w:line="240" w:after="40"/>
+              <w:ind w:left="0" w:firstLine="0" w:right="0"/>
+              <w:spacing w:line="240" w:lineRule="auto" w:before="40" w:after="40"/>
             </w:pPr>
             <w:r>
               <w:t xml:space="preserve">string</w:t>
@@ -2798,8 +2798,8 @@
             <w:pPr>
               <w:pStyle w:val="Compact"/>
               <w:jc w:val="left"/>
-              <w:ind w:left="0" w:right="0" w:firstLine="0"/>
-              <w:spacing w:before="40" w:lineRule="auto" w:line="240" w:after="40"/>
+              <w:ind w:left="0" w:firstLine="0" w:right="0"/>
+              <w:spacing w:line="240" w:lineRule="auto" w:before="40" w:after="40"/>
             </w:pPr>
             <w:r>
               <w:t xml:space="preserve">nil</w:t>
@@ -2812,8 +2812,8 @@
             <w:pPr>
               <w:pStyle w:val="Compact"/>
               <w:jc w:val="left"/>
-              <w:ind w:left="0" w:right="0" w:firstLine="0"/>
-              <w:spacing w:before="40" w:lineRule="auto" w:line="240" w:after="40"/>
+              <w:ind w:left="0" w:firstLine="0" w:right="0"/>
+              <w:spacing w:line="240" w:lineRule="auto" w:before="40" w:after="40"/>
             </w:pPr>
             <w:r>
               <w:t xml:space="preserve">Right indent</w:t>
@@ -2828,8 +2828,8 @@
             <w:pPr>
               <w:pStyle w:val="Compact"/>
               <w:jc w:val="left"/>
-              <w:ind w:left="0" w:right="0" w:firstLine="0"/>
-              <w:spacing w:before="40" w:lineRule="auto" w:line="240" w:after="40"/>
+              <w:ind w:left="0" w:firstLine="0" w:right="0"/>
+              <w:spacing w:line="240" w:lineRule="auto" w:before="40" w:after="40"/>
             </w:pPr>
             <w:r>
               <w:rPr>
@@ -2845,8 +2845,8 @@
             <w:pPr>
               <w:pStyle w:val="Compact"/>
               <w:jc w:val="left"/>
-              <w:ind w:left="0" w:right="0" w:firstLine="0"/>
-              <w:spacing w:before="40" w:lineRule="auto" w:line="240" w:after="40"/>
+              <w:ind w:left="0" w:firstLine="0" w:right="0"/>
+              <w:spacing w:line="240" w:lineRule="auto" w:before="40" w:after="40"/>
             </w:pPr>
             <w:r>
               <w:t xml:space="preserve">boolean</w:t>
@@ -2859,8 +2859,8 @@
             <w:pPr>
               <w:pStyle w:val="Compact"/>
               <w:jc w:val="left"/>
-              <w:ind w:left="0" w:right="0" w:firstLine="0"/>
-              <w:spacing w:before="40" w:lineRule="auto" w:line="240" w:after="40"/>
+              <w:ind w:left="0" w:firstLine="0" w:right="0"/>
+              <w:spacing w:line="240" w:lineRule="auto" w:before="40" w:after="40"/>
             </w:pPr>
             <w:r>
               <w:t xml:space="preserve">nil</w:t>
@@ -2873,8 +2873,8 @@
             <w:pPr>
               <w:pStyle w:val="Compact"/>
               <w:jc w:val="left"/>
-              <w:ind w:left="0" w:right="0" w:firstLine="0"/>
-              <w:spacing w:before="40" w:lineRule="auto" w:line="240" w:after="40"/>
+              <w:ind w:left="0" w:firstLine="0" w:right="0"/>
+              <w:spacing w:line="240" w:lineRule="auto" w:before="40" w:after="40"/>
             </w:pPr>
             <w:r>
               <w:t xml:space="preserve">Keep with next paragraph (prevent orphaning)</w:t>
@@ -2889,8 +2889,8 @@
             <w:pPr>
               <w:pStyle w:val="Compact"/>
               <w:jc w:val="left"/>
-              <w:ind w:left="0" w:right="0" w:firstLine="0"/>
-              <w:spacing w:before="40" w:lineRule="auto" w:line="240" w:after="40"/>
+              <w:ind w:left="0" w:firstLine="0" w:right="0"/>
+              <w:spacing w:line="240" w:lineRule="auto" w:before="40" w:after="40"/>
             </w:pPr>
             <w:r>
               <w:rPr>
@@ -2906,8 +2906,8 @@
             <w:pPr>
               <w:pStyle w:val="Compact"/>
               <w:jc w:val="left"/>
-              <w:ind w:left="0" w:right="0" w:firstLine="0"/>
-              <w:spacing w:before="40" w:lineRule="auto" w:line="240" w:after="40"/>
+              <w:ind w:left="0" w:firstLine="0" w:right="0"/>
+              <w:spacing w:line="240" w:lineRule="auto" w:before="40" w:after="40"/>
             </w:pPr>
             <w:r>
               <w:t xml:space="preserve">integer</w:t>
@@ -2920,8 +2920,8 @@
             <w:pPr>
               <w:pStyle w:val="Compact"/>
               <w:jc w:val="left"/>
-              <w:ind w:left="0" w:right="0" w:firstLine="0"/>
-              <w:spacing w:before="40" w:lineRule="auto" w:line="240" w:after="40"/>
+              <w:ind w:left="0" w:firstLine="0" w:right="0"/>
+              <w:spacing w:line="240" w:lineRule="auto" w:before="40" w:after="40"/>
             </w:pPr>
             <w:r>
               <w:t xml:space="preserve">nil</w:t>
@@ -2934,8 +2934,8 @@
             <w:pPr>
               <w:pStyle w:val="Compact"/>
               <w:jc w:val="left"/>
-              <w:ind w:left="0" w:right="0" w:firstLine="0"/>
-              <w:spacing w:before="40" w:lineRule="auto" w:line="240" w:after="40"/>
+              <w:ind w:left="0" w:firstLine="0" w:right="0"/>
+              <w:spacing w:line="240" w:lineRule="auto" w:before="40" w:after="40"/>
             </w:pPr>
             <w:r>
               <w:t xml:space="preserve">Outline level for TOC (0 = Heading 1, 1 = Heading 2, etc.)</w:t>
@@ -2960,12 +2960,12 @@
     </w:p>
     <w:p>
       <w:pPr>
-        <w:spacing w:after="0" w:before="0" w:lineRule="exact" w:line="20"/>
+        <w:spacing w:line="20" w:after="0" w:before="0" w:lineRule="exact"/>
         <w:rPr>
           <w:sz w:val="2"/>
         </w:rPr>
       </w:pPr>
-      <w:bookmarkStart w:id="637" w:name="listing-src-docx-paragraph-styles"/>
+      <w:bookmarkStart w:name="listing-src-docx-paragraph-styles" w:id="637"/>
       <w:bookmarkEnd w:id="637"/>
     </w:p>
     <w:p>
@@ -4627,12 +4627,12 @@
     </w:p>
     <w:p>
       <w:pPr>
-        <w:spacing w:after="0" w:before="0" w:lineRule="exact" w:line="20"/>
+        <w:spacing w:line="20" w:after="0" w:before="0" w:lineRule="exact"/>
         <w:rPr>
           <w:sz w:val="2"/>
         </w:rPr>
       </w:pPr>
-      <w:bookmarkStart w:id="14557" w:name="listing-src-docx-table-styles"/>
+      <w:bookmarkStart w:name="listing-src-docx-table-styles" w:id="14557"/>
       <w:bookmarkEnd w:id="14557"/>
     </w:p>
     <w:p>
@@ -6201,12 +6201,12 @@
     </w:p>
     <w:p>
       <w:pPr>
-        <w:spacing w:after="0" w:before="0" w:lineRule="exact" w:line="20"/>
+        <w:spacing w:line="20" w:after="0" w:before="0" w:lineRule="exact"/>
         <w:rPr>
           <w:sz w:val="2"/>
         </w:rPr>
       </w:pPr>
-      <w:bookmarkStart w:id="13321" w:name="listing-src-docx-captions"/>
+      <w:bookmarkStart w:name="listing-src-docx-captions" w:id="13321"/>
       <w:bookmarkEnd w:id="13321"/>
     </w:p>
     <w:p>
@@ -7021,12 +7021,12 @@
     </w:p>
     <w:p>
       <w:pPr>
-        <w:spacing w:after="0" w:before="0" w:lineRule="exact" w:line="20"/>
+        <w:spacing w:line="20" w:after="0" w:before="0" w:lineRule="exact"/>
         <w:rPr>
           <w:sz w:val="2"/>
         </w:rPr>
       </w:pPr>
-      <w:bookmarkStart w:id="16743" w:name="listing-src-docx-preset-extends"/>
+      <w:bookmarkStart w:name="listing-src-docx-preset-extends" w:id="16743"/>
       <w:bookmarkEnd w:id="16743"/>
     </w:p>
     <w:p>
@@ -8458,12 +8458,12 @@
     </w:p>
     <w:p>
       <w:pPr>
-        <w:spacing w:after="0" w:before="0" w:lineRule="exact" w:line="20"/>
+        <w:spacing w:line="20" w:after="0" w:before="0" w:lineRule="exact"/>
         <w:rPr>
           <w:sz w:val="2"/>
         </w:rPr>
       </w:pPr>
-      <w:bookmarkStart w:id="25759" w:name="csv-tbl-docx-postprocessor-hooks"/>
+      <w:bookmarkStart w:name="csv-tbl-docx-postprocessor-hooks" w:id="25759"/>
       <w:bookmarkEnd w:id="25759"/>
     </w:p>
     <w:p>
@@ -8500,18 +8500,18 @@
         <w:tblLook w:firstRow="1" w:lastRow="0" w:firstColumn="0" w:lastColumn="0" w:noHBand="0" w:noVBand="0" w:val="0020"/>
         <w:jc w:val="start"/>
         <w:tblBorders>
-          <w:top w:color="000000" w:sz="6" w:val="single" w:space="0"/>
-          <w:left w:color="000000" w:sz="6" w:val="single" w:space="0"/>
-          <w:bottom w:color="000000" w:sz="6" w:val="single" w:space="0"/>
-          <w:right w:color="000000" w:sz="6" w:val="single" w:space="0"/>
-          <w:insideH w:color="000000" w:sz="6" w:val="single" w:space="0"/>
-          <w:insideV w:color="000000" w:sz="6" w:val="single" w:space="0"/>
+          <w:top w:sz="6" w:val="single" w:space="0" w:color="000000"/>
+          <w:left w:sz="6" w:val="single" w:space="0" w:color="000000"/>
+          <w:bottom w:sz="6" w:val="single" w:space="0" w:color="000000"/>
+          <w:right w:sz="6" w:val="single" w:space="0" w:color="000000"/>
+          <w:insideH w:sz="6" w:val="single" w:space="0" w:color="000000"/>
+          <w:insideV w:sz="6" w:val="single" w:space="0" w:color="000000"/>
         </w:tblBorders>
         <w:tblCellMar>
-          <w:top w:w="57" w:type="dxa"/>
-          <w:left w:w="108" w:type="dxa"/>
-          <w:bottom w:w="57" w:type="dxa"/>
-          <w:right w:w="108" w:type="dxa"/>
+          <w:top w:type="dxa" w:w="57"/>
+          <w:left w:type="dxa" w:w="108"/>
+          <w:bottom w:type="dxa" w:w="57"/>
+          <w:right w:type="dxa" w:w="108"/>
         </w:tblCellMar>
       </w:tblPr>
       <w:tblGrid>
@@ -8525,14 +8525,14 @@
         </w:trPr>
         <w:tc>
           <w:tcPr>
-            <w:shd w:fill="E8E8E8" w:val="clear" w:color="auto"/>
+            <w:shd w:val="clear" w:fill="E8E8E8" w:color="auto"/>
           </w:tcPr>
           <w:p>
             <w:pPr>
               <w:pStyle w:val="Compact"/>
               <w:jc w:val="left"/>
-              <w:ind w:left="0" w:right="0" w:firstLine="0"/>
-              <w:spacing w:before="40" w:lineRule="auto" w:line="240" w:after="40"/>
+              <w:ind w:left="0" w:firstLine="0" w:right="0"/>
+              <w:spacing w:line="240" w:lineRule="auto" w:before="40" w:after="40"/>
             </w:pPr>
             <w:r>
               <w:rPr>
@@ -8544,14 +8544,14 @@
         </w:tc>
         <w:tc>
           <w:tcPr>
-            <w:shd w:fill="E8E8E8" w:val="clear" w:color="auto"/>
+            <w:shd w:val="clear" w:fill="E8E8E8" w:color="auto"/>
           </w:tcPr>
           <w:p>
             <w:pPr>
               <w:pStyle w:val="Compact"/>
               <w:jc w:val="left"/>
-              <w:ind w:left="0" w:right="0" w:firstLine="0"/>
-              <w:spacing w:before="40" w:lineRule="auto" w:line="240" w:after="40"/>
+              <w:ind w:left="0" w:firstLine="0" w:right="0"/>
+              <w:spacing w:line="240" w:lineRule="auto" w:before="40" w:after="40"/>
             </w:pPr>
             <w:r>
               <w:rPr>
@@ -8563,14 +8563,14 @@
         </w:tc>
         <w:tc>
           <w:tcPr>
-            <w:shd w:fill="E8E8E8" w:val="clear" w:color="auto"/>
+            <w:shd w:val="clear" w:fill="E8E8E8" w:color="auto"/>
           </w:tcPr>
           <w:p>
             <w:pPr>
               <w:pStyle w:val="Compact"/>
               <w:jc w:val="left"/>
-              <w:ind w:left="0" w:right="0" w:firstLine="0"/>
-              <w:spacing w:before="40" w:lineRule="auto" w:line="240" w:after="40"/>
+              <w:ind w:left="0" w:firstLine="0" w:right="0"/>
+              <w:spacing w:line="240" w:lineRule="auto" w:before="40" w:after="40"/>
             </w:pPr>
             <w:r>
               <w:rPr>
@@ -8588,8 +8588,8 @@
             <w:pPr>
               <w:pStyle w:val="Compact"/>
               <w:jc w:val="left"/>
-              <w:ind w:left="0" w:right="0" w:firstLine="0"/>
-              <w:spacing w:before="40" w:lineRule="auto" w:line="240" w:after="40"/>
+              <w:ind w:left="0" w:firstLine="0" w:right="0"/>
+              <w:spacing w:line="240" w:lineRule="auto" w:before="40" w:after="40"/>
             </w:pPr>
             <w:r>
               <w:rPr>
@@ -8605,8 +8605,8 @@
             <w:pPr>
               <w:pStyle w:val="Compact"/>
               <w:jc w:val="left"/>
-              <w:ind w:left="0" w:right="0" w:firstLine="0"/>
-              <w:spacing w:before="40" w:lineRule="auto" w:line="240" w:after="40"/>
+              <w:ind w:left="0" w:firstLine="0" w:right="0"/>
+              <w:spacing w:line="240" w:lineRule="auto" w:before="40" w:after="40"/>
             </w:pPr>
             <w:r>
               <w:rPr>
@@ -8628,8 +8628,8 @@
             <w:pPr>
               <w:pStyle w:val="Compact"/>
               <w:jc w:val="left"/>
-              <w:ind w:left="0" w:right="0" w:firstLine="0"/>
-              <w:spacing w:before="40" w:lineRule="auto" w:line="240" w:after="40"/>
+              <w:ind w:left="0" w:firstLine="0" w:right="0"/>
+              <w:spacing w:line="240" w:lineRule="auto" w:before="40" w:after="40"/>
             </w:pPr>
             <w:r>
               <w:t xml:space="preserve">Modify main document body</w:t>
@@ -8644,8 +8644,8 @@
             <w:pPr>
               <w:pStyle w:val="Compact"/>
               <w:jc w:val="left"/>
-              <w:ind w:left="0" w:right="0" w:firstLine="0"/>
-              <w:spacing w:before="40" w:lineRule="auto" w:line="240" w:after="40"/>
+              <w:ind w:left="0" w:firstLine="0" w:right="0"/>
+              <w:spacing w:line="240" w:lineRule="auto" w:before="40" w:after="40"/>
             </w:pPr>
             <w:r>
               <w:rPr>
@@ -8661,8 +8661,8 @@
             <w:pPr>
               <w:pStyle w:val="Compact"/>
               <w:jc w:val="left"/>
-              <w:ind w:left="0" w:right="0" w:firstLine="0"/>
-              <w:spacing w:before="40" w:lineRule="auto" w:line="240" w:after="40"/>
+              <w:ind w:left="0" w:firstLine="0" w:right="0"/>
+              <w:spacing w:line="240" w:lineRule="auto" w:before="40" w:after="40"/>
             </w:pPr>
             <w:r>
               <w:rPr>
@@ -8684,8 +8684,8 @@
             <w:pPr>
               <w:pStyle w:val="Compact"/>
               <w:jc w:val="left"/>
-              <w:ind w:left="0" w:right="0" w:firstLine="0"/>
-              <w:spacing w:before="40" w:lineRule="auto" w:line="240" w:after="40"/>
+              <w:ind w:left="0" w:firstLine="0" w:right="0"/>
+              <w:spacing w:line="240" w:lineRule="auto" w:before="40" w:after="40"/>
             </w:pPr>
             <w:r>
               <w:t xml:space="preserve">Modify or inject style definitions</w:t>
@@ -8700,8 +8700,8 @@
             <w:pPr>
               <w:pStyle w:val="Compact"/>
               <w:jc w:val="left"/>
-              <w:ind w:left="0" w:right="0" w:firstLine="0"/>
-              <w:spacing w:before="40" w:lineRule="auto" w:line="240" w:after="40"/>
+              <w:ind w:left="0" w:firstLine="0" w:right="0"/>
+              <w:spacing w:line="240" w:lineRule="auto" w:before="40" w:after="40"/>
             </w:pPr>
             <w:r>
               <w:rPr>
@@ -8717,8 +8717,8 @@
             <w:pPr>
               <w:pStyle w:val="Compact"/>
               <w:jc w:val="left"/>
-              <w:ind w:left="0" w:right="0" w:firstLine="0"/>
-              <w:spacing w:before="40" w:lineRule="auto" w:line="240" w:after="40"/>
+              <w:ind w:left="0" w:firstLine="0" w:right="0"/>
+              <w:spacing w:line="240" w:lineRule="auto" w:before="40" w:after="40"/>
             </w:pPr>
             <w:r>
               <w:rPr>
@@ -8740,8 +8740,8 @@
             <w:pPr>
               <w:pStyle w:val="Compact"/>
               <w:jc w:val="left"/>
-              <w:ind w:left="0" w:right="0" w:firstLine="0"/>
-              <w:spacing w:before="40" w:lineRule="auto" w:line="240" w:after="40"/>
+              <w:ind w:left="0" w:firstLine="0" w:right="0"/>
+              <w:spacing w:line="240" w:lineRule="auto" w:before="40" w:after="40"/>
             </w:pPr>
             <w:r>
               <w:t xml:space="preserve">Modify list numbering definitions</w:t>
@@ -8756,8 +8756,8 @@
             <w:pPr>
               <w:pStyle w:val="Compact"/>
               <w:jc w:val="left"/>
-              <w:ind w:left="0" w:right="0" w:firstLine="0"/>
-              <w:spacing w:before="40" w:lineRule="auto" w:line="240" w:after="40"/>
+              <w:ind w:left="0" w:firstLine="0" w:right="0"/>
+              <w:spacing w:line="240" w:lineRule="auto" w:before="40" w:after="40"/>
             </w:pPr>
             <w:r>
               <w:rPr>
@@ -8773,8 +8773,8 @@
             <w:pPr>
               <w:pStyle w:val="Compact"/>
               <w:jc w:val="left"/>
-              <w:ind w:left="0" w:right="0" w:firstLine="0"/>
-              <w:spacing w:before="40" w:lineRule="auto" w:line="240" w:after="40"/>
+              <w:ind w:left="0" w:firstLine="0" w:right="0"/>
+              <w:spacing w:line="240" w:lineRule="auto" w:before="40" w:after="40"/>
             </w:pPr>
             <w:r>
               <w:rPr>
@@ -8796,8 +8796,8 @@
             <w:pPr>
               <w:pStyle w:val="Compact"/>
               <w:jc w:val="left"/>
-              <w:ind w:left="0" w:right="0" w:firstLine="0"/>
-              <w:spacing w:before="40" w:lineRule="auto" w:line="240" w:after="40"/>
+              <w:ind w:left="0" w:firstLine="0" w:right="0"/>
+              <w:spacing w:line="240" w:lineRule="auto" w:before="40" w:after="40"/>
             </w:pPr>
             <w:r>
               <w:t xml:space="preserve">Add content type declarations</w:t>
@@ -8812,8 +8812,8 @@
             <w:pPr>
               <w:pStyle w:val="Compact"/>
               <w:jc w:val="left"/>
-              <w:ind w:left="0" w:right="0" w:firstLine="0"/>
-              <w:spacing w:before="40" w:lineRule="auto" w:line="240" w:after="40"/>
+              <w:ind w:left="0" w:firstLine="0" w:right="0"/>
+              <w:spacing w:line="240" w:lineRule="auto" w:before="40" w:after="40"/>
             </w:pPr>
             <w:r>
               <w:rPr>
@@ -8829,8 +8829,8 @@
             <w:pPr>
               <w:pStyle w:val="Compact"/>
               <w:jc w:val="left"/>
-              <w:ind w:left="0" w:right="0" w:firstLine="0"/>
-              <w:spacing w:before="40" w:lineRule="auto" w:line="240" w:after="40"/>
+              <w:ind w:left="0" w:firstLine="0" w:right="0"/>
+              <w:spacing w:line="240" w:lineRule="auto" w:before="40" w:after="40"/>
             </w:pPr>
             <w:r>
               <w:rPr>
@@ -8852,8 +8852,8 @@
             <w:pPr>
               <w:pStyle w:val="Compact"/>
               <w:jc w:val="left"/>
-              <w:ind w:left="0" w:right="0" w:firstLine="0"/>
-              <w:spacing w:before="40" w:lineRule="auto" w:line="240" w:after="40"/>
+              <w:ind w:left="0" w:firstLine="0" w:right="0"/>
+              <w:spacing w:line="240" w:lineRule="auto" w:before="40" w:after="40"/>
             </w:pPr>
             <w:r>
               <w:t xml:space="preserve">Modify document settings</w:t>
@@ -8868,8 +8868,8 @@
             <w:pPr>
               <w:pStyle w:val="Compact"/>
               <w:jc w:val="left"/>
-              <w:ind w:left="0" w:right="0" w:firstLine="0"/>
-              <w:spacing w:before="40" w:lineRule="auto" w:line="240" w:after="40"/>
+              <w:ind w:left="0" w:firstLine="0" w:right="0"/>
+              <w:spacing w:line="240" w:lineRule="auto" w:before="40" w:after="40"/>
             </w:pPr>
             <w:r>
               <w:rPr>
@@ -8885,8 +8885,8 @@
             <w:pPr>
               <w:pStyle w:val="Compact"/>
               <w:jc w:val="left"/>
-              <w:ind w:left="0" w:right="0" w:firstLine="0"/>
-              <w:spacing w:before="40" w:lineRule="auto" w:line="240" w:after="40"/>
+              <w:ind w:left="0" w:firstLine="0" w:right="0"/>
+              <w:spacing w:line="240" w:lineRule="auto" w:before="40" w:after="40"/>
             </w:pPr>
             <w:r>
               <w:rPr>
@@ -8908,8 +8908,8 @@
             <w:pPr>
               <w:pStyle w:val="Compact"/>
               <w:jc w:val="left"/>
-              <w:ind w:left="0" w:right="0" w:firstLine="0"/>
-              <w:spacing w:before="40" w:lineRule="auto" w:line="240" w:after="40"/>
+              <w:ind w:left="0" w:firstLine="0" w:right="0"/>
+              <w:spacing w:line="240" w:lineRule="auto" w:before="40" w:after="40"/>
             </w:pPr>
             <w:r>
               <w:t xml:space="preserve">Add/modify relationship entries</w:t>
@@ -8924,8 +8924,8 @@
             <w:pPr>
               <w:pStyle w:val="Compact"/>
               <w:jc w:val="left"/>
-              <w:ind w:left="0" w:right="0" w:firstLine="0"/>
-              <w:spacing w:before="40" w:lineRule="auto" w:line="240" w:after="40"/>
+              <w:ind w:left="0" w:firstLine="0" w:right="0"/>
+              <w:spacing w:line="240" w:lineRule="auto" w:before="40" w:after="40"/>
             </w:pPr>
             <w:r>
               <w:rPr>
@@ -8941,8 +8941,8 @@
             <w:pPr>
               <w:pStyle w:val="Compact"/>
               <w:jc w:val="left"/>
-              <w:ind w:left="0" w:right="0" w:firstLine="0"/>
-              <w:spacing w:before="40" w:lineRule="auto" w:line="240" w:after="40"/>
+              <w:ind w:left="0" w:firstLine="0" w:right="0"/>
+              <w:spacing w:line="240" w:lineRule="auto" w:before="40" w:after="40"/>
             </w:pPr>
             <w:r>
               <w:t xml:space="preserve">Temp directory path</w:t>
@@ -8955,8 +8955,8 @@
             <w:pPr>
               <w:pStyle w:val="Compact"/>
               <w:jc w:val="left"/>
-              <w:ind w:left="0" w:right="0" w:firstLine="0"/>
-              <w:spacing w:before="40" w:lineRule="auto" w:line="240" w:after="40"/>
+              <w:ind w:left="0" w:firstLine="0" w:right="0"/>
+              <w:spacing w:line="240" w:lineRule="auto" w:before="40" w:after="40"/>
             </w:pPr>
             <w:r>
               <w:t xml:space="preserve">Create new parts (headers, footers)</w:t>
@@ -9009,12 +9009,12 @@
     </w:p>
     <w:p>
       <w:pPr>
-        <w:spacing w:after="0" w:before="0" w:lineRule="exact" w:line="20"/>
+        <w:spacing w:line="20" w:after="0" w:before="0" w:lineRule="exact"/>
         <w:rPr>
           <w:sz w:val="2"/>
         </w:rPr>
       </w:pPr>
-      <w:bookmarkStart w:id="69874" w:name="listing-src-docx-custom-postprocessor"/>
+      <w:bookmarkStart w:name="listing-src-docx-custom-postprocessor" w:id="69874"/>
       <w:bookmarkEnd w:id="69874"/>
     </w:p>
     <w:p>
@@ -9783,12 +9783,12 @@
     </w:p>
     <w:p>
       <w:pPr>
-        <w:spacing w:after="0" w:before="0" w:lineRule="exact" w:line="20"/>
+        <w:spacing w:line="20" w:after="0" w:before="0" w:lineRule="exact"/>
         <w:rPr>
           <w:sz w:val="2"/>
         </w:rPr>
       </w:pPr>
-      <w:bookmarkStart w:id="27004" w:name="csv-tbl-docx-filter-features"/>
+      <w:bookmarkStart w:name="csv-tbl-docx-filter-features" w:id="27004"/>
       <w:bookmarkEnd w:id="27004"/>
     </w:p>
     <w:p>
@@ -9825,18 +9825,18 @@
         <w:tblLook w:firstRow="1" w:lastRow="0" w:firstColumn="0" w:lastColumn="0" w:noHBand="0" w:noVBand="0" w:val="0020"/>
         <w:jc w:val="start"/>
         <w:tblBorders>
-          <w:top w:color="000000" w:sz="6" w:val="single" w:space="0"/>
-          <w:left w:color="000000" w:sz="6" w:val="single" w:space="0"/>
-          <w:bottom w:color="000000" w:sz="6" w:val="single" w:space="0"/>
-          <w:right w:color="000000" w:sz="6" w:val="single" w:space="0"/>
-          <w:insideH w:color="000000" w:sz="6" w:val="single" w:space="0"/>
-          <w:insideV w:color="000000" w:sz="6" w:val="single" w:space="0"/>
+          <w:top w:sz="6" w:val="single" w:space="0" w:color="000000"/>
+          <w:left w:sz="6" w:val="single" w:space="0" w:color="000000"/>
+          <w:bottom w:sz="6" w:val="single" w:space="0" w:color="000000"/>
+          <w:right w:sz="6" w:val="single" w:space="0" w:color="000000"/>
+          <w:insideH w:sz="6" w:val="single" w:space="0" w:color="000000"/>
+          <w:insideV w:sz="6" w:val="single" w:space="0" w:color="000000"/>
         </w:tblBorders>
         <w:tblCellMar>
-          <w:top w:w="57" w:type="dxa"/>
-          <w:left w:w="108" w:type="dxa"/>
-          <w:bottom w:w="57" w:type="dxa"/>
-          <w:right w:w="108" w:type="dxa"/>
+          <w:top w:type="dxa" w:w="57"/>
+          <w:left w:type="dxa" w:w="108"/>
+          <w:bottom w:type="dxa" w:w="57"/>
+          <w:right w:type="dxa" w:w="108"/>
         </w:tblCellMar>
       </w:tblPr>
       <w:tblGrid>
@@ -9849,14 +9849,14 @@
         </w:trPr>
         <w:tc>
           <w:tcPr>
-            <w:shd w:fill="E8E8E8" w:val="clear" w:color="auto"/>
+            <w:shd w:val="clear" w:fill="E8E8E8" w:color="auto"/>
           </w:tcPr>
           <w:p>
             <w:pPr>
               <w:pStyle w:val="Compact"/>
               <w:jc w:val="left"/>
-              <w:ind w:left="0" w:right="0" w:firstLine="0"/>
-              <w:spacing w:before="40" w:lineRule="auto" w:line="240" w:after="40"/>
+              <w:ind w:left="0" w:firstLine="0" w:right="0"/>
+              <w:spacing w:line="240" w:lineRule="auto" w:before="40" w:after="40"/>
             </w:pPr>
             <w:r>
               <w:rPr>
@@ -9868,14 +9868,14 @@
         </w:tc>
         <w:tc>
           <w:tcPr>
-            <w:shd w:fill="E8E8E8" w:val="clear" w:color="auto"/>
+            <w:shd w:val="clear" w:fill="E8E8E8" w:color="auto"/>
           </w:tcPr>
           <w:p>
             <w:pPr>
               <w:pStyle w:val="Compact"/>
               <w:jc w:val="left"/>
-              <w:ind w:left="0" w:right="0" w:firstLine="0"/>
-              <w:spacing w:before="40" w:lineRule="auto" w:line="240" w:after="40"/>
+              <w:ind w:left="0" w:firstLine="0" w:right="0"/>
+              <w:spacing w:line="240" w:lineRule="auto" w:before="40" w:after="40"/>
             </w:pPr>
             <w:r>
               <w:rPr>
@@ -9893,8 +9893,8 @@
             <w:pPr>
               <w:pStyle w:val="Compact"/>
               <w:jc w:val="left"/>
-              <w:ind w:left="0" w:right="0" w:firstLine="0"/>
-              <w:spacing w:before="40" w:lineRule="auto" w:line="240" w:after="40"/>
+              <w:ind w:left="0" w:firstLine="0" w:right="0"/>
+              <w:spacing w:line="240" w:lineRule="auto" w:before="40" w:after="40"/>
             </w:pPr>
             <w:r>
               <w:rPr>
@@ -9910,8 +9910,8 @@
             <w:pPr>
               <w:pStyle w:val="Compact"/>
               <w:jc w:val="left"/>
-              <w:ind w:left="0" w:right="0" w:firstLine="0"/>
-              <w:spacing w:before="40" w:lineRule="auto" w:line="240" w:after="40"/>
+              <w:ind w:left="0" w:firstLine="0" w:right="0"/>
+              <w:spacing w:line="240" w:lineRule="auto" w:before="40" w:after="40"/>
             </w:pPr>
             <w:r>
               <w:t xml:space="preserve">OOXML page break</w:t>
@@ -9926,8 +9926,8 @@
             <w:pPr>
               <w:pStyle w:val="Compact"/>
               <w:jc w:val="left"/>
-              <w:ind w:left="0" w:right="0" w:firstLine="0"/>
-              <w:spacing w:before="40" w:lineRule="auto" w:line="240" w:after="40"/>
+              <w:ind w:left="0" w:firstLine="0" w:right="0"/>
+              <w:spacing w:line="240" w:lineRule="auto" w:before="40" w:after="40"/>
             </w:pPr>
             <w:r>
               <w:rPr>
@@ -9943,8 +9943,8 @@
             <w:pPr>
               <w:pStyle w:val="Compact"/>
               <w:jc w:val="left"/>
-              <w:ind w:left="0" w:right="0" w:firstLine="0"/>
-              <w:spacing w:before="40" w:lineRule="auto" w:line="240" w:after="40"/>
+              <w:ind w:left="0" w:firstLine="0" w:right="0"/>
+              <w:spacing w:line="240" w:lineRule="auto" w:before="40" w:after="40"/>
             </w:pPr>
             <w:r>
               <w:t xml:space="preserve">OOXML spacing (in twips)</w:t>
@@ -9959,8 +9959,8 @@
             <w:pPr>
               <w:pStyle w:val="Compact"/>
               <w:jc w:val="left"/>
-              <w:ind w:left="0" w:right="0" w:firstLine="0"/>
-              <w:spacing w:before="40" w:lineRule="auto" w:line="240" w:after="40"/>
+              <w:ind w:left="0" w:firstLine="0" w:right="0"/>
+              <w:spacing w:line="240" w:lineRule="auto" w:before="40" w:after="40"/>
             </w:pPr>
             <w:r>
               <w:rPr>
@@ -9976,8 +9976,8 @@
             <w:pPr>
               <w:pStyle w:val="Compact"/>
               <w:jc w:val="left"/>
-              <w:ind w:left="0" w:right="0" w:firstLine="0"/>
-              <w:spacing w:before="40" w:lineRule="auto" w:line="240" w:after="40"/>
+              <w:ind w:left="0" w:firstLine="0" w:right="0"/>
+              <w:spacing w:line="240" w:lineRule="auto" w:before="40" w:after="40"/>
             </w:pPr>
             <w:r>
               <w:t xml:space="preserve">OOXML bookmark start</w:t>
@@ -9992,8 +9992,8 @@
             <w:pPr>
               <w:pStyle w:val="Compact"/>
               <w:jc w:val="left"/>
-              <w:ind w:left="0" w:right="0" w:firstLine="0"/>
-              <w:spacing w:before="40" w:lineRule="auto" w:line="240" w:after="40"/>
+              <w:ind w:left="0" w:firstLine="0" w:right="0"/>
+              <w:spacing w:line="240" w:lineRule="auto" w:before="40" w:after="40"/>
             </w:pPr>
             <w:r>
               <w:rPr>
@@ -10015,8 +10015,8 @@
             <w:pPr>
               <w:pStyle w:val="Compact"/>
               <w:jc w:val="left"/>
-              <w:ind w:left="0" w:right="0" w:firstLine="0"/>
-              <w:spacing w:before="40" w:lineRule="auto" w:line="240" w:after="40"/>
+              <w:ind w:left="0" w:firstLine="0" w:right="0"/>
+              <w:spacing w:line="240" w:lineRule="auto" w:before="40" w:after="40"/>
             </w:pPr>
             <w:r>
               <w:t xml:space="preserve">OOXML math element (native</w:t>
@@ -10046,8 +10046,8 @@
             <w:pPr>
               <w:pStyle w:val="Compact"/>
               <w:jc w:val="left"/>
-              <w:ind w:left="0" w:right="0" w:firstLine="0"/>
-              <w:spacing w:before="40" w:lineRule="auto" w:line="240" w:after="40"/>
+              <w:ind w:left="0" w:firstLine="0" w:right="0"/>
+              <w:spacing w:line="240" w:lineRule="auto" w:before="40" w:after="40"/>
             </w:pPr>
             <w:r>
               <w:rPr>
@@ -10063,8 +10063,8 @@
             <w:pPr>
               <w:pStyle w:val="Compact"/>
               <w:jc w:val="left"/>
-              <w:ind w:left="0" w:right="0" w:firstLine="0"/>
-              <w:spacing w:before="40" w:lineRule="auto" w:line="240" w:after="40"/>
+              <w:ind w:left="0" w:firstLine="0" w:right="0"/>
+              <w:spacing w:line="240" w:lineRule="auto" w:before="40" w:after="40"/>
             </w:pPr>
             <w:r>
               <w:t xml:space="preserve">OOXML caption with SEQ field</w:t>
@@ -10079,8 +10079,8 @@
             <w:pPr>
               <w:pStyle w:val="Compact"/>
               <w:jc w:val="left"/>
-              <w:ind w:left="0" w:right="0" w:firstLine="0"/>
-              <w:spacing w:before="40" w:lineRule="auto" w:line="240" w:after="40"/>
+              <w:ind w:left="0" w:firstLine="0" w:right="0"/>
+              <w:spacing w:line="240" w:lineRule="auto" w:before="40" w:after="40"/>
             </w:pPr>
             <w:r>
               <w:rPr>
@@ -10096,8 +10096,8 @@
             <w:pPr>
               <w:pStyle w:val="Compact"/>
               <w:jc w:val="left"/>
-              <w:ind w:left="0" w:right="0" w:firstLine="0"/>
-              <w:spacing w:before="40" w:lineRule="auto" w:line="240" w:after="40"/>
+              <w:ind w:left="0" w:firstLine="0" w:right="0"/>
+              <w:spacing w:line="240" w:lineRule="auto" w:before="40" w:after="40"/>
             </w:pPr>
             <w:r>
               <w:t xml:space="preserve">OOXML numbered equation with tab layout</w:t>
@@ -10112,8 +10112,8 @@
             <w:pPr>
               <w:pStyle w:val="Compact"/>
               <w:jc w:val="left"/>
-              <w:ind w:left="0" w:right="0" w:firstLine="0"/>
-              <w:spacing w:before="40" w:lineRule="auto" w:line="240" w:after="40"/>
+              <w:ind w:left="0" w:firstLine="0" w:right="0"/>
+              <w:spacing w:line="240" w:lineRule="auto" w:before="40" w:after="40"/>
             </w:pPr>
             <w:r>
               <w:rPr>
@@ -10129,8 +10129,8 @@
             <w:pPr>
               <w:pStyle w:val="Compact"/>
               <w:jc w:val="left"/>
-              <w:ind w:left="0" w:right="0" w:firstLine="0"/>
-              <w:spacing w:before="40" w:lineRule="auto" w:line="240" w:after="40"/>
+              <w:ind w:left="0" w:firstLine="0" w:right="0"/>
+              <w:spacing w:line="240" w:lineRule="auto" w:before="40" w:after="40"/>
             </w:pPr>
             <w:r>
               <w:t xml:space="preserve">Position markers for postprocessor</w:t>
@@ -10145,8 +10145,8 @@
             <w:pPr>
               <w:pStyle w:val="Compact"/>
               <w:jc w:val="left"/>
-              <w:ind w:left="0" w:right="0" w:firstLine="0"/>
-              <w:spacing w:before="40" w:lineRule="auto" w:line="240" w:after="40"/>
+              <w:ind w:left="0" w:firstLine="0" w:right="0"/>
+              <w:spacing w:line="240" w:lineRule="auto" w:before="40" w:after="40"/>
             </w:pPr>
             <w:r>
               <w:rPr>
@@ -10183,8 +10183,8 @@
             <w:pPr>
               <w:pStyle w:val="Compact"/>
               <w:jc w:val="left"/>
-              <w:ind w:left="0" w:right="0" w:firstLine="0"/>
-              <w:spacing w:before="40" w:lineRule="auto" w:line="240" w:after="40"/>
+              <w:ind w:left="0" w:firstLine="0" w:right="0"/>
+              <w:spacing w:line="240" w:lineRule="auto" w:before="40" w:after="40"/>
             </w:pPr>
             <w:r>
               <w:t xml:space="preserve">Rewritten to</w:t>
@@ -10295,12 +10295,12 @@
     </w:p>
     <w:p>
       <w:pPr>
-        <w:spacing w:after="0" w:before="0" w:lineRule="exact" w:line="20"/>
+        <w:spacing w:line="20" w:after="0" w:before="0" w:lineRule="exact"/>
         <w:rPr>
           <w:sz w:val="2"/>
         </w:rPr>
       </w:pPr>
-      <w:bookmarkStart w:id="27890" w:name="listing-src-docx-project-config"/>
+      <w:bookmarkStart w:name="listing-src-docx-project-config" w:id="27890"/>
       <w:bookmarkEnd w:id="27890"/>
     </w:p>
     <w:p>
@@ -10747,12 +10747,12 @@
     </w:p>
     <w:p>
       <w:pPr>
-        <w:spacing w:after="0" w:before="0" w:lineRule="exact" w:line="20"/>
+        <w:spacing w:line="20" w:after="0" w:before="0" w:lineRule="exact"/>
         <w:rPr>
           <w:sz w:val="2"/>
         </w:rPr>
       </w:pPr>
-      <w:bookmarkStart w:id="76751" w:name="listing-src-docx-force-reference"/>
+      <w:bookmarkStart w:name="listing-src-docx-force-reference" w:id="76751"/>
       <w:bookmarkEnd w:id="76751"/>
     </w:p>
     <w:p>
@@ -10839,14 +10839,14 @@
 <w:ftr xmlns:r="http://schemas.openxmlformats.org/officeDocument/2006/relationships" xmlns:w="http://schemas.openxmlformats.org/wordprocessingml/2006/main">
   <w:tbl>
     <w:tblPr>
-      <w:tblW w:w="5000" w:type="pct"/>
+      <w:tblW w:type="pct" w:w="5000"/>
       <w:tblBorders>
-        <w:top w:color="CCCCCC" w:sz="4" w:val="single" w:space="1"/>
-        <w:bottom w:color="auto" w:sz="0" w:val="none" w:space="0"/>
-        <w:left w:color="auto" w:sz="0" w:val="none" w:space="0"/>
-        <w:right w:color="auto" w:sz="0" w:val="none" w:space="0"/>
-        <w:insideH w:color="auto" w:sz="0" w:val="none" w:space="0"/>
-        <w:insideV w:color="auto" w:sz="0" w:val="none" w:space="0"/>
+        <w:top w:sz="4" w:val="single" w:space="1" w:color="CCCCCC"/>
+        <w:bottom w:sz="0" w:val="none" w:space="0" w:color="auto"/>
+        <w:left w:sz="0" w:val="none" w:space="0" w:color="auto"/>
+        <w:right w:sz="0" w:val="none" w:space="0" w:color="auto"/>
+        <w:insideH w:sz="0" w:val="none" w:space="0" w:color="auto"/>
+        <w:insideV w:sz="0" w:val="none" w:space="0" w:color="auto"/>
       </w:tblBorders>
       <w:tblLayout w:type="fixed"/>
     </w:tblPr>
@@ -10858,7 +10858,7 @@
     <w:tr>
       <w:tc>
         <w:tcPr>
-          <w:tcW w:w="1667" w:type="pct"/>
+          <w:tcW w:type="pct" w:w="1667"/>
         </w:tcPr>
         <w:p>
           <w:pPr>
@@ -10872,7 +10872,7 @@
       </w:tc>
       <w:tc>
         <w:tcPr>
-          <w:tcW w:w="1667" w:type="pct"/>
+          <w:tcW w:type="pct" w:w="1667"/>
         </w:tcPr>
         <w:p>
           <w:pPr>
@@ -10886,7 +10886,7 @@
       </w:tc>
       <w:tc>
         <w:tcPr>
-          <w:tcW w:w="1667" w:type="pct"/>
+          <w:tcW w:type="pct" w:w="1667"/>
         </w:tcPr>
         <w:p>
           <w:pPr>
@@ -12173,11 +12173,11 @@
     <w:qFormat/>
     <w:pPr>
       <w:keepNext/>
-      <w:spacing w:before="280" w:lineRule="auto" w:line="276" w:after="120"/>
+      <w:spacing w:line="276" w:lineRule="auto" w:before="280" w:after="120"/>
       <w:outlineLvl w:val="0"/>
     </w:pPr>
     <w:rPr>
-      <w:rFonts w:cs="Calibri Light" w:ascii="Calibri Light" w:hAnsi="Calibri Light"/>
+      <w:rFonts w:hAnsi="Calibri Light" w:cs="Calibri Light" w:ascii="Calibri Light"/>
       <w:b/>
       <w:bCs/>
       <w:color w:val="0F4C64"/>

--- a/manual/downloads/docx-customization.docx
+++ b/manual/downloads/docx-customization.docx
@@ -414,7 +414,7 @@
     </w:p>
     <w:p>
       <w:pPr>
-        <w:spacing w:line="20" w:after="0" w:before="0" w:lineRule="exact"/>
+        <w:spacing w:line="20" w:before="0" w:lineRule="exact" w:after="0"/>
         <w:rPr>
           <w:sz w:val="2"/>
         </w:rPr>
@@ -1610,7 +1610,7 @@
     </w:p>
     <w:p>
       <w:pPr>
-        <w:spacing w:line="20" w:after="0" w:before="0" w:lineRule="exact"/>
+        <w:spacing w:line="20" w:before="0" w:lineRule="exact" w:after="0"/>
         <w:rPr>
           <w:sz w:val="2"/>
         </w:rPr>
@@ -1652,18 +1652,18 @@
         <w:tblLook w:firstRow="1" w:lastRow="0" w:firstColumn="0" w:lastColumn="0" w:noHBand="0" w:noVBand="0" w:val="0020"/>
         <w:jc w:val="start"/>
         <w:tblBorders>
-          <w:top w:sz="6" w:val="single" w:space="0" w:color="000000"/>
-          <w:left w:sz="6" w:val="single" w:space="0" w:color="000000"/>
-          <w:bottom w:sz="6" w:val="single" w:space="0" w:color="000000"/>
-          <w:right w:sz="6" w:val="single" w:space="0" w:color="000000"/>
-          <w:insideH w:sz="6" w:val="single" w:space="0" w:color="000000"/>
-          <w:insideV w:sz="6" w:val="single" w:space="0" w:color="000000"/>
+          <w:top w:color="000000" w:space="0" w:sz="6" w:val="single"/>
+          <w:left w:color="000000" w:space="0" w:sz="6" w:val="single"/>
+          <w:bottom w:color="000000" w:space="0" w:sz="6" w:val="single"/>
+          <w:right w:color="000000" w:space="0" w:sz="6" w:val="single"/>
+          <w:insideH w:color="000000" w:space="0" w:sz="6" w:val="single"/>
+          <w:insideV w:color="000000" w:space="0" w:sz="6" w:val="single"/>
         </w:tblBorders>
         <w:tblCellMar>
-          <w:top w:type="dxa" w:w="57"/>
-          <w:left w:type="dxa" w:w="108"/>
-          <w:bottom w:type="dxa" w:w="57"/>
-          <w:right w:type="dxa" w:w="108"/>
+          <w:top w:w="57" w:type="dxa"/>
+          <w:left w:w="108" w:type="dxa"/>
+          <w:bottom w:w="57" w:type="dxa"/>
+          <w:right w:w="108" w:type="dxa"/>
         </w:tblCellMar>
       </w:tblPr>
       <w:tblGrid>
@@ -1678,14 +1678,14 @@
         </w:trPr>
         <w:tc>
           <w:tcPr>
-            <w:shd w:val="clear" w:fill="E8E8E8" w:color="auto"/>
+            <w:shd w:color="auto" w:fill="E8E8E8" w:val="clear"/>
           </w:tcPr>
           <w:p>
             <w:pPr>
               <w:pStyle w:val="Compact"/>
               <w:jc w:val="left"/>
-              <w:ind w:left="0" w:firstLine="0" w:right="0"/>
-              <w:spacing w:line="240" w:lineRule="auto" w:before="40" w:after="40"/>
+              <w:ind w:firstLine="0" w:left="0" w:right="0"/>
+              <w:spacing w:lineRule="auto" w:before="40" w:line="240" w:after="40"/>
             </w:pPr>
             <w:r>
               <w:rPr>
@@ -1697,14 +1697,14 @@
         </w:tc>
         <w:tc>
           <w:tcPr>
-            <w:shd w:val="clear" w:fill="E8E8E8" w:color="auto"/>
+            <w:shd w:color="auto" w:fill="E8E8E8" w:val="clear"/>
           </w:tcPr>
           <w:p>
             <w:pPr>
               <w:pStyle w:val="Compact"/>
               <w:jc w:val="left"/>
-              <w:ind w:left="0" w:firstLine="0" w:right="0"/>
-              <w:spacing w:line="240" w:lineRule="auto" w:before="40" w:after="40"/>
+              <w:ind w:firstLine="0" w:left="0" w:right="0"/>
+              <w:spacing w:lineRule="auto" w:before="40" w:line="240" w:after="40"/>
             </w:pPr>
             <w:r>
               <w:rPr>
@@ -1716,14 +1716,14 @@
         </w:tc>
         <w:tc>
           <w:tcPr>
-            <w:shd w:val="clear" w:fill="E8E8E8" w:color="auto"/>
+            <w:shd w:color="auto" w:fill="E8E8E8" w:val="clear"/>
           </w:tcPr>
           <w:p>
             <w:pPr>
               <w:pStyle w:val="Compact"/>
               <w:jc w:val="left"/>
-              <w:ind w:left="0" w:firstLine="0" w:right="0"/>
-              <w:spacing w:line="240" w:lineRule="auto" w:before="40" w:after="40"/>
+              <w:ind w:firstLine="0" w:left="0" w:right="0"/>
+              <w:spacing w:lineRule="auto" w:before="40" w:line="240" w:after="40"/>
             </w:pPr>
             <w:r>
               <w:rPr>
@@ -1735,14 +1735,14 @@
         </w:tc>
         <w:tc>
           <w:tcPr>
-            <w:shd w:val="clear" w:fill="E8E8E8" w:color="auto"/>
+            <w:shd w:color="auto" w:fill="E8E8E8" w:val="clear"/>
           </w:tcPr>
           <w:p>
             <w:pPr>
               <w:pStyle w:val="Compact"/>
               <w:jc w:val="left"/>
-              <w:ind w:left="0" w:firstLine="0" w:right="0"/>
-              <w:spacing w:line="240" w:lineRule="auto" w:before="40" w:after="40"/>
+              <w:ind w:firstLine="0" w:left="0" w:right="0"/>
+              <w:spacing w:lineRule="auto" w:before="40" w:line="240" w:after="40"/>
             </w:pPr>
             <w:r>
               <w:rPr>
@@ -1760,8 +1760,8 @@
             <w:pPr>
               <w:pStyle w:val="Compact"/>
               <w:jc w:val="left"/>
-              <w:ind w:left="0" w:firstLine="0" w:right="0"/>
-              <w:spacing w:line="240" w:lineRule="auto" w:before="40" w:after="40"/>
+              <w:ind w:firstLine="0" w:left="0" w:right="0"/>
+              <w:spacing w:lineRule="auto" w:before="40" w:line="240" w:after="40"/>
             </w:pPr>
             <w:r>
               <w:rPr>
@@ -1777,8 +1777,8 @@
             <w:pPr>
               <w:pStyle w:val="Compact"/>
               <w:jc w:val="left"/>
-              <w:ind w:left="0" w:firstLine="0" w:right="0"/>
-              <w:spacing w:line="240" w:lineRule="auto" w:before="40" w:after="40"/>
+              <w:ind w:firstLine="0" w:left="0" w:right="0"/>
+              <w:spacing w:lineRule="auto" w:before="40" w:line="240" w:after="40"/>
             </w:pPr>
             <w:r>
               <w:t xml:space="preserve">string</w:t>
@@ -1791,8 +1791,8 @@
             <w:pPr>
               <w:pStyle w:val="Compact"/>
               <w:jc w:val="left"/>
-              <w:ind w:left="0" w:firstLine="0" w:right="0"/>
-              <w:spacing w:line="240" w:lineRule="auto" w:before="40" w:after="40"/>
+              <w:ind w:firstLine="0" w:left="0" w:right="0"/>
+              <w:spacing w:lineRule="auto" w:before="40" w:line="240" w:after="40"/>
             </w:pPr>
             <w:r>
               <w:t xml:space="preserve">required</w:t>
@@ -1805,8 +1805,8 @@
             <w:pPr>
               <w:pStyle w:val="Compact"/>
               <w:jc w:val="left"/>
-              <w:ind w:left="0" w:firstLine="0" w:right="0"/>
-              <w:spacing w:line="240" w:lineRule="auto" w:before="40" w:after="40"/>
+              <w:ind w:firstLine="0" w:left="0" w:right="0"/>
+              <w:spacing w:lineRule="auto" w:before="40" w:line="240" w:after="40"/>
             </w:pPr>
             <w:r>
               <w:t xml:space="preserve">Internal style ID (e.g.,</w:t>
@@ -1836,8 +1836,8 @@
             <w:pPr>
               <w:pStyle w:val="Compact"/>
               <w:jc w:val="left"/>
-              <w:ind w:left="0" w:firstLine="0" w:right="0"/>
-              <w:spacing w:line="240" w:lineRule="auto" w:before="40" w:after="40"/>
+              <w:ind w:firstLine="0" w:left="0" w:right="0"/>
+              <w:spacing w:lineRule="auto" w:before="40" w:line="240" w:after="40"/>
             </w:pPr>
             <w:r>
               <w:rPr>
@@ -1853,8 +1853,8 @@
             <w:pPr>
               <w:pStyle w:val="Compact"/>
               <w:jc w:val="left"/>
-              <w:ind w:left="0" w:firstLine="0" w:right="0"/>
-              <w:spacing w:line="240" w:lineRule="auto" w:before="40" w:after="40"/>
+              <w:ind w:firstLine="0" w:left="0" w:right="0"/>
+              <w:spacing w:lineRule="auto" w:before="40" w:line="240" w:after="40"/>
             </w:pPr>
             <w:r>
               <w:t xml:space="preserve">string</w:t>
@@ -1867,8 +1867,8 @@
             <w:pPr>
               <w:pStyle w:val="Compact"/>
               <w:jc w:val="left"/>
-              <w:ind w:left="0" w:firstLine="0" w:right="0"/>
-              <w:spacing w:line="240" w:lineRule="auto" w:before="40" w:after="40"/>
+              <w:ind w:firstLine="0" w:left="0" w:right="0"/>
+              <w:spacing w:lineRule="auto" w:before="40" w:line="240" w:after="40"/>
             </w:pPr>
             <w:r>
               <w:t xml:space="preserve">required</w:t>
@@ -1881,8 +1881,8 @@
             <w:pPr>
               <w:pStyle w:val="Compact"/>
               <w:jc w:val="left"/>
-              <w:ind w:left="0" w:firstLine="0" w:right="0"/>
-              <w:spacing w:line="240" w:lineRule="auto" w:before="40" w:after="40"/>
+              <w:ind w:firstLine="0" w:left="0" w:right="0"/>
+              <w:spacing w:lineRule="auto" w:before="40" w:line="240" w:after="40"/>
             </w:pPr>
             <w:r>
               <w:t xml:space="preserve">Display name in Word (e.g.,</w:t>
@@ -1912,8 +1912,8 @@
             <w:pPr>
               <w:pStyle w:val="Compact"/>
               <w:jc w:val="left"/>
-              <w:ind w:left="0" w:firstLine="0" w:right="0"/>
-              <w:spacing w:line="240" w:lineRule="auto" w:before="40" w:after="40"/>
+              <w:ind w:firstLine="0" w:left="0" w:right="0"/>
+              <w:spacing w:lineRule="auto" w:before="40" w:line="240" w:after="40"/>
             </w:pPr>
             <w:r>
               <w:rPr>
@@ -1929,8 +1929,8 @@
             <w:pPr>
               <w:pStyle w:val="Compact"/>
               <w:jc w:val="left"/>
-              <w:ind w:left="0" w:firstLine="0" w:right="0"/>
-              <w:spacing w:line="240" w:lineRule="auto" w:before="40" w:after="40"/>
+              <w:ind w:firstLine="0" w:left="0" w:right="0"/>
+              <w:spacing w:lineRule="auto" w:before="40" w:line="240" w:after="40"/>
             </w:pPr>
             <w:r>
               <w:t xml:space="preserve">string</w:t>
@@ -1943,8 +1943,8 @@
             <w:pPr>
               <w:pStyle w:val="Compact"/>
               <w:jc w:val="left"/>
-              <w:ind w:left="0" w:firstLine="0" w:right="0"/>
-              <w:spacing w:line="240" w:lineRule="auto" w:before="40" w:after="40"/>
+              <w:ind w:firstLine="0" w:left="0" w:right="0"/>
+              <w:spacing w:lineRule="auto" w:before="40" w:line="240" w:after="40"/>
             </w:pPr>
             <w:r>
               <w:t xml:space="preserve">nil</w:t>
@@ -1957,8 +1957,8 @@
             <w:pPr>
               <w:pStyle w:val="Compact"/>
               <w:jc w:val="left"/>
-              <w:ind w:left="0" w:firstLine="0" w:right="0"/>
-              <w:spacing w:line="240" w:lineRule="auto" w:before="40" w:after="40"/>
+              <w:ind w:firstLine="0" w:left="0" w:right="0"/>
+              <w:spacing w:lineRule="auto" w:before="40" w:line="240" w:after="40"/>
             </w:pPr>
             <w:r>
               <w:t xml:space="preserve">Parent style ID for inheritance</w:t>
@@ -1973,8 +1973,8 @@
             <w:pPr>
               <w:pStyle w:val="Compact"/>
               <w:jc w:val="left"/>
-              <w:ind w:left="0" w:firstLine="0" w:right="0"/>
-              <w:spacing w:line="240" w:lineRule="auto" w:before="40" w:after="40"/>
+              <w:ind w:firstLine="0" w:left="0" w:right="0"/>
+              <w:spacing w:lineRule="auto" w:before="40" w:line="240" w:after="40"/>
             </w:pPr>
             <w:r>
               <w:rPr>
@@ -1990,8 +1990,8 @@
             <w:pPr>
               <w:pStyle w:val="Compact"/>
               <w:jc w:val="left"/>
-              <w:ind w:left="0" w:firstLine="0" w:right="0"/>
-              <w:spacing w:line="240" w:lineRule="auto" w:before="40" w:after="40"/>
+              <w:ind w:firstLine="0" w:left="0" w:right="0"/>
+              <w:spacing w:lineRule="auto" w:before="40" w:line="240" w:after="40"/>
             </w:pPr>
             <w:r>
               <w:t xml:space="preserve">string</w:t>
@@ -2004,8 +2004,8 @@
             <w:pPr>
               <w:pStyle w:val="Compact"/>
               <w:jc w:val="left"/>
-              <w:ind w:left="0" w:firstLine="0" w:right="0"/>
-              <w:spacing w:line="240" w:lineRule="auto" w:before="40" w:after="40"/>
+              <w:ind w:firstLine="0" w:left="0" w:right="0"/>
+              <w:spacing w:lineRule="auto" w:before="40" w:line="240" w:after="40"/>
             </w:pPr>
             <w:r>
               <w:t xml:space="preserve">nil</w:t>
@@ -2018,8 +2018,8 @@
             <w:pPr>
               <w:pStyle w:val="Compact"/>
               <w:jc w:val="left"/>
-              <w:ind w:left="0" w:firstLine="0" w:right="0"/>
-              <w:spacing w:line="240" w:lineRule="auto" w:before="40" w:after="40"/>
+              <w:ind w:firstLine="0" w:left="0" w:right="0"/>
+              <w:spacing w:lineRule="auto" w:before="40" w:line="240" w:after="40"/>
             </w:pPr>
             <w:r>
               <w:t xml:space="preserve">Style to apply to the next paragraph</w:t>
@@ -2034,8 +2034,8 @@
             <w:pPr>
               <w:pStyle w:val="Compact"/>
               <w:jc w:val="left"/>
-              <w:ind w:left="0" w:firstLine="0" w:right="0"/>
-              <w:spacing w:line="240" w:lineRule="auto" w:before="40" w:after="40"/>
+              <w:ind w:firstLine="0" w:left="0" w:right="0"/>
+              <w:spacing w:lineRule="auto" w:before="40" w:line="240" w:after="40"/>
             </w:pPr>
             <w:r>
               <w:rPr>
@@ -2051,8 +2051,8 @@
             <w:pPr>
               <w:pStyle w:val="Compact"/>
               <w:jc w:val="left"/>
-              <w:ind w:left="0" w:firstLine="0" w:right="0"/>
-              <w:spacing w:line="240" w:lineRule="auto" w:before="40" w:after="40"/>
+              <w:ind w:firstLine="0" w:left="0" w:right="0"/>
+              <w:spacing w:lineRule="auto" w:before="40" w:line="240" w:after="40"/>
             </w:pPr>
             <w:r>
               <w:t xml:space="preserve">string</w:t>
@@ -2065,8 +2065,8 @@
             <w:pPr>
               <w:pStyle w:val="Compact"/>
               <w:jc w:val="left"/>
-              <w:ind w:left="0" w:firstLine="0" w:right="0"/>
-              <w:spacing w:line="240" w:lineRule="auto" w:before="40" w:after="40"/>
+              <w:ind w:firstLine="0" w:left="0" w:right="0"/>
+              <w:spacing w:lineRule="auto" w:before="40" w:line="240" w:after="40"/>
             </w:pPr>
             <w:r>
               <w:t xml:space="preserve">nil</w:t>
@@ -2079,8 +2079,8 @@
             <w:pPr>
               <w:pStyle w:val="Compact"/>
               <w:jc w:val="left"/>
-              <w:ind w:left="0" w:firstLine="0" w:right="0"/>
-              <w:spacing w:line="240" w:lineRule="auto" w:before="40" w:after="40"/>
+              <w:ind w:firstLine="0" w:left="0" w:right="0"/>
+              <w:spacing w:lineRule="auto" w:before="40" w:line="240" w:after="40"/>
             </w:pPr>
             <w:r>
               <w:t xml:space="preserve">Font family name</w:t>
@@ -2095,8 +2095,8 @@
             <w:pPr>
               <w:pStyle w:val="Compact"/>
               <w:jc w:val="left"/>
-              <w:ind w:left="0" w:firstLine="0" w:right="0"/>
-              <w:spacing w:line="240" w:lineRule="auto" w:before="40" w:after="40"/>
+              <w:ind w:firstLine="0" w:left="0" w:right="0"/>
+              <w:spacing w:lineRule="auto" w:before="40" w:line="240" w:after="40"/>
             </w:pPr>
             <w:r>
               <w:rPr>
@@ -2112,8 +2112,8 @@
             <w:pPr>
               <w:pStyle w:val="Compact"/>
               <w:jc w:val="left"/>
-              <w:ind w:left="0" w:firstLine="0" w:right="0"/>
-              <w:spacing w:line="240" w:lineRule="auto" w:before="40" w:after="40"/>
+              <w:ind w:firstLine="0" w:left="0" w:right="0"/>
+              <w:spacing w:lineRule="auto" w:before="40" w:line="240" w:after="40"/>
             </w:pPr>
             <w:r>
               <w:t xml:space="preserve">number</w:t>
@@ -2126,8 +2126,8 @@
             <w:pPr>
               <w:pStyle w:val="Compact"/>
               <w:jc w:val="left"/>
-              <w:ind w:left="0" w:firstLine="0" w:right="0"/>
-              <w:spacing w:line="240" w:lineRule="auto" w:before="40" w:after="40"/>
+              <w:ind w:firstLine="0" w:left="0" w:right="0"/>
+              <w:spacing w:lineRule="auto" w:before="40" w:line="240" w:after="40"/>
             </w:pPr>
             <w:r>
               <w:t xml:space="preserve">nil</w:t>
@@ -2140,8 +2140,8 @@
             <w:pPr>
               <w:pStyle w:val="Compact"/>
               <w:jc w:val="left"/>
-              <w:ind w:left="0" w:firstLine="0" w:right="0"/>
-              <w:spacing w:line="240" w:lineRule="auto" w:before="40" w:after="40"/>
+              <w:ind w:firstLine="0" w:left="0" w:right="0"/>
+              <w:spacing w:lineRule="auto" w:before="40" w:line="240" w:after="40"/>
             </w:pPr>
             <w:r>
               <w:t xml:space="preserve">Font size in points</w:t>
@@ -2156,8 +2156,8 @@
             <w:pPr>
               <w:pStyle w:val="Compact"/>
               <w:jc w:val="left"/>
-              <w:ind w:left="0" w:firstLine="0" w:right="0"/>
-              <w:spacing w:line="240" w:lineRule="auto" w:before="40" w:after="40"/>
+              <w:ind w:firstLine="0" w:left="0" w:right="0"/>
+              <w:spacing w:lineRule="auto" w:before="40" w:line="240" w:after="40"/>
             </w:pPr>
             <w:r>
               <w:rPr>
@@ -2173,8 +2173,8 @@
             <w:pPr>
               <w:pStyle w:val="Compact"/>
               <w:jc w:val="left"/>
-              <w:ind w:left="0" w:firstLine="0" w:right="0"/>
-              <w:spacing w:line="240" w:lineRule="auto" w:before="40" w:after="40"/>
+              <w:ind w:firstLine="0" w:left="0" w:right="0"/>
+              <w:spacing w:lineRule="auto" w:before="40" w:line="240" w:after="40"/>
             </w:pPr>
             <w:r>
               <w:t xml:space="preserve">string</w:t>
@@ -2187,8 +2187,8 @@
             <w:pPr>
               <w:pStyle w:val="Compact"/>
               <w:jc w:val="left"/>
-              <w:ind w:left="0" w:firstLine="0" w:right="0"/>
-              <w:spacing w:line="240" w:lineRule="auto" w:before="40" w:after="40"/>
+              <w:ind w:firstLine="0" w:left="0" w:right="0"/>
+              <w:spacing w:lineRule="auto" w:before="40" w:line="240" w:after="40"/>
             </w:pPr>
             <w:r>
               <w:t xml:space="preserve">nil</w:t>
@@ -2201,8 +2201,8 @@
             <w:pPr>
               <w:pStyle w:val="Compact"/>
               <w:jc w:val="left"/>
-              <w:ind w:left="0" w:firstLine="0" w:right="0"/>
-              <w:spacing w:line="240" w:lineRule="auto" w:before="40" w:after="40"/>
+              <w:ind w:firstLine="0" w:left="0" w:right="0"/>
+              <w:spacing w:lineRule="auto" w:before="40" w:line="240" w:after="40"/>
             </w:pPr>
             <w:r>
               <w:t xml:space="preserve">Hex color without</w:t>
@@ -2247,8 +2247,8 @@
             <w:pPr>
               <w:pStyle w:val="Compact"/>
               <w:jc w:val="left"/>
-              <w:ind w:left="0" w:firstLine="0" w:right="0"/>
-              <w:spacing w:line="240" w:lineRule="auto" w:before="40" w:after="40"/>
+              <w:ind w:firstLine="0" w:left="0" w:right="0"/>
+              <w:spacing w:lineRule="auto" w:before="40" w:line="240" w:after="40"/>
             </w:pPr>
             <w:r>
               <w:rPr>
@@ -2264,8 +2264,8 @@
             <w:pPr>
               <w:pStyle w:val="Compact"/>
               <w:jc w:val="left"/>
-              <w:ind w:left="0" w:firstLine="0" w:right="0"/>
-              <w:spacing w:line="240" w:lineRule="auto" w:before="40" w:after="40"/>
+              <w:ind w:firstLine="0" w:left="0" w:right="0"/>
+              <w:spacing w:lineRule="auto" w:before="40" w:line="240" w:after="40"/>
             </w:pPr>
             <w:r>
               <w:t xml:space="preserve">boolean</w:t>
@@ -2278,8 +2278,8 @@
             <w:pPr>
               <w:pStyle w:val="Compact"/>
               <w:jc w:val="left"/>
-              <w:ind w:left="0" w:firstLine="0" w:right="0"/>
-              <w:spacing w:line="240" w:lineRule="auto" w:before="40" w:after="40"/>
+              <w:ind w:firstLine="0" w:left="0" w:right="0"/>
+              <w:spacing w:lineRule="auto" w:before="40" w:line="240" w:after="40"/>
             </w:pPr>
             <w:r>
               <w:t xml:space="preserve">nil</w:t>
@@ -2292,8 +2292,8 @@
             <w:pPr>
               <w:pStyle w:val="Compact"/>
               <w:jc w:val="left"/>
-              <w:ind w:left="0" w:firstLine="0" w:right="0"/>
-              <w:spacing w:line="240" w:lineRule="auto" w:before="40" w:after="40"/>
+              <w:ind w:firstLine="0" w:left="0" w:right="0"/>
+              <w:spacing w:lineRule="auto" w:before="40" w:line="240" w:after="40"/>
             </w:pPr>
             <w:r>
               <w:t xml:space="preserve">Bold text</w:t>
@@ -2308,8 +2308,8 @@
             <w:pPr>
               <w:pStyle w:val="Compact"/>
               <w:jc w:val="left"/>
-              <w:ind w:left="0" w:firstLine="0" w:right="0"/>
-              <w:spacing w:line="240" w:lineRule="auto" w:before="40" w:after="40"/>
+              <w:ind w:firstLine="0" w:left="0" w:right="0"/>
+              <w:spacing w:lineRule="auto" w:before="40" w:line="240" w:after="40"/>
             </w:pPr>
             <w:r>
               <w:rPr>
@@ -2325,8 +2325,8 @@
             <w:pPr>
               <w:pStyle w:val="Compact"/>
               <w:jc w:val="left"/>
-              <w:ind w:left="0" w:firstLine="0" w:right="0"/>
-              <w:spacing w:line="240" w:lineRule="auto" w:before="40" w:after="40"/>
+              <w:ind w:firstLine="0" w:left="0" w:right="0"/>
+              <w:spacing w:lineRule="auto" w:before="40" w:line="240" w:after="40"/>
             </w:pPr>
             <w:r>
               <w:t xml:space="preserve">boolean</w:t>
@@ -2339,8 +2339,8 @@
             <w:pPr>
               <w:pStyle w:val="Compact"/>
               <w:jc w:val="left"/>
-              <w:ind w:left="0" w:firstLine="0" w:right="0"/>
-              <w:spacing w:line="240" w:lineRule="auto" w:before="40" w:after="40"/>
+              <w:ind w:firstLine="0" w:left="0" w:right="0"/>
+              <w:spacing w:lineRule="auto" w:before="40" w:line="240" w:after="40"/>
             </w:pPr>
             <w:r>
               <w:t xml:space="preserve">nil</w:t>
@@ -2353,8 +2353,8 @@
             <w:pPr>
               <w:pStyle w:val="Compact"/>
               <w:jc w:val="left"/>
-              <w:ind w:left="0" w:firstLine="0" w:right="0"/>
-              <w:spacing w:line="240" w:lineRule="auto" w:before="40" w:after="40"/>
+              <w:ind w:firstLine="0" w:left="0" w:right="0"/>
+              <w:spacing w:lineRule="auto" w:before="40" w:line="240" w:after="40"/>
             </w:pPr>
             <w:r>
               <w:t xml:space="preserve">Italic text</w:t>
@@ -2369,8 +2369,8 @@
             <w:pPr>
               <w:pStyle w:val="Compact"/>
               <w:jc w:val="left"/>
-              <w:ind w:left="0" w:firstLine="0" w:right="0"/>
-              <w:spacing w:line="240" w:lineRule="auto" w:before="40" w:after="40"/>
+              <w:ind w:firstLine="0" w:left="0" w:right="0"/>
+              <w:spacing w:lineRule="auto" w:before="40" w:line="240" w:after="40"/>
             </w:pPr>
             <w:r>
               <w:rPr>
@@ -2386,8 +2386,8 @@
             <w:pPr>
               <w:pStyle w:val="Compact"/>
               <w:jc w:val="left"/>
-              <w:ind w:left="0" w:firstLine="0" w:right="0"/>
-              <w:spacing w:line="240" w:lineRule="auto" w:before="40" w:after="40"/>
+              <w:ind w:firstLine="0" w:left="0" w:right="0"/>
+              <w:spacing w:lineRule="auto" w:before="40" w:line="240" w:after="40"/>
             </w:pPr>
             <w:r>
               <w:t xml:space="preserve">number</w:t>
@@ -2400,8 +2400,8 @@
             <w:pPr>
               <w:pStyle w:val="Compact"/>
               <w:jc w:val="left"/>
-              <w:ind w:left="0" w:firstLine="0" w:right="0"/>
-              <w:spacing w:line="240" w:lineRule="auto" w:before="40" w:after="40"/>
+              <w:ind w:firstLine="0" w:left="0" w:right="0"/>
+              <w:spacing w:lineRule="auto" w:before="40" w:line="240" w:after="40"/>
             </w:pPr>
             <w:r>
               <w:t xml:space="preserve">nil</w:t>
@@ -2414,8 +2414,8 @@
             <w:pPr>
               <w:pStyle w:val="Compact"/>
               <w:jc w:val="left"/>
-              <w:ind w:left="0" w:firstLine="0" w:right="0"/>
-              <w:spacing w:line="240" w:lineRule="auto" w:before="40" w:after="40"/>
+              <w:ind w:firstLine="0" w:left="0" w:right="0"/>
+              <w:spacing w:lineRule="auto" w:before="40" w:line="240" w:after="40"/>
             </w:pPr>
             <w:r>
               <w:t xml:space="preserve">Line spacing multiplier (1.0 = single, 1.15, 2.0, etc.)</w:t>
@@ -2430,8 +2430,8 @@
             <w:pPr>
               <w:pStyle w:val="Compact"/>
               <w:jc w:val="left"/>
-              <w:ind w:left="0" w:firstLine="0" w:right="0"/>
-              <w:spacing w:line="240" w:lineRule="auto" w:before="40" w:after="40"/>
+              <w:ind w:firstLine="0" w:left="0" w:right="0"/>
+              <w:spacing w:lineRule="auto" w:before="40" w:line="240" w:after="40"/>
             </w:pPr>
             <w:r>
               <w:rPr>
@@ -2447,8 +2447,8 @@
             <w:pPr>
               <w:pStyle w:val="Compact"/>
               <w:jc w:val="left"/>
-              <w:ind w:left="0" w:firstLine="0" w:right="0"/>
-              <w:spacing w:line="240" w:lineRule="auto" w:before="40" w:after="40"/>
+              <w:ind w:firstLine="0" w:left="0" w:right="0"/>
+              <w:spacing w:lineRule="auto" w:before="40" w:line="240" w:after="40"/>
             </w:pPr>
             <w:r>
               <w:t xml:space="preserve">number</w:t>
@@ -2461,8 +2461,8 @@
             <w:pPr>
               <w:pStyle w:val="Compact"/>
               <w:jc w:val="left"/>
-              <w:ind w:left="0" w:firstLine="0" w:right="0"/>
-              <w:spacing w:line="240" w:lineRule="auto" w:before="40" w:after="40"/>
+              <w:ind w:firstLine="0" w:left="0" w:right="0"/>
+              <w:spacing w:lineRule="auto" w:before="40" w:line="240" w:after="40"/>
             </w:pPr>
             <w:r>
               <w:t xml:space="preserve">nil</w:t>
@@ -2475,8 +2475,8 @@
             <w:pPr>
               <w:pStyle w:val="Compact"/>
               <w:jc w:val="left"/>
-              <w:ind w:left="0" w:firstLine="0" w:right="0"/>
-              <w:spacing w:line="240" w:lineRule="auto" w:before="40" w:after="40"/>
+              <w:ind w:firstLine="0" w:left="0" w:right="0"/>
+              <w:spacing w:lineRule="auto" w:before="40" w:line="240" w:after="40"/>
             </w:pPr>
             <w:r>
               <w:t xml:space="preserve">Space before paragraph in points</w:t>
@@ -2491,8 +2491,8 @@
             <w:pPr>
               <w:pStyle w:val="Compact"/>
               <w:jc w:val="left"/>
-              <w:ind w:left="0" w:firstLine="0" w:right="0"/>
-              <w:spacing w:line="240" w:lineRule="auto" w:before="40" w:after="40"/>
+              <w:ind w:firstLine="0" w:left="0" w:right="0"/>
+              <w:spacing w:lineRule="auto" w:before="40" w:line="240" w:after="40"/>
             </w:pPr>
             <w:r>
               <w:rPr>
@@ -2508,8 +2508,8 @@
             <w:pPr>
               <w:pStyle w:val="Compact"/>
               <w:jc w:val="left"/>
-              <w:ind w:left="0" w:firstLine="0" w:right="0"/>
-              <w:spacing w:line="240" w:lineRule="auto" w:before="40" w:after="40"/>
+              <w:ind w:firstLine="0" w:left="0" w:right="0"/>
+              <w:spacing w:lineRule="auto" w:before="40" w:line="240" w:after="40"/>
             </w:pPr>
             <w:r>
               <w:t xml:space="preserve">number</w:t>
@@ -2522,8 +2522,8 @@
             <w:pPr>
               <w:pStyle w:val="Compact"/>
               <w:jc w:val="left"/>
-              <w:ind w:left="0" w:firstLine="0" w:right="0"/>
-              <w:spacing w:line="240" w:lineRule="auto" w:before="40" w:after="40"/>
+              <w:ind w:firstLine="0" w:left="0" w:right="0"/>
+              <w:spacing w:lineRule="auto" w:before="40" w:line="240" w:after="40"/>
             </w:pPr>
             <w:r>
               <w:t xml:space="preserve">nil</w:t>
@@ -2536,8 +2536,8 @@
             <w:pPr>
               <w:pStyle w:val="Compact"/>
               <w:jc w:val="left"/>
-              <w:ind w:left="0" w:firstLine="0" w:right="0"/>
-              <w:spacing w:line="240" w:lineRule="auto" w:before="40" w:after="40"/>
+              <w:ind w:firstLine="0" w:left="0" w:right="0"/>
+              <w:spacing w:lineRule="auto" w:before="40" w:line="240" w:after="40"/>
             </w:pPr>
             <w:r>
               <w:t xml:space="preserve">Space after paragraph in points</w:t>
@@ -2552,8 +2552,8 @@
             <w:pPr>
               <w:pStyle w:val="Compact"/>
               <w:jc w:val="left"/>
-              <w:ind w:left="0" w:firstLine="0" w:right="0"/>
-              <w:spacing w:line="240" w:lineRule="auto" w:before="40" w:after="40"/>
+              <w:ind w:firstLine="0" w:left="0" w:right="0"/>
+              <w:spacing w:lineRule="auto" w:before="40" w:line="240" w:after="40"/>
             </w:pPr>
             <w:r>
               <w:rPr>
@@ -2569,8 +2569,8 @@
             <w:pPr>
               <w:pStyle w:val="Compact"/>
               <w:jc w:val="left"/>
-              <w:ind w:left="0" w:firstLine="0" w:right="0"/>
-              <w:spacing w:line="240" w:lineRule="auto" w:before="40" w:after="40"/>
+              <w:ind w:firstLine="0" w:left="0" w:right="0"/>
+              <w:spacing w:lineRule="auto" w:before="40" w:line="240" w:after="40"/>
             </w:pPr>
             <w:r>
               <w:t xml:space="preserve">string</w:t>
@@ -2583,8 +2583,8 @@
             <w:pPr>
               <w:pStyle w:val="Compact"/>
               <w:jc w:val="left"/>
-              <w:ind w:left="0" w:firstLine="0" w:right="0"/>
-              <w:spacing w:line="240" w:lineRule="auto" w:before="40" w:after="40"/>
+              <w:ind w:firstLine="0" w:left="0" w:right="0"/>
+              <w:spacing w:lineRule="auto" w:before="40" w:line="240" w:after="40"/>
             </w:pPr>
             <w:r>
               <w:t xml:space="preserve">nil</w:t>
@@ -2597,8 +2597,8 @@
             <w:pPr>
               <w:pStyle w:val="Compact"/>
               <w:jc w:val="left"/>
-              <w:ind w:left="0" w:firstLine="0" w:right="0"/>
-              <w:spacing w:line="240" w:lineRule="auto" w:before="40" w:after="40"/>
+              <w:ind w:firstLine="0" w:left="0" w:right="0"/>
+              <w:spacing w:lineRule="auto" w:before="40" w:line="240" w:after="40"/>
             </w:pPr>
             <w:r>
               <w:t xml:space="preserve">Text alignment:</w:t>
@@ -2676,8 +2676,8 @@
             <w:pPr>
               <w:pStyle w:val="Compact"/>
               <w:jc w:val="left"/>
-              <w:ind w:left="0" w:firstLine="0" w:right="0"/>
-              <w:spacing w:line="240" w:lineRule="auto" w:before="40" w:after="40"/>
+              <w:ind w:firstLine="0" w:left="0" w:right="0"/>
+              <w:spacing w:lineRule="auto" w:before="40" w:line="240" w:after="40"/>
             </w:pPr>
             <w:r>
               <w:rPr>
@@ -2693,8 +2693,8 @@
             <w:pPr>
               <w:pStyle w:val="Compact"/>
               <w:jc w:val="left"/>
-              <w:ind w:left="0" w:firstLine="0" w:right="0"/>
-              <w:spacing w:line="240" w:lineRule="auto" w:before="40" w:after="40"/>
+              <w:ind w:firstLine="0" w:left="0" w:right="0"/>
+              <w:spacing w:lineRule="auto" w:before="40" w:line="240" w:after="40"/>
             </w:pPr>
             <w:r>
               <w:t xml:space="preserve">string</w:t>
@@ -2707,8 +2707,8 @@
             <w:pPr>
               <w:pStyle w:val="Compact"/>
               <w:jc w:val="left"/>
-              <w:ind w:left="0" w:firstLine="0" w:right="0"/>
-              <w:spacing w:line="240" w:lineRule="auto" w:before="40" w:after="40"/>
+              <w:ind w:firstLine="0" w:left="0" w:right="0"/>
+              <w:spacing w:lineRule="auto" w:before="40" w:line="240" w:after="40"/>
             </w:pPr>
             <w:r>
               <w:t xml:space="preserve">nil</w:t>
@@ -2721,8 +2721,8 @@
             <w:pPr>
               <w:pStyle w:val="Compact"/>
               <w:jc w:val="left"/>
-              <w:ind w:left="0" w:firstLine="0" w:right="0"/>
-              <w:spacing w:line="240" w:lineRule="auto" w:before="40" w:after="40"/>
+              <w:ind w:firstLine="0" w:left="0" w:right="0"/>
+              <w:spacing w:lineRule="auto" w:before="40" w:line="240" w:after="40"/>
             </w:pPr>
             <w:r>
               <w:t xml:space="preserve">Left indent (e.g.,</w:t>
@@ -2767,8 +2767,8 @@
             <w:pPr>
               <w:pStyle w:val="Compact"/>
               <w:jc w:val="left"/>
-              <w:ind w:left="0" w:firstLine="0" w:right="0"/>
-              <w:spacing w:line="240" w:lineRule="auto" w:before="40" w:after="40"/>
+              <w:ind w:firstLine="0" w:left="0" w:right="0"/>
+              <w:spacing w:lineRule="auto" w:before="40" w:line="240" w:after="40"/>
             </w:pPr>
             <w:r>
               <w:rPr>
@@ -2784,8 +2784,8 @@
             <w:pPr>
               <w:pStyle w:val="Compact"/>
               <w:jc w:val="left"/>
-              <w:ind w:left="0" w:firstLine="0" w:right="0"/>
-              <w:spacing w:line="240" w:lineRule="auto" w:before="40" w:after="40"/>
+              <w:ind w:firstLine="0" w:left="0" w:right="0"/>
+              <w:spacing w:lineRule="auto" w:before="40" w:line="240" w:after="40"/>
             </w:pPr>
             <w:r>
               <w:t xml:space="preserve">string</w:t>
@@ -2798,8 +2798,8 @@
             <w:pPr>
               <w:pStyle w:val="Compact"/>
               <w:jc w:val="left"/>
-              <w:ind w:left="0" w:firstLine="0" w:right="0"/>
-              <w:spacing w:line="240" w:lineRule="auto" w:before="40" w:after="40"/>
+              <w:ind w:firstLine="0" w:left="0" w:right="0"/>
+              <w:spacing w:lineRule="auto" w:before="40" w:line="240" w:after="40"/>
             </w:pPr>
             <w:r>
               <w:t xml:space="preserve">nil</w:t>
@@ -2812,8 +2812,8 @@
             <w:pPr>
               <w:pStyle w:val="Compact"/>
               <w:jc w:val="left"/>
-              <w:ind w:left="0" w:firstLine="0" w:right="0"/>
-              <w:spacing w:line="240" w:lineRule="auto" w:before="40" w:after="40"/>
+              <w:ind w:firstLine="0" w:left="0" w:right="0"/>
+              <w:spacing w:lineRule="auto" w:before="40" w:line="240" w:after="40"/>
             </w:pPr>
             <w:r>
               <w:t xml:space="preserve">Right indent</w:t>
@@ -2828,8 +2828,8 @@
             <w:pPr>
               <w:pStyle w:val="Compact"/>
               <w:jc w:val="left"/>
-              <w:ind w:left="0" w:firstLine="0" w:right="0"/>
-              <w:spacing w:line="240" w:lineRule="auto" w:before="40" w:after="40"/>
+              <w:ind w:firstLine="0" w:left="0" w:right="0"/>
+              <w:spacing w:lineRule="auto" w:before="40" w:line="240" w:after="40"/>
             </w:pPr>
             <w:r>
               <w:rPr>
@@ -2845,8 +2845,8 @@
             <w:pPr>
               <w:pStyle w:val="Compact"/>
               <w:jc w:val="left"/>
-              <w:ind w:left="0" w:firstLine="0" w:right="0"/>
-              <w:spacing w:line="240" w:lineRule="auto" w:before="40" w:after="40"/>
+              <w:ind w:firstLine="0" w:left="0" w:right="0"/>
+              <w:spacing w:lineRule="auto" w:before="40" w:line="240" w:after="40"/>
             </w:pPr>
             <w:r>
               <w:t xml:space="preserve">boolean</w:t>
@@ -2859,8 +2859,8 @@
             <w:pPr>
               <w:pStyle w:val="Compact"/>
               <w:jc w:val="left"/>
-              <w:ind w:left="0" w:firstLine="0" w:right="0"/>
-              <w:spacing w:line="240" w:lineRule="auto" w:before="40" w:after="40"/>
+              <w:ind w:firstLine="0" w:left="0" w:right="0"/>
+              <w:spacing w:lineRule="auto" w:before="40" w:line="240" w:after="40"/>
             </w:pPr>
             <w:r>
               <w:t xml:space="preserve">nil</w:t>
@@ -2873,8 +2873,8 @@
             <w:pPr>
               <w:pStyle w:val="Compact"/>
               <w:jc w:val="left"/>
-              <w:ind w:left="0" w:firstLine="0" w:right="0"/>
-              <w:spacing w:line="240" w:lineRule="auto" w:before="40" w:after="40"/>
+              <w:ind w:firstLine="0" w:left="0" w:right="0"/>
+              <w:spacing w:lineRule="auto" w:before="40" w:line="240" w:after="40"/>
             </w:pPr>
             <w:r>
               <w:t xml:space="preserve">Keep with next paragraph (prevent orphaning)</w:t>
@@ -2889,8 +2889,8 @@
             <w:pPr>
               <w:pStyle w:val="Compact"/>
               <w:jc w:val="left"/>
-              <w:ind w:left="0" w:firstLine="0" w:right="0"/>
-              <w:spacing w:line="240" w:lineRule="auto" w:before="40" w:after="40"/>
+              <w:ind w:firstLine="0" w:left="0" w:right="0"/>
+              <w:spacing w:lineRule="auto" w:before="40" w:line="240" w:after="40"/>
             </w:pPr>
             <w:r>
               <w:rPr>
@@ -2906,8 +2906,8 @@
             <w:pPr>
               <w:pStyle w:val="Compact"/>
               <w:jc w:val="left"/>
-              <w:ind w:left="0" w:firstLine="0" w:right="0"/>
-              <w:spacing w:line="240" w:lineRule="auto" w:before="40" w:after="40"/>
+              <w:ind w:firstLine="0" w:left="0" w:right="0"/>
+              <w:spacing w:lineRule="auto" w:before="40" w:line="240" w:after="40"/>
             </w:pPr>
             <w:r>
               <w:t xml:space="preserve">integer</w:t>
@@ -2920,8 +2920,8 @@
             <w:pPr>
               <w:pStyle w:val="Compact"/>
               <w:jc w:val="left"/>
-              <w:ind w:left="0" w:firstLine="0" w:right="0"/>
-              <w:spacing w:line="240" w:lineRule="auto" w:before="40" w:after="40"/>
+              <w:ind w:firstLine="0" w:left="0" w:right="0"/>
+              <w:spacing w:lineRule="auto" w:before="40" w:line="240" w:after="40"/>
             </w:pPr>
             <w:r>
               <w:t xml:space="preserve">nil</w:t>
@@ -2934,8 +2934,8 @@
             <w:pPr>
               <w:pStyle w:val="Compact"/>
               <w:jc w:val="left"/>
-              <w:ind w:left="0" w:firstLine="0" w:right="0"/>
-              <w:spacing w:line="240" w:lineRule="auto" w:before="40" w:after="40"/>
+              <w:ind w:firstLine="0" w:left="0" w:right="0"/>
+              <w:spacing w:lineRule="auto" w:before="40" w:line="240" w:after="40"/>
             </w:pPr>
             <w:r>
               <w:t xml:space="preserve">Outline level for TOC (0 = Heading 1, 1 = Heading 2, etc.)</w:t>
@@ -2960,7 +2960,7 @@
     </w:p>
     <w:p>
       <w:pPr>
-        <w:spacing w:line="20" w:after="0" w:before="0" w:lineRule="exact"/>
+        <w:spacing w:line="20" w:before="0" w:lineRule="exact" w:after="0"/>
         <w:rPr>
           <w:sz w:val="2"/>
         </w:rPr>
@@ -4627,7 +4627,7 @@
     </w:p>
     <w:p>
       <w:pPr>
-        <w:spacing w:line="20" w:after="0" w:before="0" w:lineRule="exact"/>
+        <w:spacing w:line="20" w:before="0" w:lineRule="exact" w:after="0"/>
         <w:rPr>
           <w:sz w:val="2"/>
         </w:rPr>
@@ -6201,7 +6201,7 @@
     </w:p>
     <w:p>
       <w:pPr>
-        <w:spacing w:line="20" w:after="0" w:before="0" w:lineRule="exact"/>
+        <w:spacing w:line="20" w:before="0" w:lineRule="exact" w:after="0"/>
         <w:rPr>
           <w:sz w:val="2"/>
         </w:rPr>
@@ -7021,7 +7021,7 @@
     </w:p>
     <w:p>
       <w:pPr>
-        <w:spacing w:line="20" w:after="0" w:before="0" w:lineRule="exact"/>
+        <w:spacing w:line="20" w:before="0" w:lineRule="exact" w:after="0"/>
         <w:rPr>
           <w:sz w:val="2"/>
         </w:rPr>
@@ -8458,7 +8458,7 @@
     </w:p>
     <w:p>
       <w:pPr>
-        <w:spacing w:line="20" w:after="0" w:before="0" w:lineRule="exact"/>
+        <w:spacing w:line="20" w:before="0" w:lineRule="exact" w:after="0"/>
         <w:rPr>
           <w:sz w:val="2"/>
         </w:rPr>
@@ -8500,18 +8500,18 @@
         <w:tblLook w:firstRow="1" w:lastRow="0" w:firstColumn="0" w:lastColumn="0" w:noHBand="0" w:noVBand="0" w:val="0020"/>
         <w:jc w:val="start"/>
         <w:tblBorders>
-          <w:top w:sz="6" w:val="single" w:space="0" w:color="000000"/>
-          <w:left w:sz="6" w:val="single" w:space="0" w:color="000000"/>
-          <w:bottom w:sz="6" w:val="single" w:space="0" w:color="000000"/>
-          <w:right w:sz="6" w:val="single" w:space="0" w:color="000000"/>
-          <w:insideH w:sz="6" w:val="single" w:space="0" w:color="000000"/>
-          <w:insideV w:sz="6" w:val="single" w:space="0" w:color="000000"/>
+          <w:top w:color="000000" w:space="0" w:sz="6" w:val="single"/>
+          <w:left w:color="000000" w:space="0" w:sz="6" w:val="single"/>
+          <w:bottom w:color="000000" w:space="0" w:sz="6" w:val="single"/>
+          <w:right w:color="000000" w:space="0" w:sz="6" w:val="single"/>
+          <w:insideH w:color="000000" w:space="0" w:sz="6" w:val="single"/>
+          <w:insideV w:color="000000" w:space="0" w:sz="6" w:val="single"/>
         </w:tblBorders>
         <w:tblCellMar>
-          <w:top w:type="dxa" w:w="57"/>
-          <w:left w:type="dxa" w:w="108"/>
-          <w:bottom w:type="dxa" w:w="57"/>
-          <w:right w:type="dxa" w:w="108"/>
+          <w:top w:w="57" w:type="dxa"/>
+          <w:left w:w="108" w:type="dxa"/>
+          <w:bottom w:w="57" w:type="dxa"/>
+          <w:right w:w="108" w:type="dxa"/>
         </w:tblCellMar>
       </w:tblPr>
       <w:tblGrid>
@@ -8525,14 +8525,14 @@
         </w:trPr>
         <w:tc>
           <w:tcPr>
-            <w:shd w:val="clear" w:fill="E8E8E8" w:color="auto"/>
+            <w:shd w:color="auto" w:fill="E8E8E8" w:val="clear"/>
           </w:tcPr>
           <w:p>
             <w:pPr>
               <w:pStyle w:val="Compact"/>
               <w:jc w:val="left"/>
-              <w:ind w:left="0" w:firstLine="0" w:right="0"/>
-              <w:spacing w:line="240" w:lineRule="auto" w:before="40" w:after="40"/>
+              <w:ind w:firstLine="0" w:left="0" w:right="0"/>
+              <w:spacing w:lineRule="auto" w:before="40" w:line="240" w:after="40"/>
             </w:pPr>
             <w:r>
               <w:rPr>
@@ -8544,14 +8544,14 @@
         </w:tc>
         <w:tc>
           <w:tcPr>
-            <w:shd w:val="clear" w:fill="E8E8E8" w:color="auto"/>
+            <w:shd w:color="auto" w:fill="E8E8E8" w:val="clear"/>
           </w:tcPr>
           <w:p>
             <w:pPr>
               <w:pStyle w:val="Compact"/>
               <w:jc w:val="left"/>
-              <w:ind w:left="0" w:firstLine="0" w:right="0"/>
-              <w:spacing w:line="240" w:lineRule="auto" w:before="40" w:after="40"/>
+              <w:ind w:firstLine="0" w:left="0" w:right="0"/>
+              <w:spacing w:lineRule="auto" w:before="40" w:line="240" w:after="40"/>
             </w:pPr>
             <w:r>
               <w:rPr>
@@ -8563,14 +8563,14 @@
         </w:tc>
         <w:tc>
           <w:tcPr>
-            <w:shd w:val="clear" w:fill="E8E8E8" w:color="auto"/>
+            <w:shd w:color="auto" w:fill="E8E8E8" w:val="clear"/>
           </w:tcPr>
           <w:p>
             <w:pPr>
               <w:pStyle w:val="Compact"/>
               <w:jc w:val="left"/>
-              <w:ind w:left="0" w:firstLine="0" w:right="0"/>
-              <w:spacing w:line="240" w:lineRule="auto" w:before="40" w:after="40"/>
+              <w:ind w:firstLine="0" w:left="0" w:right="0"/>
+              <w:spacing w:lineRule="auto" w:before="40" w:line="240" w:after="40"/>
             </w:pPr>
             <w:r>
               <w:rPr>
@@ -8588,8 +8588,8 @@
             <w:pPr>
               <w:pStyle w:val="Compact"/>
               <w:jc w:val="left"/>
-              <w:ind w:left="0" w:firstLine="0" w:right="0"/>
-              <w:spacing w:line="240" w:lineRule="auto" w:before="40" w:after="40"/>
+              <w:ind w:firstLine="0" w:left="0" w:right="0"/>
+              <w:spacing w:lineRule="auto" w:before="40" w:line="240" w:after="40"/>
             </w:pPr>
             <w:r>
               <w:rPr>
@@ -8605,8 +8605,8 @@
             <w:pPr>
               <w:pStyle w:val="Compact"/>
               <w:jc w:val="left"/>
-              <w:ind w:left="0" w:firstLine="0" w:right="0"/>
-              <w:spacing w:line="240" w:lineRule="auto" w:before="40" w:after="40"/>
+              <w:ind w:firstLine="0" w:left="0" w:right="0"/>
+              <w:spacing w:lineRule="auto" w:before="40" w:line="240" w:after="40"/>
             </w:pPr>
             <w:r>
               <w:rPr>
@@ -8628,8 +8628,8 @@
             <w:pPr>
               <w:pStyle w:val="Compact"/>
               <w:jc w:val="left"/>
-              <w:ind w:left="0" w:firstLine="0" w:right="0"/>
-              <w:spacing w:line="240" w:lineRule="auto" w:before="40" w:after="40"/>
+              <w:ind w:firstLine="0" w:left="0" w:right="0"/>
+              <w:spacing w:lineRule="auto" w:before="40" w:line="240" w:after="40"/>
             </w:pPr>
             <w:r>
               <w:t xml:space="preserve">Modify main document body</w:t>
@@ -8644,8 +8644,8 @@
             <w:pPr>
               <w:pStyle w:val="Compact"/>
               <w:jc w:val="left"/>
-              <w:ind w:left="0" w:firstLine="0" w:right="0"/>
-              <w:spacing w:line="240" w:lineRule="auto" w:before="40" w:after="40"/>
+              <w:ind w:firstLine="0" w:left="0" w:right="0"/>
+              <w:spacing w:lineRule="auto" w:before="40" w:line="240" w:after="40"/>
             </w:pPr>
             <w:r>
               <w:rPr>
@@ -8661,8 +8661,8 @@
             <w:pPr>
               <w:pStyle w:val="Compact"/>
               <w:jc w:val="left"/>
-              <w:ind w:left="0" w:firstLine="0" w:right="0"/>
-              <w:spacing w:line="240" w:lineRule="auto" w:before="40" w:after="40"/>
+              <w:ind w:firstLine="0" w:left="0" w:right="0"/>
+              <w:spacing w:lineRule="auto" w:before="40" w:line="240" w:after="40"/>
             </w:pPr>
             <w:r>
               <w:rPr>
@@ -8684,8 +8684,8 @@
             <w:pPr>
               <w:pStyle w:val="Compact"/>
               <w:jc w:val="left"/>
-              <w:ind w:left="0" w:firstLine="0" w:right="0"/>
-              <w:spacing w:line="240" w:lineRule="auto" w:before="40" w:after="40"/>
+              <w:ind w:firstLine="0" w:left="0" w:right="0"/>
+              <w:spacing w:lineRule="auto" w:before="40" w:line="240" w:after="40"/>
             </w:pPr>
             <w:r>
               <w:t xml:space="preserve">Modify or inject style definitions</w:t>
@@ -8700,8 +8700,8 @@
             <w:pPr>
               <w:pStyle w:val="Compact"/>
               <w:jc w:val="left"/>
-              <w:ind w:left="0" w:firstLine="0" w:right="0"/>
-              <w:spacing w:line="240" w:lineRule="auto" w:before="40" w:after="40"/>
+              <w:ind w:firstLine="0" w:left="0" w:right="0"/>
+              <w:spacing w:lineRule="auto" w:before="40" w:line="240" w:after="40"/>
             </w:pPr>
             <w:r>
               <w:rPr>
@@ -8717,8 +8717,8 @@
             <w:pPr>
               <w:pStyle w:val="Compact"/>
               <w:jc w:val="left"/>
-              <w:ind w:left="0" w:firstLine="0" w:right="0"/>
-              <w:spacing w:line="240" w:lineRule="auto" w:before="40" w:after="40"/>
+              <w:ind w:firstLine="0" w:left="0" w:right="0"/>
+              <w:spacing w:lineRule="auto" w:before="40" w:line="240" w:after="40"/>
             </w:pPr>
             <w:r>
               <w:rPr>
@@ -8740,8 +8740,8 @@
             <w:pPr>
               <w:pStyle w:val="Compact"/>
               <w:jc w:val="left"/>
-              <w:ind w:left="0" w:firstLine="0" w:right="0"/>
-              <w:spacing w:line="240" w:lineRule="auto" w:before="40" w:after="40"/>
+              <w:ind w:firstLine="0" w:left="0" w:right="0"/>
+              <w:spacing w:lineRule="auto" w:before="40" w:line="240" w:after="40"/>
             </w:pPr>
             <w:r>
               <w:t xml:space="preserve">Modify list numbering definitions</w:t>
@@ -8756,8 +8756,8 @@
             <w:pPr>
               <w:pStyle w:val="Compact"/>
               <w:jc w:val="left"/>
-              <w:ind w:left="0" w:firstLine="0" w:right="0"/>
-              <w:spacing w:line="240" w:lineRule="auto" w:before="40" w:after="40"/>
+              <w:ind w:firstLine="0" w:left="0" w:right="0"/>
+              <w:spacing w:lineRule="auto" w:before="40" w:line="240" w:after="40"/>
             </w:pPr>
             <w:r>
               <w:rPr>
@@ -8773,8 +8773,8 @@
             <w:pPr>
               <w:pStyle w:val="Compact"/>
               <w:jc w:val="left"/>
-              <w:ind w:left="0" w:firstLine="0" w:right="0"/>
-              <w:spacing w:line="240" w:lineRule="auto" w:before="40" w:after="40"/>
+              <w:ind w:firstLine="0" w:left="0" w:right="0"/>
+              <w:spacing w:lineRule="auto" w:before="40" w:line="240" w:after="40"/>
             </w:pPr>
             <w:r>
               <w:rPr>
@@ -8796,8 +8796,8 @@
             <w:pPr>
               <w:pStyle w:val="Compact"/>
               <w:jc w:val="left"/>
-              <w:ind w:left="0" w:firstLine="0" w:right="0"/>
-              <w:spacing w:line="240" w:lineRule="auto" w:before="40" w:after="40"/>
+              <w:ind w:firstLine="0" w:left="0" w:right="0"/>
+              <w:spacing w:lineRule="auto" w:before="40" w:line="240" w:after="40"/>
             </w:pPr>
             <w:r>
               <w:t xml:space="preserve">Add content type declarations</w:t>
@@ -8812,8 +8812,8 @@
             <w:pPr>
               <w:pStyle w:val="Compact"/>
               <w:jc w:val="left"/>
-              <w:ind w:left="0" w:firstLine="0" w:right="0"/>
-              <w:spacing w:line="240" w:lineRule="auto" w:before="40" w:after="40"/>
+              <w:ind w:firstLine="0" w:left="0" w:right="0"/>
+              <w:spacing w:lineRule="auto" w:before="40" w:line="240" w:after="40"/>
             </w:pPr>
             <w:r>
               <w:rPr>
@@ -8829,8 +8829,8 @@
             <w:pPr>
               <w:pStyle w:val="Compact"/>
               <w:jc w:val="left"/>
-              <w:ind w:left="0" w:firstLine="0" w:right="0"/>
-              <w:spacing w:line="240" w:lineRule="auto" w:before="40" w:after="40"/>
+              <w:ind w:firstLine="0" w:left="0" w:right="0"/>
+              <w:spacing w:lineRule="auto" w:before="40" w:line="240" w:after="40"/>
             </w:pPr>
             <w:r>
               <w:rPr>
@@ -8852,8 +8852,8 @@
             <w:pPr>
               <w:pStyle w:val="Compact"/>
               <w:jc w:val="left"/>
-              <w:ind w:left="0" w:firstLine="0" w:right="0"/>
-              <w:spacing w:line="240" w:lineRule="auto" w:before="40" w:after="40"/>
+              <w:ind w:firstLine="0" w:left="0" w:right="0"/>
+              <w:spacing w:lineRule="auto" w:before="40" w:line="240" w:after="40"/>
             </w:pPr>
             <w:r>
               <w:t xml:space="preserve">Modify document settings</w:t>
@@ -8868,8 +8868,8 @@
             <w:pPr>
               <w:pStyle w:val="Compact"/>
               <w:jc w:val="left"/>
-              <w:ind w:left="0" w:firstLine="0" w:right="0"/>
-              <w:spacing w:line="240" w:lineRule="auto" w:before="40" w:after="40"/>
+              <w:ind w:firstLine="0" w:left="0" w:right="0"/>
+              <w:spacing w:lineRule="auto" w:before="40" w:line="240" w:after="40"/>
             </w:pPr>
             <w:r>
               <w:rPr>
@@ -8885,8 +8885,8 @@
             <w:pPr>
               <w:pStyle w:val="Compact"/>
               <w:jc w:val="left"/>
-              <w:ind w:left="0" w:firstLine="0" w:right="0"/>
-              <w:spacing w:line="240" w:lineRule="auto" w:before="40" w:after="40"/>
+              <w:ind w:firstLine="0" w:left="0" w:right="0"/>
+              <w:spacing w:lineRule="auto" w:before="40" w:line="240" w:after="40"/>
             </w:pPr>
             <w:r>
               <w:rPr>
@@ -8908,8 +8908,8 @@
             <w:pPr>
               <w:pStyle w:val="Compact"/>
               <w:jc w:val="left"/>
-              <w:ind w:left="0" w:firstLine="0" w:right="0"/>
-              <w:spacing w:line="240" w:lineRule="auto" w:before="40" w:after="40"/>
+              <w:ind w:firstLine="0" w:left="0" w:right="0"/>
+              <w:spacing w:lineRule="auto" w:before="40" w:line="240" w:after="40"/>
             </w:pPr>
             <w:r>
               <w:t xml:space="preserve">Add/modify relationship entries</w:t>
@@ -8924,8 +8924,8 @@
             <w:pPr>
               <w:pStyle w:val="Compact"/>
               <w:jc w:val="left"/>
-              <w:ind w:left="0" w:firstLine="0" w:right="0"/>
-              <w:spacing w:line="240" w:lineRule="auto" w:before="40" w:after="40"/>
+              <w:ind w:firstLine="0" w:left="0" w:right="0"/>
+              <w:spacing w:lineRule="auto" w:before="40" w:line="240" w:after="40"/>
             </w:pPr>
             <w:r>
               <w:rPr>
@@ -8941,8 +8941,8 @@
             <w:pPr>
               <w:pStyle w:val="Compact"/>
               <w:jc w:val="left"/>
-              <w:ind w:left="0" w:firstLine="0" w:right="0"/>
-              <w:spacing w:line="240" w:lineRule="auto" w:before="40" w:after="40"/>
+              <w:ind w:firstLine="0" w:left="0" w:right="0"/>
+              <w:spacing w:lineRule="auto" w:before="40" w:line="240" w:after="40"/>
             </w:pPr>
             <w:r>
               <w:t xml:space="preserve">Temp directory path</w:t>
@@ -8955,8 +8955,8 @@
             <w:pPr>
               <w:pStyle w:val="Compact"/>
               <w:jc w:val="left"/>
-              <w:ind w:left="0" w:firstLine="0" w:right="0"/>
-              <w:spacing w:line="240" w:lineRule="auto" w:before="40" w:after="40"/>
+              <w:ind w:firstLine="0" w:left="0" w:right="0"/>
+              <w:spacing w:lineRule="auto" w:before="40" w:line="240" w:after="40"/>
             </w:pPr>
             <w:r>
               <w:t xml:space="preserve">Create new parts (headers, footers)</w:t>
@@ -9009,7 +9009,7 @@
     </w:p>
     <w:p>
       <w:pPr>
-        <w:spacing w:line="20" w:after="0" w:before="0" w:lineRule="exact"/>
+        <w:spacing w:line="20" w:before="0" w:lineRule="exact" w:after="0"/>
         <w:rPr>
           <w:sz w:val="2"/>
         </w:rPr>
@@ -9783,7 +9783,7 @@
     </w:p>
     <w:p>
       <w:pPr>
-        <w:spacing w:line="20" w:after="0" w:before="0" w:lineRule="exact"/>
+        <w:spacing w:line="20" w:before="0" w:lineRule="exact" w:after="0"/>
         <w:rPr>
           <w:sz w:val="2"/>
         </w:rPr>
@@ -9825,18 +9825,18 @@
         <w:tblLook w:firstRow="1" w:lastRow="0" w:firstColumn="0" w:lastColumn="0" w:noHBand="0" w:noVBand="0" w:val="0020"/>
         <w:jc w:val="start"/>
         <w:tblBorders>
-          <w:top w:sz="6" w:val="single" w:space="0" w:color="000000"/>
-          <w:left w:sz="6" w:val="single" w:space="0" w:color="000000"/>
-          <w:bottom w:sz="6" w:val="single" w:space="0" w:color="000000"/>
-          <w:right w:sz="6" w:val="single" w:space="0" w:color="000000"/>
-          <w:insideH w:sz="6" w:val="single" w:space="0" w:color="000000"/>
-          <w:insideV w:sz="6" w:val="single" w:space="0" w:color="000000"/>
+          <w:top w:color="000000" w:space="0" w:sz="6" w:val="single"/>
+          <w:left w:color="000000" w:space="0" w:sz="6" w:val="single"/>
+          <w:bottom w:color="000000" w:space="0" w:sz="6" w:val="single"/>
+          <w:right w:color="000000" w:space="0" w:sz="6" w:val="single"/>
+          <w:insideH w:color="000000" w:space="0" w:sz="6" w:val="single"/>
+          <w:insideV w:color="000000" w:space="0" w:sz="6" w:val="single"/>
         </w:tblBorders>
         <w:tblCellMar>
-          <w:top w:type="dxa" w:w="57"/>
-          <w:left w:type="dxa" w:w="108"/>
-          <w:bottom w:type="dxa" w:w="57"/>
-          <w:right w:type="dxa" w:w="108"/>
+          <w:top w:w="57" w:type="dxa"/>
+          <w:left w:w="108" w:type="dxa"/>
+          <w:bottom w:w="57" w:type="dxa"/>
+          <w:right w:w="108" w:type="dxa"/>
         </w:tblCellMar>
       </w:tblPr>
       <w:tblGrid>
@@ -9849,14 +9849,14 @@
         </w:trPr>
         <w:tc>
           <w:tcPr>
-            <w:shd w:val="clear" w:fill="E8E8E8" w:color="auto"/>
+            <w:shd w:color="auto" w:fill="E8E8E8" w:val="clear"/>
           </w:tcPr>
           <w:p>
             <w:pPr>
               <w:pStyle w:val="Compact"/>
               <w:jc w:val="left"/>
-              <w:ind w:left="0" w:firstLine="0" w:right="0"/>
-              <w:spacing w:line="240" w:lineRule="auto" w:before="40" w:after="40"/>
+              <w:ind w:firstLine="0" w:left="0" w:right="0"/>
+              <w:spacing w:lineRule="auto" w:before="40" w:line="240" w:after="40"/>
             </w:pPr>
             <w:r>
               <w:rPr>
@@ -9868,14 +9868,14 @@
         </w:tc>
         <w:tc>
           <w:tcPr>
-            <w:shd w:val="clear" w:fill="E8E8E8" w:color="auto"/>
+            <w:shd w:color="auto" w:fill="E8E8E8" w:val="clear"/>
           </w:tcPr>
           <w:p>
             <w:pPr>
               <w:pStyle w:val="Compact"/>
               <w:jc w:val="left"/>
-              <w:ind w:left="0" w:firstLine="0" w:right="0"/>
-              <w:spacing w:line="240" w:lineRule="auto" w:before="40" w:after="40"/>
+              <w:ind w:firstLine="0" w:left="0" w:right="0"/>
+              <w:spacing w:lineRule="auto" w:before="40" w:line="240" w:after="40"/>
             </w:pPr>
             <w:r>
               <w:rPr>
@@ -9893,8 +9893,8 @@
             <w:pPr>
               <w:pStyle w:val="Compact"/>
               <w:jc w:val="left"/>
-              <w:ind w:left="0" w:firstLine="0" w:right="0"/>
-              <w:spacing w:line="240" w:lineRule="auto" w:before="40" w:after="40"/>
+              <w:ind w:firstLine="0" w:left="0" w:right="0"/>
+              <w:spacing w:lineRule="auto" w:before="40" w:line="240" w:after="40"/>
             </w:pPr>
             <w:r>
               <w:rPr>
@@ -9910,8 +9910,8 @@
             <w:pPr>
               <w:pStyle w:val="Compact"/>
               <w:jc w:val="left"/>
-              <w:ind w:left="0" w:firstLine="0" w:right="0"/>
-              <w:spacing w:line="240" w:lineRule="auto" w:before="40" w:after="40"/>
+              <w:ind w:firstLine="0" w:left="0" w:right="0"/>
+              <w:spacing w:lineRule="auto" w:before="40" w:line="240" w:after="40"/>
             </w:pPr>
             <w:r>
               <w:t xml:space="preserve">OOXML page break</w:t>
@@ -9926,8 +9926,8 @@
             <w:pPr>
               <w:pStyle w:val="Compact"/>
               <w:jc w:val="left"/>
-              <w:ind w:left="0" w:firstLine="0" w:right="0"/>
-              <w:spacing w:line="240" w:lineRule="auto" w:before="40" w:after="40"/>
+              <w:ind w:firstLine="0" w:left="0" w:right="0"/>
+              <w:spacing w:lineRule="auto" w:before="40" w:line="240" w:after="40"/>
             </w:pPr>
             <w:r>
               <w:rPr>
@@ -9943,8 +9943,8 @@
             <w:pPr>
               <w:pStyle w:val="Compact"/>
               <w:jc w:val="left"/>
-              <w:ind w:left="0" w:firstLine="0" w:right="0"/>
-              <w:spacing w:line="240" w:lineRule="auto" w:before="40" w:after="40"/>
+              <w:ind w:firstLine="0" w:left="0" w:right="0"/>
+              <w:spacing w:lineRule="auto" w:before="40" w:line="240" w:after="40"/>
             </w:pPr>
             <w:r>
               <w:t xml:space="preserve">OOXML spacing (in twips)</w:t>
@@ -9959,8 +9959,8 @@
             <w:pPr>
               <w:pStyle w:val="Compact"/>
               <w:jc w:val="left"/>
-              <w:ind w:left="0" w:firstLine="0" w:right="0"/>
-              <w:spacing w:line="240" w:lineRule="auto" w:before="40" w:after="40"/>
+              <w:ind w:firstLine="0" w:left="0" w:right="0"/>
+              <w:spacing w:lineRule="auto" w:before="40" w:line="240" w:after="40"/>
             </w:pPr>
             <w:r>
               <w:rPr>
@@ -9976,8 +9976,8 @@
             <w:pPr>
               <w:pStyle w:val="Compact"/>
               <w:jc w:val="left"/>
-              <w:ind w:left="0" w:firstLine="0" w:right="0"/>
-              <w:spacing w:line="240" w:lineRule="auto" w:before="40" w:after="40"/>
+              <w:ind w:firstLine="0" w:left="0" w:right="0"/>
+              <w:spacing w:lineRule="auto" w:before="40" w:line="240" w:after="40"/>
             </w:pPr>
             <w:r>
               <w:t xml:space="preserve">OOXML bookmark start</w:t>
@@ -9992,8 +9992,8 @@
             <w:pPr>
               <w:pStyle w:val="Compact"/>
               <w:jc w:val="left"/>
-              <w:ind w:left="0" w:firstLine="0" w:right="0"/>
-              <w:spacing w:line="240" w:lineRule="auto" w:before="40" w:after="40"/>
+              <w:ind w:firstLine="0" w:left="0" w:right="0"/>
+              <w:spacing w:lineRule="auto" w:before="40" w:line="240" w:after="40"/>
             </w:pPr>
             <w:r>
               <w:rPr>
@@ -10015,8 +10015,8 @@
             <w:pPr>
               <w:pStyle w:val="Compact"/>
               <w:jc w:val="left"/>
-              <w:ind w:left="0" w:firstLine="0" w:right="0"/>
-              <w:spacing w:line="240" w:lineRule="auto" w:before="40" w:after="40"/>
+              <w:ind w:firstLine="0" w:left="0" w:right="0"/>
+              <w:spacing w:lineRule="auto" w:before="40" w:line="240" w:after="40"/>
             </w:pPr>
             <w:r>
               <w:t xml:space="preserve">OOXML math element (native</w:t>
@@ -10046,8 +10046,8 @@
             <w:pPr>
               <w:pStyle w:val="Compact"/>
               <w:jc w:val="left"/>
-              <w:ind w:left="0" w:firstLine="0" w:right="0"/>
-              <w:spacing w:line="240" w:lineRule="auto" w:before="40" w:after="40"/>
+              <w:ind w:firstLine="0" w:left="0" w:right="0"/>
+              <w:spacing w:lineRule="auto" w:before="40" w:line="240" w:after="40"/>
             </w:pPr>
             <w:r>
               <w:rPr>
@@ -10063,8 +10063,8 @@
             <w:pPr>
               <w:pStyle w:val="Compact"/>
               <w:jc w:val="left"/>
-              <w:ind w:left="0" w:firstLine="0" w:right="0"/>
-              <w:spacing w:line="240" w:lineRule="auto" w:before="40" w:after="40"/>
+              <w:ind w:firstLine="0" w:left="0" w:right="0"/>
+              <w:spacing w:lineRule="auto" w:before="40" w:line="240" w:after="40"/>
             </w:pPr>
             <w:r>
               <w:t xml:space="preserve">OOXML caption with SEQ field</w:t>
@@ -10079,8 +10079,8 @@
             <w:pPr>
               <w:pStyle w:val="Compact"/>
               <w:jc w:val="left"/>
-              <w:ind w:left="0" w:firstLine="0" w:right="0"/>
-              <w:spacing w:line="240" w:lineRule="auto" w:before="40" w:after="40"/>
+              <w:ind w:firstLine="0" w:left="0" w:right="0"/>
+              <w:spacing w:lineRule="auto" w:before="40" w:line="240" w:after="40"/>
             </w:pPr>
             <w:r>
               <w:rPr>
@@ -10096,8 +10096,8 @@
             <w:pPr>
               <w:pStyle w:val="Compact"/>
               <w:jc w:val="left"/>
-              <w:ind w:left="0" w:firstLine="0" w:right="0"/>
-              <w:spacing w:line="240" w:lineRule="auto" w:before="40" w:after="40"/>
+              <w:ind w:firstLine="0" w:left="0" w:right="0"/>
+              <w:spacing w:lineRule="auto" w:before="40" w:line="240" w:after="40"/>
             </w:pPr>
             <w:r>
               <w:t xml:space="preserve">OOXML numbered equation with tab layout</w:t>
@@ -10112,8 +10112,8 @@
             <w:pPr>
               <w:pStyle w:val="Compact"/>
               <w:jc w:val="left"/>
-              <w:ind w:left="0" w:firstLine="0" w:right="0"/>
-              <w:spacing w:line="240" w:lineRule="auto" w:before="40" w:after="40"/>
+              <w:ind w:firstLine="0" w:left="0" w:right="0"/>
+              <w:spacing w:lineRule="auto" w:before="40" w:line="240" w:after="40"/>
             </w:pPr>
             <w:r>
               <w:rPr>
@@ -10129,8 +10129,8 @@
             <w:pPr>
               <w:pStyle w:val="Compact"/>
               <w:jc w:val="left"/>
-              <w:ind w:left="0" w:firstLine="0" w:right="0"/>
-              <w:spacing w:line="240" w:lineRule="auto" w:before="40" w:after="40"/>
+              <w:ind w:firstLine="0" w:left="0" w:right="0"/>
+              <w:spacing w:lineRule="auto" w:before="40" w:line="240" w:after="40"/>
             </w:pPr>
             <w:r>
               <w:t xml:space="preserve">Position markers for postprocessor</w:t>
@@ -10145,8 +10145,8 @@
             <w:pPr>
               <w:pStyle w:val="Compact"/>
               <w:jc w:val="left"/>
-              <w:ind w:left="0" w:firstLine="0" w:right="0"/>
-              <w:spacing w:line="240" w:lineRule="auto" w:before="40" w:after="40"/>
+              <w:ind w:firstLine="0" w:left="0" w:right="0"/>
+              <w:spacing w:lineRule="auto" w:before="40" w:line="240" w:after="40"/>
             </w:pPr>
             <w:r>
               <w:rPr>
@@ -10183,8 +10183,8 @@
             <w:pPr>
               <w:pStyle w:val="Compact"/>
               <w:jc w:val="left"/>
-              <w:ind w:left="0" w:firstLine="0" w:right="0"/>
-              <w:spacing w:line="240" w:lineRule="auto" w:before="40" w:after="40"/>
+              <w:ind w:firstLine="0" w:left="0" w:right="0"/>
+              <w:spacing w:lineRule="auto" w:before="40" w:line="240" w:after="40"/>
             </w:pPr>
             <w:r>
               <w:t xml:space="preserve">Rewritten to</w:t>
@@ -10295,7 +10295,7 @@
     </w:p>
     <w:p>
       <w:pPr>
-        <w:spacing w:line="20" w:after="0" w:before="0" w:lineRule="exact"/>
+        <w:spacing w:line="20" w:before="0" w:lineRule="exact" w:after="0"/>
         <w:rPr>
           <w:sz w:val="2"/>
         </w:rPr>
@@ -10747,7 +10747,7 @@
     </w:p>
     <w:p>
       <w:pPr>
-        <w:spacing w:line="20" w:after="0" w:before="0" w:lineRule="exact"/>
+        <w:spacing w:line="20" w:before="0" w:lineRule="exact" w:after="0"/>
         <w:rPr>
           <w:sz w:val="2"/>
         </w:rPr>
@@ -10839,14 +10839,14 @@
 <w:ftr xmlns:r="http://schemas.openxmlformats.org/officeDocument/2006/relationships" xmlns:w="http://schemas.openxmlformats.org/wordprocessingml/2006/main">
   <w:tbl>
     <w:tblPr>
-      <w:tblW w:type="pct" w:w="5000"/>
+      <w:tblW w:w="5000" w:type="pct"/>
       <w:tblBorders>
-        <w:top w:sz="4" w:val="single" w:space="1" w:color="CCCCCC"/>
-        <w:bottom w:sz="0" w:val="none" w:space="0" w:color="auto"/>
-        <w:left w:sz="0" w:val="none" w:space="0" w:color="auto"/>
-        <w:right w:sz="0" w:val="none" w:space="0" w:color="auto"/>
-        <w:insideH w:sz="0" w:val="none" w:space="0" w:color="auto"/>
-        <w:insideV w:sz="0" w:val="none" w:space="0" w:color="auto"/>
+        <w:top w:color="CCCCCC" w:space="1" w:sz="4" w:val="single"/>
+        <w:bottom w:color="auto" w:space="0" w:sz="0" w:val="none"/>
+        <w:left w:color="auto" w:space="0" w:sz="0" w:val="none"/>
+        <w:right w:color="auto" w:space="0" w:sz="0" w:val="none"/>
+        <w:insideH w:color="auto" w:space="0" w:sz="0" w:val="none"/>
+        <w:insideV w:color="auto" w:space="0" w:sz="0" w:val="none"/>
       </w:tblBorders>
       <w:tblLayout w:type="fixed"/>
     </w:tblPr>
@@ -10858,7 +10858,7 @@
     <w:tr>
       <w:tc>
         <w:tcPr>
-          <w:tcW w:type="pct" w:w="1667"/>
+          <w:tcW w:w="1667" w:type="pct"/>
         </w:tcPr>
         <w:p>
           <w:pPr>
@@ -10872,7 +10872,7 @@
       </w:tc>
       <w:tc>
         <w:tcPr>
-          <w:tcW w:type="pct" w:w="1667"/>
+          <w:tcW w:w="1667" w:type="pct"/>
         </w:tcPr>
         <w:p>
           <w:pPr>
@@ -10886,7 +10886,7 @@
       </w:tc>
       <w:tc>
         <w:tcPr>
-          <w:tcW w:type="pct" w:w="1667"/>
+          <w:tcW w:w="1667" w:type="pct"/>
         </w:tcPr>
         <w:p>
           <w:pPr>
@@ -12166,18 +12166,18 @@
     <w:basedOn w:val="VerbatimChar"/>
     <w:rPr/>
   </w:style>
-  <w:style w:type="paragraph" w:customStyle="1" w:styleId="SpecObjectHeader">
+  <w:style w:styleId="SpecObjectHeader" w:type="paragraph" w:customStyle="1">
     <w:name w:val="Spec Object Header"/>
     <w:basedOn w:val="Normal"/>
     <w:next w:val="FirstParagraph"/>
     <w:qFormat/>
     <w:pPr>
       <w:keepNext/>
-      <w:spacing w:line="276" w:lineRule="auto" w:before="280" w:after="120"/>
+      <w:spacing w:lineRule="auto" w:before="280" w:line="276" w:after="120"/>
       <w:outlineLvl w:val="0"/>
     </w:pPr>
     <w:rPr>
-      <w:rFonts w:hAnsi="Calibri Light" w:cs="Calibri Light" w:ascii="Calibri Light"/>
+      <w:rFonts w:hAnsi="Calibri Light" w:ascii="Calibri Light" w:cs="Calibri Light"/>
       <w:b/>
       <w:bCs/>
       <w:color w:val="0F4C64"/>

--- a/manual/downloads/docx-customization.docx
+++ b/manual/downloads/docx-customization.docx
@@ -414,12 +414,12 @@
     </w:p>
     <w:p>
       <w:pPr>
-        <w:spacing w:line="20" w:before="0" w:lineRule="exact" w:after="0"/>
+        <w:spacing w:before="0" w:after="0" w:lineRule="exact" w:line="20"/>
         <w:rPr>
           <w:sz w:val="2"/>
         </w:rPr>
       </w:pPr>
-      <w:bookmarkStart w:name="listing-src-docx-preset-structure" w:id="39329"/>
+      <w:bookmarkStart w:id="39329" w:name="listing-src-docx-preset-structure"/>
       <w:bookmarkEnd w:id="39329"/>
     </w:p>
     <w:p>
@@ -1610,12 +1610,12 @@
     </w:p>
     <w:p>
       <w:pPr>
-        <w:spacing w:line="20" w:before="0" w:lineRule="exact" w:after="0"/>
+        <w:spacing w:before="0" w:after="0" w:lineRule="exact" w:line="20"/>
         <w:rPr>
           <w:sz w:val="2"/>
         </w:rPr>
       </w:pPr>
-      <w:bookmarkStart w:name="csv-tbl-docx-paragraph-style" w:id="94716"/>
+      <w:bookmarkStart w:id="94716" w:name="csv-tbl-docx-paragraph-style"/>
       <w:bookmarkEnd w:id="94716"/>
     </w:p>
     <w:p>
@@ -1652,18 +1652,18 @@
         <w:tblLook w:firstRow="1" w:lastRow="0" w:firstColumn="0" w:lastColumn="0" w:noHBand="0" w:noVBand="0" w:val="0020"/>
         <w:jc w:val="start"/>
         <w:tblBorders>
-          <w:top w:color="000000" w:space="0" w:sz="6" w:val="single"/>
-          <w:left w:color="000000" w:space="0" w:sz="6" w:val="single"/>
-          <w:bottom w:color="000000" w:space="0" w:sz="6" w:val="single"/>
-          <w:right w:color="000000" w:space="0" w:sz="6" w:val="single"/>
-          <w:insideH w:color="000000" w:space="0" w:sz="6" w:val="single"/>
-          <w:insideV w:color="000000" w:space="0" w:sz="6" w:val="single"/>
+          <w:top w:space="0" w:color="000000" w:val="single" w:sz="6"/>
+          <w:left w:space="0" w:color="000000" w:val="single" w:sz="6"/>
+          <w:bottom w:space="0" w:color="000000" w:val="single" w:sz="6"/>
+          <w:right w:space="0" w:color="000000" w:val="single" w:sz="6"/>
+          <w:insideH w:space="0" w:color="000000" w:val="single" w:sz="6"/>
+          <w:insideV w:space="0" w:color="000000" w:val="single" w:sz="6"/>
         </w:tblBorders>
         <w:tblCellMar>
-          <w:top w:w="57" w:type="dxa"/>
-          <w:left w:w="108" w:type="dxa"/>
-          <w:bottom w:w="57" w:type="dxa"/>
-          <w:right w:w="108" w:type="dxa"/>
+          <w:top w:type="dxa" w:w="57"/>
+          <w:left w:type="dxa" w:w="108"/>
+          <w:bottom w:type="dxa" w:w="57"/>
+          <w:right w:type="dxa" w:w="108"/>
         </w:tblCellMar>
       </w:tblPr>
       <w:tblGrid>
@@ -1678,14 +1678,14 @@
         </w:trPr>
         <w:tc>
           <w:tcPr>
-            <w:shd w:color="auto" w:fill="E8E8E8" w:val="clear"/>
+            <w:shd w:color="auto" w:val="clear" w:fill="E8E8E8"/>
           </w:tcPr>
           <w:p>
             <w:pPr>
               <w:pStyle w:val="Compact"/>
               <w:jc w:val="left"/>
-              <w:ind w:firstLine="0" w:left="0" w:right="0"/>
-              <w:spacing w:lineRule="auto" w:before="40" w:line="240" w:after="40"/>
+              <w:ind w:right="0" w:firstLine="0" w:left="0"/>
+              <w:spacing w:after="40" w:lineRule="auto" w:line="240" w:before="40"/>
             </w:pPr>
             <w:r>
               <w:rPr>
@@ -1697,14 +1697,14 @@
         </w:tc>
         <w:tc>
           <w:tcPr>
-            <w:shd w:color="auto" w:fill="E8E8E8" w:val="clear"/>
+            <w:shd w:color="auto" w:val="clear" w:fill="E8E8E8"/>
           </w:tcPr>
           <w:p>
             <w:pPr>
               <w:pStyle w:val="Compact"/>
               <w:jc w:val="left"/>
-              <w:ind w:firstLine="0" w:left="0" w:right="0"/>
-              <w:spacing w:lineRule="auto" w:before="40" w:line="240" w:after="40"/>
+              <w:ind w:right="0" w:firstLine="0" w:left="0"/>
+              <w:spacing w:after="40" w:lineRule="auto" w:line="240" w:before="40"/>
             </w:pPr>
             <w:r>
               <w:rPr>
@@ -1716,14 +1716,14 @@
         </w:tc>
         <w:tc>
           <w:tcPr>
-            <w:shd w:color="auto" w:fill="E8E8E8" w:val="clear"/>
+            <w:shd w:color="auto" w:val="clear" w:fill="E8E8E8"/>
           </w:tcPr>
           <w:p>
             <w:pPr>
               <w:pStyle w:val="Compact"/>
               <w:jc w:val="left"/>
-              <w:ind w:firstLine="0" w:left="0" w:right="0"/>
-              <w:spacing w:lineRule="auto" w:before="40" w:line="240" w:after="40"/>
+              <w:ind w:right="0" w:firstLine="0" w:left="0"/>
+              <w:spacing w:after="40" w:lineRule="auto" w:line="240" w:before="40"/>
             </w:pPr>
             <w:r>
               <w:rPr>
@@ -1735,14 +1735,14 @@
         </w:tc>
         <w:tc>
           <w:tcPr>
-            <w:shd w:color="auto" w:fill="E8E8E8" w:val="clear"/>
+            <w:shd w:color="auto" w:val="clear" w:fill="E8E8E8"/>
           </w:tcPr>
           <w:p>
             <w:pPr>
               <w:pStyle w:val="Compact"/>
               <w:jc w:val="left"/>
-              <w:ind w:firstLine="0" w:left="0" w:right="0"/>
-              <w:spacing w:lineRule="auto" w:before="40" w:line="240" w:after="40"/>
+              <w:ind w:right="0" w:firstLine="0" w:left="0"/>
+              <w:spacing w:after="40" w:lineRule="auto" w:line="240" w:before="40"/>
             </w:pPr>
             <w:r>
               <w:rPr>
@@ -1760,8 +1760,8 @@
             <w:pPr>
               <w:pStyle w:val="Compact"/>
               <w:jc w:val="left"/>
-              <w:ind w:firstLine="0" w:left="0" w:right="0"/>
-              <w:spacing w:lineRule="auto" w:before="40" w:line="240" w:after="40"/>
+              <w:ind w:right="0" w:firstLine="0" w:left="0"/>
+              <w:spacing w:after="40" w:lineRule="auto" w:line="240" w:before="40"/>
             </w:pPr>
             <w:r>
               <w:rPr>
@@ -1777,8 +1777,8 @@
             <w:pPr>
               <w:pStyle w:val="Compact"/>
               <w:jc w:val="left"/>
-              <w:ind w:firstLine="0" w:left="0" w:right="0"/>
-              <w:spacing w:lineRule="auto" w:before="40" w:line="240" w:after="40"/>
+              <w:ind w:right="0" w:firstLine="0" w:left="0"/>
+              <w:spacing w:after="40" w:lineRule="auto" w:line="240" w:before="40"/>
             </w:pPr>
             <w:r>
               <w:t xml:space="preserve">string</w:t>
@@ -1791,8 +1791,8 @@
             <w:pPr>
               <w:pStyle w:val="Compact"/>
               <w:jc w:val="left"/>
-              <w:ind w:firstLine="0" w:left="0" w:right="0"/>
-              <w:spacing w:lineRule="auto" w:before="40" w:line="240" w:after="40"/>
+              <w:ind w:right="0" w:firstLine="0" w:left="0"/>
+              <w:spacing w:after="40" w:lineRule="auto" w:line="240" w:before="40"/>
             </w:pPr>
             <w:r>
               <w:t xml:space="preserve">required</w:t>
@@ -1805,8 +1805,8 @@
             <w:pPr>
               <w:pStyle w:val="Compact"/>
               <w:jc w:val="left"/>
-              <w:ind w:firstLine="0" w:left="0" w:right="0"/>
-              <w:spacing w:lineRule="auto" w:before="40" w:line="240" w:after="40"/>
+              <w:ind w:right="0" w:firstLine="0" w:left="0"/>
+              <w:spacing w:after="40" w:lineRule="auto" w:line="240" w:before="40"/>
             </w:pPr>
             <w:r>
               <w:t xml:space="preserve">Internal style ID (e.g.,</w:t>
@@ -1836,8 +1836,8 @@
             <w:pPr>
               <w:pStyle w:val="Compact"/>
               <w:jc w:val="left"/>
-              <w:ind w:firstLine="0" w:left="0" w:right="0"/>
-              <w:spacing w:lineRule="auto" w:before="40" w:line="240" w:after="40"/>
+              <w:ind w:right="0" w:firstLine="0" w:left="0"/>
+              <w:spacing w:after="40" w:lineRule="auto" w:line="240" w:before="40"/>
             </w:pPr>
             <w:r>
               <w:rPr>
@@ -1853,8 +1853,8 @@
             <w:pPr>
               <w:pStyle w:val="Compact"/>
               <w:jc w:val="left"/>
-              <w:ind w:firstLine="0" w:left="0" w:right="0"/>
-              <w:spacing w:lineRule="auto" w:before="40" w:line="240" w:after="40"/>
+              <w:ind w:right="0" w:firstLine="0" w:left="0"/>
+              <w:spacing w:after="40" w:lineRule="auto" w:line="240" w:before="40"/>
             </w:pPr>
             <w:r>
               <w:t xml:space="preserve">string</w:t>
@@ -1867,8 +1867,8 @@
             <w:pPr>
               <w:pStyle w:val="Compact"/>
               <w:jc w:val="left"/>
-              <w:ind w:firstLine="0" w:left="0" w:right="0"/>
-              <w:spacing w:lineRule="auto" w:before="40" w:line="240" w:after="40"/>
+              <w:ind w:right="0" w:firstLine="0" w:left="0"/>
+              <w:spacing w:after="40" w:lineRule="auto" w:line="240" w:before="40"/>
             </w:pPr>
             <w:r>
               <w:t xml:space="preserve">required</w:t>
@@ -1881,8 +1881,8 @@
             <w:pPr>
               <w:pStyle w:val="Compact"/>
               <w:jc w:val="left"/>
-              <w:ind w:firstLine="0" w:left="0" w:right="0"/>
-              <w:spacing w:lineRule="auto" w:before="40" w:line="240" w:after="40"/>
+              <w:ind w:right="0" w:firstLine="0" w:left="0"/>
+              <w:spacing w:after="40" w:lineRule="auto" w:line="240" w:before="40"/>
             </w:pPr>
             <w:r>
               <w:t xml:space="preserve">Display name in Word (e.g.,</w:t>
@@ -1912,8 +1912,8 @@
             <w:pPr>
               <w:pStyle w:val="Compact"/>
               <w:jc w:val="left"/>
-              <w:ind w:firstLine="0" w:left="0" w:right="0"/>
-              <w:spacing w:lineRule="auto" w:before="40" w:line="240" w:after="40"/>
+              <w:ind w:right="0" w:firstLine="0" w:left="0"/>
+              <w:spacing w:after="40" w:lineRule="auto" w:line="240" w:before="40"/>
             </w:pPr>
             <w:r>
               <w:rPr>
@@ -1929,8 +1929,8 @@
             <w:pPr>
               <w:pStyle w:val="Compact"/>
               <w:jc w:val="left"/>
-              <w:ind w:firstLine="0" w:left="0" w:right="0"/>
-              <w:spacing w:lineRule="auto" w:before="40" w:line="240" w:after="40"/>
+              <w:ind w:right="0" w:firstLine="0" w:left="0"/>
+              <w:spacing w:after="40" w:lineRule="auto" w:line="240" w:before="40"/>
             </w:pPr>
             <w:r>
               <w:t xml:space="preserve">string</w:t>
@@ -1943,8 +1943,8 @@
             <w:pPr>
               <w:pStyle w:val="Compact"/>
               <w:jc w:val="left"/>
-              <w:ind w:firstLine="0" w:left="0" w:right="0"/>
-              <w:spacing w:lineRule="auto" w:before="40" w:line="240" w:after="40"/>
+              <w:ind w:right="0" w:firstLine="0" w:left="0"/>
+              <w:spacing w:after="40" w:lineRule="auto" w:line="240" w:before="40"/>
             </w:pPr>
             <w:r>
               <w:t xml:space="preserve">nil</w:t>
@@ -1957,8 +1957,8 @@
             <w:pPr>
               <w:pStyle w:val="Compact"/>
               <w:jc w:val="left"/>
-              <w:ind w:firstLine="0" w:left="0" w:right="0"/>
-              <w:spacing w:lineRule="auto" w:before="40" w:line="240" w:after="40"/>
+              <w:ind w:right="0" w:firstLine="0" w:left="0"/>
+              <w:spacing w:after="40" w:lineRule="auto" w:line="240" w:before="40"/>
             </w:pPr>
             <w:r>
               <w:t xml:space="preserve">Parent style ID for inheritance</w:t>
@@ -1973,8 +1973,8 @@
             <w:pPr>
               <w:pStyle w:val="Compact"/>
               <w:jc w:val="left"/>
-              <w:ind w:firstLine="0" w:left="0" w:right="0"/>
-              <w:spacing w:lineRule="auto" w:before="40" w:line="240" w:after="40"/>
+              <w:ind w:right="0" w:firstLine="0" w:left="0"/>
+              <w:spacing w:after="40" w:lineRule="auto" w:line="240" w:before="40"/>
             </w:pPr>
             <w:r>
               <w:rPr>
@@ -1990,8 +1990,8 @@
             <w:pPr>
               <w:pStyle w:val="Compact"/>
               <w:jc w:val="left"/>
-              <w:ind w:firstLine="0" w:left="0" w:right="0"/>
-              <w:spacing w:lineRule="auto" w:before="40" w:line="240" w:after="40"/>
+              <w:ind w:right="0" w:firstLine="0" w:left="0"/>
+              <w:spacing w:after="40" w:lineRule="auto" w:line="240" w:before="40"/>
             </w:pPr>
             <w:r>
               <w:t xml:space="preserve">string</w:t>
@@ -2004,8 +2004,8 @@
             <w:pPr>
               <w:pStyle w:val="Compact"/>
               <w:jc w:val="left"/>
-              <w:ind w:firstLine="0" w:left="0" w:right="0"/>
-              <w:spacing w:lineRule="auto" w:before="40" w:line="240" w:after="40"/>
+              <w:ind w:right="0" w:firstLine="0" w:left="0"/>
+              <w:spacing w:after="40" w:lineRule="auto" w:line="240" w:before="40"/>
             </w:pPr>
             <w:r>
               <w:t xml:space="preserve">nil</w:t>
@@ -2018,8 +2018,8 @@
             <w:pPr>
               <w:pStyle w:val="Compact"/>
               <w:jc w:val="left"/>
-              <w:ind w:firstLine="0" w:left="0" w:right="0"/>
-              <w:spacing w:lineRule="auto" w:before="40" w:line="240" w:after="40"/>
+              <w:ind w:right="0" w:firstLine="0" w:left="0"/>
+              <w:spacing w:after="40" w:lineRule="auto" w:line="240" w:before="40"/>
             </w:pPr>
             <w:r>
               <w:t xml:space="preserve">Style to apply to the next paragraph</w:t>
@@ -2034,8 +2034,8 @@
             <w:pPr>
               <w:pStyle w:val="Compact"/>
               <w:jc w:val="left"/>
-              <w:ind w:firstLine="0" w:left="0" w:right="0"/>
-              <w:spacing w:lineRule="auto" w:before="40" w:line="240" w:after="40"/>
+              <w:ind w:right="0" w:firstLine="0" w:left="0"/>
+              <w:spacing w:after="40" w:lineRule="auto" w:line="240" w:before="40"/>
             </w:pPr>
             <w:r>
               <w:rPr>
@@ -2051,8 +2051,8 @@
             <w:pPr>
               <w:pStyle w:val="Compact"/>
               <w:jc w:val="left"/>
-              <w:ind w:firstLine="0" w:left="0" w:right="0"/>
-              <w:spacing w:lineRule="auto" w:before="40" w:line="240" w:after="40"/>
+              <w:ind w:right="0" w:firstLine="0" w:left="0"/>
+              <w:spacing w:after="40" w:lineRule="auto" w:line="240" w:before="40"/>
             </w:pPr>
             <w:r>
               <w:t xml:space="preserve">string</w:t>
@@ -2065,8 +2065,8 @@
             <w:pPr>
               <w:pStyle w:val="Compact"/>
               <w:jc w:val="left"/>
-              <w:ind w:firstLine="0" w:left="0" w:right="0"/>
-              <w:spacing w:lineRule="auto" w:before="40" w:line="240" w:after="40"/>
+              <w:ind w:right="0" w:firstLine="0" w:left="0"/>
+              <w:spacing w:after="40" w:lineRule="auto" w:line="240" w:before="40"/>
             </w:pPr>
             <w:r>
               <w:t xml:space="preserve">nil</w:t>
@@ -2079,8 +2079,8 @@
             <w:pPr>
               <w:pStyle w:val="Compact"/>
               <w:jc w:val="left"/>
-              <w:ind w:firstLine="0" w:left="0" w:right="0"/>
-              <w:spacing w:lineRule="auto" w:before="40" w:line="240" w:after="40"/>
+              <w:ind w:right="0" w:firstLine="0" w:left="0"/>
+              <w:spacing w:after="40" w:lineRule="auto" w:line="240" w:before="40"/>
             </w:pPr>
             <w:r>
               <w:t xml:space="preserve">Font family name</w:t>
@@ -2095,8 +2095,8 @@
             <w:pPr>
               <w:pStyle w:val="Compact"/>
               <w:jc w:val="left"/>
-              <w:ind w:firstLine="0" w:left="0" w:right="0"/>
-              <w:spacing w:lineRule="auto" w:before="40" w:line="240" w:after="40"/>
+              <w:ind w:right="0" w:firstLine="0" w:left="0"/>
+              <w:spacing w:after="40" w:lineRule="auto" w:line="240" w:before="40"/>
             </w:pPr>
             <w:r>
               <w:rPr>
@@ -2112,8 +2112,8 @@
             <w:pPr>
               <w:pStyle w:val="Compact"/>
               <w:jc w:val="left"/>
-              <w:ind w:firstLine="0" w:left="0" w:right="0"/>
-              <w:spacing w:lineRule="auto" w:before="40" w:line="240" w:after="40"/>
+              <w:ind w:right="0" w:firstLine="0" w:left="0"/>
+              <w:spacing w:after="40" w:lineRule="auto" w:line="240" w:before="40"/>
             </w:pPr>
             <w:r>
               <w:t xml:space="preserve">number</w:t>
@@ -2126,8 +2126,8 @@
             <w:pPr>
               <w:pStyle w:val="Compact"/>
               <w:jc w:val="left"/>
-              <w:ind w:firstLine="0" w:left="0" w:right="0"/>
-              <w:spacing w:lineRule="auto" w:before="40" w:line="240" w:after="40"/>
+              <w:ind w:right="0" w:firstLine="0" w:left="0"/>
+              <w:spacing w:after="40" w:lineRule="auto" w:line="240" w:before="40"/>
             </w:pPr>
             <w:r>
               <w:t xml:space="preserve">nil</w:t>
@@ -2140,8 +2140,8 @@
             <w:pPr>
               <w:pStyle w:val="Compact"/>
               <w:jc w:val="left"/>
-              <w:ind w:firstLine="0" w:left="0" w:right="0"/>
-              <w:spacing w:lineRule="auto" w:before="40" w:line="240" w:after="40"/>
+              <w:ind w:right="0" w:firstLine="0" w:left="0"/>
+              <w:spacing w:after="40" w:lineRule="auto" w:line="240" w:before="40"/>
             </w:pPr>
             <w:r>
               <w:t xml:space="preserve">Font size in points</w:t>
@@ -2156,8 +2156,8 @@
             <w:pPr>
               <w:pStyle w:val="Compact"/>
               <w:jc w:val="left"/>
-              <w:ind w:firstLine="0" w:left="0" w:right="0"/>
-              <w:spacing w:lineRule="auto" w:before="40" w:line="240" w:after="40"/>
+              <w:ind w:right="0" w:firstLine="0" w:left="0"/>
+              <w:spacing w:after="40" w:lineRule="auto" w:line="240" w:before="40"/>
             </w:pPr>
             <w:r>
               <w:rPr>
@@ -2173,8 +2173,8 @@
             <w:pPr>
               <w:pStyle w:val="Compact"/>
               <w:jc w:val="left"/>
-              <w:ind w:firstLine="0" w:left="0" w:right="0"/>
-              <w:spacing w:lineRule="auto" w:before="40" w:line="240" w:after="40"/>
+              <w:ind w:right="0" w:firstLine="0" w:left="0"/>
+              <w:spacing w:after="40" w:lineRule="auto" w:line="240" w:before="40"/>
             </w:pPr>
             <w:r>
               <w:t xml:space="preserve">string</w:t>
@@ -2187,8 +2187,8 @@
             <w:pPr>
               <w:pStyle w:val="Compact"/>
               <w:jc w:val="left"/>
-              <w:ind w:firstLine="0" w:left="0" w:right="0"/>
-              <w:spacing w:lineRule="auto" w:before="40" w:line="240" w:after="40"/>
+              <w:ind w:right="0" w:firstLine="0" w:left="0"/>
+              <w:spacing w:after="40" w:lineRule="auto" w:line="240" w:before="40"/>
             </w:pPr>
             <w:r>
               <w:t xml:space="preserve">nil</w:t>
@@ -2201,8 +2201,8 @@
             <w:pPr>
               <w:pStyle w:val="Compact"/>
               <w:jc w:val="left"/>
-              <w:ind w:firstLine="0" w:left="0" w:right="0"/>
-              <w:spacing w:lineRule="auto" w:before="40" w:line="240" w:after="40"/>
+              <w:ind w:right="0" w:firstLine="0" w:left="0"/>
+              <w:spacing w:after="40" w:lineRule="auto" w:line="240" w:before="40"/>
             </w:pPr>
             <w:r>
               <w:t xml:space="preserve">Hex color without</w:t>
@@ -2247,8 +2247,8 @@
             <w:pPr>
               <w:pStyle w:val="Compact"/>
               <w:jc w:val="left"/>
-              <w:ind w:firstLine="0" w:left="0" w:right="0"/>
-              <w:spacing w:lineRule="auto" w:before="40" w:line="240" w:after="40"/>
+              <w:ind w:right="0" w:firstLine="0" w:left="0"/>
+              <w:spacing w:after="40" w:lineRule="auto" w:line="240" w:before="40"/>
             </w:pPr>
             <w:r>
               <w:rPr>
@@ -2264,8 +2264,8 @@
             <w:pPr>
               <w:pStyle w:val="Compact"/>
               <w:jc w:val="left"/>
-              <w:ind w:firstLine="0" w:left="0" w:right="0"/>
-              <w:spacing w:lineRule="auto" w:before="40" w:line="240" w:after="40"/>
+              <w:ind w:right="0" w:firstLine="0" w:left="0"/>
+              <w:spacing w:after="40" w:lineRule="auto" w:line="240" w:before="40"/>
             </w:pPr>
             <w:r>
               <w:t xml:space="preserve">boolean</w:t>
@@ -2278,8 +2278,8 @@
             <w:pPr>
               <w:pStyle w:val="Compact"/>
               <w:jc w:val="left"/>
-              <w:ind w:firstLine="0" w:left="0" w:right="0"/>
-              <w:spacing w:lineRule="auto" w:before="40" w:line="240" w:after="40"/>
+              <w:ind w:right="0" w:firstLine="0" w:left="0"/>
+              <w:spacing w:after="40" w:lineRule="auto" w:line="240" w:before="40"/>
             </w:pPr>
             <w:r>
               <w:t xml:space="preserve">nil</w:t>
@@ -2292,8 +2292,8 @@
             <w:pPr>
               <w:pStyle w:val="Compact"/>
               <w:jc w:val="left"/>
-              <w:ind w:firstLine="0" w:left="0" w:right="0"/>
-              <w:spacing w:lineRule="auto" w:before="40" w:line="240" w:after="40"/>
+              <w:ind w:right="0" w:firstLine="0" w:left="0"/>
+              <w:spacing w:after="40" w:lineRule="auto" w:line="240" w:before="40"/>
             </w:pPr>
             <w:r>
               <w:t xml:space="preserve">Bold text</w:t>
@@ -2308,8 +2308,8 @@
             <w:pPr>
               <w:pStyle w:val="Compact"/>
               <w:jc w:val="left"/>
-              <w:ind w:firstLine="0" w:left="0" w:right="0"/>
-              <w:spacing w:lineRule="auto" w:before="40" w:line="240" w:after="40"/>
+              <w:ind w:right="0" w:firstLine="0" w:left="0"/>
+              <w:spacing w:after="40" w:lineRule="auto" w:line="240" w:before="40"/>
             </w:pPr>
             <w:r>
               <w:rPr>
@@ -2325,8 +2325,8 @@
             <w:pPr>
               <w:pStyle w:val="Compact"/>
               <w:jc w:val="left"/>
-              <w:ind w:firstLine="0" w:left="0" w:right="0"/>
-              <w:spacing w:lineRule="auto" w:before="40" w:line="240" w:after="40"/>
+              <w:ind w:right="0" w:firstLine="0" w:left="0"/>
+              <w:spacing w:after="40" w:lineRule="auto" w:line="240" w:before="40"/>
             </w:pPr>
             <w:r>
               <w:t xml:space="preserve">boolean</w:t>
@@ -2339,8 +2339,8 @@
             <w:pPr>
               <w:pStyle w:val="Compact"/>
               <w:jc w:val="left"/>
-              <w:ind w:firstLine="0" w:left="0" w:right="0"/>
-              <w:spacing w:lineRule="auto" w:before="40" w:line="240" w:after="40"/>
+              <w:ind w:right="0" w:firstLine="0" w:left="0"/>
+              <w:spacing w:after="40" w:lineRule="auto" w:line="240" w:before="40"/>
             </w:pPr>
             <w:r>
               <w:t xml:space="preserve">nil</w:t>
@@ -2353,8 +2353,8 @@
             <w:pPr>
               <w:pStyle w:val="Compact"/>
               <w:jc w:val="left"/>
-              <w:ind w:firstLine="0" w:left="0" w:right="0"/>
-              <w:spacing w:lineRule="auto" w:before="40" w:line="240" w:after="40"/>
+              <w:ind w:right="0" w:firstLine="0" w:left="0"/>
+              <w:spacing w:after="40" w:lineRule="auto" w:line="240" w:before="40"/>
             </w:pPr>
             <w:r>
               <w:t xml:space="preserve">Italic text</w:t>
@@ -2369,8 +2369,8 @@
             <w:pPr>
               <w:pStyle w:val="Compact"/>
               <w:jc w:val="left"/>
-              <w:ind w:firstLine="0" w:left="0" w:right="0"/>
-              <w:spacing w:lineRule="auto" w:before="40" w:line="240" w:after="40"/>
+              <w:ind w:right="0" w:firstLine="0" w:left="0"/>
+              <w:spacing w:after="40" w:lineRule="auto" w:line="240" w:before="40"/>
             </w:pPr>
             <w:r>
               <w:rPr>
@@ -2386,8 +2386,8 @@
             <w:pPr>
               <w:pStyle w:val="Compact"/>
               <w:jc w:val="left"/>
-              <w:ind w:firstLine="0" w:left="0" w:right="0"/>
-              <w:spacing w:lineRule="auto" w:before="40" w:line="240" w:after="40"/>
+              <w:ind w:right="0" w:firstLine="0" w:left="0"/>
+              <w:spacing w:after="40" w:lineRule="auto" w:line="240" w:before="40"/>
             </w:pPr>
             <w:r>
               <w:t xml:space="preserve">number</w:t>
@@ -2400,8 +2400,8 @@
             <w:pPr>
               <w:pStyle w:val="Compact"/>
               <w:jc w:val="left"/>
-              <w:ind w:firstLine="0" w:left="0" w:right="0"/>
-              <w:spacing w:lineRule="auto" w:before="40" w:line="240" w:after="40"/>
+              <w:ind w:right="0" w:firstLine="0" w:left="0"/>
+              <w:spacing w:after="40" w:lineRule="auto" w:line="240" w:before="40"/>
             </w:pPr>
             <w:r>
               <w:t xml:space="preserve">nil</w:t>
@@ -2414,8 +2414,8 @@
             <w:pPr>
               <w:pStyle w:val="Compact"/>
               <w:jc w:val="left"/>
-              <w:ind w:firstLine="0" w:left="0" w:right="0"/>
-              <w:spacing w:lineRule="auto" w:before="40" w:line="240" w:after="40"/>
+              <w:ind w:right="0" w:firstLine="0" w:left="0"/>
+              <w:spacing w:after="40" w:lineRule="auto" w:line="240" w:before="40"/>
             </w:pPr>
             <w:r>
               <w:t xml:space="preserve">Line spacing multiplier (1.0 = single, 1.15, 2.0, etc.)</w:t>
@@ -2430,8 +2430,8 @@
             <w:pPr>
               <w:pStyle w:val="Compact"/>
               <w:jc w:val="left"/>
-              <w:ind w:firstLine="0" w:left="0" w:right="0"/>
-              <w:spacing w:lineRule="auto" w:before="40" w:line="240" w:after="40"/>
+              <w:ind w:right="0" w:firstLine="0" w:left="0"/>
+              <w:spacing w:after="40" w:lineRule="auto" w:line="240" w:before="40"/>
             </w:pPr>
             <w:r>
               <w:rPr>
@@ -2447,8 +2447,8 @@
             <w:pPr>
               <w:pStyle w:val="Compact"/>
               <w:jc w:val="left"/>
-              <w:ind w:firstLine="0" w:left="0" w:right="0"/>
-              <w:spacing w:lineRule="auto" w:before="40" w:line="240" w:after="40"/>
+              <w:ind w:right="0" w:firstLine="0" w:left="0"/>
+              <w:spacing w:after="40" w:lineRule="auto" w:line="240" w:before="40"/>
             </w:pPr>
             <w:r>
               <w:t xml:space="preserve">number</w:t>
@@ -2461,8 +2461,8 @@
             <w:pPr>
               <w:pStyle w:val="Compact"/>
               <w:jc w:val="left"/>
-              <w:ind w:firstLine="0" w:left="0" w:right="0"/>
-              <w:spacing w:lineRule="auto" w:before="40" w:line="240" w:after="40"/>
+              <w:ind w:right="0" w:firstLine="0" w:left="0"/>
+              <w:spacing w:after="40" w:lineRule="auto" w:line="240" w:before="40"/>
             </w:pPr>
             <w:r>
               <w:t xml:space="preserve">nil</w:t>
@@ -2475,8 +2475,8 @@
             <w:pPr>
               <w:pStyle w:val="Compact"/>
               <w:jc w:val="left"/>
-              <w:ind w:firstLine="0" w:left="0" w:right="0"/>
-              <w:spacing w:lineRule="auto" w:before="40" w:line="240" w:after="40"/>
+              <w:ind w:right="0" w:firstLine="0" w:left="0"/>
+              <w:spacing w:after="40" w:lineRule="auto" w:line="240" w:before="40"/>
             </w:pPr>
             <w:r>
               <w:t xml:space="preserve">Space before paragraph in points</w:t>
@@ -2491,8 +2491,8 @@
             <w:pPr>
               <w:pStyle w:val="Compact"/>
               <w:jc w:val="left"/>
-              <w:ind w:firstLine="0" w:left="0" w:right="0"/>
-              <w:spacing w:lineRule="auto" w:before="40" w:line="240" w:after="40"/>
+              <w:ind w:right="0" w:firstLine="0" w:left="0"/>
+              <w:spacing w:after="40" w:lineRule="auto" w:line="240" w:before="40"/>
             </w:pPr>
             <w:r>
               <w:rPr>
@@ -2508,8 +2508,8 @@
             <w:pPr>
               <w:pStyle w:val="Compact"/>
               <w:jc w:val="left"/>
-              <w:ind w:firstLine="0" w:left="0" w:right="0"/>
-              <w:spacing w:lineRule="auto" w:before="40" w:line="240" w:after="40"/>
+              <w:ind w:right="0" w:firstLine="0" w:left="0"/>
+              <w:spacing w:after="40" w:lineRule="auto" w:line="240" w:before="40"/>
             </w:pPr>
             <w:r>
               <w:t xml:space="preserve">number</w:t>
@@ -2522,8 +2522,8 @@
             <w:pPr>
               <w:pStyle w:val="Compact"/>
               <w:jc w:val="left"/>
-              <w:ind w:firstLine="0" w:left="0" w:right="0"/>
-              <w:spacing w:lineRule="auto" w:before="40" w:line="240" w:after="40"/>
+              <w:ind w:right="0" w:firstLine="0" w:left="0"/>
+              <w:spacing w:after="40" w:lineRule="auto" w:line="240" w:before="40"/>
             </w:pPr>
             <w:r>
               <w:t xml:space="preserve">nil</w:t>
@@ -2536,8 +2536,8 @@
             <w:pPr>
               <w:pStyle w:val="Compact"/>
               <w:jc w:val="left"/>
-              <w:ind w:firstLine="0" w:left="0" w:right="0"/>
-              <w:spacing w:lineRule="auto" w:before="40" w:line="240" w:after="40"/>
+              <w:ind w:right="0" w:firstLine="0" w:left="0"/>
+              <w:spacing w:after="40" w:lineRule="auto" w:line="240" w:before="40"/>
             </w:pPr>
             <w:r>
               <w:t xml:space="preserve">Space after paragraph in points</w:t>
@@ -2552,8 +2552,8 @@
             <w:pPr>
               <w:pStyle w:val="Compact"/>
               <w:jc w:val="left"/>
-              <w:ind w:firstLine="0" w:left="0" w:right="0"/>
-              <w:spacing w:lineRule="auto" w:before="40" w:line="240" w:after="40"/>
+              <w:ind w:right="0" w:firstLine="0" w:left="0"/>
+              <w:spacing w:after="40" w:lineRule="auto" w:line="240" w:before="40"/>
             </w:pPr>
             <w:r>
               <w:rPr>
@@ -2569,8 +2569,8 @@
             <w:pPr>
               <w:pStyle w:val="Compact"/>
               <w:jc w:val="left"/>
-              <w:ind w:firstLine="0" w:left="0" w:right="0"/>
-              <w:spacing w:lineRule="auto" w:before="40" w:line="240" w:after="40"/>
+              <w:ind w:right="0" w:firstLine="0" w:left="0"/>
+              <w:spacing w:after="40" w:lineRule="auto" w:line="240" w:before="40"/>
             </w:pPr>
             <w:r>
               <w:t xml:space="preserve">string</w:t>
@@ -2583,8 +2583,8 @@
             <w:pPr>
               <w:pStyle w:val="Compact"/>
               <w:jc w:val="left"/>
-              <w:ind w:firstLine="0" w:left="0" w:right="0"/>
-              <w:spacing w:lineRule="auto" w:before="40" w:line="240" w:after="40"/>
+              <w:ind w:right="0" w:firstLine="0" w:left="0"/>
+              <w:spacing w:after="40" w:lineRule="auto" w:line="240" w:before="40"/>
             </w:pPr>
             <w:r>
               <w:t xml:space="preserve">nil</w:t>
@@ -2597,8 +2597,8 @@
             <w:pPr>
               <w:pStyle w:val="Compact"/>
               <w:jc w:val="left"/>
-              <w:ind w:firstLine="0" w:left="0" w:right="0"/>
-              <w:spacing w:lineRule="auto" w:before="40" w:line="240" w:after="40"/>
+              <w:ind w:right="0" w:firstLine="0" w:left="0"/>
+              <w:spacing w:after="40" w:lineRule="auto" w:line="240" w:before="40"/>
             </w:pPr>
             <w:r>
               <w:t xml:space="preserve">Text alignment:</w:t>
@@ -2676,8 +2676,8 @@
             <w:pPr>
               <w:pStyle w:val="Compact"/>
               <w:jc w:val="left"/>
-              <w:ind w:firstLine="0" w:left="0" w:right="0"/>
-              <w:spacing w:lineRule="auto" w:before="40" w:line="240" w:after="40"/>
+              <w:ind w:right="0" w:firstLine="0" w:left="0"/>
+              <w:spacing w:after="40" w:lineRule="auto" w:line="240" w:before="40"/>
             </w:pPr>
             <w:r>
               <w:rPr>
@@ -2693,8 +2693,8 @@
             <w:pPr>
               <w:pStyle w:val="Compact"/>
               <w:jc w:val="left"/>
-              <w:ind w:firstLine="0" w:left="0" w:right="0"/>
-              <w:spacing w:lineRule="auto" w:before="40" w:line="240" w:after="40"/>
+              <w:ind w:right="0" w:firstLine="0" w:left="0"/>
+              <w:spacing w:after="40" w:lineRule="auto" w:line="240" w:before="40"/>
             </w:pPr>
             <w:r>
               <w:t xml:space="preserve">string</w:t>
@@ -2707,8 +2707,8 @@
             <w:pPr>
               <w:pStyle w:val="Compact"/>
               <w:jc w:val="left"/>
-              <w:ind w:firstLine="0" w:left="0" w:right="0"/>
-              <w:spacing w:lineRule="auto" w:before="40" w:line="240" w:after="40"/>
+              <w:ind w:right="0" w:firstLine="0" w:left="0"/>
+              <w:spacing w:after="40" w:lineRule="auto" w:line="240" w:before="40"/>
             </w:pPr>
             <w:r>
               <w:t xml:space="preserve">nil</w:t>
@@ -2721,8 +2721,8 @@
             <w:pPr>
               <w:pStyle w:val="Compact"/>
               <w:jc w:val="left"/>
-              <w:ind w:firstLine="0" w:left="0" w:right="0"/>
-              <w:spacing w:lineRule="auto" w:before="40" w:line="240" w:after="40"/>
+              <w:ind w:right="0" w:firstLine="0" w:left="0"/>
+              <w:spacing w:after="40" w:lineRule="auto" w:line="240" w:before="40"/>
             </w:pPr>
             <w:r>
               <w:t xml:space="preserve">Left indent (e.g.,</w:t>
@@ -2767,8 +2767,8 @@
             <w:pPr>
               <w:pStyle w:val="Compact"/>
               <w:jc w:val="left"/>
-              <w:ind w:firstLine="0" w:left="0" w:right="0"/>
-              <w:spacing w:lineRule="auto" w:before="40" w:line="240" w:after="40"/>
+              <w:ind w:right="0" w:firstLine="0" w:left="0"/>
+              <w:spacing w:after="40" w:lineRule="auto" w:line="240" w:before="40"/>
             </w:pPr>
             <w:r>
               <w:rPr>
@@ -2784,8 +2784,8 @@
             <w:pPr>
               <w:pStyle w:val="Compact"/>
               <w:jc w:val="left"/>
-              <w:ind w:firstLine="0" w:left="0" w:right="0"/>
-              <w:spacing w:lineRule="auto" w:before="40" w:line="240" w:after="40"/>
+              <w:ind w:right="0" w:firstLine="0" w:left="0"/>
+              <w:spacing w:after="40" w:lineRule="auto" w:line="240" w:before="40"/>
             </w:pPr>
             <w:r>
               <w:t xml:space="preserve">string</w:t>
@@ -2798,8 +2798,8 @@
             <w:pPr>
               <w:pStyle w:val="Compact"/>
               <w:jc w:val="left"/>
-              <w:ind w:firstLine="0" w:left="0" w:right="0"/>
-              <w:spacing w:lineRule="auto" w:before="40" w:line="240" w:after="40"/>
+              <w:ind w:right="0" w:firstLine="0" w:left="0"/>
+              <w:spacing w:after="40" w:lineRule="auto" w:line="240" w:before="40"/>
             </w:pPr>
             <w:r>
               <w:t xml:space="preserve">nil</w:t>
@@ -2812,8 +2812,8 @@
             <w:pPr>
               <w:pStyle w:val="Compact"/>
               <w:jc w:val="left"/>
-              <w:ind w:firstLine="0" w:left="0" w:right="0"/>
-              <w:spacing w:lineRule="auto" w:before="40" w:line="240" w:after="40"/>
+              <w:ind w:right="0" w:firstLine="0" w:left="0"/>
+              <w:spacing w:after="40" w:lineRule="auto" w:line="240" w:before="40"/>
             </w:pPr>
             <w:r>
               <w:t xml:space="preserve">Right indent</w:t>
@@ -2828,8 +2828,8 @@
             <w:pPr>
               <w:pStyle w:val="Compact"/>
               <w:jc w:val="left"/>
-              <w:ind w:firstLine="0" w:left="0" w:right="0"/>
-              <w:spacing w:lineRule="auto" w:before="40" w:line="240" w:after="40"/>
+              <w:ind w:right="0" w:firstLine="0" w:left="0"/>
+              <w:spacing w:after="40" w:lineRule="auto" w:line="240" w:before="40"/>
             </w:pPr>
             <w:r>
               <w:rPr>
@@ -2845,8 +2845,8 @@
             <w:pPr>
               <w:pStyle w:val="Compact"/>
               <w:jc w:val="left"/>
-              <w:ind w:firstLine="0" w:left="0" w:right="0"/>
-              <w:spacing w:lineRule="auto" w:before="40" w:line="240" w:after="40"/>
+              <w:ind w:right="0" w:firstLine="0" w:left="0"/>
+              <w:spacing w:after="40" w:lineRule="auto" w:line="240" w:before="40"/>
             </w:pPr>
             <w:r>
               <w:t xml:space="preserve">boolean</w:t>
@@ -2859,8 +2859,8 @@
             <w:pPr>
               <w:pStyle w:val="Compact"/>
               <w:jc w:val="left"/>
-              <w:ind w:firstLine="0" w:left="0" w:right="0"/>
-              <w:spacing w:lineRule="auto" w:before="40" w:line="240" w:after="40"/>
+              <w:ind w:right="0" w:firstLine="0" w:left="0"/>
+              <w:spacing w:after="40" w:lineRule="auto" w:line="240" w:before="40"/>
             </w:pPr>
             <w:r>
               <w:t xml:space="preserve">nil</w:t>
@@ -2873,8 +2873,8 @@
             <w:pPr>
               <w:pStyle w:val="Compact"/>
               <w:jc w:val="left"/>
-              <w:ind w:firstLine="0" w:left="0" w:right="0"/>
-              <w:spacing w:lineRule="auto" w:before="40" w:line="240" w:after="40"/>
+              <w:ind w:right="0" w:firstLine="0" w:left="0"/>
+              <w:spacing w:after="40" w:lineRule="auto" w:line="240" w:before="40"/>
             </w:pPr>
             <w:r>
               <w:t xml:space="preserve">Keep with next paragraph (prevent orphaning)</w:t>
@@ -2889,8 +2889,8 @@
             <w:pPr>
               <w:pStyle w:val="Compact"/>
               <w:jc w:val="left"/>
-              <w:ind w:firstLine="0" w:left="0" w:right="0"/>
-              <w:spacing w:lineRule="auto" w:before="40" w:line="240" w:after="40"/>
+              <w:ind w:right="0" w:firstLine="0" w:left="0"/>
+              <w:spacing w:after="40" w:lineRule="auto" w:line="240" w:before="40"/>
             </w:pPr>
             <w:r>
               <w:rPr>
@@ -2906,8 +2906,8 @@
             <w:pPr>
               <w:pStyle w:val="Compact"/>
               <w:jc w:val="left"/>
-              <w:ind w:firstLine="0" w:left="0" w:right="0"/>
-              <w:spacing w:lineRule="auto" w:before="40" w:line="240" w:after="40"/>
+              <w:ind w:right="0" w:firstLine="0" w:left="0"/>
+              <w:spacing w:after="40" w:lineRule="auto" w:line="240" w:before="40"/>
             </w:pPr>
             <w:r>
               <w:t xml:space="preserve">integer</w:t>
@@ -2920,8 +2920,8 @@
             <w:pPr>
               <w:pStyle w:val="Compact"/>
               <w:jc w:val="left"/>
-              <w:ind w:firstLine="0" w:left="0" w:right="0"/>
-              <w:spacing w:lineRule="auto" w:before="40" w:line="240" w:after="40"/>
+              <w:ind w:right="0" w:firstLine="0" w:left="0"/>
+              <w:spacing w:after="40" w:lineRule="auto" w:line="240" w:before="40"/>
             </w:pPr>
             <w:r>
               <w:t xml:space="preserve">nil</w:t>
@@ -2934,8 +2934,8 @@
             <w:pPr>
               <w:pStyle w:val="Compact"/>
               <w:jc w:val="left"/>
-              <w:ind w:firstLine="0" w:left="0" w:right="0"/>
-              <w:spacing w:lineRule="auto" w:before="40" w:line="240" w:after="40"/>
+              <w:ind w:right="0" w:firstLine="0" w:left="0"/>
+              <w:spacing w:after="40" w:lineRule="auto" w:line="240" w:before="40"/>
             </w:pPr>
             <w:r>
               <w:t xml:space="preserve">Outline level for TOC (0 = Heading 1, 1 = Heading 2, etc.)</w:t>
@@ -2960,12 +2960,12 @@
     </w:p>
     <w:p>
       <w:pPr>
-        <w:spacing w:line="20" w:before="0" w:lineRule="exact" w:after="0"/>
+        <w:spacing w:before="0" w:after="0" w:lineRule="exact" w:line="20"/>
         <w:rPr>
           <w:sz w:val="2"/>
         </w:rPr>
       </w:pPr>
-      <w:bookmarkStart w:name="listing-src-docx-paragraph-styles" w:id="637"/>
+      <w:bookmarkStart w:id="637" w:name="listing-src-docx-paragraph-styles"/>
       <w:bookmarkEnd w:id="637"/>
     </w:p>
     <w:p>
@@ -4627,12 +4627,12 @@
     </w:p>
     <w:p>
       <w:pPr>
-        <w:spacing w:line="20" w:before="0" w:lineRule="exact" w:after="0"/>
+        <w:spacing w:before="0" w:after="0" w:lineRule="exact" w:line="20"/>
         <w:rPr>
           <w:sz w:val="2"/>
         </w:rPr>
       </w:pPr>
-      <w:bookmarkStart w:name="listing-src-docx-table-styles" w:id="14557"/>
+      <w:bookmarkStart w:id="14557" w:name="listing-src-docx-table-styles"/>
       <w:bookmarkEnd w:id="14557"/>
     </w:p>
     <w:p>
@@ -6201,12 +6201,12 @@
     </w:p>
     <w:p>
       <w:pPr>
-        <w:spacing w:line="20" w:before="0" w:lineRule="exact" w:after="0"/>
+        <w:spacing w:before="0" w:after="0" w:lineRule="exact" w:line="20"/>
         <w:rPr>
           <w:sz w:val="2"/>
         </w:rPr>
       </w:pPr>
-      <w:bookmarkStart w:name="listing-src-docx-captions" w:id="13321"/>
+      <w:bookmarkStart w:id="13321" w:name="listing-src-docx-captions"/>
       <w:bookmarkEnd w:id="13321"/>
     </w:p>
     <w:p>
@@ -7021,12 +7021,12 @@
     </w:p>
     <w:p>
       <w:pPr>
-        <w:spacing w:line="20" w:before="0" w:lineRule="exact" w:after="0"/>
+        <w:spacing w:before="0" w:after="0" w:lineRule="exact" w:line="20"/>
         <w:rPr>
           <w:sz w:val="2"/>
         </w:rPr>
       </w:pPr>
-      <w:bookmarkStart w:name="listing-src-docx-preset-extends" w:id="16743"/>
+      <w:bookmarkStart w:id="16743" w:name="listing-src-docx-preset-extends"/>
       <w:bookmarkEnd w:id="16743"/>
     </w:p>
     <w:p>
@@ -8458,12 +8458,12 @@
     </w:p>
     <w:p>
       <w:pPr>
-        <w:spacing w:line="20" w:before="0" w:lineRule="exact" w:after="0"/>
+        <w:spacing w:before="0" w:after="0" w:lineRule="exact" w:line="20"/>
         <w:rPr>
           <w:sz w:val="2"/>
         </w:rPr>
       </w:pPr>
-      <w:bookmarkStart w:name="csv-tbl-docx-postprocessor-hooks" w:id="25759"/>
+      <w:bookmarkStart w:id="25759" w:name="csv-tbl-docx-postprocessor-hooks"/>
       <w:bookmarkEnd w:id="25759"/>
     </w:p>
     <w:p>
@@ -8500,18 +8500,18 @@
         <w:tblLook w:firstRow="1" w:lastRow="0" w:firstColumn="0" w:lastColumn="0" w:noHBand="0" w:noVBand="0" w:val="0020"/>
         <w:jc w:val="start"/>
         <w:tblBorders>
-          <w:top w:color="000000" w:space="0" w:sz="6" w:val="single"/>
-          <w:left w:color="000000" w:space="0" w:sz="6" w:val="single"/>
-          <w:bottom w:color="000000" w:space="0" w:sz="6" w:val="single"/>
-          <w:right w:color="000000" w:space="0" w:sz="6" w:val="single"/>
-          <w:insideH w:color="000000" w:space="0" w:sz="6" w:val="single"/>
-          <w:insideV w:color="000000" w:space="0" w:sz="6" w:val="single"/>
+          <w:top w:space="0" w:color="000000" w:val="single" w:sz="6"/>
+          <w:left w:space="0" w:color="000000" w:val="single" w:sz="6"/>
+          <w:bottom w:space="0" w:color="000000" w:val="single" w:sz="6"/>
+          <w:right w:space="0" w:color="000000" w:val="single" w:sz="6"/>
+          <w:insideH w:space="0" w:color="000000" w:val="single" w:sz="6"/>
+          <w:insideV w:space="0" w:color="000000" w:val="single" w:sz="6"/>
         </w:tblBorders>
         <w:tblCellMar>
-          <w:top w:w="57" w:type="dxa"/>
-          <w:left w:w="108" w:type="dxa"/>
-          <w:bottom w:w="57" w:type="dxa"/>
-          <w:right w:w="108" w:type="dxa"/>
+          <w:top w:type="dxa" w:w="57"/>
+          <w:left w:type="dxa" w:w="108"/>
+          <w:bottom w:type="dxa" w:w="57"/>
+          <w:right w:type="dxa" w:w="108"/>
         </w:tblCellMar>
       </w:tblPr>
       <w:tblGrid>
@@ -8525,14 +8525,14 @@
         </w:trPr>
         <w:tc>
           <w:tcPr>
-            <w:shd w:color="auto" w:fill="E8E8E8" w:val="clear"/>
+            <w:shd w:color="auto" w:val="clear" w:fill="E8E8E8"/>
           </w:tcPr>
           <w:p>
             <w:pPr>
               <w:pStyle w:val="Compact"/>
               <w:jc w:val="left"/>
-              <w:ind w:firstLine="0" w:left="0" w:right="0"/>
-              <w:spacing w:lineRule="auto" w:before="40" w:line="240" w:after="40"/>
+              <w:ind w:right="0" w:firstLine="0" w:left="0"/>
+              <w:spacing w:after="40" w:lineRule="auto" w:line="240" w:before="40"/>
             </w:pPr>
             <w:r>
               <w:rPr>
@@ -8544,14 +8544,14 @@
         </w:tc>
         <w:tc>
           <w:tcPr>
-            <w:shd w:color="auto" w:fill="E8E8E8" w:val="clear"/>
+            <w:shd w:color="auto" w:val="clear" w:fill="E8E8E8"/>
           </w:tcPr>
           <w:p>
             <w:pPr>
               <w:pStyle w:val="Compact"/>
               <w:jc w:val="left"/>
-              <w:ind w:firstLine="0" w:left="0" w:right="0"/>
-              <w:spacing w:lineRule="auto" w:before="40" w:line="240" w:after="40"/>
+              <w:ind w:right="0" w:firstLine="0" w:left="0"/>
+              <w:spacing w:after="40" w:lineRule="auto" w:line="240" w:before="40"/>
             </w:pPr>
             <w:r>
               <w:rPr>
@@ -8563,14 +8563,14 @@
         </w:tc>
         <w:tc>
           <w:tcPr>
-            <w:shd w:color="auto" w:fill="E8E8E8" w:val="clear"/>
+            <w:shd w:color="auto" w:val="clear" w:fill="E8E8E8"/>
           </w:tcPr>
           <w:p>
             <w:pPr>
               <w:pStyle w:val="Compact"/>
               <w:jc w:val="left"/>
-              <w:ind w:firstLine="0" w:left="0" w:right="0"/>
-              <w:spacing w:lineRule="auto" w:before="40" w:line="240" w:after="40"/>
+              <w:ind w:right="0" w:firstLine="0" w:left="0"/>
+              <w:spacing w:after="40" w:lineRule="auto" w:line="240" w:before="40"/>
             </w:pPr>
             <w:r>
               <w:rPr>
@@ -8588,8 +8588,8 @@
             <w:pPr>
               <w:pStyle w:val="Compact"/>
               <w:jc w:val="left"/>
-              <w:ind w:firstLine="0" w:left="0" w:right="0"/>
-              <w:spacing w:lineRule="auto" w:before="40" w:line="240" w:after="40"/>
+              <w:ind w:right="0" w:firstLine="0" w:left="0"/>
+              <w:spacing w:after="40" w:lineRule="auto" w:line="240" w:before="40"/>
             </w:pPr>
             <w:r>
               <w:rPr>
@@ -8605,8 +8605,8 @@
             <w:pPr>
               <w:pStyle w:val="Compact"/>
               <w:jc w:val="left"/>
-              <w:ind w:firstLine="0" w:left="0" w:right="0"/>
-              <w:spacing w:lineRule="auto" w:before="40" w:line="240" w:after="40"/>
+              <w:ind w:right="0" w:firstLine="0" w:left="0"/>
+              <w:spacing w:after="40" w:lineRule="auto" w:line="240" w:before="40"/>
             </w:pPr>
             <w:r>
               <w:rPr>
@@ -8628,8 +8628,8 @@
             <w:pPr>
               <w:pStyle w:val="Compact"/>
               <w:jc w:val="left"/>
-              <w:ind w:firstLine="0" w:left="0" w:right="0"/>
-              <w:spacing w:lineRule="auto" w:before="40" w:line="240" w:after="40"/>
+              <w:ind w:right="0" w:firstLine="0" w:left="0"/>
+              <w:spacing w:after="40" w:lineRule="auto" w:line="240" w:before="40"/>
             </w:pPr>
             <w:r>
               <w:t xml:space="preserve">Modify main document body</w:t>
@@ -8644,8 +8644,8 @@
             <w:pPr>
               <w:pStyle w:val="Compact"/>
               <w:jc w:val="left"/>
-              <w:ind w:firstLine="0" w:left="0" w:right="0"/>
-              <w:spacing w:lineRule="auto" w:before="40" w:line="240" w:after="40"/>
+              <w:ind w:right="0" w:firstLine="0" w:left="0"/>
+              <w:spacing w:after="40" w:lineRule="auto" w:line="240" w:before="40"/>
             </w:pPr>
             <w:r>
               <w:rPr>
@@ -8661,8 +8661,8 @@
             <w:pPr>
               <w:pStyle w:val="Compact"/>
               <w:jc w:val="left"/>
-              <w:ind w:firstLine="0" w:left="0" w:right="0"/>
-              <w:spacing w:lineRule="auto" w:before="40" w:line="240" w:after="40"/>
+              <w:ind w:right="0" w:firstLine="0" w:left="0"/>
+              <w:spacing w:after="40" w:lineRule="auto" w:line="240" w:before="40"/>
             </w:pPr>
             <w:r>
               <w:rPr>
@@ -8684,8 +8684,8 @@
             <w:pPr>
               <w:pStyle w:val="Compact"/>
               <w:jc w:val="left"/>
-              <w:ind w:firstLine="0" w:left="0" w:right="0"/>
-              <w:spacing w:lineRule="auto" w:before="40" w:line="240" w:after="40"/>
+              <w:ind w:right="0" w:firstLine="0" w:left="0"/>
+              <w:spacing w:after="40" w:lineRule="auto" w:line="240" w:before="40"/>
             </w:pPr>
             <w:r>
               <w:t xml:space="preserve">Modify or inject style definitions</w:t>
@@ -8700,8 +8700,8 @@
             <w:pPr>
               <w:pStyle w:val="Compact"/>
               <w:jc w:val="left"/>
-              <w:ind w:firstLine="0" w:left="0" w:right="0"/>
-              <w:spacing w:lineRule="auto" w:before="40" w:line="240" w:after="40"/>
+              <w:ind w:right="0" w:firstLine="0" w:left="0"/>
+              <w:spacing w:after="40" w:lineRule="auto" w:line="240" w:before="40"/>
             </w:pPr>
             <w:r>
               <w:rPr>
@@ -8717,8 +8717,8 @@
             <w:pPr>
               <w:pStyle w:val="Compact"/>
               <w:jc w:val="left"/>
-              <w:ind w:firstLine="0" w:left="0" w:right="0"/>
-              <w:spacing w:lineRule="auto" w:before="40" w:line="240" w:after="40"/>
+              <w:ind w:right="0" w:firstLine="0" w:left="0"/>
+              <w:spacing w:after="40" w:lineRule="auto" w:line="240" w:before="40"/>
             </w:pPr>
             <w:r>
               <w:rPr>
@@ -8740,8 +8740,8 @@
             <w:pPr>
               <w:pStyle w:val="Compact"/>
               <w:jc w:val="left"/>
-              <w:ind w:firstLine="0" w:left="0" w:right="0"/>
-              <w:spacing w:lineRule="auto" w:before="40" w:line="240" w:after="40"/>
+              <w:ind w:right="0" w:firstLine="0" w:left="0"/>
+              <w:spacing w:after="40" w:lineRule="auto" w:line="240" w:before="40"/>
             </w:pPr>
             <w:r>
               <w:t xml:space="preserve">Modify list numbering definitions</w:t>
@@ -8756,8 +8756,8 @@
             <w:pPr>
               <w:pStyle w:val="Compact"/>
               <w:jc w:val="left"/>
-              <w:ind w:firstLine="0" w:left="0" w:right="0"/>
-              <w:spacing w:lineRule="auto" w:before="40" w:line="240" w:after="40"/>
+              <w:ind w:right="0" w:firstLine="0" w:left="0"/>
+              <w:spacing w:after="40" w:lineRule="auto" w:line="240" w:before="40"/>
             </w:pPr>
             <w:r>
               <w:rPr>
@@ -8773,8 +8773,8 @@
             <w:pPr>
               <w:pStyle w:val="Compact"/>
               <w:jc w:val="left"/>
-              <w:ind w:firstLine="0" w:left="0" w:right="0"/>
-              <w:spacing w:lineRule="auto" w:before="40" w:line="240" w:after="40"/>
+              <w:ind w:right="0" w:firstLine="0" w:left="0"/>
+              <w:spacing w:after="40" w:lineRule="auto" w:line="240" w:before="40"/>
             </w:pPr>
             <w:r>
               <w:rPr>
@@ -8796,8 +8796,8 @@
             <w:pPr>
               <w:pStyle w:val="Compact"/>
               <w:jc w:val="left"/>
-              <w:ind w:firstLine="0" w:left="0" w:right="0"/>
-              <w:spacing w:lineRule="auto" w:before="40" w:line="240" w:after="40"/>
+              <w:ind w:right="0" w:firstLine="0" w:left="0"/>
+              <w:spacing w:after="40" w:lineRule="auto" w:line="240" w:before="40"/>
             </w:pPr>
             <w:r>
               <w:t xml:space="preserve">Add content type declarations</w:t>
@@ -8812,8 +8812,8 @@
             <w:pPr>
               <w:pStyle w:val="Compact"/>
               <w:jc w:val="left"/>
-              <w:ind w:firstLine="0" w:left="0" w:right="0"/>
-              <w:spacing w:lineRule="auto" w:before="40" w:line="240" w:after="40"/>
+              <w:ind w:right="0" w:firstLine="0" w:left="0"/>
+              <w:spacing w:after="40" w:lineRule="auto" w:line="240" w:before="40"/>
             </w:pPr>
             <w:r>
               <w:rPr>
@@ -8829,8 +8829,8 @@
             <w:pPr>
               <w:pStyle w:val="Compact"/>
               <w:jc w:val="left"/>
-              <w:ind w:firstLine="0" w:left="0" w:right="0"/>
-              <w:spacing w:lineRule="auto" w:before="40" w:line="240" w:after="40"/>
+              <w:ind w:right="0" w:firstLine="0" w:left="0"/>
+              <w:spacing w:after="40" w:lineRule="auto" w:line="240" w:before="40"/>
             </w:pPr>
             <w:r>
               <w:rPr>
@@ -8852,8 +8852,8 @@
             <w:pPr>
               <w:pStyle w:val="Compact"/>
               <w:jc w:val="left"/>
-              <w:ind w:firstLine="0" w:left="0" w:right="0"/>
-              <w:spacing w:lineRule="auto" w:before="40" w:line="240" w:after="40"/>
+              <w:ind w:right="0" w:firstLine="0" w:left="0"/>
+              <w:spacing w:after="40" w:lineRule="auto" w:line="240" w:before="40"/>
             </w:pPr>
             <w:r>
               <w:t xml:space="preserve">Modify document settings</w:t>
@@ -8868,8 +8868,8 @@
             <w:pPr>
               <w:pStyle w:val="Compact"/>
               <w:jc w:val="left"/>
-              <w:ind w:firstLine="0" w:left="0" w:right="0"/>
-              <w:spacing w:lineRule="auto" w:before="40" w:line="240" w:after="40"/>
+              <w:ind w:right="0" w:firstLine="0" w:left="0"/>
+              <w:spacing w:after="40" w:lineRule="auto" w:line="240" w:before="40"/>
             </w:pPr>
             <w:r>
               <w:rPr>
@@ -8885,8 +8885,8 @@
             <w:pPr>
               <w:pStyle w:val="Compact"/>
               <w:jc w:val="left"/>
-              <w:ind w:firstLine="0" w:left="0" w:right="0"/>
-              <w:spacing w:lineRule="auto" w:before="40" w:line="240" w:after="40"/>
+              <w:ind w:right="0" w:firstLine="0" w:left="0"/>
+              <w:spacing w:after="40" w:lineRule="auto" w:line="240" w:before="40"/>
             </w:pPr>
             <w:r>
               <w:rPr>
@@ -8908,8 +8908,8 @@
             <w:pPr>
               <w:pStyle w:val="Compact"/>
               <w:jc w:val="left"/>
-              <w:ind w:firstLine="0" w:left="0" w:right="0"/>
-              <w:spacing w:lineRule="auto" w:before="40" w:line="240" w:after="40"/>
+              <w:ind w:right="0" w:firstLine="0" w:left="0"/>
+              <w:spacing w:after="40" w:lineRule="auto" w:line="240" w:before="40"/>
             </w:pPr>
             <w:r>
               <w:t xml:space="preserve">Add/modify relationship entries</w:t>
@@ -8924,8 +8924,8 @@
             <w:pPr>
               <w:pStyle w:val="Compact"/>
               <w:jc w:val="left"/>
-              <w:ind w:firstLine="0" w:left="0" w:right="0"/>
-              <w:spacing w:lineRule="auto" w:before="40" w:line="240" w:after="40"/>
+              <w:ind w:right="0" w:firstLine="0" w:left="0"/>
+              <w:spacing w:after="40" w:lineRule="auto" w:line="240" w:before="40"/>
             </w:pPr>
             <w:r>
               <w:rPr>
@@ -8941,8 +8941,8 @@
             <w:pPr>
               <w:pStyle w:val="Compact"/>
               <w:jc w:val="left"/>
-              <w:ind w:firstLine="0" w:left="0" w:right="0"/>
-              <w:spacing w:lineRule="auto" w:before="40" w:line="240" w:after="40"/>
+              <w:ind w:right="0" w:firstLine="0" w:left="0"/>
+              <w:spacing w:after="40" w:lineRule="auto" w:line="240" w:before="40"/>
             </w:pPr>
             <w:r>
               <w:t xml:space="preserve">Temp directory path</w:t>
@@ -8955,8 +8955,8 @@
             <w:pPr>
               <w:pStyle w:val="Compact"/>
               <w:jc w:val="left"/>
-              <w:ind w:firstLine="0" w:left="0" w:right="0"/>
-              <w:spacing w:lineRule="auto" w:before="40" w:line="240" w:after="40"/>
+              <w:ind w:right="0" w:firstLine="0" w:left="0"/>
+              <w:spacing w:after="40" w:lineRule="auto" w:line="240" w:before="40"/>
             </w:pPr>
             <w:r>
               <w:t xml:space="preserve">Create new parts (headers, footers)</w:t>
@@ -9009,12 +9009,12 @@
     </w:p>
     <w:p>
       <w:pPr>
-        <w:spacing w:line="20" w:before="0" w:lineRule="exact" w:after="0"/>
+        <w:spacing w:before="0" w:after="0" w:lineRule="exact" w:line="20"/>
         <w:rPr>
           <w:sz w:val="2"/>
         </w:rPr>
       </w:pPr>
-      <w:bookmarkStart w:name="listing-src-docx-custom-postprocessor" w:id="69874"/>
+      <w:bookmarkStart w:id="69874" w:name="listing-src-docx-custom-postprocessor"/>
       <w:bookmarkEnd w:id="69874"/>
     </w:p>
     <w:p>
@@ -9783,12 +9783,12 @@
     </w:p>
     <w:p>
       <w:pPr>
-        <w:spacing w:line="20" w:before="0" w:lineRule="exact" w:after="0"/>
+        <w:spacing w:before="0" w:after="0" w:lineRule="exact" w:line="20"/>
         <w:rPr>
           <w:sz w:val="2"/>
         </w:rPr>
       </w:pPr>
-      <w:bookmarkStart w:name="csv-tbl-docx-filter-features" w:id="27004"/>
+      <w:bookmarkStart w:id="27004" w:name="csv-tbl-docx-filter-features"/>
       <w:bookmarkEnd w:id="27004"/>
     </w:p>
     <w:p>
@@ -9825,18 +9825,18 @@
         <w:tblLook w:firstRow="1" w:lastRow="0" w:firstColumn="0" w:lastColumn="0" w:noHBand="0" w:noVBand="0" w:val="0020"/>
         <w:jc w:val="start"/>
         <w:tblBorders>
-          <w:top w:color="000000" w:space="0" w:sz="6" w:val="single"/>
-          <w:left w:color="000000" w:space="0" w:sz="6" w:val="single"/>
-          <w:bottom w:color="000000" w:space="0" w:sz="6" w:val="single"/>
-          <w:right w:color="000000" w:space="0" w:sz="6" w:val="single"/>
-          <w:insideH w:color="000000" w:space="0" w:sz="6" w:val="single"/>
-          <w:insideV w:color="000000" w:space="0" w:sz="6" w:val="single"/>
+          <w:top w:space="0" w:color="000000" w:val="single" w:sz="6"/>
+          <w:left w:space="0" w:color="000000" w:val="single" w:sz="6"/>
+          <w:bottom w:space="0" w:color="000000" w:val="single" w:sz="6"/>
+          <w:right w:space="0" w:color="000000" w:val="single" w:sz="6"/>
+          <w:insideH w:space="0" w:color="000000" w:val="single" w:sz="6"/>
+          <w:insideV w:space="0" w:color="000000" w:val="single" w:sz="6"/>
         </w:tblBorders>
         <w:tblCellMar>
-          <w:top w:w="57" w:type="dxa"/>
-          <w:left w:w="108" w:type="dxa"/>
-          <w:bottom w:w="57" w:type="dxa"/>
-          <w:right w:w="108" w:type="dxa"/>
+          <w:top w:type="dxa" w:w="57"/>
+          <w:left w:type="dxa" w:w="108"/>
+          <w:bottom w:type="dxa" w:w="57"/>
+          <w:right w:type="dxa" w:w="108"/>
         </w:tblCellMar>
       </w:tblPr>
       <w:tblGrid>
@@ -9849,14 +9849,14 @@
         </w:trPr>
         <w:tc>
           <w:tcPr>
-            <w:shd w:color="auto" w:fill="E8E8E8" w:val="clear"/>
+            <w:shd w:color="auto" w:val="clear" w:fill="E8E8E8"/>
           </w:tcPr>
           <w:p>
             <w:pPr>
               <w:pStyle w:val="Compact"/>
               <w:jc w:val="left"/>
-              <w:ind w:firstLine="0" w:left="0" w:right="0"/>
-              <w:spacing w:lineRule="auto" w:before="40" w:line="240" w:after="40"/>
+              <w:ind w:right="0" w:firstLine="0" w:left="0"/>
+              <w:spacing w:after="40" w:lineRule="auto" w:line="240" w:before="40"/>
             </w:pPr>
             <w:r>
               <w:rPr>
@@ -9868,14 +9868,14 @@
         </w:tc>
         <w:tc>
           <w:tcPr>
-            <w:shd w:color="auto" w:fill="E8E8E8" w:val="clear"/>
+            <w:shd w:color="auto" w:val="clear" w:fill="E8E8E8"/>
           </w:tcPr>
           <w:p>
             <w:pPr>
               <w:pStyle w:val="Compact"/>
               <w:jc w:val="left"/>
-              <w:ind w:firstLine="0" w:left="0" w:right="0"/>
-              <w:spacing w:lineRule="auto" w:before="40" w:line="240" w:after="40"/>
+              <w:ind w:right="0" w:firstLine="0" w:left="0"/>
+              <w:spacing w:after="40" w:lineRule="auto" w:line="240" w:before="40"/>
             </w:pPr>
             <w:r>
               <w:rPr>
@@ -9893,8 +9893,8 @@
             <w:pPr>
               <w:pStyle w:val="Compact"/>
               <w:jc w:val="left"/>
-              <w:ind w:firstLine="0" w:left="0" w:right="0"/>
-              <w:spacing w:lineRule="auto" w:before="40" w:line="240" w:after="40"/>
+              <w:ind w:right="0" w:firstLine="0" w:left="0"/>
+              <w:spacing w:after="40" w:lineRule="auto" w:line="240" w:before="40"/>
             </w:pPr>
             <w:r>
               <w:rPr>
@@ -9910,8 +9910,8 @@
             <w:pPr>
               <w:pStyle w:val="Compact"/>
               <w:jc w:val="left"/>
-              <w:ind w:firstLine="0" w:left="0" w:right="0"/>
-              <w:spacing w:lineRule="auto" w:before="40" w:line="240" w:after="40"/>
+              <w:ind w:right="0" w:firstLine="0" w:left="0"/>
+              <w:spacing w:after="40" w:lineRule="auto" w:line="240" w:before="40"/>
             </w:pPr>
             <w:r>
               <w:t xml:space="preserve">OOXML page break</w:t>
@@ -9926,8 +9926,8 @@
             <w:pPr>
               <w:pStyle w:val="Compact"/>
               <w:jc w:val="left"/>
-              <w:ind w:firstLine="0" w:left="0" w:right="0"/>
-              <w:spacing w:lineRule="auto" w:before="40" w:line="240" w:after="40"/>
+              <w:ind w:right="0" w:firstLine="0" w:left="0"/>
+              <w:spacing w:after="40" w:lineRule="auto" w:line="240" w:before="40"/>
             </w:pPr>
             <w:r>
               <w:rPr>
@@ -9943,8 +9943,8 @@
             <w:pPr>
               <w:pStyle w:val="Compact"/>
               <w:jc w:val="left"/>
-              <w:ind w:firstLine="0" w:left="0" w:right="0"/>
-              <w:spacing w:lineRule="auto" w:before="40" w:line="240" w:after="40"/>
+              <w:ind w:right="0" w:firstLine="0" w:left="0"/>
+              <w:spacing w:after="40" w:lineRule="auto" w:line="240" w:before="40"/>
             </w:pPr>
             <w:r>
               <w:t xml:space="preserve">OOXML spacing (in twips)</w:t>
@@ -9959,8 +9959,8 @@
             <w:pPr>
               <w:pStyle w:val="Compact"/>
               <w:jc w:val="left"/>
-              <w:ind w:firstLine="0" w:left="0" w:right="0"/>
-              <w:spacing w:lineRule="auto" w:before="40" w:line="240" w:after="40"/>
+              <w:ind w:right="0" w:firstLine="0" w:left="0"/>
+              <w:spacing w:after="40" w:lineRule="auto" w:line="240" w:before="40"/>
             </w:pPr>
             <w:r>
               <w:rPr>
@@ -9976,8 +9976,8 @@
             <w:pPr>
               <w:pStyle w:val="Compact"/>
               <w:jc w:val="left"/>
-              <w:ind w:firstLine="0" w:left="0" w:right="0"/>
-              <w:spacing w:lineRule="auto" w:before="40" w:line="240" w:after="40"/>
+              <w:ind w:right="0" w:firstLine="0" w:left="0"/>
+              <w:spacing w:after="40" w:lineRule="auto" w:line="240" w:before="40"/>
             </w:pPr>
             <w:r>
               <w:t xml:space="preserve">OOXML bookmark start</w:t>
@@ -9992,8 +9992,8 @@
             <w:pPr>
               <w:pStyle w:val="Compact"/>
               <w:jc w:val="left"/>
-              <w:ind w:firstLine="0" w:left="0" w:right="0"/>
-              <w:spacing w:lineRule="auto" w:before="40" w:line="240" w:after="40"/>
+              <w:ind w:right="0" w:firstLine="0" w:left="0"/>
+              <w:spacing w:after="40" w:lineRule="auto" w:line="240" w:before="40"/>
             </w:pPr>
             <w:r>
               <w:rPr>
@@ -10015,8 +10015,8 @@
             <w:pPr>
               <w:pStyle w:val="Compact"/>
               <w:jc w:val="left"/>
-              <w:ind w:firstLine="0" w:left="0" w:right="0"/>
-              <w:spacing w:lineRule="auto" w:before="40" w:line="240" w:after="40"/>
+              <w:ind w:right="0" w:firstLine="0" w:left="0"/>
+              <w:spacing w:after="40" w:lineRule="auto" w:line="240" w:before="40"/>
             </w:pPr>
             <w:r>
               <w:t xml:space="preserve">OOXML math element (native</w:t>
@@ -10046,8 +10046,8 @@
             <w:pPr>
               <w:pStyle w:val="Compact"/>
               <w:jc w:val="left"/>
-              <w:ind w:firstLine="0" w:left="0" w:right="0"/>
-              <w:spacing w:lineRule="auto" w:before="40" w:line="240" w:after="40"/>
+              <w:ind w:right="0" w:firstLine="0" w:left="0"/>
+              <w:spacing w:after="40" w:lineRule="auto" w:line="240" w:before="40"/>
             </w:pPr>
             <w:r>
               <w:rPr>
@@ -10063,8 +10063,8 @@
             <w:pPr>
               <w:pStyle w:val="Compact"/>
               <w:jc w:val="left"/>
-              <w:ind w:firstLine="0" w:left="0" w:right="0"/>
-              <w:spacing w:lineRule="auto" w:before="40" w:line="240" w:after="40"/>
+              <w:ind w:right="0" w:firstLine="0" w:left="0"/>
+              <w:spacing w:after="40" w:lineRule="auto" w:line="240" w:before="40"/>
             </w:pPr>
             <w:r>
               <w:t xml:space="preserve">OOXML caption with SEQ field</w:t>
@@ -10079,8 +10079,8 @@
             <w:pPr>
               <w:pStyle w:val="Compact"/>
               <w:jc w:val="left"/>
-              <w:ind w:firstLine="0" w:left="0" w:right="0"/>
-              <w:spacing w:lineRule="auto" w:before="40" w:line="240" w:after="40"/>
+              <w:ind w:right="0" w:firstLine="0" w:left="0"/>
+              <w:spacing w:after="40" w:lineRule="auto" w:line="240" w:before="40"/>
             </w:pPr>
             <w:r>
               <w:rPr>
@@ -10096,8 +10096,8 @@
             <w:pPr>
               <w:pStyle w:val="Compact"/>
               <w:jc w:val="left"/>
-              <w:ind w:firstLine="0" w:left="0" w:right="0"/>
-              <w:spacing w:lineRule="auto" w:before="40" w:line="240" w:after="40"/>
+              <w:ind w:right="0" w:firstLine="0" w:left="0"/>
+              <w:spacing w:after="40" w:lineRule="auto" w:line="240" w:before="40"/>
             </w:pPr>
             <w:r>
               <w:t xml:space="preserve">OOXML numbered equation with tab layout</w:t>
@@ -10112,8 +10112,8 @@
             <w:pPr>
               <w:pStyle w:val="Compact"/>
               <w:jc w:val="left"/>
-              <w:ind w:firstLine="0" w:left="0" w:right="0"/>
-              <w:spacing w:lineRule="auto" w:before="40" w:line="240" w:after="40"/>
+              <w:ind w:right="0" w:firstLine="0" w:left="0"/>
+              <w:spacing w:after="40" w:lineRule="auto" w:line="240" w:before="40"/>
             </w:pPr>
             <w:r>
               <w:rPr>
@@ -10129,8 +10129,8 @@
             <w:pPr>
               <w:pStyle w:val="Compact"/>
               <w:jc w:val="left"/>
-              <w:ind w:firstLine="0" w:left="0" w:right="0"/>
-              <w:spacing w:lineRule="auto" w:before="40" w:line="240" w:after="40"/>
+              <w:ind w:right="0" w:firstLine="0" w:left="0"/>
+              <w:spacing w:after="40" w:lineRule="auto" w:line="240" w:before="40"/>
             </w:pPr>
             <w:r>
               <w:t xml:space="preserve">Position markers for postprocessor</w:t>
@@ -10145,8 +10145,8 @@
             <w:pPr>
               <w:pStyle w:val="Compact"/>
               <w:jc w:val="left"/>
-              <w:ind w:firstLine="0" w:left="0" w:right="0"/>
-              <w:spacing w:lineRule="auto" w:before="40" w:line="240" w:after="40"/>
+              <w:ind w:right="0" w:firstLine="0" w:left="0"/>
+              <w:spacing w:after="40" w:lineRule="auto" w:line="240" w:before="40"/>
             </w:pPr>
             <w:r>
               <w:rPr>
@@ -10183,8 +10183,8 @@
             <w:pPr>
               <w:pStyle w:val="Compact"/>
               <w:jc w:val="left"/>
-              <w:ind w:firstLine="0" w:left="0" w:right="0"/>
-              <w:spacing w:lineRule="auto" w:before="40" w:line="240" w:after="40"/>
+              <w:ind w:right="0" w:firstLine="0" w:left="0"/>
+              <w:spacing w:after="40" w:lineRule="auto" w:line="240" w:before="40"/>
             </w:pPr>
             <w:r>
               <w:t xml:space="preserve">Rewritten to</w:t>
@@ -10295,12 +10295,12 @@
     </w:p>
     <w:p>
       <w:pPr>
-        <w:spacing w:line="20" w:before="0" w:lineRule="exact" w:after="0"/>
+        <w:spacing w:before="0" w:after="0" w:lineRule="exact" w:line="20"/>
         <w:rPr>
           <w:sz w:val="2"/>
         </w:rPr>
       </w:pPr>
-      <w:bookmarkStart w:name="listing-src-docx-project-config" w:id="27890"/>
+      <w:bookmarkStart w:id="27890" w:name="listing-src-docx-project-config"/>
       <w:bookmarkEnd w:id="27890"/>
     </w:p>
     <w:p>
@@ -10747,12 +10747,12 @@
     </w:p>
     <w:p>
       <w:pPr>
-        <w:spacing w:line="20" w:before="0" w:lineRule="exact" w:after="0"/>
+        <w:spacing w:before="0" w:after="0" w:lineRule="exact" w:line="20"/>
         <w:rPr>
           <w:sz w:val="2"/>
         </w:rPr>
       </w:pPr>
-      <w:bookmarkStart w:name="listing-src-docx-force-reference" w:id="76751"/>
+      <w:bookmarkStart w:id="76751" w:name="listing-src-docx-force-reference"/>
       <w:bookmarkEnd w:id="76751"/>
     </w:p>
     <w:p>
@@ -10822,9 +10822,9 @@
     </w:p>
     <w:bookmarkEnd w:id="41"/>
     <w:sectPr>
-      <w:footerReference w:type="default" r:id="rId9200"/>
-      <w:headerReference w:type="default" r:id="rId9101"/>
-      <w:headerReference w:type="first" r:id="rId9100"/>
+      <w:footerReference r:id="rId9200" w:type="default"/>
+      <w:headerReference r:id="rId9101" w:type="default"/>
+      <w:headerReference r:id="rId9100" w:type="first"/>
       <w:titlePg/>
     </w:sectPr>
   </w:body>
@@ -10836,17 +10836,17 @@
 </file>
 
 <file path=word/footer1.xml><?xml version="1.0" encoding="utf-8"?>
-<w:ftr xmlns:r="http://schemas.openxmlformats.org/officeDocument/2006/relationships" xmlns:w="http://schemas.openxmlformats.org/wordprocessingml/2006/main">
+<w:ftr xmlns:w="http://schemas.openxmlformats.org/wordprocessingml/2006/main" xmlns:r="http://schemas.openxmlformats.org/officeDocument/2006/relationships">
   <w:tbl>
     <w:tblPr>
-      <w:tblW w:w="5000" w:type="pct"/>
+      <w:tblW w:type="pct" w:w="5000"/>
       <w:tblBorders>
-        <w:top w:color="CCCCCC" w:space="1" w:sz="4" w:val="single"/>
-        <w:bottom w:color="auto" w:space="0" w:sz="0" w:val="none"/>
-        <w:left w:color="auto" w:space="0" w:sz="0" w:val="none"/>
-        <w:right w:color="auto" w:space="0" w:sz="0" w:val="none"/>
-        <w:insideH w:color="auto" w:space="0" w:sz="0" w:val="none"/>
-        <w:insideV w:color="auto" w:space="0" w:sz="0" w:val="none"/>
+        <w:top w:space="1" w:color="CCCCCC" w:val="single" w:sz="4"/>
+        <w:bottom w:space="0" w:color="auto" w:val="none" w:sz="0"/>
+        <w:left w:space="0" w:color="auto" w:val="none" w:sz="0"/>
+        <w:right w:space="0" w:color="auto" w:val="none" w:sz="0"/>
+        <w:insideH w:space="0" w:color="auto" w:val="none" w:sz="0"/>
+        <w:insideV w:space="0" w:color="auto" w:val="none" w:sz="0"/>
       </w:tblBorders>
       <w:tblLayout w:type="fixed"/>
     </w:tblPr>
@@ -10858,7 +10858,7 @@
     <w:tr>
       <w:tc>
         <w:tcPr>
-          <w:tcW w:w="1667" w:type="pct"/>
+          <w:tcW w:type="pct" w:w="1667"/>
         </w:tcPr>
         <w:p>
           <w:pPr>
@@ -10872,7 +10872,7 @@
       </w:tc>
       <w:tc>
         <w:tcPr>
-          <w:tcW w:w="1667" w:type="pct"/>
+          <w:tcW w:type="pct" w:w="1667"/>
         </w:tcPr>
         <w:p>
           <w:pPr>
@@ -10886,7 +10886,7 @@
       </w:tc>
       <w:tc>
         <w:tcPr>
-          <w:tcW w:w="1667" w:type="pct"/>
+          <w:tcW w:type="pct" w:w="1667"/>
         </w:tcPr>
         <w:p>
           <w:pPr>
@@ -10962,7 +10962,7 @@
 </file>
 
 <file path=word/header1.xml><?xml version="1.0" encoding="utf-8"?>
-<w:hdr xmlns:r="http://schemas.openxmlformats.org/officeDocument/2006/relationships" xmlns:w="http://schemas.openxmlformats.org/wordprocessingml/2006/main">
+<w:hdr xmlns:w="http://schemas.openxmlformats.org/wordprocessingml/2006/main" xmlns:r="http://schemas.openxmlformats.org/officeDocument/2006/relationships">
   <w:p>
     <w:pPr>
       <w:pStyle w:val="Header"/>
@@ -10972,7 +10972,7 @@
 </file>
 
 <file path=word/header2.xml><?xml version="1.0" encoding="utf-8"?>
-<w:hdr xmlns:r="http://schemas.openxmlformats.org/officeDocument/2006/relationships" xmlns:w="http://schemas.openxmlformats.org/wordprocessingml/2006/main">
+<w:hdr xmlns:w="http://schemas.openxmlformats.org/wordprocessingml/2006/main" xmlns:r="http://schemas.openxmlformats.org/officeDocument/2006/relationships">
   <w:p>
     <w:pPr>
       <w:pStyle w:val="Header"/>
@@ -11015,7 +11015,7 @@
       <w:lvlText w:val="%1"/>
       <w:lvlJc w:val="left"/>
       <w:pPr>
-        <w:ind w:left="0" w:hanging="0"/>
+        <w:ind w:hanging="0" w:left="0"/>
       </w:pPr>
     </w:lvl>
     <w:lvl w:ilvl="1">
@@ -11027,7 +11027,7 @@
       <w:lvlText w:val="%1.%2"/>
       <w:lvlJc w:val="left"/>
       <w:pPr>
-        <w:ind w:left="0" w:hanging="0"/>
+        <w:ind w:hanging="0" w:left="0"/>
       </w:pPr>
     </w:lvl>
     <w:lvl w:ilvl="2">
@@ -11039,7 +11039,7 @@
       <w:lvlText w:val="%1.%2.%3"/>
       <w:lvlJc w:val="left"/>
       <w:pPr>
-        <w:ind w:left="0" w:hanging="0"/>
+        <w:ind w:hanging="0" w:left="0"/>
       </w:pPr>
     </w:lvl>
     <w:lvl w:ilvl="3">
@@ -11051,7 +11051,7 @@
       <w:lvlText w:val="%1.%2.%3.%4"/>
       <w:lvlJc w:val="left"/>
       <w:pPr>
-        <w:ind w:left="0" w:hanging="0"/>
+        <w:ind w:hanging="0" w:left="0"/>
       </w:pPr>
     </w:lvl>
     <w:lvl w:ilvl="4">
@@ -11063,7 +11063,7 @@
       <w:lvlText w:val="%1.%2.%3.%4.%5"/>
       <w:lvlJc w:val="left"/>
       <w:pPr>
-        <w:ind w:left="0" w:hanging="0"/>
+        <w:ind w:hanging="0" w:left="0"/>
       </w:pPr>
     </w:lvl>
   </w:abstractNum>
@@ -12166,18 +12166,18 @@
     <w:basedOn w:val="VerbatimChar"/>
     <w:rPr/>
   </w:style>
-  <w:style w:styleId="SpecObjectHeader" w:type="paragraph" w:customStyle="1">
+  <w:style w:customStyle="1" w:styleId="SpecObjectHeader" w:type="paragraph">
     <w:name w:val="Spec Object Header"/>
     <w:basedOn w:val="Normal"/>
     <w:next w:val="FirstParagraph"/>
     <w:qFormat/>
     <w:pPr>
       <w:keepNext/>
-      <w:spacing w:lineRule="auto" w:before="280" w:line="276" w:after="120"/>
+      <w:spacing w:after="120" w:lineRule="auto" w:line="276" w:before="280"/>
       <w:outlineLvl w:val="0"/>
     </w:pPr>
     <w:rPr>
-      <w:rFonts w:hAnsi="Calibri Light" w:ascii="Calibri Light" w:cs="Calibri Light"/>
+      <w:rFonts w:ascii="Calibri Light" w:hAnsi="Calibri Light" w:cs="Calibri Light"/>
       <w:b/>
       <w:bCs/>
       <w:color w:val="0F4C64"/>

--- a/manual/downloads/docx-customization.docx
+++ b/manual/downloads/docx-customization.docx
@@ -414,7 +414,7 @@
     </w:p>
     <w:p>
       <w:pPr>
-        <w:spacing w:before="0" w:after="0" w:lineRule="exact" w:line="20"/>
+        <w:spacing w:after="0" w:lineRule="exact" w:line="20" w:before="0"/>
         <w:rPr>
           <w:sz w:val="2"/>
         </w:rPr>
@@ -1610,7 +1610,7 @@
     </w:p>
     <w:p>
       <w:pPr>
-        <w:spacing w:before="0" w:after="0" w:lineRule="exact" w:line="20"/>
+        <w:spacing w:after="0" w:lineRule="exact" w:line="20" w:before="0"/>
         <w:rPr>
           <w:sz w:val="2"/>
         </w:rPr>
@@ -1652,18 +1652,18 @@
         <w:tblLook w:firstRow="1" w:lastRow="0" w:firstColumn="0" w:lastColumn="0" w:noHBand="0" w:noVBand="0" w:val="0020"/>
         <w:jc w:val="start"/>
         <w:tblBorders>
-          <w:top w:space="0" w:color="000000" w:val="single" w:sz="6"/>
-          <w:left w:space="0" w:color="000000" w:val="single" w:sz="6"/>
-          <w:bottom w:space="0" w:color="000000" w:val="single" w:sz="6"/>
-          <w:right w:space="0" w:color="000000" w:val="single" w:sz="6"/>
-          <w:insideH w:space="0" w:color="000000" w:val="single" w:sz="6"/>
-          <w:insideV w:space="0" w:color="000000" w:val="single" w:sz="6"/>
+          <w:top w:space="0" w:val="single" w:color="000000" w:sz="6"/>
+          <w:left w:space="0" w:val="single" w:color="000000" w:sz="6"/>
+          <w:bottom w:space="0" w:val="single" w:color="000000" w:sz="6"/>
+          <w:right w:space="0" w:val="single" w:color="000000" w:sz="6"/>
+          <w:insideH w:space="0" w:val="single" w:color="000000" w:sz="6"/>
+          <w:insideV w:space="0" w:val="single" w:color="000000" w:sz="6"/>
         </w:tblBorders>
         <w:tblCellMar>
-          <w:top w:type="dxa" w:w="57"/>
-          <w:left w:type="dxa" w:w="108"/>
-          <w:bottom w:type="dxa" w:w="57"/>
-          <w:right w:type="dxa" w:w="108"/>
+          <w:top w:w="57" w:type="dxa"/>
+          <w:left w:w="108" w:type="dxa"/>
+          <w:bottom w:w="57" w:type="dxa"/>
+          <w:right w:w="108" w:type="dxa"/>
         </w:tblCellMar>
       </w:tblPr>
       <w:tblGrid>
@@ -1684,8 +1684,8 @@
             <w:pPr>
               <w:pStyle w:val="Compact"/>
               <w:jc w:val="left"/>
-              <w:ind w:right="0" w:firstLine="0" w:left="0"/>
-              <w:spacing w:after="40" w:lineRule="auto" w:line="240" w:before="40"/>
+              <w:ind w:right="0" w:left="0" w:firstLine="0"/>
+              <w:spacing w:after="40" w:lineRule="auto" w:before="40" w:line="240"/>
             </w:pPr>
             <w:r>
               <w:rPr>
@@ -1703,8 +1703,8 @@
             <w:pPr>
               <w:pStyle w:val="Compact"/>
               <w:jc w:val="left"/>
-              <w:ind w:right="0" w:firstLine="0" w:left="0"/>
-              <w:spacing w:after="40" w:lineRule="auto" w:line="240" w:before="40"/>
+              <w:ind w:right="0" w:left="0" w:firstLine="0"/>
+              <w:spacing w:after="40" w:lineRule="auto" w:before="40" w:line="240"/>
             </w:pPr>
             <w:r>
               <w:rPr>
@@ -1722,8 +1722,8 @@
             <w:pPr>
               <w:pStyle w:val="Compact"/>
               <w:jc w:val="left"/>
-              <w:ind w:right="0" w:firstLine="0" w:left="0"/>
-              <w:spacing w:after="40" w:lineRule="auto" w:line="240" w:before="40"/>
+              <w:ind w:right="0" w:left="0" w:firstLine="0"/>
+              <w:spacing w:after="40" w:lineRule="auto" w:before="40" w:line="240"/>
             </w:pPr>
             <w:r>
               <w:rPr>
@@ -1741,8 +1741,8 @@
             <w:pPr>
               <w:pStyle w:val="Compact"/>
               <w:jc w:val="left"/>
-              <w:ind w:right="0" w:firstLine="0" w:left="0"/>
-              <w:spacing w:after="40" w:lineRule="auto" w:line="240" w:before="40"/>
+              <w:ind w:right="0" w:left="0" w:firstLine="0"/>
+              <w:spacing w:after="40" w:lineRule="auto" w:before="40" w:line="240"/>
             </w:pPr>
             <w:r>
               <w:rPr>
@@ -1760,8 +1760,8 @@
             <w:pPr>
               <w:pStyle w:val="Compact"/>
               <w:jc w:val="left"/>
-              <w:ind w:right="0" w:firstLine="0" w:left="0"/>
-              <w:spacing w:after="40" w:lineRule="auto" w:line="240" w:before="40"/>
+              <w:ind w:right="0" w:left="0" w:firstLine="0"/>
+              <w:spacing w:after="40" w:lineRule="auto" w:before="40" w:line="240"/>
             </w:pPr>
             <w:r>
               <w:rPr>
@@ -1777,8 +1777,8 @@
             <w:pPr>
               <w:pStyle w:val="Compact"/>
               <w:jc w:val="left"/>
-              <w:ind w:right="0" w:firstLine="0" w:left="0"/>
-              <w:spacing w:after="40" w:lineRule="auto" w:line="240" w:before="40"/>
+              <w:ind w:right="0" w:left="0" w:firstLine="0"/>
+              <w:spacing w:after="40" w:lineRule="auto" w:before="40" w:line="240"/>
             </w:pPr>
             <w:r>
               <w:t xml:space="preserve">string</w:t>
@@ -1791,8 +1791,8 @@
             <w:pPr>
               <w:pStyle w:val="Compact"/>
               <w:jc w:val="left"/>
-              <w:ind w:right="0" w:firstLine="0" w:left="0"/>
-              <w:spacing w:after="40" w:lineRule="auto" w:line="240" w:before="40"/>
+              <w:ind w:right="0" w:left="0" w:firstLine="0"/>
+              <w:spacing w:after="40" w:lineRule="auto" w:before="40" w:line="240"/>
             </w:pPr>
             <w:r>
               <w:t xml:space="preserve">required</w:t>
@@ -1805,8 +1805,8 @@
             <w:pPr>
               <w:pStyle w:val="Compact"/>
               <w:jc w:val="left"/>
-              <w:ind w:right="0" w:firstLine="0" w:left="0"/>
-              <w:spacing w:after="40" w:lineRule="auto" w:line="240" w:before="40"/>
+              <w:ind w:right="0" w:left="0" w:firstLine="0"/>
+              <w:spacing w:after="40" w:lineRule="auto" w:before="40" w:line="240"/>
             </w:pPr>
             <w:r>
               <w:t xml:space="preserve">Internal style ID (e.g.,</w:t>
@@ -1836,8 +1836,8 @@
             <w:pPr>
               <w:pStyle w:val="Compact"/>
               <w:jc w:val="left"/>
-              <w:ind w:right="0" w:firstLine="0" w:left="0"/>
-              <w:spacing w:after="40" w:lineRule="auto" w:line="240" w:before="40"/>
+              <w:ind w:right="0" w:left="0" w:firstLine="0"/>
+              <w:spacing w:after="40" w:lineRule="auto" w:before="40" w:line="240"/>
             </w:pPr>
             <w:r>
               <w:rPr>
@@ -1853,8 +1853,8 @@
             <w:pPr>
               <w:pStyle w:val="Compact"/>
               <w:jc w:val="left"/>
-              <w:ind w:right="0" w:firstLine="0" w:left="0"/>
-              <w:spacing w:after="40" w:lineRule="auto" w:line="240" w:before="40"/>
+              <w:ind w:right="0" w:left="0" w:firstLine="0"/>
+              <w:spacing w:after="40" w:lineRule="auto" w:before="40" w:line="240"/>
             </w:pPr>
             <w:r>
               <w:t xml:space="preserve">string</w:t>
@@ -1867,8 +1867,8 @@
             <w:pPr>
               <w:pStyle w:val="Compact"/>
               <w:jc w:val="left"/>
-              <w:ind w:right="0" w:firstLine="0" w:left="0"/>
-              <w:spacing w:after="40" w:lineRule="auto" w:line="240" w:before="40"/>
+              <w:ind w:right="0" w:left="0" w:firstLine="0"/>
+              <w:spacing w:after="40" w:lineRule="auto" w:before="40" w:line="240"/>
             </w:pPr>
             <w:r>
               <w:t xml:space="preserve">required</w:t>
@@ -1881,8 +1881,8 @@
             <w:pPr>
               <w:pStyle w:val="Compact"/>
               <w:jc w:val="left"/>
-              <w:ind w:right="0" w:firstLine="0" w:left="0"/>
-              <w:spacing w:after="40" w:lineRule="auto" w:line="240" w:before="40"/>
+              <w:ind w:right="0" w:left="0" w:firstLine="0"/>
+              <w:spacing w:after="40" w:lineRule="auto" w:before="40" w:line="240"/>
             </w:pPr>
             <w:r>
               <w:t xml:space="preserve">Display name in Word (e.g.,</w:t>
@@ -1912,8 +1912,8 @@
             <w:pPr>
               <w:pStyle w:val="Compact"/>
               <w:jc w:val="left"/>
-              <w:ind w:right="0" w:firstLine="0" w:left="0"/>
-              <w:spacing w:after="40" w:lineRule="auto" w:line="240" w:before="40"/>
+              <w:ind w:right="0" w:left="0" w:firstLine="0"/>
+              <w:spacing w:after="40" w:lineRule="auto" w:before="40" w:line="240"/>
             </w:pPr>
             <w:r>
               <w:rPr>
@@ -1929,8 +1929,8 @@
             <w:pPr>
               <w:pStyle w:val="Compact"/>
               <w:jc w:val="left"/>
-              <w:ind w:right="0" w:firstLine="0" w:left="0"/>
-              <w:spacing w:after="40" w:lineRule="auto" w:line="240" w:before="40"/>
+              <w:ind w:right="0" w:left="0" w:firstLine="0"/>
+              <w:spacing w:after="40" w:lineRule="auto" w:before="40" w:line="240"/>
             </w:pPr>
             <w:r>
               <w:t xml:space="preserve">string</w:t>
@@ -1943,8 +1943,8 @@
             <w:pPr>
               <w:pStyle w:val="Compact"/>
               <w:jc w:val="left"/>
-              <w:ind w:right="0" w:firstLine="0" w:left="0"/>
-              <w:spacing w:after="40" w:lineRule="auto" w:line="240" w:before="40"/>
+              <w:ind w:right="0" w:left="0" w:firstLine="0"/>
+              <w:spacing w:after="40" w:lineRule="auto" w:before="40" w:line="240"/>
             </w:pPr>
             <w:r>
               <w:t xml:space="preserve">nil</w:t>
@@ -1957,8 +1957,8 @@
             <w:pPr>
               <w:pStyle w:val="Compact"/>
               <w:jc w:val="left"/>
-              <w:ind w:right="0" w:firstLine="0" w:left="0"/>
-              <w:spacing w:after="40" w:lineRule="auto" w:line="240" w:before="40"/>
+              <w:ind w:right="0" w:left="0" w:firstLine="0"/>
+              <w:spacing w:after="40" w:lineRule="auto" w:before="40" w:line="240"/>
             </w:pPr>
             <w:r>
               <w:t xml:space="preserve">Parent style ID for inheritance</w:t>
@@ -1973,8 +1973,8 @@
             <w:pPr>
               <w:pStyle w:val="Compact"/>
               <w:jc w:val="left"/>
-              <w:ind w:right="0" w:firstLine="0" w:left="0"/>
-              <w:spacing w:after="40" w:lineRule="auto" w:line="240" w:before="40"/>
+              <w:ind w:right="0" w:left="0" w:firstLine="0"/>
+              <w:spacing w:after="40" w:lineRule="auto" w:before="40" w:line="240"/>
             </w:pPr>
             <w:r>
               <w:rPr>
@@ -1990,8 +1990,8 @@
             <w:pPr>
               <w:pStyle w:val="Compact"/>
               <w:jc w:val="left"/>
-              <w:ind w:right="0" w:firstLine="0" w:left="0"/>
-              <w:spacing w:after="40" w:lineRule="auto" w:line="240" w:before="40"/>
+              <w:ind w:right="0" w:left="0" w:firstLine="0"/>
+              <w:spacing w:after="40" w:lineRule="auto" w:before="40" w:line="240"/>
             </w:pPr>
             <w:r>
               <w:t xml:space="preserve">string</w:t>
@@ -2004,8 +2004,8 @@
             <w:pPr>
               <w:pStyle w:val="Compact"/>
               <w:jc w:val="left"/>
-              <w:ind w:right="0" w:firstLine="0" w:left="0"/>
-              <w:spacing w:after="40" w:lineRule="auto" w:line="240" w:before="40"/>
+              <w:ind w:right="0" w:left="0" w:firstLine="0"/>
+              <w:spacing w:after="40" w:lineRule="auto" w:before="40" w:line="240"/>
             </w:pPr>
             <w:r>
               <w:t xml:space="preserve">nil</w:t>
@@ -2018,8 +2018,8 @@
             <w:pPr>
               <w:pStyle w:val="Compact"/>
               <w:jc w:val="left"/>
-              <w:ind w:right="0" w:firstLine="0" w:left="0"/>
-              <w:spacing w:after="40" w:lineRule="auto" w:line="240" w:before="40"/>
+              <w:ind w:right="0" w:left="0" w:firstLine="0"/>
+              <w:spacing w:after="40" w:lineRule="auto" w:before="40" w:line="240"/>
             </w:pPr>
             <w:r>
               <w:t xml:space="preserve">Style to apply to the next paragraph</w:t>
@@ -2034,8 +2034,8 @@
             <w:pPr>
               <w:pStyle w:val="Compact"/>
               <w:jc w:val="left"/>
-              <w:ind w:right="0" w:firstLine="0" w:left="0"/>
-              <w:spacing w:after="40" w:lineRule="auto" w:line="240" w:before="40"/>
+              <w:ind w:right="0" w:left="0" w:firstLine="0"/>
+              <w:spacing w:after="40" w:lineRule="auto" w:before="40" w:line="240"/>
             </w:pPr>
             <w:r>
               <w:rPr>
@@ -2051,8 +2051,8 @@
             <w:pPr>
               <w:pStyle w:val="Compact"/>
               <w:jc w:val="left"/>
-              <w:ind w:right="0" w:firstLine="0" w:left="0"/>
-              <w:spacing w:after="40" w:lineRule="auto" w:line="240" w:before="40"/>
+              <w:ind w:right="0" w:left="0" w:firstLine="0"/>
+              <w:spacing w:after="40" w:lineRule="auto" w:before="40" w:line="240"/>
             </w:pPr>
             <w:r>
               <w:t xml:space="preserve">string</w:t>
@@ -2065,8 +2065,8 @@
             <w:pPr>
               <w:pStyle w:val="Compact"/>
               <w:jc w:val="left"/>
-              <w:ind w:right="0" w:firstLine="0" w:left="0"/>
-              <w:spacing w:after="40" w:lineRule="auto" w:line="240" w:before="40"/>
+              <w:ind w:right="0" w:left="0" w:firstLine="0"/>
+              <w:spacing w:after="40" w:lineRule="auto" w:before="40" w:line="240"/>
             </w:pPr>
             <w:r>
               <w:t xml:space="preserve">nil</w:t>
@@ -2079,8 +2079,8 @@
             <w:pPr>
               <w:pStyle w:val="Compact"/>
               <w:jc w:val="left"/>
-              <w:ind w:right="0" w:firstLine="0" w:left="0"/>
-              <w:spacing w:after="40" w:lineRule="auto" w:line="240" w:before="40"/>
+              <w:ind w:right="0" w:left="0" w:firstLine="0"/>
+              <w:spacing w:after="40" w:lineRule="auto" w:before="40" w:line="240"/>
             </w:pPr>
             <w:r>
               <w:t xml:space="preserve">Font family name</w:t>
@@ -2095,8 +2095,8 @@
             <w:pPr>
               <w:pStyle w:val="Compact"/>
               <w:jc w:val="left"/>
-              <w:ind w:right="0" w:firstLine="0" w:left="0"/>
-              <w:spacing w:after="40" w:lineRule="auto" w:line="240" w:before="40"/>
+              <w:ind w:right="0" w:left="0" w:firstLine="0"/>
+              <w:spacing w:after="40" w:lineRule="auto" w:before="40" w:line="240"/>
             </w:pPr>
             <w:r>
               <w:rPr>
@@ -2112,8 +2112,8 @@
             <w:pPr>
               <w:pStyle w:val="Compact"/>
               <w:jc w:val="left"/>
-              <w:ind w:right="0" w:firstLine="0" w:left="0"/>
-              <w:spacing w:after="40" w:lineRule="auto" w:line="240" w:before="40"/>
+              <w:ind w:right="0" w:left="0" w:firstLine="0"/>
+              <w:spacing w:after="40" w:lineRule="auto" w:before="40" w:line="240"/>
             </w:pPr>
             <w:r>
               <w:t xml:space="preserve">number</w:t>
@@ -2126,8 +2126,8 @@
             <w:pPr>
               <w:pStyle w:val="Compact"/>
               <w:jc w:val="left"/>
-              <w:ind w:right="0" w:firstLine="0" w:left="0"/>
-              <w:spacing w:after="40" w:lineRule="auto" w:line="240" w:before="40"/>
+              <w:ind w:right="0" w:left="0" w:firstLine="0"/>
+              <w:spacing w:after="40" w:lineRule="auto" w:before="40" w:line="240"/>
             </w:pPr>
             <w:r>
               <w:t xml:space="preserve">nil</w:t>
@@ -2140,8 +2140,8 @@
             <w:pPr>
               <w:pStyle w:val="Compact"/>
               <w:jc w:val="left"/>
-              <w:ind w:right="0" w:firstLine="0" w:left="0"/>
-              <w:spacing w:after="40" w:lineRule="auto" w:line="240" w:before="40"/>
+              <w:ind w:right="0" w:left="0" w:firstLine="0"/>
+              <w:spacing w:after="40" w:lineRule="auto" w:before="40" w:line="240"/>
             </w:pPr>
             <w:r>
               <w:t xml:space="preserve">Font size in points</w:t>
@@ -2156,8 +2156,8 @@
             <w:pPr>
               <w:pStyle w:val="Compact"/>
               <w:jc w:val="left"/>
-              <w:ind w:right="0" w:firstLine="0" w:left="0"/>
-              <w:spacing w:after="40" w:lineRule="auto" w:line="240" w:before="40"/>
+              <w:ind w:right="0" w:left="0" w:firstLine="0"/>
+              <w:spacing w:after="40" w:lineRule="auto" w:before="40" w:line="240"/>
             </w:pPr>
             <w:r>
               <w:rPr>
@@ -2173,8 +2173,8 @@
             <w:pPr>
               <w:pStyle w:val="Compact"/>
               <w:jc w:val="left"/>
-              <w:ind w:right="0" w:firstLine="0" w:left="0"/>
-              <w:spacing w:after="40" w:lineRule="auto" w:line="240" w:before="40"/>
+              <w:ind w:right="0" w:left="0" w:firstLine="0"/>
+              <w:spacing w:after="40" w:lineRule="auto" w:before="40" w:line="240"/>
             </w:pPr>
             <w:r>
               <w:t xml:space="preserve">string</w:t>
@@ -2187,8 +2187,8 @@
             <w:pPr>
               <w:pStyle w:val="Compact"/>
               <w:jc w:val="left"/>
-              <w:ind w:right="0" w:firstLine="0" w:left="0"/>
-              <w:spacing w:after="40" w:lineRule="auto" w:line="240" w:before="40"/>
+              <w:ind w:right="0" w:left="0" w:firstLine="0"/>
+              <w:spacing w:after="40" w:lineRule="auto" w:before="40" w:line="240"/>
             </w:pPr>
             <w:r>
               <w:t xml:space="preserve">nil</w:t>
@@ -2201,8 +2201,8 @@
             <w:pPr>
               <w:pStyle w:val="Compact"/>
               <w:jc w:val="left"/>
-              <w:ind w:right="0" w:firstLine="0" w:left="0"/>
-              <w:spacing w:after="40" w:lineRule="auto" w:line="240" w:before="40"/>
+              <w:ind w:right="0" w:left="0" w:firstLine="0"/>
+              <w:spacing w:after="40" w:lineRule="auto" w:before="40" w:line="240"/>
             </w:pPr>
             <w:r>
               <w:t xml:space="preserve">Hex color without</w:t>
@@ -2247,8 +2247,8 @@
             <w:pPr>
               <w:pStyle w:val="Compact"/>
               <w:jc w:val="left"/>
-              <w:ind w:right="0" w:firstLine="0" w:left="0"/>
-              <w:spacing w:after="40" w:lineRule="auto" w:line="240" w:before="40"/>
+              <w:ind w:right="0" w:left="0" w:firstLine="0"/>
+              <w:spacing w:after="40" w:lineRule="auto" w:before="40" w:line="240"/>
             </w:pPr>
             <w:r>
               <w:rPr>
@@ -2264,8 +2264,8 @@
             <w:pPr>
               <w:pStyle w:val="Compact"/>
               <w:jc w:val="left"/>
-              <w:ind w:right="0" w:firstLine="0" w:left="0"/>
-              <w:spacing w:after="40" w:lineRule="auto" w:line="240" w:before="40"/>
+              <w:ind w:right="0" w:left="0" w:firstLine="0"/>
+              <w:spacing w:after="40" w:lineRule="auto" w:before="40" w:line="240"/>
             </w:pPr>
             <w:r>
               <w:t xml:space="preserve">boolean</w:t>
@@ -2278,8 +2278,8 @@
             <w:pPr>
               <w:pStyle w:val="Compact"/>
               <w:jc w:val="left"/>
-              <w:ind w:right="0" w:firstLine="0" w:left="0"/>
-              <w:spacing w:after="40" w:lineRule="auto" w:line="240" w:before="40"/>
+              <w:ind w:right="0" w:left="0" w:firstLine="0"/>
+              <w:spacing w:after="40" w:lineRule="auto" w:before="40" w:line="240"/>
             </w:pPr>
             <w:r>
               <w:t xml:space="preserve">nil</w:t>
@@ -2292,8 +2292,8 @@
             <w:pPr>
               <w:pStyle w:val="Compact"/>
               <w:jc w:val="left"/>
-              <w:ind w:right="0" w:firstLine="0" w:left="0"/>
-              <w:spacing w:after="40" w:lineRule="auto" w:line="240" w:before="40"/>
+              <w:ind w:right="0" w:left="0" w:firstLine="0"/>
+              <w:spacing w:after="40" w:lineRule="auto" w:before="40" w:line="240"/>
             </w:pPr>
             <w:r>
               <w:t xml:space="preserve">Bold text</w:t>
@@ -2308,8 +2308,8 @@
             <w:pPr>
               <w:pStyle w:val="Compact"/>
               <w:jc w:val="left"/>
-              <w:ind w:right="0" w:firstLine="0" w:left="0"/>
-              <w:spacing w:after="40" w:lineRule="auto" w:line="240" w:before="40"/>
+              <w:ind w:right="0" w:left="0" w:firstLine="0"/>
+              <w:spacing w:after="40" w:lineRule="auto" w:before="40" w:line="240"/>
             </w:pPr>
             <w:r>
               <w:rPr>
@@ -2325,8 +2325,8 @@
             <w:pPr>
               <w:pStyle w:val="Compact"/>
               <w:jc w:val="left"/>
-              <w:ind w:right="0" w:firstLine="0" w:left="0"/>
-              <w:spacing w:after="40" w:lineRule="auto" w:line="240" w:before="40"/>
+              <w:ind w:right="0" w:left="0" w:firstLine="0"/>
+              <w:spacing w:after="40" w:lineRule="auto" w:before="40" w:line="240"/>
             </w:pPr>
             <w:r>
               <w:t xml:space="preserve">boolean</w:t>
@@ -2339,8 +2339,8 @@
             <w:pPr>
               <w:pStyle w:val="Compact"/>
               <w:jc w:val="left"/>
-              <w:ind w:right="0" w:firstLine="0" w:left="0"/>
-              <w:spacing w:after="40" w:lineRule="auto" w:line="240" w:before="40"/>
+              <w:ind w:right="0" w:left="0" w:firstLine="0"/>
+              <w:spacing w:after="40" w:lineRule="auto" w:before="40" w:line="240"/>
             </w:pPr>
             <w:r>
               <w:t xml:space="preserve">nil</w:t>
@@ -2353,8 +2353,8 @@
             <w:pPr>
               <w:pStyle w:val="Compact"/>
               <w:jc w:val="left"/>
-              <w:ind w:right="0" w:firstLine="0" w:left="0"/>
-              <w:spacing w:after="40" w:lineRule="auto" w:line="240" w:before="40"/>
+              <w:ind w:right="0" w:left="0" w:firstLine="0"/>
+              <w:spacing w:after="40" w:lineRule="auto" w:before="40" w:line="240"/>
             </w:pPr>
             <w:r>
               <w:t xml:space="preserve">Italic text</w:t>
@@ -2369,8 +2369,8 @@
             <w:pPr>
               <w:pStyle w:val="Compact"/>
               <w:jc w:val="left"/>
-              <w:ind w:right="0" w:firstLine="0" w:left="0"/>
-              <w:spacing w:after="40" w:lineRule="auto" w:line="240" w:before="40"/>
+              <w:ind w:right="0" w:left="0" w:firstLine="0"/>
+              <w:spacing w:after="40" w:lineRule="auto" w:before="40" w:line="240"/>
             </w:pPr>
             <w:r>
               <w:rPr>
@@ -2386,8 +2386,8 @@
             <w:pPr>
               <w:pStyle w:val="Compact"/>
               <w:jc w:val="left"/>
-              <w:ind w:right="0" w:firstLine="0" w:left="0"/>
-              <w:spacing w:after="40" w:lineRule="auto" w:line="240" w:before="40"/>
+              <w:ind w:right="0" w:left="0" w:firstLine="0"/>
+              <w:spacing w:after="40" w:lineRule="auto" w:before="40" w:line="240"/>
             </w:pPr>
             <w:r>
               <w:t xml:space="preserve">number</w:t>
@@ -2400,8 +2400,8 @@
             <w:pPr>
               <w:pStyle w:val="Compact"/>
               <w:jc w:val="left"/>
-              <w:ind w:right="0" w:firstLine="0" w:left="0"/>
-              <w:spacing w:after="40" w:lineRule="auto" w:line="240" w:before="40"/>
+              <w:ind w:right="0" w:left="0" w:firstLine="0"/>
+              <w:spacing w:after="40" w:lineRule="auto" w:before="40" w:line="240"/>
             </w:pPr>
             <w:r>
               <w:t xml:space="preserve">nil</w:t>
@@ -2414,8 +2414,8 @@
             <w:pPr>
               <w:pStyle w:val="Compact"/>
               <w:jc w:val="left"/>
-              <w:ind w:right="0" w:firstLine="0" w:left="0"/>
-              <w:spacing w:after="40" w:lineRule="auto" w:line="240" w:before="40"/>
+              <w:ind w:right="0" w:left="0" w:firstLine="0"/>
+              <w:spacing w:after="40" w:lineRule="auto" w:before="40" w:line="240"/>
             </w:pPr>
             <w:r>
               <w:t xml:space="preserve">Line spacing multiplier (1.0 = single, 1.15, 2.0, etc.)</w:t>
@@ -2430,8 +2430,8 @@
             <w:pPr>
               <w:pStyle w:val="Compact"/>
               <w:jc w:val="left"/>
-              <w:ind w:right="0" w:firstLine="0" w:left="0"/>
-              <w:spacing w:after="40" w:lineRule="auto" w:line="240" w:before="40"/>
+              <w:ind w:right="0" w:left="0" w:firstLine="0"/>
+              <w:spacing w:after="40" w:lineRule="auto" w:before="40" w:line="240"/>
             </w:pPr>
             <w:r>
               <w:rPr>
@@ -2447,8 +2447,8 @@
             <w:pPr>
               <w:pStyle w:val="Compact"/>
               <w:jc w:val="left"/>
-              <w:ind w:right="0" w:firstLine="0" w:left="0"/>
-              <w:spacing w:after="40" w:lineRule="auto" w:line="240" w:before="40"/>
+              <w:ind w:right="0" w:left="0" w:firstLine="0"/>
+              <w:spacing w:after="40" w:lineRule="auto" w:before="40" w:line="240"/>
             </w:pPr>
             <w:r>
               <w:t xml:space="preserve">number</w:t>
@@ -2461,8 +2461,8 @@
             <w:pPr>
               <w:pStyle w:val="Compact"/>
               <w:jc w:val="left"/>
-              <w:ind w:right="0" w:firstLine="0" w:left="0"/>
-              <w:spacing w:after="40" w:lineRule="auto" w:line="240" w:before="40"/>
+              <w:ind w:right="0" w:left="0" w:firstLine="0"/>
+              <w:spacing w:after="40" w:lineRule="auto" w:before="40" w:line="240"/>
             </w:pPr>
             <w:r>
               <w:t xml:space="preserve">nil</w:t>
@@ -2475,8 +2475,8 @@
             <w:pPr>
               <w:pStyle w:val="Compact"/>
               <w:jc w:val="left"/>
-              <w:ind w:right="0" w:firstLine="0" w:left="0"/>
-              <w:spacing w:after="40" w:lineRule="auto" w:line="240" w:before="40"/>
+              <w:ind w:right="0" w:left="0" w:firstLine="0"/>
+              <w:spacing w:after="40" w:lineRule="auto" w:before="40" w:line="240"/>
             </w:pPr>
             <w:r>
               <w:t xml:space="preserve">Space before paragraph in points</w:t>
@@ -2491,8 +2491,8 @@
             <w:pPr>
               <w:pStyle w:val="Compact"/>
               <w:jc w:val="left"/>
-              <w:ind w:right="0" w:firstLine="0" w:left="0"/>
-              <w:spacing w:after="40" w:lineRule="auto" w:line="240" w:before="40"/>
+              <w:ind w:right="0" w:left="0" w:firstLine="0"/>
+              <w:spacing w:after="40" w:lineRule="auto" w:before="40" w:line="240"/>
             </w:pPr>
             <w:r>
               <w:rPr>
@@ -2508,8 +2508,8 @@
             <w:pPr>
               <w:pStyle w:val="Compact"/>
               <w:jc w:val="left"/>
-              <w:ind w:right="0" w:firstLine="0" w:left="0"/>
-              <w:spacing w:after="40" w:lineRule="auto" w:line="240" w:before="40"/>
+              <w:ind w:right="0" w:left="0" w:firstLine="0"/>
+              <w:spacing w:after="40" w:lineRule="auto" w:before="40" w:line="240"/>
             </w:pPr>
             <w:r>
               <w:t xml:space="preserve">number</w:t>
@@ -2522,8 +2522,8 @@
             <w:pPr>
               <w:pStyle w:val="Compact"/>
               <w:jc w:val="left"/>
-              <w:ind w:right="0" w:firstLine="0" w:left="0"/>
-              <w:spacing w:after="40" w:lineRule="auto" w:line="240" w:before="40"/>
+              <w:ind w:right="0" w:left="0" w:firstLine="0"/>
+              <w:spacing w:after="40" w:lineRule="auto" w:before="40" w:line="240"/>
             </w:pPr>
             <w:r>
               <w:t xml:space="preserve">nil</w:t>
@@ -2536,8 +2536,8 @@
             <w:pPr>
               <w:pStyle w:val="Compact"/>
               <w:jc w:val="left"/>
-              <w:ind w:right="0" w:firstLine="0" w:left="0"/>
-              <w:spacing w:after="40" w:lineRule="auto" w:line="240" w:before="40"/>
+              <w:ind w:right="0" w:left="0" w:firstLine="0"/>
+              <w:spacing w:after="40" w:lineRule="auto" w:before="40" w:line="240"/>
             </w:pPr>
             <w:r>
               <w:t xml:space="preserve">Space after paragraph in points</w:t>
@@ -2552,8 +2552,8 @@
             <w:pPr>
               <w:pStyle w:val="Compact"/>
               <w:jc w:val="left"/>
-              <w:ind w:right="0" w:firstLine="0" w:left="0"/>
-              <w:spacing w:after="40" w:lineRule="auto" w:line="240" w:before="40"/>
+              <w:ind w:right="0" w:left="0" w:firstLine="0"/>
+              <w:spacing w:after="40" w:lineRule="auto" w:before="40" w:line="240"/>
             </w:pPr>
             <w:r>
               <w:rPr>
@@ -2569,8 +2569,8 @@
             <w:pPr>
               <w:pStyle w:val="Compact"/>
               <w:jc w:val="left"/>
-              <w:ind w:right="0" w:firstLine="0" w:left="0"/>
-              <w:spacing w:after="40" w:lineRule="auto" w:line="240" w:before="40"/>
+              <w:ind w:right="0" w:left="0" w:firstLine="0"/>
+              <w:spacing w:after="40" w:lineRule="auto" w:before="40" w:line="240"/>
             </w:pPr>
             <w:r>
               <w:t xml:space="preserve">string</w:t>
@@ -2583,8 +2583,8 @@
             <w:pPr>
               <w:pStyle w:val="Compact"/>
               <w:jc w:val="left"/>
-              <w:ind w:right="0" w:firstLine="0" w:left="0"/>
-              <w:spacing w:after="40" w:lineRule="auto" w:line="240" w:before="40"/>
+              <w:ind w:right="0" w:left="0" w:firstLine="0"/>
+              <w:spacing w:after="40" w:lineRule="auto" w:before="40" w:line="240"/>
             </w:pPr>
             <w:r>
               <w:t xml:space="preserve">nil</w:t>
@@ -2597,8 +2597,8 @@
             <w:pPr>
               <w:pStyle w:val="Compact"/>
               <w:jc w:val="left"/>
-              <w:ind w:right="0" w:firstLine="0" w:left="0"/>
-              <w:spacing w:after="40" w:lineRule="auto" w:line="240" w:before="40"/>
+              <w:ind w:right="0" w:left="0" w:firstLine="0"/>
+              <w:spacing w:after="40" w:lineRule="auto" w:before="40" w:line="240"/>
             </w:pPr>
             <w:r>
               <w:t xml:space="preserve">Text alignment:</w:t>
@@ -2676,8 +2676,8 @@
             <w:pPr>
               <w:pStyle w:val="Compact"/>
               <w:jc w:val="left"/>
-              <w:ind w:right="0" w:firstLine="0" w:left="0"/>
-              <w:spacing w:after="40" w:lineRule="auto" w:line="240" w:before="40"/>
+              <w:ind w:right="0" w:left="0" w:firstLine="0"/>
+              <w:spacing w:after="40" w:lineRule="auto" w:before="40" w:line="240"/>
             </w:pPr>
             <w:r>
               <w:rPr>
@@ -2693,8 +2693,8 @@
             <w:pPr>
               <w:pStyle w:val="Compact"/>
               <w:jc w:val="left"/>
-              <w:ind w:right="0" w:firstLine="0" w:left="0"/>
-              <w:spacing w:after="40" w:lineRule="auto" w:line="240" w:before="40"/>
+              <w:ind w:right="0" w:left="0" w:firstLine="0"/>
+              <w:spacing w:after="40" w:lineRule="auto" w:before="40" w:line="240"/>
             </w:pPr>
             <w:r>
               <w:t xml:space="preserve">string</w:t>
@@ -2707,8 +2707,8 @@
             <w:pPr>
               <w:pStyle w:val="Compact"/>
               <w:jc w:val="left"/>
-              <w:ind w:right="0" w:firstLine="0" w:left="0"/>
-              <w:spacing w:after="40" w:lineRule="auto" w:line="240" w:before="40"/>
+              <w:ind w:right="0" w:left="0" w:firstLine="0"/>
+              <w:spacing w:after="40" w:lineRule="auto" w:before="40" w:line="240"/>
             </w:pPr>
             <w:r>
               <w:t xml:space="preserve">nil</w:t>
@@ -2721,8 +2721,8 @@
             <w:pPr>
               <w:pStyle w:val="Compact"/>
               <w:jc w:val="left"/>
-              <w:ind w:right="0" w:firstLine="0" w:left="0"/>
-              <w:spacing w:after="40" w:lineRule="auto" w:line="240" w:before="40"/>
+              <w:ind w:right="0" w:left="0" w:firstLine="0"/>
+              <w:spacing w:after="40" w:lineRule="auto" w:before="40" w:line="240"/>
             </w:pPr>
             <w:r>
               <w:t xml:space="preserve">Left indent (e.g.,</w:t>
@@ -2767,8 +2767,8 @@
             <w:pPr>
               <w:pStyle w:val="Compact"/>
               <w:jc w:val="left"/>
-              <w:ind w:right="0" w:firstLine="0" w:left="0"/>
-              <w:spacing w:after="40" w:lineRule="auto" w:line="240" w:before="40"/>
+              <w:ind w:right="0" w:left="0" w:firstLine="0"/>
+              <w:spacing w:after="40" w:lineRule="auto" w:before="40" w:line="240"/>
             </w:pPr>
             <w:r>
               <w:rPr>
@@ -2784,8 +2784,8 @@
             <w:pPr>
               <w:pStyle w:val="Compact"/>
               <w:jc w:val="left"/>
-              <w:ind w:right="0" w:firstLine="0" w:left="0"/>
-              <w:spacing w:after="40" w:lineRule="auto" w:line="240" w:before="40"/>
+              <w:ind w:right="0" w:left="0" w:firstLine="0"/>
+              <w:spacing w:after="40" w:lineRule="auto" w:before="40" w:line="240"/>
             </w:pPr>
             <w:r>
               <w:t xml:space="preserve">string</w:t>
@@ -2798,8 +2798,8 @@
             <w:pPr>
               <w:pStyle w:val="Compact"/>
               <w:jc w:val="left"/>
-              <w:ind w:right="0" w:firstLine="0" w:left="0"/>
-              <w:spacing w:after="40" w:lineRule="auto" w:line="240" w:before="40"/>
+              <w:ind w:right="0" w:left="0" w:firstLine="0"/>
+              <w:spacing w:after="40" w:lineRule="auto" w:before="40" w:line="240"/>
             </w:pPr>
             <w:r>
               <w:t xml:space="preserve">nil</w:t>
@@ -2812,8 +2812,8 @@
             <w:pPr>
               <w:pStyle w:val="Compact"/>
               <w:jc w:val="left"/>
-              <w:ind w:right="0" w:firstLine="0" w:left="0"/>
-              <w:spacing w:after="40" w:lineRule="auto" w:line="240" w:before="40"/>
+              <w:ind w:right="0" w:left="0" w:firstLine="0"/>
+              <w:spacing w:after="40" w:lineRule="auto" w:before="40" w:line="240"/>
             </w:pPr>
             <w:r>
               <w:t xml:space="preserve">Right indent</w:t>
@@ -2828,8 +2828,8 @@
             <w:pPr>
               <w:pStyle w:val="Compact"/>
               <w:jc w:val="left"/>
-              <w:ind w:right="0" w:firstLine="0" w:left="0"/>
-              <w:spacing w:after="40" w:lineRule="auto" w:line="240" w:before="40"/>
+              <w:ind w:right="0" w:left="0" w:firstLine="0"/>
+              <w:spacing w:after="40" w:lineRule="auto" w:before="40" w:line="240"/>
             </w:pPr>
             <w:r>
               <w:rPr>
@@ -2845,8 +2845,8 @@
             <w:pPr>
               <w:pStyle w:val="Compact"/>
               <w:jc w:val="left"/>
-              <w:ind w:right="0" w:firstLine="0" w:left="0"/>
-              <w:spacing w:after="40" w:lineRule="auto" w:line="240" w:before="40"/>
+              <w:ind w:right="0" w:left="0" w:firstLine="0"/>
+              <w:spacing w:after="40" w:lineRule="auto" w:before="40" w:line="240"/>
             </w:pPr>
             <w:r>
               <w:t xml:space="preserve">boolean</w:t>
@@ -2859,8 +2859,8 @@
             <w:pPr>
               <w:pStyle w:val="Compact"/>
               <w:jc w:val="left"/>
-              <w:ind w:right="0" w:firstLine="0" w:left="0"/>
-              <w:spacing w:after="40" w:lineRule="auto" w:line="240" w:before="40"/>
+              <w:ind w:right="0" w:left="0" w:firstLine="0"/>
+              <w:spacing w:after="40" w:lineRule="auto" w:before="40" w:line="240"/>
             </w:pPr>
             <w:r>
               <w:t xml:space="preserve">nil</w:t>
@@ -2873,8 +2873,8 @@
             <w:pPr>
               <w:pStyle w:val="Compact"/>
               <w:jc w:val="left"/>
-              <w:ind w:right="0" w:firstLine="0" w:left="0"/>
-              <w:spacing w:after="40" w:lineRule="auto" w:line="240" w:before="40"/>
+              <w:ind w:right="0" w:left="0" w:firstLine="0"/>
+              <w:spacing w:after="40" w:lineRule="auto" w:before="40" w:line="240"/>
             </w:pPr>
             <w:r>
               <w:t xml:space="preserve">Keep with next paragraph (prevent orphaning)</w:t>
@@ -2889,8 +2889,8 @@
             <w:pPr>
               <w:pStyle w:val="Compact"/>
               <w:jc w:val="left"/>
-              <w:ind w:right="0" w:firstLine="0" w:left="0"/>
-              <w:spacing w:after="40" w:lineRule="auto" w:line="240" w:before="40"/>
+              <w:ind w:right="0" w:left="0" w:firstLine="0"/>
+              <w:spacing w:after="40" w:lineRule="auto" w:before="40" w:line="240"/>
             </w:pPr>
             <w:r>
               <w:rPr>
@@ -2906,8 +2906,8 @@
             <w:pPr>
               <w:pStyle w:val="Compact"/>
               <w:jc w:val="left"/>
-              <w:ind w:right="0" w:firstLine="0" w:left="0"/>
-              <w:spacing w:after="40" w:lineRule="auto" w:line="240" w:before="40"/>
+              <w:ind w:right="0" w:left="0" w:firstLine="0"/>
+              <w:spacing w:after="40" w:lineRule="auto" w:before="40" w:line="240"/>
             </w:pPr>
             <w:r>
               <w:t xml:space="preserve">integer</w:t>
@@ -2920,8 +2920,8 @@
             <w:pPr>
               <w:pStyle w:val="Compact"/>
               <w:jc w:val="left"/>
-              <w:ind w:right="0" w:firstLine="0" w:left="0"/>
-              <w:spacing w:after="40" w:lineRule="auto" w:line="240" w:before="40"/>
+              <w:ind w:right="0" w:left="0" w:firstLine="0"/>
+              <w:spacing w:after="40" w:lineRule="auto" w:before="40" w:line="240"/>
             </w:pPr>
             <w:r>
               <w:t xml:space="preserve">nil</w:t>
@@ -2934,8 +2934,8 @@
             <w:pPr>
               <w:pStyle w:val="Compact"/>
               <w:jc w:val="left"/>
-              <w:ind w:right="0" w:firstLine="0" w:left="0"/>
-              <w:spacing w:after="40" w:lineRule="auto" w:line="240" w:before="40"/>
+              <w:ind w:right="0" w:left="0" w:firstLine="0"/>
+              <w:spacing w:after="40" w:lineRule="auto" w:before="40" w:line="240"/>
             </w:pPr>
             <w:r>
               <w:t xml:space="preserve">Outline level for TOC (0 = Heading 1, 1 = Heading 2, etc.)</w:t>
@@ -2960,7 +2960,7 @@
     </w:p>
     <w:p>
       <w:pPr>
-        <w:spacing w:before="0" w:after="0" w:lineRule="exact" w:line="20"/>
+        <w:spacing w:after="0" w:lineRule="exact" w:line="20" w:before="0"/>
         <w:rPr>
           <w:sz w:val="2"/>
         </w:rPr>
@@ -4627,7 +4627,7 @@
     </w:p>
     <w:p>
       <w:pPr>
-        <w:spacing w:before="0" w:after="0" w:lineRule="exact" w:line="20"/>
+        <w:spacing w:after="0" w:lineRule="exact" w:line="20" w:before="0"/>
         <w:rPr>
           <w:sz w:val="2"/>
         </w:rPr>
@@ -6201,7 +6201,7 @@
     </w:p>
     <w:p>
       <w:pPr>
-        <w:spacing w:before="0" w:after="0" w:lineRule="exact" w:line="20"/>
+        <w:spacing w:after="0" w:lineRule="exact" w:line="20" w:before="0"/>
         <w:rPr>
           <w:sz w:val="2"/>
         </w:rPr>
@@ -7021,7 +7021,7 @@
     </w:p>
     <w:p>
       <w:pPr>
-        <w:spacing w:before="0" w:after="0" w:lineRule="exact" w:line="20"/>
+        <w:spacing w:after="0" w:lineRule="exact" w:line="20" w:before="0"/>
         <w:rPr>
           <w:sz w:val="2"/>
         </w:rPr>
@@ -8458,7 +8458,7 @@
     </w:p>
     <w:p>
       <w:pPr>
-        <w:spacing w:before="0" w:after="0" w:lineRule="exact" w:line="20"/>
+        <w:spacing w:after="0" w:lineRule="exact" w:line="20" w:before="0"/>
         <w:rPr>
           <w:sz w:val="2"/>
         </w:rPr>
@@ -8500,18 +8500,18 @@
         <w:tblLook w:firstRow="1" w:lastRow="0" w:firstColumn="0" w:lastColumn="0" w:noHBand="0" w:noVBand="0" w:val="0020"/>
         <w:jc w:val="start"/>
         <w:tblBorders>
-          <w:top w:space="0" w:color="000000" w:val="single" w:sz="6"/>
-          <w:left w:space="0" w:color="000000" w:val="single" w:sz="6"/>
-          <w:bottom w:space="0" w:color="000000" w:val="single" w:sz="6"/>
-          <w:right w:space="0" w:color="000000" w:val="single" w:sz="6"/>
-          <w:insideH w:space="0" w:color="000000" w:val="single" w:sz="6"/>
-          <w:insideV w:space="0" w:color="000000" w:val="single" w:sz="6"/>
+          <w:top w:space="0" w:val="single" w:color="000000" w:sz="6"/>
+          <w:left w:space="0" w:val="single" w:color="000000" w:sz="6"/>
+          <w:bottom w:space="0" w:val="single" w:color="000000" w:sz="6"/>
+          <w:right w:space="0" w:val="single" w:color="000000" w:sz="6"/>
+          <w:insideH w:space="0" w:val="single" w:color="000000" w:sz="6"/>
+          <w:insideV w:space="0" w:val="single" w:color="000000" w:sz="6"/>
         </w:tblBorders>
         <w:tblCellMar>
-          <w:top w:type="dxa" w:w="57"/>
-          <w:left w:type="dxa" w:w="108"/>
-          <w:bottom w:type="dxa" w:w="57"/>
-          <w:right w:type="dxa" w:w="108"/>
+          <w:top w:w="57" w:type="dxa"/>
+          <w:left w:w="108" w:type="dxa"/>
+          <w:bottom w:w="57" w:type="dxa"/>
+          <w:right w:w="108" w:type="dxa"/>
         </w:tblCellMar>
       </w:tblPr>
       <w:tblGrid>
@@ -8531,8 +8531,8 @@
             <w:pPr>
               <w:pStyle w:val="Compact"/>
               <w:jc w:val="left"/>
-              <w:ind w:right="0" w:firstLine="0" w:left="0"/>
-              <w:spacing w:after="40" w:lineRule="auto" w:line="240" w:before="40"/>
+              <w:ind w:right="0" w:left="0" w:firstLine="0"/>
+              <w:spacing w:after="40" w:lineRule="auto" w:before="40" w:line="240"/>
             </w:pPr>
             <w:r>
               <w:rPr>
@@ -8550,8 +8550,8 @@
             <w:pPr>
               <w:pStyle w:val="Compact"/>
               <w:jc w:val="left"/>
-              <w:ind w:right="0" w:firstLine="0" w:left="0"/>
-              <w:spacing w:after="40" w:lineRule="auto" w:line="240" w:before="40"/>
+              <w:ind w:right="0" w:left="0" w:firstLine="0"/>
+              <w:spacing w:after="40" w:lineRule="auto" w:before="40" w:line="240"/>
             </w:pPr>
             <w:r>
               <w:rPr>
@@ -8569,8 +8569,8 @@
             <w:pPr>
               <w:pStyle w:val="Compact"/>
               <w:jc w:val="left"/>
-              <w:ind w:right="0" w:firstLine="0" w:left="0"/>
-              <w:spacing w:after="40" w:lineRule="auto" w:line="240" w:before="40"/>
+              <w:ind w:right="0" w:left="0" w:firstLine="0"/>
+              <w:spacing w:after="40" w:lineRule="auto" w:before="40" w:line="240"/>
             </w:pPr>
             <w:r>
               <w:rPr>
@@ -8588,8 +8588,8 @@
             <w:pPr>
               <w:pStyle w:val="Compact"/>
               <w:jc w:val="left"/>
-              <w:ind w:right="0" w:firstLine="0" w:left="0"/>
-              <w:spacing w:after="40" w:lineRule="auto" w:line="240" w:before="40"/>
+              <w:ind w:right="0" w:left="0" w:firstLine="0"/>
+              <w:spacing w:after="40" w:lineRule="auto" w:before="40" w:line="240"/>
             </w:pPr>
             <w:r>
               <w:rPr>
@@ -8605,8 +8605,8 @@
             <w:pPr>
               <w:pStyle w:val="Compact"/>
               <w:jc w:val="left"/>
-              <w:ind w:right="0" w:firstLine="0" w:left="0"/>
-              <w:spacing w:after="40" w:lineRule="auto" w:line="240" w:before="40"/>
+              <w:ind w:right="0" w:left="0" w:firstLine="0"/>
+              <w:spacing w:after="40" w:lineRule="auto" w:before="40" w:line="240"/>
             </w:pPr>
             <w:r>
               <w:rPr>
@@ -8628,8 +8628,8 @@
             <w:pPr>
               <w:pStyle w:val="Compact"/>
               <w:jc w:val="left"/>
-              <w:ind w:right="0" w:firstLine="0" w:left="0"/>
-              <w:spacing w:after="40" w:lineRule="auto" w:line="240" w:before="40"/>
+              <w:ind w:right="0" w:left="0" w:firstLine="0"/>
+              <w:spacing w:after="40" w:lineRule="auto" w:before="40" w:line="240"/>
             </w:pPr>
             <w:r>
               <w:t xml:space="preserve">Modify main document body</w:t>
@@ -8644,8 +8644,8 @@
             <w:pPr>
               <w:pStyle w:val="Compact"/>
               <w:jc w:val="left"/>
-              <w:ind w:right="0" w:firstLine="0" w:left="0"/>
-              <w:spacing w:after="40" w:lineRule="auto" w:line="240" w:before="40"/>
+              <w:ind w:right="0" w:left="0" w:firstLine="0"/>
+              <w:spacing w:after="40" w:lineRule="auto" w:before="40" w:line="240"/>
             </w:pPr>
             <w:r>
               <w:rPr>
@@ -8661,8 +8661,8 @@
             <w:pPr>
               <w:pStyle w:val="Compact"/>
               <w:jc w:val="left"/>
-              <w:ind w:right="0" w:firstLine="0" w:left="0"/>
-              <w:spacing w:after="40" w:lineRule="auto" w:line="240" w:before="40"/>
+              <w:ind w:right="0" w:left="0" w:firstLine="0"/>
+              <w:spacing w:after="40" w:lineRule="auto" w:before="40" w:line="240"/>
             </w:pPr>
             <w:r>
               <w:rPr>
@@ -8684,8 +8684,8 @@
             <w:pPr>
               <w:pStyle w:val="Compact"/>
               <w:jc w:val="left"/>
-              <w:ind w:right="0" w:firstLine="0" w:left="0"/>
-              <w:spacing w:after="40" w:lineRule="auto" w:line="240" w:before="40"/>
+              <w:ind w:right="0" w:left="0" w:firstLine="0"/>
+              <w:spacing w:after="40" w:lineRule="auto" w:before="40" w:line="240"/>
             </w:pPr>
             <w:r>
               <w:t xml:space="preserve">Modify or inject style definitions</w:t>
@@ -8700,8 +8700,8 @@
             <w:pPr>
               <w:pStyle w:val="Compact"/>
               <w:jc w:val="left"/>
-              <w:ind w:right="0" w:firstLine="0" w:left="0"/>
-              <w:spacing w:after="40" w:lineRule="auto" w:line="240" w:before="40"/>
+              <w:ind w:right="0" w:left="0" w:firstLine="0"/>
+              <w:spacing w:after="40" w:lineRule="auto" w:before="40" w:line="240"/>
             </w:pPr>
             <w:r>
               <w:rPr>
@@ -8717,8 +8717,8 @@
             <w:pPr>
               <w:pStyle w:val="Compact"/>
               <w:jc w:val="left"/>
-              <w:ind w:right="0" w:firstLine="0" w:left="0"/>
-              <w:spacing w:after="40" w:lineRule="auto" w:line="240" w:before="40"/>
+              <w:ind w:right="0" w:left="0" w:firstLine="0"/>
+              <w:spacing w:after="40" w:lineRule="auto" w:before="40" w:line="240"/>
             </w:pPr>
             <w:r>
               <w:rPr>
@@ -8740,8 +8740,8 @@
             <w:pPr>
               <w:pStyle w:val="Compact"/>
               <w:jc w:val="left"/>
-              <w:ind w:right="0" w:firstLine="0" w:left="0"/>
-              <w:spacing w:after="40" w:lineRule="auto" w:line="240" w:before="40"/>
+              <w:ind w:right="0" w:left="0" w:firstLine="0"/>
+              <w:spacing w:after="40" w:lineRule="auto" w:before="40" w:line="240"/>
             </w:pPr>
             <w:r>
               <w:t xml:space="preserve">Modify list numbering definitions</w:t>
@@ -8756,8 +8756,8 @@
             <w:pPr>
               <w:pStyle w:val="Compact"/>
               <w:jc w:val="left"/>
-              <w:ind w:right="0" w:firstLine="0" w:left="0"/>
-              <w:spacing w:after="40" w:lineRule="auto" w:line="240" w:before="40"/>
+              <w:ind w:right="0" w:left="0" w:firstLine="0"/>
+              <w:spacing w:after="40" w:lineRule="auto" w:before="40" w:line="240"/>
             </w:pPr>
             <w:r>
               <w:rPr>
@@ -8773,8 +8773,8 @@
             <w:pPr>
               <w:pStyle w:val="Compact"/>
               <w:jc w:val="left"/>
-              <w:ind w:right="0" w:firstLine="0" w:left="0"/>
-              <w:spacing w:after="40" w:lineRule="auto" w:line="240" w:before="40"/>
+              <w:ind w:right="0" w:left="0" w:firstLine="0"/>
+              <w:spacing w:after="40" w:lineRule="auto" w:before="40" w:line="240"/>
             </w:pPr>
             <w:r>
               <w:rPr>
@@ -8796,8 +8796,8 @@
             <w:pPr>
               <w:pStyle w:val="Compact"/>
               <w:jc w:val="left"/>
-              <w:ind w:right="0" w:firstLine="0" w:left="0"/>
-              <w:spacing w:after="40" w:lineRule="auto" w:line="240" w:before="40"/>
+              <w:ind w:right="0" w:left="0" w:firstLine="0"/>
+              <w:spacing w:after="40" w:lineRule="auto" w:before="40" w:line="240"/>
             </w:pPr>
             <w:r>
               <w:t xml:space="preserve">Add content type declarations</w:t>
@@ -8812,8 +8812,8 @@
             <w:pPr>
               <w:pStyle w:val="Compact"/>
               <w:jc w:val="left"/>
-              <w:ind w:right="0" w:firstLine="0" w:left="0"/>
-              <w:spacing w:after="40" w:lineRule="auto" w:line="240" w:before="40"/>
+              <w:ind w:right="0" w:left="0" w:firstLine="0"/>
+              <w:spacing w:after="40" w:lineRule="auto" w:before="40" w:line="240"/>
             </w:pPr>
             <w:r>
               <w:rPr>
@@ -8829,8 +8829,8 @@
             <w:pPr>
               <w:pStyle w:val="Compact"/>
               <w:jc w:val="left"/>
-              <w:ind w:right="0" w:firstLine="0" w:left="0"/>
-              <w:spacing w:after="40" w:lineRule="auto" w:line="240" w:before="40"/>
+              <w:ind w:right="0" w:left="0" w:firstLine="0"/>
+              <w:spacing w:after="40" w:lineRule="auto" w:before="40" w:line="240"/>
             </w:pPr>
             <w:r>
               <w:rPr>
@@ -8852,8 +8852,8 @@
             <w:pPr>
               <w:pStyle w:val="Compact"/>
               <w:jc w:val="left"/>
-              <w:ind w:right="0" w:firstLine="0" w:left="0"/>
-              <w:spacing w:after="40" w:lineRule="auto" w:line="240" w:before="40"/>
+              <w:ind w:right="0" w:left="0" w:firstLine="0"/>
+              <w:spacing w:after="40" w:lineRule="auto" w:before="40" w:line="240"/>
             </w:pPr>
             <w:r>
               <w:t xml:space="preserve">Modify document settings</w:t>
@@ -8868,8 +8868,8 @@
             <w:pPr>
               <w:pStyle w:val="Compact"/>
               <w:jc w:val="left"/>
-              <w:ind w:right="0" w:firstLine="0" w:left="0"/>
-              <w:spacing w:after="40" w:lineRule="auto" w:line="240" w:before="40"/>
+              <w:ind w:right="0" w:left="0" w:firstLine="0"/>
+              <w:spacing w:after="40" w:lineRule="auto" w:before="40" w:line="240"/>
             </w:pPr>
             <w:r>
               <w:rPr>
@@ -8885,8 +8885,8 @@
             <w:pPr>
               <w:pStyle w:val="Compact"/>
               <w:jc w:val="left"/>
-              <w:ind w:right="0" w:firstLine="0" w:left="0"/>
-              <w:spacing w:after="40" w:lineRule="auto" w:line="240" w:before="40"/>
+              <w:ind w:right="0" w:left="0" w:firstLine="0"/>
+              <w:spacing w:after="40" w:lineRule="auto" w:before="40" w:line="240"/>
             </w:pPr>
             <w:r>
               <w:rPr>
@@ -8908,8 +8908,8 @@
             <w:pPr>
               <w:pStyle w:val="Compact"/>
               <w:jc w:val="left"/>
-              <w:ind w:right="0" w:firstLine="0" w:left="0"/>
-              <w:spacing w:after="40" w:lineRule="auto" w:line="240" w:before="40"/>
+              <w:ind w:right="0" w:left="0" w:firstLine="0"/>
+              <w:spacing w:after="40" w:lineRule="auto" w:before="40" w:line="240"/>
             </w:pPr>
             <w:r>
               <w:t xml:space="preserve">Add/modify relationship entries</w:t>
@@ -8924,8 +8924,8 @@
             <w:pPr>
               <w:pStyle w:val="Compact"/>
               <w:jc w:val="left"/>
-              <w:ind w:right="0" w:firstLine="0" w:left="0"/>
-              <w:spacing w:after="40" w:lineRule="auto" w:line="240" w:before="40"/>
+              <w:ind w:right="0" w:left="0" w:firstLine="0"/>
+              <w:spacing w:after="40" w:lineRule="auto" w:before="40" w:line="240"/>
             </w:pPr>
             <w:r>
               <w:rPr>
@@ -8941,8 +8941,8 @@
             <w:pPr>
               <w:pStyle w:val="Compact"/>
               <w:jc w:val="left"/>
-              <w:ind w:right="0" w:firstLine="0" w:left="0"/>
-              <w:spacing w:after="40" w:lineRule="auto" w:line="240" w:before="40"/>
+              <w:ind w:right="0" w:left="0" w:firstLine="0"/>
+              <w:spacing w:after="40" w:lineRule="auto" w:before="40" w:line="240"/>
             </w:pPr>
             <w:r>
               <w:t xml:space="preserve">Temp directory path</w:t>
@@ -8955,8 +8955,8 @@
             <w:pPr>
               <w:pStyle w:val="Compact"/>
               <w:jc w:val="left"/>
-              <w:ind w:right="0" w:firstLine="0" w:left="0"/>
-              <w:spacing w:after="40" w:lineRule="auto" w:line="240" w:before="40"/>
+              <w:ind w:right="0" w:left="0" w:firstLine="0"/>
+              <w:spacing w:after="40" w:lineRule="auto" w:before="40" w:line="240"/>
             </w:pPr>
             <w:r>
               <w:t xml:space="preserve">Create new parts (headers, footers)</w:t>
@@ -9009,7 +9009,7 @@
     </w:p>
     <w:p>
       <w:pPr>
-        <w:spacing w:before="0" w:after="0" w:lineRule="exact" w:line="20"/>
+        <w:spacing w:after="0" w:lineRule="exact" w:line="20" w:before="0"/>
         <w:rPr>
           <w:sz w:val="2"/>
         </w:rPr>
@@ -9783,7 +9783,7 @@
     </w:p>
     <w:p>
       <w:pPr>
-        <w:spacing w:before="0" w:after="0" w:lineRule="exact" w:line="20"/>
+        <w:spacing w:after="0" w:lineRule="exact" w:line="20" w:before="0"/>
         <w:rPr>
           <w:sz w:val="2"/>
         </w:rPr>
@@ -9825,18 +9825,18 @@
         <w:tblLook w:firstRow="1" w:lastRow="0" w:firstColumn="0" w:lastColumn="0" w:noHBand="0" w:noVBand="0" w:val="0020"/>
         <w:jc w:val="start"/>
         <w:tblBorders>
-          <w:top w:space="0" w:color="000000" w:val="single" w:sz="6"/>
-          <w:left w:space="0" w:color="000000" w:val="single" w:sz="6"/>
-          <w:bottom w:space="0" w:color="000000" w:val="single" w:sz="6"/>
-          <w:right w:space="0" w:color="000000" w:val="single" w:sz="6"/>
-          <w:insideH w:space="0" w:color="000000" w:val="single" w:sz="6"/>
-          <w:insideV w:space="0" w:color="000000" w:val="single" w:sz="6"/>
+          <w:top w:space="0" w:val="single" w:color="000000" w:sz="6"/>
+          <w:left w:space="0" w:val="single" w:color="000000" w:sz="6"/>
+          <w:bottom w:space="0" w:val="single" w:color="000000" w:sz="6"/>
+          <w:right w:space="0" w:val="single" w:color="000000" w:sz="6"/>
+          <w:insideH w:space="0" w:val="single" w:color="000000" w:sz="6"/>
+          <w:insideV w:space="0" w:val="single" w:color="000000" w:sz="6"/>
         </w:tblBorders>
         <w:tblCellMar>
-          <w:top w:type="dxa" w:w="57"/>
-          <w:left w:type="dxa" w:w="108"/>
-          <w:bottom w:type="dxa" w:w="57"/>
-          <w:right w:type="dxa" w:w="108"/>
+          <w:top w:w="57" w:type="dxa"/>
+          <w:left w:w="108" w:type="dxa"/>
+          <w:bottom w:w="57" w:type="dxa"/>
+          <w:right w:w="108" w:type="dxa"/>
         </w:tblCellMar>
       </w:tblPr>
       <w:tblGrid>
@@ -9855,8 +9855,8 @@
             <w:pPr>
               <w:pStyle w:val="Compact"/>
               <w:jc w:val="left"/>
-              <w:ind w:right="0" w:firstLine="0" w:left="0"/>
-              <w:spacing w:after="40" w:lineRule="auto" w:line="240" w:before="40"/>
+              <w:ind w:right="0" w:left="0" w:firstLine="0"/>
+              <w:spacing w:after="40" w:lineRule="auto" w:before="40" w:line="240"/>
             </w:pPr>
             <w:r>
               <w:rPr>
@@ -9874,8 +9874,8 @@
             <w:pPr>
               <w:pStyle w:val="Compact"/>
               <w:jc w:val="left"/>
-              <w:ind w:right="0" w:firstLine="0" w:left="0"/>
-              <w:spacing w:after="40" w:lineRule="auto" w:line="240" w:before="40"/>
+              <w:ind w:right="0" w:left="0" w:firstLine="0"/>
+              <w:spacing w:after="40" w:lineRule="auto" w:before="40" w:line="240"/>
             </w:pPr>
             <w:r>
               <w:rPr>
@@ -9893,8 +9893,8 @@
             <w:pPr>
               <w:pStyle w:val="Compact"/>
               <w:jc w:val="left"/>
-              <w:ind w:right="0" w:firstLine="0" w:left="0"/>
-              <w:spacing w:after="40" w:lineRule="auto" w:line="240" w:before="40"/>
+              <w:ind w:right="0" w:left="0" w:firstLine="0"/>
+              <w:spacing w:after="40" w:lineRule="auto" w:before="40" w:line="240"/>
             </w:pPr>
             <w:r>
               <w:rPr>
@@ -9910,8 +9910,8 @@
             <w:pPr>
               <w:pStyle w:val="Compact"/>
               <w:jc w:val="left"/>
-              <w:ind w:right="0" w:firstLine="0" w:left="0"/>
-              <w:spacing w:after="40" w:lineRule="auto" w:line="240" w:before="40"/>
+              <w:ind w:right="0" w:left="0" w:firstLine="0"/>
+              <w:spacing w:after="40" w:lineRule="auto" w:before="40" w:line="240"/>
             </w:pPr>
             <w:r>
               <w:t xml:space="preserve">OOXML page break</w:t>
@@ -9926,8 +9926,8 @@
             <w:pPr>
               <w:pStyle w:val="Compact"/>
               <w:jc w:val="left"/>
-              <w:ind w:right="0" w:firstLine="0" w:left="0"/>
-              <w:spacing w:after="40" w:lineRule="auto" w:line="240" w:before="40"/>
+              <w:ind w:right="0" w:left="0" w:firstLine="0"/>
+              <w:spacing w:after="40" w:lineRule="auto" w:before="40" w:line="240"/>
             </w:pPr>
             <w:r>
               <w:rPr>
@@ -9943,8 +9943,8 @@
             <w:pPr>
               <w:pStyle w:val="Compact"/>
               <w:jc w:val="left"/>
-              <w:ind w:right="0" w:firstLine="0" w:left="0"/>
-              <w:spacing w:after="40" w:lineRule="auto" w:line="240" w:before="40"/>
+              <w:ind w:right="0" w:left="0" w:firstLine="0"/>
+              <w:spacing w:after="40" w:lineRule="auto" w:before="40" w:line="240"/>
             </w:pPr>
             <w:r>
               <w:t xml:space="preserve">OOXML spacing (in twips)</w:t>
@@ -9959,8 +9959,8 @@
             <w:pPr>
               <w:pStyle w:val="Compact"/>
               <w:jc w:val="left"/>
-              <w:ind w:right="0" w:firstLine="0" w:left="0"/>
-              <w:spacing w:after="40" w:lineRule="auto" w:line="240" w:before="40"/>
+              <w:ind w:right="0" w:left="0" w:firstLine="0"/>
+              <w:spacing w:after="40" w:lineRule="auto" w:before="40" w:line="240"/>
             </w:pPr>
             <w:r>
               <w:rPr>
@@ -9976,8 +9976,8 @@
             <w:pPr>
               <w:pStyle w:val="Compact"/>
               <w:jc w:val="left"/>
-              <w:ind w:right="0" w:firstLine="0" w:left="0"/>
-              <w:spacing w:after="40" w:lineRule="auto" w:line="240" w:before="40"/>
+              <w:ind w:right="0" w:left="0" w:firstLine="0"/>
+              <w:spacing w:after="40" w:lineRule="auto" w:before="40" w:line="240"/>
             </w:pPr>
             <w:r>
               <w:t xml:space="preserve">OOXML bookmark start</w:t>
@@ -9992,8 +9992,8 @@
             <w:pPr>
               <w:pStyle w:val="Compact"/>
               <w:jc w:val="left"/>
-              <w:ind w:right="0" w:firstLine="0" w:left="0"/>
-              <w:spacing w:after="40" w:lineRule="auto" w:line="240" w:before="40"/>
+              <w:ind w:right="0" w:left="0" w:firstLine="0"/>
+              <w:spacing w:after="40" w:lineRule="auto" w:before="40" w:line="240"/>
             </w:pPr>
             <w:r>
               <w:rPr>
@@ -10015,8 +10015,8 @@
             <w:pPr>
               <w:pStyle w:val="Compact"/>
               <w:jc w:val="left"/>
-              <w:ind w:right="0" w:firstLine="0" w:left="0"/>
-              <w:spacing w:after="40" w:lineRule="auto" w:line="240" w:before="40"/>
+              <w:ind w:right="0" w:left="0" w:firstLine="0"/>
+              <w:spacing w:after="40" w:lineRule="auto" w:before="40" w:line="240"/>
             </w:pPr>
             <w:r>
               <w:t xml:space="preserve">OOXML math element (native</w:t>
@@ -10046,8 +10046,8 @@
             <w:pPr>
               <w:pStyle w:val="Compact"/>
               <w:jc w:val="left"/>
-              <w:ind w:right="0" w:firstLine="0" w:left="0"/>
-              <w:spacing w:after="40" w:lineRule="auto" w:line="240" w:before="40"/>
+              <w:ind w:right="0" w:left="0" w:firstLine="0"/>
+              <w:spacing w:after="40" w:lineRule="auto" w:before="40" w:line="240"/>
             </w:pPr>
             <w:r>
               <w:rPr>
@@ -10063,8 +10063,8 @@
             <w:pPr>
               <w:pStyle w:val="Compact"/>
               <w:jc w:val="left"/>
-              <w:ind w:right="0" w:firstLine="0" w:left="0"/>
-              <w:spacing w:after="40" w:lineRule="auto" w:line="240" w:before="40"/>
+              <w:ind w:right="0" w:left="0" w:firstLine="0"/>
+              <w:spacing w:after="40" w:lineRule="auto" w:before="40" w:line="240"/>
             </w:pPr>
             <w:r>
               <w:t xml:space="preserve">OOXML caption with SEQ field</w:t>
@@ -10079,8 +10079,8 @@
             <w:pPr>
               <w:pStyle w:val="Compact"/>
               <w:jc w:val="left"/>
-              <w:ind w:right="0" w:firstLine="0" w:left="0"/>
-              <w:spacing w:after="40" w:lineRule="auto" w:line="240" w:before="40"/>
+              <w:ind w:right="0" w:left="0" w:firstLine="0"/>
+              <w:spacing w:after="40" w:lineRule="auto" w:before="40" w:line="240"/>
             </w:pPr>
             <w:r>
               <w:rPr>
@@ -10096,8 +10096,8 @@
             <w:pPr>
               <w:pStyle w:val="Compact"/>
               <w:jc w:val="left"/>
-              <w:ind w:right="0" w:firstLine="0" w:left="0"/>
-              <w:spacing w:after="40" w:lineRule="auto" w:line="240" w:before="40"/>
+              <w:ind w:right="0" w:left="0" w:firstLine="0"/>
+              <w:spacing w:after="40" w:lineRule="auto" w:before="40" w:line="240"/>
             </w:pPr>
             <w:r>
               <w:t xml:space="preserve">OOXML numbered equation with tab layout</w:t>
@@ -10112,8 +10112,8 @@
             <w:pPr>
               <w:pStyle w:val="Compact"/>
               <w:jc w:val="left"/>
-              <w:ind w:right="0" w:firstLine="0" w:left="0"/>
-              <w:spacing w:after="40" w:lineRule="auto" w:line="240" w:before="40"/>
+              <w:ind w:right="0" w:left="0" w:firstLine="0"/>
+              <w:spacing w:after="40" w:lineRule="auto" w:before="40" w:line="240"/>
             </w:pPr>
             <w:r>
               <w:rPr>
@@ -10129,8 +10129,8 @@
             <w:pPr>
               <w:pStyle w:val="Compact"/>
               <w:jc w:val="left"/>
-              <w:ind w:right="0" w:firstLine="0" w:left="0"/>
-              <w:spacing w:after="40" w:lineRule="auto" w:line="240" w:before="40"/>
+              <w:ind w:right="0" w:left="0" w:firstLine="0"/>
+              <w:spacing w:after="40" w:lineRule="auto" w:before="40" w:line="240"/>
             </w:pPr>
             <w:r>
               <w:t xml:space="preserve">Position markers for postprocessor</w:t>
@@ -10145,8 +10145,8 @@
             <w:pPr>
               <w:pStyle w:val="Compact"/>
               <w:jc w:val="left"/>
-              <w:ind w:right="0" w:firstLine="0" w:left="0"/>
-              <w:spacing w:after="40" w:lineRule="auto" w:line="240" w:before="40"/>
+              <w:ind w:right="0" w:left="0" w:firstLine="0"/>
+              <w:spacing w:after="40" w:lineRule="auto" w:before="40" w:line="240"/>
             </w:pPr>
             <w:r>
               <w:rPr>
@@ -10183,8 +10183,8 @@
             <w:pPr>
               <w:pStyle w:val="Compact"/>
               <w:jc w:val="left"/>
-              <w:ind w:right="0" w:firstLine="0" w:left="0"/>
-              <w:spacing w:after="40" w:lineRule="auto" w:line="240" w:before="40"/>
+              <w:ind w:right="0" w:left="0" w:firstLine="0"/>
+              <w:spacing w:after="40" w:lineRule="auto" w:before="40" w:line="240"/>
             </w:pPr>
             <w:r>
               <w:t xml:space="preserve">Rewritten to</w:t>
@@ -10295,7 +10295,7 @@
     </w:p>
     <w:p>
       <w:pPr>
-        <w:spacing w:before="0" w:after="0" w:lineRule="exact" w:line="20"/>
+        <w:spacing w:after="0" w:lineRule="exact" w:line="20" w:before="0"/>
         <w:rPr>
           <w:sz w:val="2"/>
         </w:rPr>
@@ -10747,7 +10747,7 @@
     </w:p>
     <w:p>
       <w:pPr>
-        <w:spacing w:before="0" w:after="0" w:lineRule="exact" w:line="20"/>
+        <w:spacing w:after="0" w:lineRule="exact" w:line="20" w:before="0"/>
         <w:rPr>
           <w:sz w:val="2"/>
         </w:rPr>
@@ -10839,14 +10839,14 @@
 <w:ftr xmlns:w="http://schemas.openxmlformats.org/wordprocessingml/2006/main" xmlns:r="http://schemas.openxmlformats.org/officeDocument/2006/relationships">
   <w:tbl>
     <w:tblPr>
-      <w:tblW w:type="pct" w:w="5000"/>
+      <w:tblW w:w="5000" w:type="pct"/>
       <w:tblBorders>
-        <w:top w:space="1" w:color="CCCCCC" w:val="single" w:sz="4"/>
-        <w:bottom w:space="0" w:color="auto" w:val="none" w:sz="0"/>
-        <w:left w:space="0" w:color="auto" w:val="none" w:sz="0"/>
-        <w:right w:space="0" w:color="auto" w:val="none" w:sz="0"/>
-        <w:insideH w:space="0" w:color="auto" w:val="none" w:sz="0"/>
-        <w:insideV w:space="0" w:color="auto" w:val="none" w:sz="0"/>
+        <w:top w:space="1" w:val="single" w:color="CCCCCC" w:sz="4"/>
+        <w:bottom w:space="0" w:val="none" w:color="auto" w:sz="0"/>
+        <w:left w:space="0" w:val="none" w:color="auto" w:sz="0"/>
+        <w:right w:space="0" w:val="none" w:color="auto" w:sz="0"/>
+        <w:insideH w:space="0" w:val="none" w:color="auto" w:sz="0"/>
+        <w:insideV w:space="0" w:val="none" w:color="auto" w:sz="0"/>
       </w:tblBorders>
       <w:tblLayout w:type="fixed"/>
     </w:tblPr>
@@ -10858,7 +10858,7 @@
     <w:tr>
       <w:tc>
         <w:tcPr>
-          <w:tcW w:type="pct" w:w="1667"/>
+          <w:tcW w:w="1667" w:type="pct"/>
         </w:tcPr>
         <w:p>
           <w:pPr>
@@ -10872,7 +10872,7 @@
       </w:tc>
       <w:tc>
         <w:tcPr>
-          <w:tcW w:type="pct" w:w="1667"/>
+          <w:tcW w:w="1667" w:type="pct"/>
         </w:tcPr>
         <w:p>
           <w:pPr>
@@ -10886,7 +10886,7 @@
       </w:tc>
       <w:tc>
         <w:tcPr>
-          <w:tcW w:type="pct" w:w="1667"/>
+          <w:tcW w:w="1667" w:type="pct"/>
         </w:tcPr>
         <w:p>
           <w:pPr>
@@ -12166,18 +12166,18 @@
     <w:basedOn w:val="VerbatimChar"/>
     <w:rPr/>
   </w:style>
-  <w:style w:customStyle="1" w:styleId="SpecObjectHeader" w:type="paragraph">
+  <w:style w:styleId="SpecObjectHeader" w:customStyle="1" w:type="paragraph">
     <w:name w:val="Spec Object Header"/>
     <w:basedOn w:val="Normal"/>
     <w:next w:val="FirstParagraph"/>
     <w:qFormat/>
     <w:pPr>
       <w:keepNext/>
-      <w:spacing w:after="120" w:lineRule="auto" w:line="276" w:before="280"/>
+      <w:spacing w:after="120" w:lineRule="auto" w:before="280" w:line="276"/>
       <w:outlineLvl w:val="0"/>
     </w:pPr>
     <w:rPr>
-      <w:rFonts w:ascii="Calibri Light" w:hAnsi="Calibri Light" w:cs="Calibri Light"/>
+      <w:rFonts w:hAnsi="Calibri Light" w:cs="Calibri Light" w:ascii="Calibri Light"/>
       <w:b/>
       <w:bCs/>
       <w:color w:val="0F4C64"/>

--- a/manual/downloads/docx-customization.docx
+++ b/manual/downloads/docx-customization.docx
@@ -414,7 +414,7 @@
     </w:p>
     <w:p>
       <w:pPr>
-        <w:spacing w:after="0" w:lineRule="exact" w:line="20" w:before="0"/>
+        <w:spacing w:after="0" w:line="20" w:before="0" w:lineRule="exact"/>
         <w:rPr>
           <w:sz w:val="2"/>
         </w:rPr>
@@ -1610,7 +1610,7 @@
     </w:p>
     <w:p>
       <w:pPr>
-        <w:spacing w:after="0" w:lineRule="exact" w:line="20" w:before="0"/>
+        <w:spacing w:after="0" w:line="20" w:before="0" w:lineRule="exact"/>
         <w:rPr>
           <w:sz w:val="2"/>
         </w:rPr>
@@ -1652,12 +1652,12 @@
         <w:tblLook w:firstRow="1" w:lastRow="0" w:firstColumn="0" w:lastColumn="0" w:noHBand="0" w:noVBand="0" w:val="0020"/>
         <w:jc w:val="start"/>
         <w:tblBorders>
-          <w:top w:space="0" w:val="single" w:color="000000" w:sz="6"/>
-          <w:left w:space="0" w:val="single" w:color="000000" w:sz="6"/>
-          <w:bottom w:space="0" w:val="single" w:color="000000" w:sz="6"/>
-          <w:right w:space="0" w:val="single" w:color="000000" w:sz="6"/>
-          <w:insideH w:space="0" w:val="single" w:color="000000" w:sz="6"/>
-          <w:insideV w:space="0" w:val="single" w:color="000000" w:sz="6"/>
+          <w:top w:val="single" w:space="0" w:color="000000" w:sz="6"/>
+          <w:left w:val="single" w:space="0" w:color="000000" w:sz="6"/>
+          <w:bottom w:val="single" w:space="0" w:color="000000" w:sz="6"/>
+          <w:right w:val="single" w:space="0" w:color="000000" w:sz="6"/>
+          <w:insideH w:val="single" w:space="0" w:color="000000" w:sz="6"/>
+          <w:insideV w:val="single" w:space="0" w:color="000000" w:sz="6"/>
         </w:tblBorders>
         <w:tblCellMar>
           <w:top w:w="57" w:type="dxa"/>
@@ -1678,14 +1678,14 @@
         </w:trPr>
         <w:tc>
           <w:tcPr>
-            <w:shd w:color="auto" w:val="clear" w:fill="E8E8E8"/>
+            <w:shd w:val="clear" w:color="auto" w:fill="E8E8E8"/>
           </w:tcPr>
           <w:p>
             <w:pPr>
               <w:pStyle w:val="Compact"/>
               <w:jc w:val="left"/>
-              <w:ind w:right="0" w:left="0" w:firstLine="0"/>
-              <w:spacing w:after="40" w:lineRule="auto" w:before="40" w:line="240"/>
+              <w:ind w:left="0" w:firstLine="0" w:right="0"/>
+              <w:spacing w:lineRule="auto" w:before="40" w:after="40" w:line="240"/>
             </w:pPr>
             <w:r>
               <w:rPr>
@@ -1697,14 +1697,14 @@
         </w:tc>
         <w:tc>
           <w:tcPr>
-            <w:shd w:color="auto" w:val="clear" w:fill="E8E8E8"/>
+            <w:shd w:val="clear" w:color="auto" w:fill="E8E8E8"/>
           </w:tcPr>
           <w:p>
             <w:pPr>
               <w:pStyle w:val="Compact"/>
               <w:jc w:val="left"/>
-              <w:ind w:right="0" w:left="0" w:firstLine="0"/>
-              <w:spacing w:after="40" w:lineRule="auto" w:before="40" w:line="240"/>
+              <w:ind w:left="0" w:firstLine="0" w:right="0"/>
+              <w:spacing w:lineRule="auto" w:before="40" w:after="40" w:line="240"/>
             </w:pPr>
             <w:r>
               <w:rPr>
@@ -1716,14 +1716,14 @@
         </w:tc>
         <w:tc>
           <w:tcPr>
-            <w:shd w:color="auto" w:val="clear" w:fill="E8E8E8"/>
+            <w:shd w:val="clear" w:color="auto" w:fill="E8E8E8"/>
           </w:tcPr>
           <w:p>
             <w:pPr>
               <w:pStyle w:val="Compact"/>
               <w:jc w:val="left"/>
-              <w:ind w:right="0" w:left="0" w:firstLine="0"/>
-              <w:spacing w:after="40" w:lineRule="auto" w:before="40" w:line="240"/>
+              <w:ind w:left="0" w:firstLine="0" w:right="0"/>
+              <w:spacing w:lineRule="auto" w:before="40" w:after="40" w:line="240"/>
             </w:pPr>
             <w:r>
               <w:rPr>
@@ -1735,14 +1735,14 @@
         </w:tc>
         <w:tc>
           <w:tcPr>
-            <w:shd w:color="auto" w:val="clear" w:fill="E8E8E8"/>
+            <w:shd w:val="clear" w:color="auto" w:fill="E8E8E8"/>
           </w:tcPr>
           <w:p>
             <w:pPr>
               <w:pStyle w:val="Compact"/>
               <w:jc w:val="left"/>
-              <w:ind w:right="0" w:left="0" w:firstLine="0"/>
-              <w:spacing w:after="40" w:lineRule="auto" w:before="40" w:line="240"/>
+              <w:ind w:left="0" w:firstLine="0" w:right="0"/>
+              <w:spacing w:lineRule="auto" w:before="40" w:after="40" w:line="240"/>
             </w:pPr>
             <w:r>
               <w:rPr>
@@ -1760,8 +1760,8 @@
             <w:pPr>
               <w:pStyle w:val="Compact"/>
               <w:jc w:val="left"/>
-              <w:ind w:right="0" w:left="0" w:firstLine="0"/>
-              <w:spacing w:after="40" w:lineRule="auto" w:before="40" w:line="240"/>
+              <w:ind w:left="0" w:firstLine="0" w:right="0"/>
+              <w:spacing w:lineRule="auto" w:before="40" w:after="40" w:line="240"/>
             </w:pPr>
             <w:r>
               <w:rPr>
@@ -1777,8 +1777,8 @@
             <w:pPr>
               <w:pStyle w:val="Compact"/>
               <w:jc w:val="left"/>
-              <w:ind w:right="0" w:left="0" w:firstLine="0"/>
-              <w:spacing w:after="40" w:lineRule="auto" w:before="40" w:line="240"/>
+              <w:ind w:left="0" w:firstLine="0" w:right="0"/>
+              <w:spacing w:lineRule="auto" w:before="40" w:after="40" w:line="240"/>
             </w:pPr>
             <w:r>
               <w:t xml:space="preserve">string</w:t>
@@ -1791,8 +1791,8 @@
             <w:pPr>
               <w:pStyle w:val="Compact"/>
               <w:jc w:val="left"/>
-              <w:ind w:right="0" w:left="0" w:firstLine="0"/>
-              <w:spacing w:after="40" w:lineRule="auto" w:before="40" w:line="240"/>
+              <w:ind w:left="0" w:firstLine="0" w:right="0"/>
+              <w:spacing w:lineRule="auto" w:before="40" w:after="40" w:line="240"/>
             </w:pPr>
             <w:r>
               <w:t xml:space="preserve">required</w:t>
@@ -1805,8 +1805,8 @@
             <w:pPr>
               <w:pStyle w:val="Compact"/>
               <w:jc w:val="left"/>
-              <w:ind w:right="0" w:left="0" w:firstLine="0"/>
-              <w:spacing w:after="40" w:lineRule="auto" w:before="40" w:line="240"/>
+              <w:ind w:left="0" w:firstLine="0" w:right="0"/>
+              <w:spacing w:lineRule="auto" w:before="40" w:after="40" w:line="240"/>
             </w:pPr>
             <w:r>
               <w:t xml:space="preserve">Internal style ID (e.g.,</w:t>
@@ -1836,8 +1836,8 @@
             <w:pPr>
               <w:pStyle w:val="Compact"/>
               <w:jc w:val="left"/>
-              <w:ind w:right="0" w:left="0" w:firstLine="0"/>
-              <w:spacing w:after="40" w:lineRule="auto" w:before="40" w:line="240"/>
+              <w:ind w:left="0" w:firstLine="0" w:right="0"/>
+              <w:spacing w:lineRule="auto" w:before="40" w:after="40" w:line="240"/>
             </w:pPr>
             <w:r>
               <w:rPr>
@@ -1853,8 +1853,8 @@
             <w:pPr>
               <w:pStyle w:val="Compact"/>
               <w:jc w:val="left"/>
-              <w:ind w:right="0" w:left="0" w:firstLine="0"/>
-              <w:spacing w:after="40" w:lineRule="auto" w:before="40" w:line="240"/>
+              <w:ind w:left="0" w:firstLine="0" w:right="0"/>
+              <w:spacing w:lineRule="auto" w:before="40" w:after="40" w:line="240"/>
             </w:pPr>
             <w:r>
               <w:t xml:space="preserve">string</w:t>
@@ -1867,8 +1867,8 @@
             <w:pPr>
               <w:pStyle w:val="Compact"/>
               <w:jc w:val="left"/>
-              <w:ind w:right="0" w:left="0" w:firstLine="0"/>
-              <w:spacing w:after="40" w:lineRule="auto" w:before="40" w:line="240"/>
+              <w:ind w:left="0" w:firstLine="0" w:right="0"/>
+              <w:spacing w:lineRule="auto" w:before="40" w:after="40" w:line="240"/>
             </w:pPr>
             <w:r>
               <w:t xml:space="preserve">required</w:t>
@@ -1881,8 +1881,8 @@
             <w:pPr>
               <w:pStyle w:val="Compact"/>
               <w:jc w:val="left"/>
-              <w:ind w:right="0" w:left="0" w:firstLine="0"/>
-              <w:spacing w:after="40" w:lineRule="auto" w:before="40" w:line="240"/>
+              <w:ind w:left="0" w:firstLine="0" w:right="0"/>
+              <w:spacing w:lineRule="auto" w:before="40" w:after="40" w:line="240"/>
             </w:pPr>
             <w:r>
               <w:t xml:space="preserve">Display name in Word (e.g.,</w:t>
@@ -1912,8 +1912,8 @@
             <w:pPr>
               <w:pStyle w:val="Compact"/>
               <w:jc w:val="left"/>
-              <w:ind w:right="0" w:left="0" w:firstLine="0"/>
-              <w:spacing w:after="40" w:lineRule="auto" w:before="40" w:line="240"/>
+              <w:ind w:left="0" w:firstLine="0" w:right="0"/>
+              <w:spacing w:lineRule="auto" w:before="40" w:after="40" w:line="240"/>
             </w:pPr>
             <w:r>
               <w:rPr>
@@ -1929,8 +1929,8 @@
             <w:pPr>
               <w:pStyle w:val="Compact"/>
               <w:jc w:val="left"/>
-              <w:ind w:right="0" w:left="0" w:firstLine="0"/>
-              <w:spacing w:after="40" w:lineRule="auto" w:before="40" w:line="240"/>
+              <w:ind w:left="0" w:firstLine="0" w:right="0"/>
+              <w:spacing w:lineRule="auto" w:before="40" w:after="40" w:line="240"/>
             </w:pPr>
             <w:r>
               <w:t xml:space="preserve">string</w:t>
@@ -1943,8 +1943,8 @@
             <w:pPr>
               <w:pStyle w:val="Compact"/>
               <w:jc w:val="left"/>
-              <w:ind w:right="0" w:left="0" w:firstLine="0"/>
-              <w:spacing w:after="40" w:lineRule="auto" w:before="40" w:line="240"/>
+              <w:ind w:left="0" w:firstLine="0" w:right="0"/>
+              <w:spacing w:lineRule="auto" w:before="40" w:after="40" w:line="240"/>
             </w:pPr>
             <w:r>
               <w:t xml:space="preserve">nil</w:t>
@@ -1957,8 +1957,8 @@
             <w:pPr>
               <w:pStyle w:val="Compact"/>
               <w:jc w:val="left"/>
-              <w:ind w:right="0" w:left="0" w:firstLine="0"/>
-              <w:spacing w:after="40" w:lineRule="auto" w:before="40" w:line="240"/>
+              <w:ind w:left="0" w:firstLine="0" w:right="0"/>
+              <w:spacing w:lineRule="auto" w:before="40" w:after="40" w:line="240"/>
             </w:pPr>
             <w:r>
               <w:t xml:space="preserve">Parent style ID for inheritance</w:t>
@@ -1973,8 +1973,8 @@
             <w:pPr>
               <w:pStyle w:val="Compact"/>
               <w:jc w:val="left"/>
-              <w:ind w:right="0" w:left="0" w:firstLine="0"/>
-              <w:spacing w:after="40" w:lineRule="auto" w:before="40" w:line="240"/>
+              <w:ind w:left="0" w:firstLine="0" w:right="0"/>
+              <w:spacing w:lineRule="auto" w:before="40" w:after="40" w:line="240"/>
             </w:pPr>
             <w:r>
               <w:rPr>
@@ -1990,8 +1990,8 @@
             <w:pPr>
               <w:pStyle w:val="Compact"/>
               <w:jc w:val="left"/>
-              <w:ind w:right="0" w:left="0" w:firstLine="0"/>
-              <w:spacing w:after="40" w:lineRule="auto" w:before="40" w:line="240"/>
+              <w:ind w:left="0" w:firstLine="0" w:right="0"/>
+              <w:spacing w:lineRule="auto" w:before="40" w:after="40" w:line="240"/>
             </w:pPr>
             <w:r>
               <w:t xml:space="preserve">string</w:t>
@@ -2004,8 +2004,8 @@
             <w:pPr>
               <w:pStyle w:val="Compact"/>
               <w:jc w:val="left"/>
-              <w:ind w:right="0" w:left="0" w:firstLine="0"/>
-              <w:spacing w:after="40" w:lineRule="auto" w:before="40" w:line="240"/>
+              <w:ind w:left="0" w:firstLine="0" w:right="0"/>
+              <w:spacing w:lineRule="auto" w:before="40" w:after="40" w:line="240"/>
             </w:pPr>
             <w:r>
               <w:t xml:space="preserve">nil</w:t>
@@ -2018,8 +2018,8 @@
             <w:pPr>
               <w:pStyle w:val="Compact"/>
               <w:jc w:val="left"/>
-              <w:ind w:right="0" w:left="0" w:firstLine="0"/>
-              <w:spacing w:after="40" w:lineRule="auto" w:before="40" w:line="240"/>
+              <w:ind w:left="0" w:firstLine="0" w:right="0"/>
+              <w:spacing w:lineRule="auto" w:before="40" w:after="40" w:line="240"/>
             </w:pPr>
             <w:r>
               <w:t xml:space="preserve">Style to apply to the next paragraph</w:t>
@@ -2034,8 +2034,8 @@
             <w:pPr>
               <w:pStyle w:val="Compact"/>
               <w:jc w:val="left"/>
-              <w:ind w:right="0" w:left="0" w:firstLine="0"/>
-              <w:spacing w:after="40" w:lineRule="auto" w:before="40" w:line="240"/>
+              <w:ind w:left="0" w:firstLine="0" w:right="0"/>
+              <w:spacing w:lineRule="auto" w:before="40" w:after="40" w:line="240"/>
             </w:pPr>
             <w:r>
               <w:rPr>
@@ -2051,8 +2051,8 @@
             <w:pPr>
               <w:pStyle w:val="Compact"/>
               <w:jc w:val="left"/>
-              <w:ind w:right="0" w:left="0" w:firstLine="0"/>
-              <w:spacing w:after="40" w:lineRule="auto" w:before="40" w:line="240"/>
+              <w:ind w:left="0" w:firstLine="0" w:right="0"/>
+              <w:spacing w:lineRule="auto" w:before="40" w:after="40" w:line="240"/>
             </w:pPr>
             <w:r>
               <w:t xml:space="preserve">string</w:t>
@@ -2065,8 +2065,8 @@
             <w:pPr>
               <w:pStyle w:val="Compact"/>
               <w:jc w:val="left"/>
-              <w:ind w:right="0" w:left="0" w:firstLine="0"/>
-              <w:spacing w:after="40" w:lineRule="auto" w:before="40" w:line="240"/>
+              <w:ind w:left="0" w:firstLine="0" w:right="0"/>
+              <w:spacing w:lineRule="auto" w:before="40" w:after="40" w:line="240"/>
             </w:pPr>
             <w:r>
               <w:t xml:space="preserve">nil</w:t>
@@ -2079,8 +2079,8 @@
             <w:pPr>
               <w:pStyle w:val="Compact"/>
               <w:jc w:val="left"/>
-              <w:ind w:right="0" w:left="0" w:firstLine="0"/>
-              <w:spacing w:after="40" w:lineRule="auto" w:before="40" w:line="240"/>
+              <w:ind w:left="0" w:firstLine="0" w:right="0"/>
+              <w:spacing w:lineRule="auto" w:before="40" w:after="40" w:line="240"/>
             </w:pPr>
             <w:r>
               <w:t xml:space="preserve">Font family name</w:t>
@@ -2095,8 +2095,8 @@
             <w:pPr>
               <w:pStyle w:val="Compact"/>
               <w:jc w:val="left"/>
-              <w:ind w:right="0" w:left="0" w:firstLine="0"/>
-              <w:spacing w:after="40" w:lineRule="auto" w:before="40" w:line="240"/>
+              <w:ind w:left="0" w:firstLine="0" w:right="0"/>
+              <w:spacing w:lineRule="auto" w:before="40" w:after="40" w:line="240"/>
             </w:pPr>
             <w:r>
               <w:rPr>
@@ -2112,8 +2112,8 @@
             <w:pPr>
               <w:pStyle w:val="Compact"/>
               <w:jc w:val="left"/>
-              <w:ind w:right="0" w:left="0" w:firstLine="0"/>
-              <w:spacing w:after="40" w:lineRule="auto" w:before="40" w:line="240"/>
+              <w:ind w:left="0" w:firstLine="0" w:right="0"/>
+              <w:spacing w:lineRule="auto" w:before="40" w:after="40" w:line="240"/>
             </w:pPr>
             <w:r>
               <w:t xml:space="preserve">number</w:t>
@@ -2126,8 +2126,8 @@
             <w:pPr>
               <w:pStyle w:val="Compact"/>
               <w:jc w:val="left"/>
-              <w:ind w:right="0" w:left="0" w:firstLine="0"/>
-              <w:spacing w:after="40" w:lineRule="auto" w:before="40" w:line="240"/>
+              <w:ind w:left="0" w:firstLine="0" w:right="0"/>
+              <w:spacing w:lineRule="auto" w:before="40" w:after="40" w:line="240"/>
             </w:pPr>
             <w:r>
               <w:t xml:space="preserve">nil</w:t>
@@ -2140,8 +2140,8 @@
             <w:pPr>
               <w:pStyle w:val="Compact"/>
               <w:jc w:val="left"/>
-              <w:ind w:right="0" w:left="0" w:firstLine="0"/>
-              <w:spacing w:after="40" w:lineRule="auto" w:before="40" w:line="240"/>
+              <w:ind w:left="0" w:firstLine="0" w:right="0"/>
+              <w:spacing w:lineRule="auto" w:before="40" w:after="40" w:line="240"/>
             </w:pPr>
             <w:r>
               <w:t xml:space="preserve">Font size in points</w:t>
@@ -2156,8 +2156,8 @@
             <w:pPr>
               <w:pStyle w:val="Compact"/>
               <w:jc w:val="left"/>
-              <w:ind w:right="0" w:left="0" w:firstLine="0"/>
-              <w:spacing w:after="40" w:lineRule="auto" w:before="40" w:line="240"/>
+              <w:ind w:left="0" w:firstLine="0" w:right="0"/>
+              <w:spacing w:lineRule="auto" w:before="40" w:after="40" w:line="240"/>
             </w:pPr>
             <w:r>
               <w:rPr>
@@ -2173,8 +2173,8 @@
             <w:pPr>
               <w:pStyle w:val="Compact"/>
               <w:jc w:val="left"/>
-              <w:ind w:right="0" w:left="0" w:firstLine="0"/>
-              <w:spacing w:after="40" w:lineRule="auto" w:before="40" w:line="240"/>
+              <w:ind w:left="0" w:firstLine="0" w:right="0"/>
+              <w:spacing w:lineRule="auto" w:before="40" w:after="40" w:line="240"/>
             </w:pPr>
             <w:r>
               <w:t xml:space="preserve">string</w:t>
@@ -2187,8 +2187,8 @@
             <w:pPr>
               <w:pStyle w:val="Compact"/>
               <w:jc w:val="left"/>
-              <w:ind w:right="0" w:left="0" w:firstLine="0"/>
-              <w:spacing w:after="40" w:lineRule="auto" w:before="40" w:line="240"/>
+              <w:ind w:left="0" w:firstLine="0" w:right="0"/>
+              <w:spacing w:lineRule="auto" w:before="40" w:after="40" w:line="240"/>
             </w:pPr>
             <w:r>
               <w:t xml:space="preserve">nil</w:t>
@@ -2201,8 +2201,8 @@
             <w:pPr>
               <w:pStyle w:val="Compact"/>
               <w:jc w:val="left"/>
-              <w:ind w:right="0" w:left="0" w:firstLine="0"/>
-              <w:spacing w:after="40" w:lineRule="auto" w:before="40" w:line="240"/>
+              <w:ind w:left="0" w:firstLine="0" w:right="0"/>
+              <w:spacing w:lineRule="auto" w:before="40" w:after="40" w:line="240"/>
             </w:pPr>
             <w:r>
               <w:t xml:space="preserve">Hex color without</w:t>
@@ -2247,8 +2247,8 @@
             <w:pPr>
               <w:pStyle w:val="Compact"/>
               <w:jc w:val="left"/>
-              <w:ind w:right="0" w:left="0" w:firstLine="0"/>
-              <w:spacing w:after="40" w:lineRule="auto" w:before="40" w:line="240"/>
+              <w:ind w:left="0" w:firstLine="0" w:right="0"/>
+              <w:spacing w:lineRule="auto" w:before="40" w:after="40" w:line="240"/>
             </w:pPr>
             <w:r>
               <w:rPr>
@@ -2264,8 +2264,8 @@
             <w:pPr>
               <w:pStyle w:val="Compact"/>
               <w:jc w:val="left"/>
-              <w:ind w:right="0" w:left="0" w:firstLine="0"/>
-              <w:spacing w:after="40" w:lineRule="auto" w:before="40" w:line="240"/>
+              <w:ind w:left="0" w:firstLine="0" w:right="0"/>
+              <w:spacing w:lineRule="auto" w:before="40" w:after="40" w:line="240"/>
             </w:pPr>
             <w:r>
               <w:t xml:space="preserve">boolean</w:t>
@@ -2278,8 +2278,8 @@
             <w:pPr>
               <w:pStyle w:val="Compact"/>
               <w:jc w:val="left"/>
-              <w:ind w:right="0" w:left="0" w:firstLine="0"/>
-              <w:spacing w:after="40" w:lineRule="auto" w:before="40" w:line="240"/>
+              <w:ind w:left="0" w:firstLine="0" w:right="0"/>
+              <w:spacing w:lineRule="auto" w:before="40" w:after="40" w:line="240"/>
             </w:pPr>
             <w:r>
               <w:t xml:space="preserve">nil</w:t>
@@ -2292,8 +2292,8 @@
             <w:pPr>
               <w:pStyle w:val="Compact"/>
               <w:jc w:val="left"/>
-              <w:ind w:right="0" w:left="0" w:firstLine="0"/>
-              <w:spacing w:after="40" w:lineRule="auto" w:before="40" w:line="240"/>
+              <w:ind w:left="0" w:firstLine="0" w:right="0"/>
+              <w:spacing w:lineRule="auto" w:before="40" w:after="40" w:line="240"/>
             </w:pPr>
             <w:r>
               <w:t xml:space="preserve">Bold text</w:t>
@@ -2308,8 +2308,8 @@
             <w:pPr>
               <w:pStyle w:val="Compact"/>
               <w:jc w:val="left"/>
-              <w:ind w:right="0" w:left="0" w:firstLine="0"/>
-              <w:spacing w:after="40" w:lineRule="auto" w:before="40" w:line="240"/>
+              <w:ind w:left="0" w:firstLine="0" w:right="0"/>
+              <w:spacing w:lineRule="auto" w:before="40" w:after="40" w:line="240"/>
             </w:pPr>
             <w:r>
               <w:rPr>
@@ -2325,8 +2325,8 @@
             <w:pPr>
               <w:pStyle w:val="Compact"/>
               <w:jc w:val="left"/>
-              <w:ind w:right="0" w:left="0" w:firstLine="0"/>
-              <w:spacing w:after="40" w:lineRule="auto" w:before="40" w:line="240"/>
+              <w:ind w:left="0" w:firstLine="0" w:right="0"/>
+              <w:spacing w:lineRule="auto" w:before="40" w:after="40" w:line="240"/>
             </w:pPr>
             <w:r>
               <w:t xml:space="preserve">boolean</w:t>
@@ -2339,8 +2339,8 @@
             <w:pPr>
               <w:pStyle w:val="Compact"/>
               <w:jc w:val="left"/>
-              <w:ind w:right="0" w:left="0" w:firstLine="0"/>
-              <w:spacing w:after="40" w:lineRule="auto" w:before="40" w:line="240"/>
+              <w:ind w:left="0" w:firstLine="0" w:right="0"/>
+              <w:spacing w:lineRule="auto" w:before="40" w:after="40" w:line="240"/>
             </w:pPr>
             <w:r>
               <w:t xml:space="preserve">nil</w:t>
@@ -2353,8 +2353,8 @@
             <w:pPr>
               <w:pStyle w:val="Compact"/>
               <w:jc w:val="left"/>
-              <w:ind w:right="0" w:left="0" w:firstLine="0"/>
-              <w:spacing w:after="40" w:lineRule="auto" w:before="40" w:line="240"/>
+              <w:ind w:left="0" w:firstLine="0" w:right="0"/>
+              <w:spacing w:lineRule="auto" w:before="40" w:after="40" w:line="240"/>
             </w:pPr>
             <w:r>
               <w:t xml:space="preserve">Italic text</w:t>
@@ -2369,8 +2369,8 @@
             <w:pPr>
               <w:pStyle w:val="Compact"/>
               <w:jc w:val="left"/>
-              <w:ind w:right="0" w:left="0" w:firstLine="0"/>
-              <w:spacing w:after="40" w:lineRule="auto" w:before="40" w:line="240"/>
+              <w:ind w:left="0" w:firstLine="0" w:right="0"/>
+              <w:spacing w:lineRule="auto" w:before="40" w:after="40" w:line="240"/>
             </w:pPr>
             <w:r>
               <w:rPr>
@@ -2386,8 +2386,8 @@
             <w:pPr>
               <w:pStyle w:val="Compact"/>
               <w:jc w:val="left"/>
-              <w:ind w:right="0" w:left="0" w:firstLine="0"/>
-              <w:spacing w:after="40" w:lineRule="auto" w:before="40" w:line="240"/>
+              <w:ind w:left="0" w:firstLine="0" w:right="0"/>
+              <w:spacing w:lineRule="auto" w:before="40" w:after="40" w:line="240"/>
             </w:pPr>
             <w:r>
               <w:t xml:space="preserve">number</w:t>
@@ -2400,8 +2400,8 @@
             <w:pPr>
               <w:pStyle w:val="Compact"/>
               <w:jc w:val="left"/>
-              <w:ind w:right="0" w:left="0" w:firstLine="0"/>
-              <w:spacing w:after="40" w:lineRule="auto" w:before="40" w:line="240"/>
+              <w:ind w:left="0" w:firstLine="0" w:right="0"/>
+              <w:spacing w:lineRule="auto" w:before="40" w:after="40" w:line="240"/>
             </w:pPr>
             <w:r>
               <w:t xml:space="preserve">nil</w:t>
@@ -2414,8 +2414,8 @@
             <w:pPr>
               <w:pStyle w:val="Compact"/>
               <w:jc w:val="left"/>
-              <w:ind w:right="0" w:left="0" w:firstLine="0"/>
-              <w:spacing w:after="40" w:lineRule="auto" w:before="40" w:line="240"/>
+              <w:ind w:left="0" w:firstLine="0" w:right="0"/>
+              <w:spacing w:lineRule="auto" w:before="40" w:after="40" w:line="240"/>
             </w:pPr>
             <w:r>
               <w:t xml:space="preserve">Line spacing multiplier (1.0 = single, 1.15, 2.0, etc.)</w:t>
@@ -2430,8 +2430,8 @@
             <w:pPr>
               <w:pStyle w:val="Compact"/>
               <w:jc w:val="left"/>
-              <w:ind w:right="0" w:left="0" w:firstLine="0"/>
-              <w:spacing w:after="40" w:lineRule="auto" w:before="40" w:line="240"/>
+              <w:ind w:left="0" w:firstLine="0" w:right="0"/>
+              <w:spacing w:lineRule="auto" w:before="40" w:after="40" w:line="240"/>
             </w:pPr>
             <w:r>
               <w:rPr>
@@ -2447,8 +2447,8 @@
             <w:pPr>
               <w:pStyle w:val="Compact"/>
               <w:jc w:val="left"/>
-              <w:ind w:right="0" w:left="0" w:firstLine="0"/>
-              <w:spacing w:after="40" w:lineRule="auto" w:before="40" w:line="240"/>
+              <w:ind w:left="0" w:firstLine="0" w:right="0"/>
+              <w:spacing w:lineRule="auto" w:before="40" w:after="40" w:line="240"/>
             </w:pPr>
             <w:r>
               <w:t xml:space="preserve">number</w:t>
@@ -2461,8 +2461,8 @@
             <w:pPr>
               <w:pStyle w:val="Compact"/>
               <w:jc w:val="left"/>
-              <w:ind w:right="0" w:left="0" w:firstLine="0"/>
-              <w:spacing w:after="40" w:lineRule="auto" w:before="40" w:line="240"/>
+              <w:ind w:left="0" w:firstLine="0" w:right="0"/>
+              <w:spacing w:lineRule="auto" w:before="40" w:after="40" w:line="240"/>
             </w:pPr>
             <w:r>
               <w:t xml:space="preserve">nil</w:t>
@@ -2475,8 +2475,8 @@
             <w:pPr>
               <w:pStyle w:val="Compact"/>
               <w:jc w:val="left"/>
-              <w:ind w:right="0" w:left="0" w:firstLine="0"/>
-              <w:spacing w:after="40" w:lineRule="auto" w:before="40" w:line="240"/>
+              <w:ind w:left="0" w:firstLine="0" w:right="0"/>
+              <w:spacing w:lineRule="auto" w:before="40" w:after="40" w:line="240"/>
             </w:pPr>
             <w:r>
               <w:t xml:space="preserve">Space before paragraph in points</w:t>
@@ -2491,8 +2491,8 @@
             <w:pPr>
               <w:pStyle w:val="Compact"/>
               <w:jc w:val="left"/>
-              <w:ind w:right="0" w:left="0" w:firstLine="0"/>
-              <w:spacing w:after="40" w:lineRule="auto" w:before="40" w:line="240"/>
+              <w:ind w:left="0" w:firstLine="0" w:right="0"/>
+              <w:spacing w:lineRule="auto" w:before="40" w:after="40" w:line="240"/>
             </w:pPr>
             <w:r>
               <w:rPr>
@@ -2508,8 +2508,8 @@
             <w:pPr>
               <w:pStyle w:val="Compact"/>
               <w:jc w:val="left"/>
-              <w:ind w:right="0" w:left="0" w:firstLine="0"/>
-              <w:spacing w:after="40" w:lineRule="auto" w:before="40" w:line="240"/>
+              <w:ind w:left="0" w:firstLine="0" w:right="0"/>
+              <w:spacing w:lineRule="auto" w:before="40" w:after="40" w:line="240"/>
             </w:pPr>
             <w:r>
               <w:t xml:space="preserve">number</w:t>
@@ -2522,8 +2522,8 @@
             <w:pPr>
               <w:pStyle w:val="Compact"/>
               <w:jc w:val="left"/>
-              <w:ind w:right="0" w:left="0" w:firstLine="0"/>
-              <w:spacing w:after="40" w:lineRule="auto" w:before="40" w:line="240"/>
+              <w:ind w:left="0" w:firstLine="0" w:right="0"/>
+              <w:spacing w:lineRule="auto" w:before="40" w:after="40" w:line="240"/>
             </w:pPr>
             <w:r>
               <w:t xml:space="preserve">nil</w:t>
@@ -2536,8 +2536,8 @@
             <w:pPr>
               <w:pStyle w:val="Compact"/>
               <w:jc w:val="left"/>
-              <w:ind w:right="0" w:left="0" w:firstLine="0"/>
-              <w:spacing w:after="40" w:lineRule="auto" w:before="40" w:line="240"/>
+              <w:ind w:left="0" w:firstLine="0" w:right="0"/>
+              <w:spacing w:lineRule="auto" w:before="40" w:after="40" w:line="240"/>
             </w:pPr>
             <w:r>
               <w:t xml:space="preserve">Space after paragraph in points</w:t>
@@ -2552,8 +2552,8 @@
             <w:pPr>
               <w:pStyle w:val="Compact"/>
               <w:jc w:val="left"/>
-              <w:ind w:right="0" w:left="0" w:firstLine="0"/>
-              <w:spacing w:after="40" w:lineRule="auto" w:before="40" w:line="240"/>
+              <w:ind w:left="0" w:firstLine="0" w:right="0"/>
+              <w:spacing w:lineRule="auto" w:before="40" w:after="40" w:line="240"/>
             </w:pPr>
             <w:r>
               <w:rPr>
@@ -2569,8 +2569,8 @@
             <w:pPr>
               <w:pStyle w:val="Compact"/>
               <w:jc w:val="left"/>
-              <w:ind w:right="0" w:left="0" w:firstLine="0"/>
-              <w:spacing w:after="40" w:lineRule="auto" w:before="40" w:line="240"/>
+              <w:ind w:left="0" w:firstLine="0" w:right="0"/>
+              <w:spacing w:lineRule="auto" w:before="40" w:after="40" w:line="240"/>
             </w:pPr>
             <w:r>
               <w:t xml:space="preserve">string</w:t>
@@ -2583,8 +2583,8 @@
             <w:pPr>
               <w:pStyle w:val="Compact"/>
               <w:jc w:val="left"/>
-              <w:ind w:right="0" w:left="0" w:firstLine="0"/>
-              <w:spacing w:after="40" w:lineRule="auto" w:before="40" w:line="240"/>
+              <w:ind w:left="0" w:firstLine="0" w:right="0"/>
+              <w:spacing w:lineRule="auto" w:before="40" w:after="40" w:line="240"/>
             </w:pPr>
             <w:r>
               <w:t xml:space="preserve">nil</w:t>
@@ -2597,8 +2597,8 @@
             <w:pPr>
               <w:pStyle w:val="Compact"/>
               <w:jc w:val="left"/>
-              <w:ind w:right="0" w:left="0" w:firstLine="0"/>
-              <w:spacing w:after="40" w:lineRule="auto" w:before="40" w:line="240"/>
+              <w:ind w:left="0" w:firstLine="0" w:right="0"/>
+              <w:spacing w:lineRule="auto" w:before="40" w:after="40" w:line="240"/>
             </w:pPr>
             <w:r>
               <w:t xml:space="preserve">Text alignment:</w:t>
@@ -2676,8 +2676,8 @@
             <w:pPr>
               <w:pStyle w:val="Compact"/>
               <w:jc w:val="left"/>
-              <w:ind w:right="0" w:left="0" w:firstLine="0"/>
-              <w:spacing w:after="40" w:lineRule="auto" w:before="40" w:line="240"/>
+              <w:ind w:left="0" w:firstLine="0" w:right="0"/>
+              <w:spacing w:lineRule="auto" w:before="40" w:after="40" w:line="240"/>
             </w:pPr>
             <w:r>
               <w:rPr>
@@ -2693,8 +2693,8 @@
             <w:pPr>
               <w:pStyle w:val="Compact"/>
               <w:jc w:val="left"/>
-              <w:ind w:right="0" w:left="0" w:firstLine="0"/>
-              <w:spacing w:after="40" w:lineRule="auto" w:before="40" w:line="240"/>
+              <w:ind w:left="0" w:firstLine="0" w:right="0"/>
+              <w:spacing w:lineRule="auto" w:before="40" w:after="40" w:line="240"/>
             </w:pPr>
             <w:r>
               <w:t xml:space="preserve">string</w:t>
@@ -2707,8 +2707,8 @@
             <w:pPr>
               <w:pStyle w:val="Compact"/>
               <w:jc w:val="left"/>
-              <w:ind w:right="0" w:left="0" w:firstLine="0"/>
-              <w:spacing w:after="40" w:lineRule="auto" w:before="40" w:line="240"/>
+              <w:ind w:left="0" w:firstLine="0" w:right="0"/>
+              <w:spacing w:lineRule="auto" w:before="40" w:after="40" w:line="240"/>
             </w:pPr>
             <w:r>
               <w:t xml:space="preserve">nil</w:t>
@@ -2721,8 +2721,8 @@
             <w:pPr>
               <w:pStyle w:val="Compact"/>
               <w:jc w:val="left"/>
-              <w:ind w:right="0" w:left="0" w:firstLine="0"/>
-              <w:spacing w:after="40" w:lineRule="auto" w:before="40" w:line="240"/>
+              <w:ind w:left="0" w:firstLine="0" w:right="0"/>
+              <w:spacing w:lineRule="auto" w:before="40" w:after="40" w:line="240"/>
             </w:pPr>
             <w:r>
               <w:t xml:space="preserve">Left indent (e.g.,</w:t>
@@ -2767,8 +2767,8 @@
             <w:pPr>
               <w:pStyle w:val="Compact"/>
               <w:jc w:val="left"/>
-              <w:ind w:right="0" w:left="0" w:firstLine="0"/>
-              <w:spacing w:after="40" w:lineRule="auto" w:before="40" w:line="240"/>
+              <w:ind w:left="0" w:firstLine="0" w:right="0"/>
+              <w:spacing w:lineRule="auto" w:before="40" w:after="40" w:line="240"/>
             </w:pPr>
             <w:r>
               <w:rPr>
@@ -2784,8 +2784,8 @@
             <w:pPr>
               <w:pStyle w:val="Compact"/>
               <w:jc w:val="left"/>
-              <w:ind w:right="0" w:left="0" w:firstLine="0"/>
-              <w:spacing w:after="40" w:lineRule="auto" w:before="40" w:line="240"/>
+              <w:ind w:left="0" w:firstLine="0" w:right="0"/>
+              <w:spacing w:lineRule="auto" w:before="40" w:after="40" w:line="240"/>
             </w:pPr>
             <w:r>
               <w:t xml:space="preserve">string</w:t>
@@ -2798,8 +2798,8 @@
             <w:pPr>
               <w:pStyle w:val="Compact"/>
               <w:jc w:val="left"/>
-              <w:ind w:right="0" w:left="0" w:firstLine="0"/>
-              <w:spacing w:after="40" w:lineRule="auto" w:before="40" w:line="240"/>
+              <w:ind w:left="0" w:firstLine="0" w:right="0"/>
+              <w:spacing w:lineRule="auto" w:before="40" w:after="40" w:line="240"/>
             </w:pPr>
             <w:r>
               <w:t xml:space="preserve">nil</w:t>
@@ -2812,8 +2812,8 @@
             <w:pPr>
               <w:pStyle w:val="Compact"/>
               <w:jc w:val="left"/>
-              <w:ind w:right="0" w:left="0" w:firstLine="0"/>
-              <w:spacing w:after="40" w:lineRule="auto" w:before="40" w:line="240"/>
+              <w:ind w:left="0" w:firstLine="0" w:right="0"/>
+              <w:spacing w:lineRule="auto" w:before="40" w:after="40" w:line="240"/>
             </w:pPr>
             <w:r>
               <w:t xml:space="preserve">Right indent</w:t>
@@ -2828,8 +2828,8 @@
             <w:pPr>
               <w:pStyle w:val="Compact"/>
               <w:jc w:val="left"/>
-              <w:ind w:right="0" w:left="0" w:firstLine="0"/>
-              <w:spacing w:after="40" w:lineRule="auto" w:before="40" w:line="240"/>
+              <w:ind w:left="0" w:firstLine="0" w:right="0"/>
+              <w:spacing w:lineRule="auto" w:before="40" w:after="40" w:line="240"/>
             </w:pPr>
             <w:r>
               <w:rPr>
@@ -2845,8 +2845,8 @@
             <w:pPr>
               <w:pStyle w:val="Compact"/>
               <w:jc w:val="left"/>
-              <w:ind w:right="0" w:left="0" w:firstLine="0"/>
-              <w:spacing w:after="40" w:lineRule="auto" w:before="40" w:line="240"/>
+              <w:ind w:left="0" w:firstLine="0" w:right="0"/>
+              <w:spacing w:lineRule="auto" w:before="40" w:after="40" w:line="240"/>
             </w:pPr>
             <w:r>
               <w:t xml:space="preserve">boolean</w:t>
@@ -2859,8 +2859,8 @@
             <w:pPr>
               <w:pStyle w:val="Compact"/>
               <w:jc w:val="left"/>
-              <w:ind w:right="0" w:left="0" w:firstLine="0"/>
-              <w:spacing w:after="40" w:lineRule="auto" w:before="40" w:line="240"/>
+              <w:ind w:left="0" w:firstLine="0" w:right="0"/>
+              <w:spacing w:lineRule="auto" w:before="40" w:after="40" w:line="240"/>
             </w:pPr>
             <w:r>
               <w:t xml:space="preserve">nil</w:t>
@@ -2873,8 +2873,8 @@
             <w:pPr>
               <w:pStyle w:val="Compact"/>
               <w:jc w:val="left"/>
-              <w:ind w:right="0" w:left="0" w:firstLine="0"/>
-              <w:spacing w:after="40" w:lineRule="auto" w:before="40" w:line="240"/>
+              <w:ind w:left="0" w:firstLine="0" w:right="0"/>
+              <w:spacing w:lineRule="auto" w:before="40" w:after="40" w:line="240"/>
             </w:pPr>
             <w:r>
               <w:t xml:space="preserve">Keep with next paragraph (prevent orphaning)</w:t>
@@ -2889,8 +2889,8 @@
             <w:pPr>
               <w:pStyle w:val="Compact"/>
               <w:jc w:val="left"/>
-              <w:ind w:right="0" w:left="0" w:firstLine="0"/>
-              <w:spacing w:after="40" w:lineRule="auto" w:before="40" w:line="240"/>
+              <w:ind w:left="0" w:firstLine="0" w:right="0"/>
+              <w:spacing w:lineRule="auto" w:before="40" w:after="40" w:line="240"/>
             </w:pPr>
             <w:r>
               <w:rPr>
@@ -2906,8 +2906,8 @@
             <w:pPr>
               <w:pStyle w:val="Compact"/>
               <w:jc w:val="left"/>
-              <w:ind w:right="0" w:left="0" w:firstLine="0"/>
-              <w:spacing w:after="40" w:lineRule="auto" w:before="40" w:line="240"/>
+              <w:ind w:left="0" w:firstLine="0" w:right="0"/>
+              <w:spacing w:lineRule="auto" w:before="40" w:after="40" w:line="240"/>
             </w:pPr>
             <w:r>
               <w:t xml:space="preserve">integer</w:t>
@@ -2920,8 +2920,8 @@
             <w:pPr>
               <w:pStyle w:val="Compact"/>
               <w:jc w:val="left"/>
-              <w:ind w:right="0" w:left="0" w:firstLine="0"/>
-              <w:spacing w:after="40" w:lineRule="auto" w:before="40" w:line="240"/>
+              <w:ind w:left="0" w:firstLine="0" w:right="0"/>
+              <w:spacing w:lineRule="auto" w:before="40" w:after="40" w:line="240"/>
             </w:pPr>
             <w:r>
               <w:t xml:space="preserve">nil</w:t>
@@ -2934,8 +2934,8 @@
             <w:pPr>
               <w:pStyle w:val="Compact"/>
               <w:jc w:val="left"/>
-              <w:ind w:right="0" w:left="0" w:firstLine="0"/>
-              <w:spacing w:after="40" w:lineRule="auto" w:before="40" w:line="240"/>
+              <w:ind w:left="0" w:firstLine="0" w:right="0"/>
+              <w:spacing w:lineRule="auto" w:before="40" w:after="40" w:line="240"/>
             </w:pPr>
             <w:r>
               <w:t xml:space="preserve">Outline level for TOC (0 = Heading 1, 1 = Heading 2, etc.)</w:t>
@@ -2960,7 +2960,7 @@
     </w:p>
     <w:p>
       <w:pPr>
-        <w:spacing w:after="0" w:lineRule="exact" w:line="20" w:before="0"/>
+        <w:spacing w:after="0" w:line="20" w:before="0" w:lineRule="exact"/>
         <w:rPr>
           <w:sz w:val="2"/>
         </w:rPr>
@@ -4627,7 +4627,7 @@
     </w:p>
     <w:p>
       <w:pPr>
-        <w:spacing w:after="0" w:lineRule="exact" w:line="20" w:before="0"/>
+        <w:spacing w:after="0" w:line="20" w:before="0" w:lineRule="exact"/>
         <w:rPr>
           <w:sz w:val="2"/>
         </w:rPr>
@@ -6201,7 +6201,7 @@
     </w:p>
     <w:p>
       <w:pPr>
-        <w:spacing w:after="0" w:lineRule="exact" w:line="20" w:before="0"/>
+        <w:spacing w:after="0" w:line="20" w:before="0" w:lineRule="exact"/>
         <w:rPr>
           <w:sz w:val="2"/>
         </w:rPr>
@@ -7021,7 +7021,7 @@
     </w:p>
     <w:p>
       <w:pPr>
-        <w:spacing w:after="0" w:lineRule="exact" w:line="20" w:before="0"/>
+        <w:spacing w:after="0" w:line="20" w:before="0" w:lineRule="exact"/>
         <w:rPr>
           <w:sz w:val="2"/>
         </w:rPr>
@@ -8458,7 +8458,7 @@
     </w:p>
     <w:p>
       <w:pPr>
-        <w:spacing w:after="0" w:lineRule="exact" w:line="20" w:before="0"/>
+        <w:spacing w:after="0" w:line="20" w:before="0" w:lineRule="exact"/>
         <w:rPr>
           <w:sz w:val="2"/>
         </w:rPr>
@@ -8500,12 +8500,12 @@
         <w:tblLook w:firstRow="1" w:lastRow="0" w:firstColumn="0" w:lastColumn="0" w:noHBand="0" w:noVBand="0" w:val="0020"/>
         <w:jc w:val="start"/>
         <w:tblBorders>
-          <w:top w:space="0" w:val="single" w:color="000000" w:sz="6"/>
-          <w:left w:space="0" w:val="single" w:color="000000" w:sz="6"/>
-          <w:bottom w:space="0" w:val="single" w:color="000000" w:sz="6"/>
-          <w:right w:space="0" w:val="single" w:color="000000" w:sz="6"/>
-          <w:insideH w:space="0" w:val="single" w:color="000000" w:sz="6"/>
-          <w:insideV w:space="0" w:val="single" w:color="000000" w:sz="6"/>
+          <w:top w:val="single" w:space="0" w:color="000000" w:sz="6"/>
+          <w:left w:val="single" w:space="0" w:color="000000" w:sz="6"/>
+          <w:bottom w:val="single" w:space="0" w:color="000000" w:sz="6"/>
+          <w:right w:val="single" w:space="0" w:color="000000" w:sz="6"/>
+          <w:insideH w:val="single" w:space="0" w:color="000000" w:sz="6"/>
+          <w:insideV w:val="single" w:space="0" w:color="000000" w:sz="6"/>
         </w:tblBorders>
         <w:tblCellMar>
           <w:top w:w="57" w:type="dxa"/>
@@ -8525,14 +8525,14 @@
         </w:trPr>
         <w:tc>
           <w:tcPr>
-            <w:shd w:color="auto" w:val="clear" w:fill="E8E8E8"/>
+            <w:shd w:val="clear" w:color="auto" w:fill="E8E8E8"/>
           </w:tcPr>
           <w:p>
             <w:pPr>
               <w:pStyle w:val="Compact"/>
               <w:jc w:val="left"/>
-              <w:ind w:right="0" w:left="0" w:firstLine="0"/>
-              <w:spacing w:after="40" w:lineRule="auto" w:before="40" w:line="240"/>
+              <w:ind w:left="0" w:firstLine="0" w:right="0"/>
+              <w:spacing w:lineRule="auto" w:before="40" w:after="40" w:line="240"/>
             </w:pPr>
             <w:r>
               <w:rPr>
@@ -8544,14 +8544,14 @@
         </w:tc>
         <w:tc>
           <w:tcPr>
-            <w:shd w:color="auto" w:val="clear" w:fill="E8E8E8"/>
+            <w:shd w:val="clear" w:color="auto" w:fill="E8E8E8"/>
           </w:tcPr>
           <w:p>
             <w:pPr>
               <w:pStyle w:val="Compact"/>
               <w:jc w:val="left"/>
-              <w:ind w:right="0" w:left="0" w:firstLine="0"/>
-              <w:spacing w:after="40" w:lineRule="auto" w:before="40" w:line="240"/>
+              <w:ind w:left="0" w:firstLine="0" w:right="0"/>
+              <w:spacing w:lineRule="auto" w:before="40" w:after="40" w:line="240"/>
             </w:pPr>
             <w:r>
               <w:rPr>
@@ -8563,14 +8563,14 @@
         </w:tc>
         <w:tc>
           <w:tcPr>
-            <w:shd w:color="auto" w:val="clear" w:fill="E8E8E8"/>
+            <w:shd w:val="clear" w:color="auto" w:fill="E8E8E8"/>
           </w:tcPr>
           <w:p>
             <w:pPr>
               <w:pStyle w:val="Compact"/>
               <w:jc w:val="left"/>
-              <w:ind w:right="0" w:left="0" w:firstLine="0"/>
-              <w:spacing w:after="40" w:lineRule="auto" w:before="40" w:line="240"/>
+              <w:ind w:left="0" w:firstLine="0" w:right="0"/>
+              <w:spacing w:lineRule="auto" w:before="40" w:after="40" w:line="240"/>
             </w:pPr>
             <w:r>
               <w:rPr>
@@ -8588,8 +8588,8 @@
             <w:pPr>
               <w:pStyle w:val="Compact"/>
               <w:jc w:val="left"/>
-              <w:ind w:right="0" w:left="0" w:firstLine="0"/>
-              <w:spacing w:after="40" w:lineRule="auto" w:before="40" w:line="240"/>
+              <w:ind w:left="0" w:firstLine="0" w:right="0"/>
+              <w:spacing w:lineRule="auto" w:before="40" w:after="40" w:line="240"/>
             </w:pPr>
             <w:r>
               <w:rPr>
@@ -8605,8 +8605,8 @@
             <w:pPr>
               <w:pStyle w:val="Compact"/>
               <w:jc w:val="left"/>
-              <w:ind w:right="0" w:left="0" w:firstLine="0"/>
-              <w:spacing w:after="40" w:lineRule="auto" w:before="40" w:line="240"/>
+              <w:ind w:left="0" w:firstLine="0" w:right="0"/>
+              <w:spacing w:lineRule="auto" w:before="40" w:after="40" w:line="240"/>
             </w:pPr>
             <w:r>
               <w:rPr>
@@ -8628,8 +8628,8 @@
             <w:pPr>
               <w:pStyle w:val="Compact"/>
               <w:jc w:val="left"/>
-              <w:ind w:right="0" w:left="0" w:firstLine="0"/>
-              <w:spacing w:after="40" w:lineRule="auto" w:before="40" w:line="240"/>
+              <w:ind w:left="0" w:firstLine="0" w:right="0"/>
+              <w:spacing w:lineRule="auto" w:before="40" w:after="40" w:line="240"/>
             </w:pPr>
             <w:r>
               <w:t xml:space="preserve">Modify main document body</w:t>
@@ -8644,8 +8644,8 @@
             <w:pPr>
               <w:pStyle w:val="Compact"/>
               <w:jc w:val="left"/>
-              <w:ind w:right="0" w:left="0" w:firstLine="0"/>
-              <w:spacing w:after="40" w:lineRule="auto" w:before="40" w:line="240"/>
+              <w:ind w:left="0" w:firstLine="0" w:right="0"/>
+              <w:spacing w:lineRule="auto" w:before="40" w:after="40" w:line="240"/>
             </w:pPr>
             <w:r>
               <w:rPr>
@@ -8661,8 +8661,8 @@
             <w:pPr>
               <w:pStyle w:val="Compact"/>
               <w:jc w:val="left"/>
-              <w:ind w:right="0" w:left="0" w:firstLine="0"/>
-              <w:spacing w:after="40" w:lineRule="auto" w:before="40" w:line="240"/>
+              <w:ind w:left="0" w:firstLine="0" w:right="0"/>
+              <w:spacing w:lineRule="auto" w:before="40" w:after="40" w:line="240"/>
             </w:pPr>
             <w:r>
               <w:rPr>
@@ -8684,8 +8684,8 @@
             <w:pPr>
               <w:pStyle w:val="Compact"/>
               <w:jc w:val="left"/>
-              <w:ind w:right="0" w:left="0" w:firstLine="0"/>
-              <w:spacing w:after="40" w:lineRule="auto" w:before="40" w:line="240"/>
+              <w:ind w:left="0" w:firstLine="0" w:right="0"/>
+              <w:spacing w:lineRule="auto" w:before="40" w:after="40" w:line="240"/>
             </w:pPr>
             <w:r>
               <w:t xml:space="preserve">Modify or inject style definitions</w:t>
@@ -8700,8 +8700,8 @@
             <w:pPr>
               <w:pStyle w:val="Compact"/>
               <w:jc w:val="left"/>
-              <w:ind w:right="0" w:left="0" w:firstLine="0"/>
-              <w:spacing w:after="40" w:lineRule="auto" w:before="40" w:line="240"/>
+              <w:ind w:left="0" w:firstLine="0" w:right="0"/>
+              <w:spacing w:lineRule="auto" w:before="40" w:after="40" w:line="240"/>
             </w:pPr>
             <w:r>
               <w:rPr>
@@ -8717,8 +8717,8 @@
             <w:pPr>
               <w:pStyle w:val="Compact"/>
               <w:jc w:val="left"/>
-              <w:ind w:right="0" w:left="0" w:firstLine="0"/>
-              <w:spacing w:after="40" w:lineRule="auto" w:before="40" w:line="240"/>
+              <w:ind w:left="0" w:firstLine="0" w:right="0"/>
+              <w:spacing w:lineRule="auto" w:before="40" w:after="40" w:line="240"/>
             </w:pPr>
             <w:r>
               <w:rPr>
@@ -8740,8 +8740,8 @@
             <w:pPr>
               <w:pStyle w:val="Compact"/>
               <w:jc w:val="left"/>
-              <w:ind w:right="0" w:left="0" w:firstLine="0"/>
-              <w:spacing w:after="40" w:lineRule="auto" w:before="40" w:line="240"/>
+              <w:ind w:left="0" w:firstLine="0" w:right="0"/>
+              <w:spacing w:lineRule="auto" w:before="40" w:after="40" w:line="240"/>
             </w:pPr>
             <w:r>
               <w:t xml:space="preserve">Modify list numbering definitions</w:t>
@@ -8756,8 +8756,8 @@
             <w:pPr>
               <w:pStyle w:val="Compact"/>
               <w:jc w:val="left"/>
-              <w:ind w:right="0" w:left="0" w:firstLine="0"/>
-              <w:spacing w:after="40" w:lineRule="auto" w:before="40" w:line="240"/>
+              <w:ind w:left="0" w:firstLine="0" w:right="0"/>
+              <w:spacing w:lineRule="auto" w:before="40" w:after="40" w:line="240"/>
             </w:pPr>
             <w:r>
               <w:rPr>
@@ -8773,8 +8773,8 @@
             <w:pPr>
               <w:pStyle w:val="Compact"/>
               <w:jc w:val="left"/>
-              <w:ind w:right="0" w:left="0" w:firstLine="0"/>
-              <w:spacing w:after="40" w:lineRule="auto" w:before="40" w:line="240"/>
+              <w:ind w:left="0" w:firstLine="0" w:right="0"/>
+              <w:spacing w:lineRule="auto" w:before="40" w:after="40" w:line="240"/>
             </w:pPr>
             <w:r>
               <w:rPr>
@@ -8796,8 +8796,8 @@
             <w:pPr>
               <w:pStyle w:val="Compact"/>
               <w:jc w:val="left"/>
-              <w:ind w:right="0" w:left="0" w:firstLine="0"/>
-              <w:spacing w:after="40" w:lineRule="auto" w:before="40" w:line="240"/>
+              <w:ind w:left="0" w:firstLine="0" w:right="0"/>
+              <w:spacing w:lineRule="auto" w:before="40" w:after="40" w:line="240"/>
             </w:pPr>
             <w:r>
               <w:t xml:space="preserve">Add content type declarations</w:t>
@@ -8812,8 +8812,8 @@
             <w:pPr>
               <w:pStyle w:val="Compact"/>
               <w:jc w:val="left"/>
-              <w:ind w:right="0" w:left="0" w:firstLine="0"/>
-              <w:spacing w:after="40" w:lineRule="auto" w:before="40" w:line="240"/>
+              <w:ind w:left="0" w:firstLine="0" w:right="0"/>
+              <w:spacing w:lineRule="auto" w:before="40" w:after="40" w:line="240"/>
             </w:pPr>
             <w:r>
               <w:rPr>
@@ -8829,8 +8829,8 @@
             <w:pPr>
               <w:pStyle w:val="Compact"/>
               <w:jc w:val="left"/>
-              <w:ind w:right="0" w:left="0" w:firstLine="0"/>
-              <w:spacing w:after="40" w:lineRule="auto" w:before="40" w:line="240"/>
+              <w:ind w:left="0" w:firstLine="0" w:right="0"/>
+              <w:spacing w:lineRule="auto" w:before="40" w:after="40" w:line="240"/>
             </w:pPr>
             <w:r>
               <w:rPr>
@@ -8852,8 +8852,8 @@
             <w:pPr>
               <w:pStyle w:val="Compact"/>
               <w:jc w:val="left"/>
-              <w:ind w:right="0" w:left="0" w:firstLine="0"/>
-              <w:spacing w:after="40" w:lineRule="auto" w:before="40" w:line="240"/>
+              <w:ind w:left="0" w:firstLine="0" w:right="0"/>
+              <w:spacing w:lineRule="auto" w:before="40" w:after="40" w:line="240"/>
             </w:pPr>
             <w:r>
               <w:t xml:space="preserve">Modify document settings</w:t>
@@ -8868,8 +8868,8 @@
             <w:pPr>
               <w:pStyle w:val="Compact"/>
               <w:jc w:val="left"/>
-              <w:ind w:right="0" w:left="0" w:firstLine="0"/>
-              <w:spacing w:after="40" w:lineRule="auto" w:before="40" w:line="240"/>
+              <w:ind w:left="0" w:firstLine="0" w:right="0"/>
+              <w:spacing w:lineRule="auto" w:before="40" w:after="40" w:line="240"/>
             </w:pPr>
             <w:r>
               <w:rPr>
@@ -8885,8 +8885,8 @@
             <w:pPr>
               <w:pStyle w:val="Compact"/>
               <w:jc w:val="left"/>
-              <w:ind w:right="0" w:left="0" w:firstLine="0"/>
-              <w:spacing w:after="40" w:lineRule="auto" w:before="40" w:line="240"/>
+              <w:ind w:left="0" w:firstLine="0" w:right="0"/>
+              <w:spacing w:lineRule="auto" w:before="40" w:after="40" w:line="240"/>
             </w:pPr>
             <w:r>
               <w:rPr>
@@ -8908,8 +8908,8 @@
             <w:pPr>
               <w:pStyle w:val="Compact"/>
               <w:jc w:val="left"/>
-              <w:ind w:right="0" w:left="0" w:firstLine="0"/>
-              <w:spacing w:after="40" w:lineRule="auto" w:before="40" w:line="240"/>
+              <w:ind w:left="0" w:firstLine="0" w:right="0"/>
+              <w:spacing w:lineRule="auto" w:before="40" w:after="40" w:line="240"/>
             </w:pPr>
             <w:r>
               <w:t xml:space="preserve">Add/modify relationship entries</w:t>
@@ -8924,8 +8924,8 @@
             <w:pPr>
               <w:pStyle w:val="Compact"/>
               <w:jc w:val="left"/>
-              <w:ind w:right="0" w:left="0" w:firstLine="0"/>
-              <w:spacing w:after="40" w:lineRule="auto" w:before="40" w:line="240"/>
+              <w:ind w:left="0" w:firstLine="0" w:right="0"/>
+              <w:spacing w:lineRule="auto" w:before="40" w:after="40" w:line="240"/>
             </w:pPr>
             <w:r>
               <w:rPr>
@@ -8941,8 +8941,8 @@
             <w:pPr>
               <w:pStyle w:val="Compact"/>
               <w:jc w:val="left"/>
-              <w:ind w:right="0" w:left="0" w:firstLine="0"/>
-              <w:spacing w:after="40" w:lineRule="auto" w:before="40" w:line="240"/>
+              <w:ind w:left="0" w:firstLine="0" w:right="0"/>
+              <w:spacing w:lineRule="auto" w:before="40" w:after="40" w:line="240"/>
             </w:pPr>
             <w:r>
               <w:t xml:space="preserve">Temp directory path</w:t>
@@ -8955,8 +8955,8 @@
             <w:pPr>
               <w:pStyle w:val="Compact"/>
               <w:jc w:val="left"/>
-              <w:ind w:right="0" w:left="0" w:firstLine="0"/>
-              <w:spacing w:after="40" w:lineRule="auto" w:before="40" w:line="240"/>
+              <w:ind w:left="0" w:firstLine="0" w:right="0"/>
+              <w:spacing w:lineRule="auto" w:before="40" w:after="40" w:line="240"/>
             </w:pPr>
             <w:r>
               <w:t xml:space="preserve">Create new parts (headers, footers)</w:t>
@@ -9009,7 +9009,7 @@
     </w:p>
     <w:p>
       <w:pPr>
-        <w:spacing w:after="0" w:lineRule="exact" w:line="20" w:before="0"/>
+        <w:spacing w:after="0" w:line="20" w:before="0" w:lineRule="exact"/>
         <w:rPr>
           <w:sz w:val="2"/>
         </w:rPr>
@@ -9783,7 +9783,7 @@
     </w:p>
     <w:p>
       <w:pPr>
-        <w:spacing w:after="0" w:lineRule="exact" w:line="20" w:before="0"/>
+        <w:spacing w:after="0" w:line="20" w:before="0" w:lineRule="exact"/>
         <w:rPr>
           <w:sz w:val="2"/>
         </w:rPr>
@@ -9825,12 +9825,12 @@
         <w:tblLook w:firstRow="1" w:lastRow="0" w:firstColumn="0" w:lastColumn="0" w:noHBand="0" w:noVBand="0" w:val="0020"/>
         <w:jc w:val="start"/>
         <w:tblBorders>
-          <w:top w:space="0" w:val="single" w:color="000000" w:sz="6"/>
-          <w:left w:space="0" w:val="single" w:color="000000" w:sz="6"/>
-          <w:bottom w:space="0" w:val="single" w:color="000000" w:sz="6"/>
-          <w:right w:space="0" w:val="single" w:color="000000" w:sz="6"/>
-          <w:insideH w:space="0" w:val="single" w:color="000000" w:sz="6"/>
-          <w:insideV w:space="0" w:val="single" w:color="000000" w:sz="6"/>
+          <w:top w:val="single" w:space="0" w:color="000000" w:sz="6"/>
+          <w:left w:val="single" w:space="0" w:color="000000" w:sz="6"/>
+          <w:bottom w:val="single" w:space="0" w:color="000000" w:sz="6"/>
+          <w:right w:val="single" w:space="0" w:color="000000" w:sz="6"/>
+          <w:insideH w:val="single" w:space="0" w:color="000000" w:sz="6"/>
+          <w:insideV w:val="single" w:space="0" w:color="000000" w:sz="6"/>
         </w:tblBorders>
         <w:tblCellMar>
           <w:top w:w="57" w:type="dxa"/>
@@ -9849,14 +9849,14 @@
         </w:trPr>
         <w:tc>
           <w:tcPr>
-            <w:shd w:color="auto" w:val="clear" w:fill="E8E8E8"/>
+            <w:shd w:val="clear" w:color="auto" w:fill="E8E8E8"/>
           </w:tcPr>
           <w:p>
             <w:pPr>
               <w:pStyle w:val="Compact"/>
               <w:jc w:val="left"/>
-              <w:ind w:right="0" w:left="0" w:firstLine="0"/>
-              <w:spacing w:after="40" w:lineRule="auto" w:before="40" w:line="240"/>
+              <w:ind w:left="0" w:firstLine="0" w:right="0"/>
+              <w:spacing w:lineRule="auto" w:before="40" w:after="40" w:line="240"/>
             </w:pPr>
             <w:r>
               <w:rPr>
@@ -9868,14 +9868,14 @@
         </w:tc>
         <w:tc>
           <w:tcPr>
-            <w:shd w:color="auto" w:val="clear" w:fill="E8E8E8"/>
+            <w:shd w:val="clear" w:color="auto" w:fill="E8E8E8"/>
           </w:tcPr>
           <w:p>
             <w:pPr>
               <w:pStyle w:val="Compact"/>
               <w:jc w:val="left"/>
-              <w:ind w:right="0" w:left="0" w:firstLine="0"/>
-              <w:spacing w:after="40" w:lineRule="auto" w:before="40" w:line="240"/>
+              <w:ind w:left="0" w:firstLine="0" w:right="0"/>
+              <w:spacing w:lineRule="auto" w:before="40" w:after="40" w:line="240"/>
             </w:pPr>
             <w:r>
               <w:rPr>
@@ -9893,8 +9893,8 @@
             <w:pPr>
               <w:pStyle w:val="Compact"/>
               <w:jc w:val="left"/>
-              <w:ind w:right="0" w:left="0" w:firstLine="0"/>
-              <w:spacing w:after="40" w:lineRule="auto" w:before="40" w:line="240"/>
+              <w:ind w:left="0" w:firstLine="0" w:right="0"/>
+              <w:spacing w:lineRule="auto" w:before="40" w:after="40" w:line="240"/>
             </w:pPr>
             <w:r>
               <w:rPr>
@@ -9910,8 +9910,8 @@
             <w:pPr>
               <w:pStyle w:val="Compact"/>
               <w:jc w:val="left"/>
-              <w:ind w:right="0" w:left="0" w:firstLine="0"/>
-              <w:spacing w:after="40" w:lineRule="auto" w:before="40" w:line="240"/>
+              <w:ind w:left="0" w:firstLine="0" w:right="0"/>
+              <w:spacing w:lineRule="auto" w:before="40" w:after="40" w:line="240"/>
             </w:pPr>
             <w:r>
               <w:t xml:space="preserve">OOXML page break</w:t>
@@ -9926,8 +9926,8 @@
             <w:pPr>
               <w:pStyle w:val="Compact"/>
               <w:jc w:val="left"/>
-              <w:ind w:right="0" w:left="0" w:firstLine="0"/>
-              <w:spacing w:after="40" w:lineRule="auto" w:before="40" w:line="240"/>
+              <w:ind w:left="0" w:firstLine="0" w:right="0"/>
+              <w:spacing w:lineRule="auto" w:before="40" w:after="40" w:line="240"/>
             </w:pPr>
             <w:r>
               <w:rPr>
@@ -9943,8 +9943,8 @@
             <w:pPr>
               <w:pStyle w:val="Compact"/>
               <w:jc w:val="left"/>
-              <w:ind w:right="0" w:left="0" w:firstLine="0"/>
-              <w:spacing w:after="40" w:lineRule="auto" w:before="40" w:line="240"/>
+              <w:ind w:left="0" w:firstLine="0" w:right="0"/>
+              <w:spacing w:lineRule="auto" w:before="40" w:after="40" w:line="240"/>
             </w:pPr>
             <w:r>
               <w:t xml:space="preserve">OOXML spacing (in twips)</w:t>
@@ -9959,8 +9959,8 @@
             <w:pPr>
               <w:pStyle w:val="Compact"/>
               <w:jc w:val="left"/>
-              <w:ind w:right="0" w:left="0" w:firstLine="0"/>
-              <w:spacing w:after="40" w:lineRule="auto" w:before="40" w:line="240"/>
+              <w:ind w:left="0" w:firstLine="0" w:right="0"/>
+              <w:spacing w:lineRule="auto" w:before="40" w:after="40" w:line="240"/>
             </w:pPr>
             <w:r>
               <w:rPr>
@@ -9976,8 +9976,8 @@
             <w:pPr>
               <w:pStyle w:val="Compact"/>
               <w:jc w:val="left"/>
-              <w:ind w:right="0" w:left="0" w:firstLine="0"/>
-              <w:spacing w:after="40" w:lineRule="auto" w:before="40" w:line="240"/>
+              <w:ind w:left="0" w:firstLine="0" w:right="0"/>
+              <w:spacing w:lineRule="auto" w:before="40" w:after="40" w:line="240"/>
             </w:pPr>
             <w:r>
               <w:t xml:space="preserve">OOXML bookmark start</w:t>
@@ -9992,8 +9992,8 @@
             <w:pPr>
               <w:pStyle w:val="Compact"/>
               <w:jc w:val="left"/>
-              <w:ind w:right="0" w:left="0" w:firstLine="0"/>
-              <w:spacing w:after="40" w:lineRule="auto" w:before="40" w:line="240"/>
+              <w:ind w:left="0" w:firstLine="0" w:right="0"/>
+              <w:spacing w:lineRule="auto" w:before="40" w:after="40" w:line="240"/>
             </w:pPr>
             <w:r>
               <w:rPr>
@@ -10015,8 +10015,8 @@
             <w:pPr>
               <w:pStyle w:val="Compact"/>
               <w:jc w:val="left"/>
-              <w:ind w:right="0" w:left="0" w:firstLine="0"/>
-              <w:spacing w:after="40" w:lineRule="auto" w:before="40" w:line="240"/>
+              <w:ind w:left="0" w:firstLine="0" w:right="0"/>
+              <w:spacing w:lineRule="auto" w:before="40" w:after="40" w:line="240"/>
             </w:pPr>
             <w:r>
               <w:t xml:space="preserve">OOXML math element (native</w:t>
@@ -10046,8 +10046,8 @@
             <w:pPr>
               <w:pStyle w:val="Compact"/>
               <w:jc w:val="left"/>
-              <w:ind w:right="0" w:left="0" w:firstLine="0"/>
-              <w:spacing w:after="40" w:lineRule="auto" w:before="40" w:line="240"/>
+              <w:ind w:left="0" w:firstLine="0" w:right="0"/>
+              <w:spacing w:lineRule="auto" w:before="40" w:after="40" w:line="240"/>
             </w:pPr>
             <w:r>
               <w:rPr>
@@ -10063,8 +10063,8 @@
             <w:pPr>
               <w:pStyle w:val="Compact"/>
               <w:jc w:val="left"/>
-              <w:ind w:right="0" w:left="0" w:firstLine="0"/>
-              <w:spacing w:after="40" w:lineRule="auto" w:before="40" w:line="240"/>
+              <w:ind w:left="0" w:firstLine="0" w:right="0"/>
+              <w:spacing w:lineRule="auto" w:before="40" w:after="40" w:line="240"/>
             </w:pPr>
             <w:r>
               <w:t xml:space="preserve">OOXML caption with SEQ field</w:t>
@@ -10079,8 +10079,8 @@
             <w:pPr>
               <w:pStyle w:val="Compact"/>
               <w:jc w:val="left"/>
-              <w:ind w:right="0" w:left="0" w:firstLine="0"/>
-              <w:spacing w:after="40" w:lineRule="auto" w:before="40" w:line="240"/>
+              <w:ind w:left="0" w:firstLine="0" w:right="0"/>
+              <w:spacing w:lineRule="auto" w:before="40" w:after="40" w:line="240"/>
             </w:pPr>
             <w:r>
               <w:rPr>
@@ -10096,8 +10096,8 @@
             <w:pPr>
               <w:pStyle w:val="Compact"/>
               <w:jc w:val="left"/>
-              <w:ind w:right="0" w:left="0" w:firstLine="0"/>
-              <w:spacing w:after="40" w:lineRule="auto" w:before="40" w:line="240"/>
+              <w:ind w:left="0" w:firstLine="0" w:right="0"/>
+              <w:spacing w:lineRule="auto" w:before="40" w:after="40" w:line="240"/>
             </w:pPr>
             <w:r>
               <w:t xml:space="preserve">OOXML numbered equation with tab layout</w:t>
@@ -10112,8 +10112,8 @@
             <w:pPr>
               <w:pStyle w:val="Compact"/>
               <w:jc w:val="left"/>
-              <w:ind w:right="0" w:left="0" w:firstLine="0"/>
-              <w:spacing w:after="40" w:lineRule="auto" w:before="40" w:line="240"/>
+              <w:ind w:left="0" w:firstLine="0" w:right="0"/>
+              <w:spacing w:lineRule="auto" w:before="40" w:after="40" w:line="240"/>
             </w:pPr>
             <w:r>
               <w:rPr>
@@ -10129,8 +10129,8 @@
             <w:pPr>
               <w:pStyle w:val="Compact"/>
               <w:jc w:val="left"/>
-              <w:ind w:right="0" w:left="0" w:firstLine="0"/>
-              <w:spacing w:after="40" w:lineRule="auto" w:before="40" w:line="240"/>
+              <w:ind w:left="0" w:firstLine="0" w:right="0"/>
+              <w:spacing w:lineRule="auto" w:before="40" w:after="40" w:line="240"/>
             </w:pPr>
             <w:r>
               <w:t xml:space="preserve">Position markers for postprocessor</w:t>
@@ -10145,8 +10145,8 @@
             <w:pPr>
               <w:pStyle w:val="Compact"/>
               <w:jc w:val="left"/>
-              <w:ind w:right="0" w:left="0" w:firstLine="0"/>
-              <w:spacing w:after="40" w:lineRule="auto" w:before="40" w:line="240"/>
+              <w:ind w:left="0" w:firstLine="0" w:right="0"/>
+              <w:spacing w:lineRule="auto" w:before="40" w:after="40" w:line="240"/>
             </w:pPr>
             <w:r>
               <w:rPr>
@@ -10183,8 +10183,8 @@
             <w:pPr>
               <w:pStyle w:val="Compact"/>
               <w:jc w:val="left"/>
-              <w:ind w:right="0" w:left="0" w:firstLine="0"/>
-              <w:spacing w:after="40" w:lineRule="auto" w:before="40" w:line="240"/>
+              <w:ind w:left="0" w:firstLine="0" w:right="0"/>
+              <w:spacing w:lineRule="auto" w:before="40" w:after="40" w:line="240"/>
             </w:pPr>
             <w:r>
               <w:t xml:space="preserve">Rewritten to</w:t>
@@ -10295,7 +10295,7 @@
     </w:p>
     <w:p>
       <w:pPr>
-        <w:spacing w:after="0" w:lineRule="exact" w:line="20" w:before="0"/>
+        <w:spacing w:after="0" w:line="20" w:before="0" w:lineRule="exact"/>
         <w:rPr>
           <w:sz w:val="2"/>
         </w:rPr>
@@ -10747,7 +10747,7 @@
     </w:p>
     <w:p>
       <w:pPr>
-        <w:spacing w:after="0" w:lineRule="exact" w:line="20" w:before="0"/>
+        <w:spacing w:after="0" w:line="20" w:before="0" w:lineRule="exact"/>
         <w:rPr>
           <w:sz w:val="2"/>
         </w:rPr>
@@ -10836,17 +10836,17 @@
 </file>
 
 <file path=word/footer1.xml><?xml version="1.0" encoding="utf-8"?>
-<w:ftr xmlns:w="http://schemas.openxmlformats.org/wordprocessingml/2006/main" xmlns:r="http://schemas.openxmlformats.org/officeDocument/2006/relationships">
+<w:ftr xmlns:r="http://schemas.openxmlformats.org/officeDocument/2006/relationships" xmlns:w="http://schemas.openxmlformats.org/wordprocessingml/2006/main">
   <w:tbl>
     <w:tblPr>
       <w:tblW w:w="5000" w:type="pct"/>
       <w:tblBorders>
-        <w:top w:space="1" w:val="single" w:color="CCCCCC" w:sz="4"/>
-        <w:bottom w:space="0" w:val="none" w:color="auto" w:sz="0"/>
-        <w:left w:space="0" w:val="none" w:color="auto" w:sz="0"/>
-        <w:right w:space="0" w:val="none" w:color="auto" w:sz="0"/>
-        <w:insideH w:space="0" w:val="none" w:color="auto" w:sz="0"/>
-        <w:insideV w:space="0" w:val="none" w:color="auto" w:sz="0"/>
+        <w:top w:val="single" w:space="1" w:color="CCCCCC" w:sz="4"/>
+        <w:bottom w:val="none" w:space="0" w:color="auto" w:sz="0"/>
+        <w:left w:val="none" w:space="0" w:color="auto" w:sz="0"/>
+        <w:right w:val="none" w:space="0" w:color="auto" w:sz="0"/>
+        <w:insideH w:val="none" w:space="0" w:color="auto" w:sz="0"/>
+        <w:insideV w:val="none" w:space="0" w:color="auto" w:sz="0"/>
       </w:tblBorders>
       <w:tblLayout w:type="fixed"/>
     </w:tblPr>
@@ -10962,7 +10962,7 @@
 </file>
 
 <file path=word/header1.xml><?xml version="1.0" encoding="utf-8"?>
-<w:hdr xmlns:w="http://schemas.openxmlformats.org/wordprocessingml/2006/main" xmlns:r="http://schemas.openxmlformats.org/officeDocument/2006/relationships">
+<w:hdr xmlns:r="http://schemas.openxmlformats.org/officeDocument/2006/relationships" xmlns:w="http://schemas.openxmlformats.org/wordprocessingml/2006/main">
   <w:p>
     <w:pPr>
       <w:pStyle w:val="Header"/>
@@ -10972,7 +10972,7 @@
 </file>
 
 <file path=word/header2.xml><?xml version="1.0" encoding="utf-8"?>
-<w:hdr xmlns:w="http://schemas.openxmlformats.org/wordprocessingml/2006/main" xmlns:r="http://schemas.openxmlformats.org/officeDocument/2006/relationships">
+<w:hdr xmlns:r="http://schemas.openxmlformats.org/officeDocument/2006/relationships" xmlns:w="http://schemas.openxmlformats.org/wordprocessingml/2006/main">
   <w:p>
     <w:pPr>
       <w:pStyle w:val="Header"/>
@@ -11015,7 +11015,7 @@
       <w:lvlText w:val="%1"/>
       <w:lvlJc w:val="left"/>
       <w:pPr>
-        <w:ind w:hanging="0" w:left="0"/>
+        <w:ind w:left="0" w:hanging="0"/>
       </w:pPr>
     </w:lvl>
     <w:lvl w:ilvl="1">
@@ -11027,7 +11027,7 @@
       <w:lvlText w:val="%1.%2"/>
       <w:lvlJc w:val="left"/>
       <w:pPr>
-        <w:ind w:hanging="0" w:left="0"/>
+        <w:ind w:left="0" w:hanging="0"/>
       </w:pPr>
     </w:lvl>
     <w:lvl w:ilvl="2">
@@ -11039,7 +11039,7 @@
       <w:lvlText w:val="%1.%2.%3"/>
       <w:lvlJc w:val="left"/>
       <w:pPr>
-        <w:ind w:hanging="0" w:left="0"/>
+        <w:ind w:left="0" w:hanging="0"/>
       </w:pPr>
     </w:lvl>
     <w:lvl w:ilvl="3">
@@ -11051,7 +11051,7 @@
       <w:lvlText w:val="%1.%2.%3.%4"/>
       <w:lvlJc w:val="left"/>
       <w:pPr>
-        <w:ind w:hanging="0" w:left="0"/>
+        <w:ind w:left="0" w:hanging="0"/>
       </w:pPr>
     </w:lvl>
     <w:lvl w:ilvl="4">
@@ -11063,7 +11063,7 @@
       <w:lvlText w:val="%1.%2.%3.%4.%5"/>
       <w:lvlJc w:val="left"/>
       <w:pPr>
-        <w:ind w:hanging="0" w:left="0"/>
+        <w:ind w:left="0" w:hanging="0"/>
       </w:pPr>
     </w:lvl>
   </w:abstractNum>
@@ -12166,18 +12166,18 @@
     <w:basedOn w:val="VerbatimChar"/>
     <w:rPr/>
   </w:style>
-  <w:style w:styleId="SpecObjectHeader" w:customStyle="1" w:type="paragraph">
+  <w:style w:type="paragraph" w:customStyle="1" w:styleId="SpecObjectHeader">
     <w:name w:val="Spec Object Header"/>
     <w:basedOn w:val="Normal"/>
     <w:next w:val="FirstParagraph"/>
     <w:qFormat/>
     <w:pPr>
       <w:keepNext/>
-      <w:spacing w:after="120" w:lineRule="auto" w:before="280" w:line="276"/>
+      <w:spacing w:lineRule="auto" w:before="280" w:after="120" w:line="276"/>
       <w:outlineLvl w:val="0"/>
     </w:pPr>
     <w:rPr>
-      <w:rFonts w:hAnsi="Calibri Light" w:cs="Calibri Light" w:ascii="Calibri Light"/>
+      <w:rFonts w:cs="Calibri Light" w:hAnsi="Calibri Light" w:ascii="Calibri Light"/>
       <w:b/>
       <w:bCs/>
       <w:color w:val="0F4C64"/>
